--- a/DOCs/Roteiro de desenvolvimento ver 5.0.docx
+++ b/DOCs/Roteiro de desenvolvimento ver 5.0.docx
@@ -1,6 +1,6 @@
 
 <file path=word/document.xml><?xml version="1.0" encoding="utf-8"?>
-<w:document xmlns:wpc="http://schemas.microsoft.com/office/word/2010/wordprocessingCanvas" xmlns:mc="http://schemas.openxmlformats.org/markup-compatibility/2006" xmlns:o="urn:schemas-microsoft-com:office:office" xmlns:r="http://schemas.openxmlformats.org/officeDocument/2006/relationships" xmlns:m="http://schemas.openxmlformats.org/officeDocument/2006/math" xmlns:v="urn:schemas-microsoft-com:vml" xmlns:wp14="http://schemas.microsoft.com/office/word/2010/wordprocessingDrawing" xmlns:wp="http://schemas.openxmlformats.org/drawingml/2006/wordprocessingDrawing" xmlns:w10="urn:schemas-microsoft-com:office:word" xmlns:w="http://schemas.openxmlformats.org/wordprocessingml/2006/main" xmlns:w14="http://schemas.microsoft.com/office/word/2010/wordml" xmlns:wpg="http://schemas.microsoft.com/office/word/2010/wordprocessingGroup" xmlns:wpi="http://schemas.microsoft.com/office/word/2010/wordprocessingInk" xmlns:wne="http://schemas.microsoft.com/office/word/2006/wordml" xmlns:wps="http://schemas.microsoft.com/office/word/2010/wordprocessingShape" mc:Ignorable="w14 wp14">
+<w:document xmlns:wpc="http://schemas.microsoft.com/office/word/2010/wordprocessingCanvas" xmlns:cx="http://schemas.microsoft.com/office/drawing/2014/chartex" xmlns:cx1="http://schemas.microsoft.com/office/drawing/2015/9/8/chartex" xmlns:cx2="http://schemas.microsoft.com/office/drawing/2015/10/21/chartex" xmlns:cx3="http://schemas.microsoft.com/office/drawing/2016/5/9/chartex" xmlns:cx4="http://schemas.microsoft.com/office/drawing/2016/5/10/chartex" xmlns:cx5="http://schemas.microsoft.com/office/drawing/2016/5/11/chartex" xmlns:cx6="http://schemas.microsoft.com/office/drawing/2016/5/12/chartex" xmlns:cx7="http://schemas.microsoft.com/office/drawing/2016/5/13/chartex" xmlns:cx8="http://schemas.microsoft.com/office/drawing/2016/5/14/chartex" xmlns:mc="http://schemas.openxmlformats.org/markup-compatibility/2006" xmlns:aink="http://schemas.microsoft.com/office/drawing/2016/ink" xmlns:am3d="http://schemas.microsoft.com/office/drawing/2017/model3d" xmlns:o="urn:schemas-microsoft-com:office:office" xmlns:oel="http://schemas.microsoft.com/office/2019/extlst" xmlns:r="http://schemas.openxmlformats.org/officeDocument/2006/relationships" xmlns:m="http://schemas.openxmlformats.org/officeDocument/2006/math" xmlns:v="urn:schemas-microsoft-com:vml" xmlns:wp14="http://schemas.microsoft.com/office/word/2010/wordprocessingDrawing" xmlns:wp="http://schemas.openxmlformats.org/drawingml/2006/wordprocessingDrawing" xmlns:w10="urn:schemas-microsoft-com:office:word" xmlns:w="http://schemas.openxmlformats.org/wordprocessingml/2006/main" xmlns:w14="http://schemas.microsoft.com/office/word/2010/wordml" xmlns:w15="http://schemas.microsoft.com/office/word/2012/wordml" xmlns:w16cex="http://schemas.microsoft.com/office/word/2018/wordml/cex" xmlns:w16cid="http://schemas.microsoft.com/office/word/2016/wordml/cid" xmlns:w16="http://schemas.microsoft.com/office/word/2018/wordml" xmlns:w16du="http://schemas.microsoft.com/office/word/2023/wordml/word16du" xmlns:w16sdtdh="http://schemas.microsoft.com/office/word/2020/wordml/sdtdatahash" xmlns:w16sdtfl="http://schemas.microsoft.com/office/word/2024/wordml/sdtformatlock" xmlns:w16se="http://schemas.microsoft.com/office/word/2015/wordml/symex" xmlns:wpg="http://schemas.microsoft.com/office/word/2010/wordprocessingGroup" xmlns:wpi="http://schemas.microsoft.com/office/word/2010/wordprocessingInk" xmlns:wne="http://schemas.microsoft.com/office/word/2006/wordml" xmlns:wps="http://schemas.microsoft.com/office/word/2010/wordprocessingShape" mc:Ignorable="w14 w15 w16se w16cid w16 w16cex w16sdtdh w16sdtfl w16du wp14">
   <w:body>
     <w:p>
       <w:pPr>
@@ -20,21 +20,7 @@
         <w:rPr>
           <w:b/>
         </w:rPr>
-        <w:t xml:space="preserve"> Técnico </w:t>
-      </w:r>
-      <w:proofErr w:type="gramStart"/>
-      <w:r>
-        <w:rPr>
-          <w:b/>
-        </w:rPr>
-        <w:t>v5.</w:t>
-      </w:r>
-      <w:proofErr w:type="gramEnd"/>
-      <w:r>
-        <w:rPr>
-          <w:b/>
-        </w:rPr>
-        <w:t>0: GSC-</w:t>
+        <w:t xml:space="preserve"> Técnico v5.0: GSC-</w:t>
       </w:r>
       <w:proofErr w:type="spellStart"/>
       <w:r>
@@ -47,31 +33,13 @@
     </w:p>
     <w:p>
       <w:r>
-        <w:t xml:space="preserve">Status: Revisado e Alinhado | Foco: Gestão Completa (Operação + </w:t>
-      </w:r>
-      <w:proofErr w:type="spellStart"/>
-      <w:r>
-        <w:t>Backoffice</w:t>
-      </w:r>
-      <w:proofErr w:type="spellEnd"/>
-      <w:r>
-        <w:t xml:space="preserve">) | </w:t>
-      </w:r>
-      <w:proofErr w:type="spellStart"/>
-      <w:r>
-        <w:t>Stack</w:t>
-      </w:r>
-      <w:proofErr w:type="spellEnd"/>
-      <w:r>
-        <w:t xml:space="preserve">: </w:t>
-      </w:r>
-      <w:proofErr w:type="spellStart"/>
-      <w:proofErr w:type="gramStart"/>
+        <w:t xml:space="preserve">Status: Revisado e Alinhado | Foco: Gestão Completa (Operação + Backoffice) | Stack: </w:t>
+      </w:r>
+      <w:proofErr w:type="spellStart"/>
       <w:r>
         <w:t>NestJS</w:t>
       </w:r>
       <w:proofErr w:type="spellEnd"/>
-      <w:proofErr w:type="gramEnd"/>
       <w:r>
         <w:t xml:space="preserve"> + </w:t>
       </w:r>
@@ -102,293 +70,221 @@
           <w:b/>
           <w:sz w:val="24"/>
         </w:rPr>
-        <w:t xml:space="preserve">Fase </w:t>
-      </w:r>
-      <w:proofErr w:type="gramStart"/>
+        <w:t>Fase 1: Fundação &amp; Segurança (</w:t>
+      </w:r>
+      <w:proofErr w:type="spellStart"/>
       <w:r>
         <w:rPr>
           <w:b/>
           <w:sz w:val="24"/>
         </w:rPr>
-        <w:t>1</w:t>
-      </w:r>
-      <w:proofErr w:type="gramEnd"/>
+        <w:t>Identity</w:t>
+      </w:r>
+      <w:proofErr w:type="spellEnd"/>
       <w:r>
         <w:rPr>
           <w:b/>
           <w:sz w:val="24"/>
         </w:rPr>
-        <w:t>: Fundação &amp; Segurança (</w:t>
-      </w:r>
-      <w:proofErr w:type="spellStart"/>
-      <w:r>
+        <w:t xml:space="preserve"> &amp; Access) - [CONCLUÍDO]</w:t>
+      </w:r>
+    </w:p>
+    <w:p>
+      <w:r>
+        <w:t xml:space="preserve">Objetivo: </w:t>
+      </w:r>
+      <w:r>
+        <w:t>Preparar</w:t>
+      </w:r>
+      <w:r>
+        <w:t xml:space="preserve"> o terreno para múltiplos perfis de usuário e blindar a API.</w:t>
+      </w:r>
+    </w:p>
+    <w:p>
+      <w:pPr>
+        <w:rPr>
+          <w:u w:val="single"/>
+        </w:rPr>
+      </w:pPr>
+    </w:p>
+    <w:p>
+      <w:r>
+        <w:t xml:space="preserve">[x] Setup Node.js + </w:t>
+      </w:r>
+      <w:proofErr w:type="spellStart"/>
+      <w:r>
+        <w:t>NestJS</w:t>
+      </w:r>
+      <w:proofErr w:type="spellEnd"/>
+      <w:r>
+        <w:t xml:space="preserve"> + </w:t>
+      </w:r>
+      <w:proofErr w:type="spellStart"/>
+      <w:r>
+        <w:t>SQLite</w:t>
+      </w:r>
+      <w:proofErr w:type="spellEnd"/>
+      <w:r>
+        <w:t xml:space="preserve"> configurado.</w:t>
+      </w:r>
+    </w:p>
+    <w:p/>
+    <w:p>
+      <w:r>
+        <w:t xml:space="preserve">[x] Inicialização do </w:t>
+      </w:r>
+      <w:proofErr w:type="spellStart"/>
+      <w:r>
+        <w:t>NestJS</w:t>
+      </w:r>
+      <w:proofErr w:type="spellEnd"/>
+      <w:r>
+        <w:t xml:space="preserve"> (projeto api-</w:t>
+      </w:r>
+      <w:proofErr w:type="spellStart"/>
+      <w:r>
+        <w:t>assetguard</w:t>
+      </w:r>
+      <w:proofErr w:type="spellEnd"/>
+      <w:r>
+        <w:t xml:space="preserve"> criado).</w:t>
+      </w:r>
+    </w:p>
+    <w:p/>
+    <w:p>
+      <w:r>
+        <w:t>[x] Configuração do Banco de Dados (</w:t>
+      </w:r>
+      <w:proofErr w:type="spellStart"/>
+      <w:r>
+        <w:t>SQLite</w:t>
+      </w:r>
+      <w:proofErr w:type="spellEnd"/>
+      <w:r>
+        <w:t xml:space="preserve"> com </w:t>
+      </w:r>
+      <w:proofErr w:type="spellStart"/>
+      <w:r>
+        <w:t>TypeORM</w:t>
+      </w:r>
+      <w:proofErr w:type="spellEnd"/>
+      <w:r>
+        <w:t xml:space="preserve"> rodando em disco local).</w:t>
+      </w:r>
+    </w:p>
+    <w:p/>
+    <w:p>
+      <w:r>
+        <w:t>[x] Módulo de Autenticação (</w:t>
+      </w:r>
+      <w:proofErr w:type="spellStart"/>
+      <w:r>
+        <w:t>Auth</w:t>
+      </w:r>
+      <w:proofErr w:type="spellEnd"/>
+      <w:r>
+        <w:t xml:space="preserve">) implementado com JWT e validação de </w:t>
+      </w:r>
+      <w:proofErr w:type="spellStart"/>
+      <w:r>
+        <w:t>hash</w:t>
+      </w:r>
+      <w:proofErr w:type="spellEnd"/>
+      <w:r>
+        <w:t xml:space="preserve"> (</w:t>
+      </w:r>
+      <w:proofErr w:type="spellStart"/>
+      <w:r>
+        <w:t>bcrypt</w:t>
+      </w:r>
+      <w:proofErr w:type="spellEnd"/>
+      <w:r>
+        <w:t>).</w:t>
+      </w:r>
+    </w:p>
+    <w:p/>
+    <w:p>
+      <w:r>
+        <w:t xml:space="preserve">[x] Proteção de rotas via </w:t>
+      </w:r>
+      <w:proofErr w:type="spellStart"/>
+      <w:r>
+        <w:t>Guards</w:t>
+      </w:r>
+      <w:proofErr w:type="spellEnd"/>
+      <w:r>
+        <w:t xml:space="preserve"> configurada no </w:t>
+      </w:r>
+      <w:proofErr w:type="spellStart"/>
+      <w:r>
+        <w:t>NestJS</w:t>
+      </w:r>
+      <w:proofErr w:type="spellEnd"/>
+      <w:r>
+        <w:t>.</w:t>
+      </w:r>
+    </w:p>
+    <w:p/>
+    <w:p>
+      <w:r>
+        <w:t xml:space="preserve">[x] Tabela </w:t>
+      </w:r>
+      <w:proofErr w:type="spellStart"/>
+      <w:r>
+        <w:t>User</w:t>
+      </w:r>
+      <w:proofErr w:type="spellEnd"/>
+      <w:r>
+        <w:t xml:space="preserve"> (Administradores) criada e operante (Injeção de usuário admin via script Python realizada).</w:t>
+      </w:r>
+    </w:p>
+    <w:p/>
+    <w:p>
+      <w:pPr>
         <w:rPr>
           <w:b/>
           <w:sz w:val="24"/>
         </w:rPr>
-        <w:t>Identity</w:t>
-      </w:r>
-      <w:proofErr w:type="spellEnd"/>
+      </w:pPr>
       <w:r>
         <w:rPr>
           <w:b/>
           <w:sz w:val="24"/>
         </w:rPr>
-        <w:t xml:space="preserve"> &amp; Access) - [CONCLUÍDO]</w:t>
-      </w:r>
-    </w:p>
-    <w:p>
-      <w:r>
-        <w:t xml:space="preserve">Objetivo: </w:t>
-      </w:r>
-      <w:r>
-        <w:t>Preparar</w:t>
-      </w:r>
-      <w:r>
-        <w:t xml:space="preserve"> o terreno para múltiplos perfis de usuário e blindar a API.</w:t>
-      </w:r>
-    </w:p>
-    <w:p>
-      <w:pPr>
-        <w:rPr>
-          <w:u w:val="single"/>
-        </w:rPr>
-      </w:pPr>
-    </w:p>
-    <w:p>
-      <w:r>
-        <w:t xml:space="preserve">[x] Setup </w:t>
-      </w:r>
-      <w:proofErr w:type="gramStart"/>
-      <w:r>
-        <w:t>Node.</w:t>
-      </w:r>
-      <w:proofErr w:type="gramEnd"/>
-      <w:r>
-        <w:t xml:space="preserve">js + </w:t>
-      </w:r>
-      <w:proofErr w:type="spellStart"/>
-      <w:r>
-        <w:t>NestJS</w:t>
-      </w:r>
-      <w:proofErr w:type="spellEnd"/>
-      <w:r>
-        <w:t xml:space="preserve"> + </w:t>
-      </w:r>
-      <w:proofErr w:type="spellStart"/>
-      <w:r>
-        <w:t>SQLite</w:t>
-      </w:r>
-      <w:proofErr w:type="spellEnd"/>
-      <w:r>
-        <w:t xml:space="preserve"> configurado.</w:t>
+        <w:t>Fase 2: Modelagem de Dados Adaptada - [EM ANDAMENTO]</w:t>
+      </w:r>
+    </w:p>
+    <w:p>
+      <w:r>
+        <w:t>Objetivo: Refletir a realidade física da operação logística no banco de dados.</w:t>
       </w:r>
     </w:p>
     <w:p/>
     <w:p>
       <w:r>
-        <w:t xml:space="preserve">[x] Inicialização do </w:t>
-      </w:r>
-      <w:proofErr w:type="spellStart"/>
-      <w:proofErr w:type="gramStart"/>
-      <w:r>
-        <w:t>NestJS</w:t>
-      </w:r>
-      <w:proofErr w:type="spellEnd"/>
-      <w:proofErr w:type="gramEnd"/>
-      <w:r>
-        <w:t xml:space="preserve"> (projeto </w:t>
-      </w:r>
-      <w:proofErr w:type="spellStart"/>
-      <w:r>
-        <w:t>api-assetguard</w:t>
-      </w:r>
-      <w:proofErr w:type="spellEnd"/>
-      <w:r>
-        <w:t xml:space="preserve"> criado).</w:t>
+        <w:t xml:space="preserve">[x] Entidade </w:t>
+      </w:r>
+      <w:proofErr w:type="spellStart"/>
+      <w:r>
+        <w:t>Asset</w:t>
+      </w:r>
+      <w:proofErr w:type="spellEnd"/>
+      <w:r>
+        <w:t xml:space="preserve"> (Ativo/Coletor) concluída:</w:t>
       </w:r>
     </w:p>
     <w:p/>
     <w:p>
       <w:r>
-        <w:t>[x] Configuração do Banco de Dados (</w:t>
-      </w:r>
-      <w:proofErr w:type="spellStart"/>
-      <w:proofErr w:type="gramStart"/>
-      <w:r>
-        <w:t>SQLite</w:t>
-      </w:r>
-      <w:proofErr w:type="spellEnd"/>
-      <w:proofErr w:type="gramEnd"/>
-      <w:r>
-        <w:t xml:space="preserve"> com </w:t>
-      </w:r>
-      <w:proofErr w:type="spellStart"/>
-      <w:r>
-        <w:t>TypeORM</w:t>
-      </w:r>
-      <w:proofErr w:type="spellEnd"/>
-      <w:r>
-        <w:t xml:space="preserve"> rodando em disco local).</w:t>
-      </w:r>
-    </w:p>
-    <w:p/>
-    <w:p>
-      <w:r>
-        <w:t>[x] Módulo de Autenticação (</w:t>
-      </w:r>
-      <w:proofErr w:type="spellStart"/>
-      <w:r>
-        <w:t>Auth</w:t>
-      </w:r>
-      <w:proofErr w:type="spellEnd"/>
-      <w:r>
-        <w:t xml:space="preserve">) </w:t>
-      </w:r>
-      <w:proofErr w:type="gramStart"/>
-      <w:r>
-        <w:t>implementado</w:t>
-      </w:r>
-      <w:proofErr w:type="gramEnd"/>
-      <w:r>
-        <w:t xml:space="preserve"> com JWT e validação de </w:t>
-      </w:r>
-      <w:proofErr w:type="spellStart"/>
-      <w:r>
-        <w:t>hash</w:t>
-      </w:r>
-      <w:proofErr w:type="spellEnd"/>
-      <w:r>
-        <w:t xml:space="preserve"> (</w:t>
-      </w:r>
-      <w:proofErr w:type="spellStart"/>
-      <w:r>
-        <w:t>bcrypt</w:t>
-      </w:r>
-      <w:proofErr w:type="spellEnd"/>
-      <w:r>
-        <w:t>).</w:t>
-      </w:r>
-    </w:p>
-    <w:p/>
-    <w:p>
-      <w:r>
-        <w:t xml:space="preserve">[x] Proteção de rotas via </w:t>
-      </w:r>
-      <w:proofErr w:type="spellStart"/>
-      <w:r>
-        <w:t>Guards</w:t>
-      </w:r>
-      <w:proofErr w:type="spellEnd"/>
-      <w:r>
-        <w:t xml:space="preserve"> configurada no </w:t>
-      </w:r>
-      <w:proofErr w:type="spellStart"/>
-      <w:proofErr w:type="gramStart"/>
-      <w:r>
-        <w:t>NestJS</w:t>
-      </w:r>
-      <w:proofErr w:type="spellEnd"/>
-      <w:proofErr w:type="gramEnd"/>
-      <w:r>
-        <w:t>.</w:t>
-      </w:r>
-    </w:p>
-    <w:p/>
-    <w:p>
-      <w:r>
-        <w:t xml:space="preserve">[x] Tabela </w:t>
-      </w:r>
-      <w:proofErr w:type="spellStart"/>
-      <w:r>
-        <w:t>User</w:t>
-      </w:r>
-      <w:proofErr w:type="spellEnd"/>
-      <w:r>
-        <w:t xml:space="preserve"> (Administradores) criada e operante (Injeção de usuário </w:t>
-      </w:r>
-      <w:proofErr w:type="spellStart"/>
-      <w:r>
-        <w:t>admin</w:t>
-      </w:r>
-      <w:proofErr w:type="spellEnd"/>
-      <w:r>
-        <w:t xml:space="preserve"> via script Python realizada).</w:t>
-      </w:r>
-    </w:p>
-    <w:p/>
-    <w:p>
-      <w:pPr>
-        <w:rPr>
-          <w:b/>
-          <w:sz w:val="24"/>
-        </w:rPr>
-      </w:pPr>
-      <w:r>
-        <w:rPr>
-          <w:b/>
-          <w:sz w:val="24"/>
-        </w:rPr>
-        <w:t xml:space="preserve">Fase </w:t>
-      </w:r>
-      <w:proofErr w:type="gramStart"/>
-      <w:r>
-        <w:rPr>
-          <w:b/>
-          <w:sz w:val="24"/>
-        </w:rPr>
-        <w:t>2</w:t>
-      </w:r>
-      <w:proofErr w:type="gramEnd"/>
-      <w:r>
-        <w:rPr>
-          <w:b/>
-          <w:sz w:val="24"/>
-        </w:rPr>
-        <w:t>: Modelagem de Dados Adaptada - [EM ANDAMENTO]</w:t>
-      </w:r>
-    </w:p>
-    <w:p>
-      <w:r>
-        <w:t>Objetivo: Refletir a realidade física da operação logística no banco de dados.</w:t>
-      </w:r>
-    </w:p>
-    <w:p/>
-    <w:p>
-      <w:r>
-        <w:t xml:space="preserve">[x] Entidade </w:t>
-      </w:r>
-      <w:proofErr w:type="spellStart"/>
-      <w:r>
-        <w:t>Asset</w:t>
-      </w:r>
-      <w:proofErr w:type="spellEnd"/>
-      <w:r>
-        <w:t xml:space="preserve"> (Ativo/Coletor) concluída:</w:t>
-      </w:r>
-    </w:p>
-    <w:p/>
-    <w:p>
-      <w:r>
         <w:t xml:space="preserve">Campos implementados: id (UUID), </w:t>
       </w:r>
       <w:proofErr w:type="spellStart"/>
-      <w:proofErr w:type="gramStart"/>
       <w:r>
         <w:t>internalId</w:t>
       </w:r>
       <w:proofErr w:type="spellEnd"/>
-      <w:proofErr w:type="gramEnd"/>
-      <w:r>
-        <w:t xml:space="preserve"> (</w:t>
-      </w:r>
-      <w:proofErr w:type="spellStart"/>
-      <w:r>
-        <w:t>Unique</w:t>
-      </w:r>
-      <w:proofErr w:type="spellEnd"/>
-      <w:r>
-        <w:t xml:space="preserve">), </w:t>
+      <w:r>
+        <w:t xml:space="preserve"> (Unique), </w:t>
       </w:r>
       <w:proofErr w:type="spellStart"/>
       <w:r>
@@ -396,23 +292,7 @@
       </w:r>
       <w:proofErr w:type="spellEnd"/>
       <w:r>
-        <w:t xml:space="preserve"> (</w:t>
-      </w:r>
-      <w:proofErr w:type="spellStart"/>
-      <w:r>
-        <w:t>Unique</w:t>
-      </w:r>
-      <w:proofErr w:type="spellEnd"/>
-      <w:r>
-        <w:t xml:space="preserve">), </w:t>
-      </w:r>
-      <w:proofErr w:type="spellStart"/>
-      <w:r>
-        <w:t>model</w:t>
-      </w:r>
-      <w:proofErr w:type="spellEnd"/>
-      <w:r>
-        <w:t xml:space="preserve"> e status (AVAILABLE, IN_USE, MAINTENANCE, OVERDUE).</w:t>
+        <w:t xml:space="preserve"> (Unique), model e status (AVAILABLE, IN_USE, MAINTENANCE, OVERDUE).</w:t>
       </w:r>
     </w:p>
     <w:p/>
@@ -453,7 +333,6 @@
         <w:t xml:space="preserve">Entidade </w:t>
       </w:r>
       <w:proofErr w:type="spellStart"/>
-      <w:proofErr w:type="gramStart"/>
       <w:r>
         <w:rPr>
           <w:b/>
@@ -476,7 +355,6 @@
         </w:rPr>
         <w:t>:</w:t>
       </w:r>
-      <w:proofErr w:type="gramEnd"/>
     </w:p>
     <w:p>
       <w:pPr>
@@ -490,22 +368,12 @@
         <w:t xml:space="preserve">Campos: id, nome, </w:t>
       </w:r>
       <w:proofErr w:type="spellStart"/>
-      <w:proofErr w:type="gramStart"/>
       <w:r>
         <w:t>cpf</w:t>
       </w:r>
       <w:proofErr w:type="spellEnd"/>
-      <w:proofErr w:type="gramEnd"/>
-      <w:r>
-        <w:t xml:space="preserve"> (</w:t>
-      </w:r>
-      <w:proofErr w:type="spellStart"/>
-      <w:r>
-        <w:t>Unique</w:t>
-      </w:r>
-      <w:proofErr w:type="spellEnd"/>
-      <w:r>
-        <w:t>, indexado), turno, ativo (</w:t>
+      <w:r>
+        <w:t xml:space="preserve"> (Unique, indexado), turno, ativo (</w:t>
       </w:r>
       <w:proofErr w:type="spellStart"/>
       <w:r>
@@ -532,15 +400,7 @@
         <w:t>Nota:</w:t>
       </w:r>
       <w:r>
-        <w:t xml:space="preserve"> Não </w:t>
-      </w:r>
-      <w:proofErr w:type="gramStart"/>
-      <w:r>
-        <w:t>deletamos</w:t>
-      </w:r>
-      <w:proofErr w:type="gramEnd"/>
-      <w:r>
-        <w:t xml:space="preserve"> funcionários do banco para não perder o histórico de quem usou o quê. Apenas marcamos ativo: false.</w:t>
+        <w:t xml:space="preserve"> Não deletamos funcionários do banco para não perder o histórico de quem usou o quê. Apenas marcamos ativo: false.</w:t>
       </w:r>
     </w:p>
     <w:p>
@@ -555,21 +415,7 @@
         <w:rPr>
           <w:iCs/>
         </w:rPr>
-        <w:t xml:space="preserve">Sanitização de </w:t>
-      </w:r>
-      <w:proofErr w:type="gramStart"/>
-      <w:r>
-        <w:rPr>
-          <w:iCs/>
-        </w:rPr>
-        <w:t>CPF(</w:t>
-      </w:r>
-      <w:proofErr w:type="gramEnd"/>
-      <w:r>
-        <w:rPr>
-          <w:iCs/>
-        </w:rPr>
-        <w:t>Fase 2/4)</w:t>
+        <w:t>Sanitização de CPF(Fase 2/4)</w:t>
       </w:r>
       <w:r>
         <w:rPr>
@@ -635,45 +481,19 @@
           <w:b/>
           <w:bCs/>
         </w:rPr>
-        <w:t xml:space="preserve">] Entidade </w:t>
-      </w:r>
-      <w:proofErr w:type="spellStart"/>
-      <w:r>
-        <w:rPr>
-          <w:b/>
-          <w:bCs/>
-        </w:rPr>
-        <w:t>Movement</w:t>
-      </w:r>
-      <w:proofErr w:type="spellEnd"/>
-      <w:r>
-        <w:rPr>
-          <w:b/>
-          <w:bCs/>
-        </w:rPr>
-        <w:t>:</w:t>
+        <w:t>] Entidade Movement:</w:t>
       </w:r>
       <w:r>
         <w:t xml:space="preserve"> </w:t>
       </w:r>
       <w:r>
-        <w:t xml:space="preserve">Aqui deve ser </w:t>
-      </w:r>
-      <w:proofErr w:type="gramStart"/>
-      <w:r>
-        <w:t>implementada</w:t>
-      </w:r>
-      <w:proofErr w:type="gramEnd"/>
-      <w:r>
-        <w:t xml:space="preserve"> uma trava de duplicidade de ativo e uma trava de duplicidade de usuário. No </w:t>
-      </w:r>
-      <w:proofErr w:type="spellStart"/>
-      <w:proofErr w:type="gramStart"/>
+        <w:t xml:space="preserve">Aqui deve ser implementada uma trava de duplicidade de ativo e uma trava de duplicidade de usuário. No </w:t>
+      </w:r>
+      <w:proofErr w:type="spellStart"/>
       <w:r>
         <w:t>TypeORM</w:t>
       </w:r>
       <w:proofErr w:type="spellEnd"/>
-      <w:proofErr w:type="gramEnd"/>
       <w:r>
         <w:t xml:space="preserve"> (</w:t>
       </w:r>
@@ -683,15 +503,7 @@
       </w:r>
       <w:proofErr w:type="spellEnd"/>
       <w:r>
-        <w:t xml:space="preserve">), a classe </w:t>
-      </w:r>
-      <w:proofErr w:type="spellStart"/>
-      <w:r>
-        <w:t>Movement</w:t>
-      </w:r>
-      <w:proofErr w:type="spellEnd"/>
-      <w:r>
-        <w:t xml:space="preserve"> terá a seguinte estrutura:</w:t>
+        <w:t>), a classe Movement terá a seguinte estrutura:</w:t>
       </w:r>
     </w:p>
     <w:p>
@@ -702,13 +514,8 @@
           <w:numId w:val="3"/>
         </w:numPr>
       </w:pPr>
-      <w:proofErr w:type="gramStart"/>
-      <w:r>
-        <w:t>id</w:t>
-      </w:r>
-      <w:proofErr w:type="gramEnd"/>
-      <w:r>
-        <w:t xml:space="preserve"> (UUID ou </w:t>
+      <w:r>
+        <w:t xml:space="preserve">id (UUID ou </w:t>
       </w:r>
       <w:proofErr w:type="spellStart"/>
       <w:r>
@@ -728,12 +535,10 @@
         </w:numPr>
       </w:pPr>
       <w:proofErr w:type="spellStart"/>
-      <w:proofErr w:type="gramStart"/>
       <w:r>
         <w:t>collaboratorId</w:t>
       </w:r>
       <w:proofErr w:type="spellEnd"/>
-      <w:proofErr w:type="gramEnd"/>
       <w:r>
         <w:t xml:space="preserve"> (</w:t>
       </w:r>
@@ -763,15 +568,7 @@
         </w:numPr>
       </w:pPr>
       <w:r>
-        <w:t xml:space="preserve">Mudança </w:t>
-      </w:r>
-      <w:proofErr w:type="gramStart"/>
-      <w:r>
-        <w:t>v3.</w:t>
-      </w:r>
-      <w:proofErr w:type="gramEnd"/>
-      <w:r>
-        <w:t>0: Agora aponta para o ID do colaborador que foi validado via CPF.</w:t>
+        <w:t>Mudança v3.0: Agora aponta para o ID do colaborador que foi validado via CPF.</w:t>
       </w:r>
     </w:p>
     <w:p>
@@ -783,12 +580,10 @@
         </w:numPr>
       </w:pPr>
       <w:proofErr w:type="spellStart"/>
-      <w:proofErr w:type="gramStart"/>
       <w:r>
         <w:t>assetId</w:t>
       </w:r>
       <w:proofErr w:type="spellEnd"/>
-      <w:proofErr w:type="gramEnd"/>
       <w:r>
         <w:t xml:space="preserve"> (</w:t>
       </w:r>
@@ -818,15 +613,7 @@
         </w:numPr>
       </w:pPr>
       <w:r>
-        <w:t xml:space="preserve">Mudança </w:t>
-      </w:r>
-      <w:proofErr w:type="gramStart"/>
-      <w:r>
-        <w:t>v3.</w:t>
-      </w:r>
-      <w:proofErr w:type="gramEnd"/>
-      <w:r>
-        <w:t xml:space="preserve">0: Aponta para o ID do ativo (que possui o </w:t>
+        <w:t xml:space="preserve">Mudança v3.0: Aponta para o ID do ativo (que possui o </w:t>
       </w:r>
       <w:proofErr w:type="spellStart"/>
       <w:r>
@@ -846,12 +633,10 @@
         </w:numPr>
       </w:pPr>
       <w:proofErr w:type="spellStart"/>
-      <w:proofErr w:type="gramStart"/>
       <w:r>
         <w:t>checkOutAt</w:t>
       </w:r>
       <w:proofErr w:type="spellEnd"/>
-      <w:proofErr w:type="gramEnd"/>
       <w:r>
         <w:t xml:space="preserve"> (</w:t>
       </w:r>
@@ -885,12 +670,10 @@
         </w:numPr>
       </w:pPr>
       <w:proofErr w:type="spellStart"/>
-      <w:proofErr w:type="gramStart"/>
       <w:r>
         <w:t>checkInAt</w:t>
       </w:r>
       <w:proofErr w:type="spellEnd"/>
-      <w:proofErr w:type="gramEnd"/>
       <w:r>
         <w:t xml:space="preserve"> (</w:t>
       </w:r>
@@ -932,22 +715,12 @@
         </w:numPr>
       </w:pPr>
       <w:proofErr w:type="spellStart"/>
-      <w:proofErr w:type="gramStart"/>
       <w:r>
         <w:t>returnCondition</w:t>
       </w:r>
       <w:proofErr w:type="spellEnd"/>
-      <w:proofErr w:type="gramEnd"/>
-      <w:r>
-        <w:t xml:space="preserve"> (</w:t>
-      </w:r>
-      <w:proofErr w:type="spellStart"/>
-      <w:r>
-        <w:t>Enum</w:t>
-      </w:r>
-      <w:proofErr w:type="spellEnd"/>
-      <w:r>
-        <w:t>): Estado físico na devolução.</w:t>
+      <w:r>
+        <w:t xml:space="preserve"> (Enum): Estado físico na devolução.</w:t>
       </w:r>
     </w:p>
     <w:p>
@@ -971,23 +744,7 @@
         </w:numPr>
       </w:pPr>
       <w:r>
-        <w:t>Padrão: NULL na criação (</w:t>
-      </w:r>
-      <w:proofErr w:type="spellStart"/>
-      <w:r>
-        <w:t>checkout</w:t>
-      </w:r>
-      <w:proofErr w:type="spellEnd"/>
-      <w:r>
-        <w:t xml:space="preserve">), preenchido apenas no </w:t>
-      </w:r>
-      <w:proofErr w:type="spellStart"/>
-      <w:r>
-        <w:t>update</w:t>
-      </w:r>
-      <w:proofErr w:type="spellEnd"/>
-      <w:r>
-        <w:t xml:space="preserve"> (</w:t>
+        <w:t>Padrão: NULL na criação (checkout), preenchido apenas no update (</w:t>
       </w:r>
       <w:proofErr w:type="spellStart"/>
       <w:r>
@@ -1007,12 +764,10 @@
         </w:numPr>
       </w:pPr>
       <w:proofErr w:type="spellStart"/>
-      <w:proofErr w:type="gramStart"/>
       <w:r>
         <w:t>observation</w:t>
       </w:r>
       <w:proofErr w:type="spellEnd"/>
-      <w:proofErr w:type="gramEnd"/>
       <w:r>
         <w:t xml:space="preserve"> (</w:t>
       </w:r>
@@ -1056,39 +811,7 @@
           <w:b/>
           <w:sz w:val="24"/>
         </w:rPr>
-        <w:t xml:space="preserve">Fase </w:t>
-      </w:r>
-      <w:proofErr w:type="gramStart"/>
-      <w:r>
-        <w:rPr>
-          <w:b/>
-          <w:sz w:val="24"/>
-        </w:rPr>
-        <w:t>3</w:t>
-      </w:r>
-      <w:proofErr w:type="gramEnd"/>
-      <w:r>
-        <w:rPr>
-          <w:b/>
-          <w:sz w:val="24"/>
-        </w:rPr>
-        <w:t xml:space="preserve">: </w:t>
-      </w:r>
-      <w:proofErr w:type="spellStart"/>
-      <w:r>
-        <w:rPr>
-          <w:b/>
-          <w:sz w:val="24"/>
-        </w:rPr>
-        <w:t>Backoffice</w:t>
-      </w:r>
-      <w:proofErr w:type="spellEnd"/>
-      <w:r>
-        <w:rPr>
-          <w:b/>
-          <w:sz w:val="24"/>
-        </w:rPr>
-        <w:t xml:space="preserve"> (Gestão de Cadastros) - [PENDENTE]</w:t>
+        <w:t>Fase 3: Backoffice (Gestão de Cadastros) - [PENDENTE]</w:t>
       </w:r>
     </w:p>
     <w:p>
@@ -1104,15 +827,20 @@
         </w:numPr>
         <w:spacing w:after="160" w:line="278" w:lineRule="auto"/>
       </w:pPr>
-      <w:proofErr w:type="gramStart"/>
-      <w:r>
-        <w:rPr>
-          <w:b/>
-          <w:bCs/>
-        </w:rPr>
-        <w:t xml:space="preserve">[ </w:t>
-      </w:r>
-      <w:proofErr w:type="gramEnd"/>
+      <w:r>
+        <w:rPr>
+          <w:b/>
+          <w:bCs/>
+        </w:rPr>
+        <w:t>[</w:t>
+      </w:r>
+      <w:r>
+        <w:rPr>
+          <w:b/>
+          <w:bCs/>
+        </w:rPr>
+        <w:t>x</w:t>
+      </w:r>
       <w:r>
         <w:rPr>
           <w:b/>
@@ -1184,15 +912,20 @@
         </w:numPr>
         <w:spacing w:after="160" w:line="278" w:lineRule="auto"/>
       </w:pPr>
-      <w:proofErr w:type="gramStart"/>
-      <w:r>
-        <w:rPr>
-          <w:b/>
-          <w:bCs/>
-        </w:rPr>
-        <w:t xml:space="preserve">[ </w:t>
-      </w:r>
-      <w:proofErr w:type="gramEnd"/>
+      <w:r>
+        <w:rPr>
+          <w:b/>
+          <w:bCs/>
+        </w:rPr>
+        <w:t>[</w:t>
+      </w:r>
+      <w:r>
+        <w:rPr>
+          <w:b/>
+          <w:bCs/>
+        </w:rPr>
+        <w:t>x</w:t>
+      </w:r>
       <w:r>
         <w:rPr>
           <w:b/>
@@ -1213,14 +946,20 @@
         <w:t xml:space="preserve">Tela de Cadastro: TI insere o </w:t>
       </w:r>
       <w:proofErr w:type="spellStart"/>
+      <w:r>
+        <w:t>serialNumber</w:t>
+      </w:r>
+      <w:proofErr w:type="spellEnd"/>
+      <w:r>
+        <w:t xml:space="preserve"> </w:t>
+      </w:r>
       <w:proofErr w:type="gramStart"/>
       <w:r>
-        <w:t>serialNumber</w:t>
-      </w:r>
-      <w:proofErr w:type="spellEnd"/>
+        <w:t>e Modelo</w:t>
+      </w:r>
       <w:proofErr w:type="gramEnd"/>
       <w:r>
-        <w:t xml:space="preserve"> e Modelo.</w:t>
+        <w:t>.</w:t>
       </w:r>
     </w:p>
     <w:p>
@@ -1231,21 +970,12 @@
           <w:numId w:val="7"/>
         </w:numPr>
       </w:pPr>
-      <w:proofErr w:type="gramStart"/>
-      <w:r>
-        <w:rPr>
-          <w:b/>
-          <w:bCs/>
-        </w:rPr>
-        <w:t xml:space="preserve">[ </w:t>
-      </w:r>
-      <w:proofErr w:type="gramEnd"/>
-      <w:r>
-        <w:rPr>
-          <w:b/>
-          <w:bCs/>
-        </w:rPr>
-        <w:t xml:space="preserve">] </w:t>
+      <w:r>
+        <w:rPr>
+          <w:b/>
+          <w:bCs/>
+        </w:rPr>
+        <w:t xml:space="preserve">[ ] </w:t>
       </w:r>
       <w:r>
         <w:rPr>
@@ -1319,15 +1049,7 @@
         </w:numPr>
       </w:pPr>
       <w:r>
-        <w:t xml:space="preserve">A Estratégia de Impressão (Fase </w:t>
-      </w:r>
-      <w:proofErr w:type="gramStart"/>
-      <w:r>
-        <w:t>3</w:t>
-      </w:r>
-      <w:proofErr w:type="gramEnd"/>
-      <w:r>
-        <w:t>):</w:t>
+        <w:t>A Estratégia de Impressão (Fase 3):</w:t>
       </w:r>
     </w:p>
     <w:p>
@@ -1352,39 +1074,31 @@
     </w:p>
     <w:p>
       <w:r>
-        <w:t xml:space="preserve">A Solução: Quando chegarmos </w:t>
+        <w:t xml:space="preserve">A Solução: Quando chegarmos na Fase 3, focaremos em gerar um PDF limpo pelo </w:t>
+      </w:r>
+      <w:proofErr w:type="spellStart"/>
+      <w:r>
+        <w:t>Backend</w:t>
+      </w:r>
+      <w:proofErr w:type="spellEnd"/>
+      <w:r>
+        <w:t xml:space="preserve"> (</w:t>
+      </w:r>
+      <w:proofErr w:type="spellStart"/>
+      <w:r>
+        <w:t>NestJS</w:t>
+      </w:r>
+      <w:proofErr w:type="spellEnd"/>
+      <w:r>
+        <w:t>) ou usar CSS específico (@</w:t>
       </w:r>
       <w:proofErr w:type="gramStart"/>
       <w:r>
-        <w:t>na</w:t>
+        <w:t>media</w:t>
       </w:r>
       <w:proofErr w:type="gramEnd"/>
       <w:r>
-        <w:t xml:space="preserve"> Fase 3, focaremos em gerar um PDF limpo pelo </w:t>
-      </w:r>
-      <w:proofErr w:type="spellStart"/>
-      <w:r>
-        <w:t>Backend</w:t>
-      </w:r>
-      <w:proofErr w:type="spellEnd"/>
-      <w:r>
-        <w:t xml:space="preserve"> (</w:t>
-      </w:r>
-      <w:proofErr w:type="spellStart"/>
-      <w:r>
-        <w:t>NestJS</w:t>
-      </w:r>
-      <w:proofErr w:type="spellEnd"/>
-      <w:r>
-        <w:t xml:space="preserve">) ou usar CSS específico (@media </w:t>
-      </w:r>
-      <w:proofErr w:type="spellStart"/>
-      <w:r>
-        <w:t>print</w:t>
-      </w:r>
-      <w:proofErr w:type="spellEnd"/>
-      <w:r>
-        <w:t>) para garantir que a etiqueta saia perfeita na Zebra/</w:t>
+        <w:t xml:space="preserve"> print) para garantir que a etiqueta saia perfeita na Zebra/</w:t>
       </w:r>
       <w:proofErr w:type="spellStart"/>
       <w:r>
@@ -1396,6 +1110,375 @@
       </w:r>
     </w:p>
     <w:p>
+      <w:r>
+        <w:rPr>
+          <w:b/>
+          <w:bCs/>
+        </w:rPr>
+        <w:t>1. Gestão de Colaboradores (O alvo imediato):</w:t>
+      </w:r>
+    </w:p>
+    <w:p>
+      <w:pPr>
+        <w:numPr>
+          <w:ilvl w:val="0"/>
+          <w:numId w:val="16"/>
+        </w:numPr>
+      </w:pPr>
+      <w:r>
+        <w:rPr>
+          <w:b/>
+          <w:bCs/>
+        </w:rPr>
+        <w:t>Listagem e Busca:</w:t>
+      </w:r>
+      <w:r>
+        <w:t xml:space="preserve"> Um </w:t>
+      </w:r>
+      <w:proofErr w:type="spellStart"/>
+      <w:r>
+        <w:t>endpoint</w:t>
+      </w:r>
+      <w:proofErr w:type="spellEnd"/>
+      <w:r>
+        <w:t xml:space="preserve"> GET /</w:t>
+      </w:r>
+      <w:proofErr w:type="spellStart"/>
+      <w:r>
+        <w:t>collaborators</w:t>
+      </w:r>
+      <w:proofErr w:type="spellEnd"/>
+      <w:r>
+        <w:t xml:space="preserve"> que aceite parâmetros na URL (</w:t>
+      </w:r>
+      <w:proofErr w:type="spellStart"/>
+      <w:r>
+        <w:t>ex</w:t>
+      </w:r>
+      <w:proofErr w:type="spellEnd"/>
+      <w:r>
+        <w:t>: ?</w:t>
+      </w:r>
+      <w:proofErr w:type="spellStart"/>
+      <w:r>
+        <w:t>search</w:t>
+      </w:r>
+      <w:proofErr w:type="spellEnd"/>
+      <w:r>
+        <w:t>=</w:t>
+      </w:r>
+      <w:proofErr w:type="spellStart"/>
+      <w:r>
+        <w:t>joao</w:t>
+      </w:r>
+      <w:proofErr w:type="spellEnd"/>
+      <w:r>
+        <w:t xml:space="preserve"> ou ?</w:t>
+      </w:r>
+      <w:proofErr w:type="spellStart"/>
+      <w:r>
+        <w:t>search</w:t>
+      </w:r>
+      <w:proofErr w:type="spellEnd"/>
+      <w:r>
+        <w:t>=12345678900) para filtrar no banco.</w:t>
+      </w:r>
+    </w:p>
+    <w:p>
+      <w:pPr>
+        <w:numPr>
+          <w:ilvl w:val="0"/>
+          <w:numId w:val="16"/>
+        </w:numPr>
+      </w:pPr>
+      <w:r>
+        <w:rPr>
+          <w:b/>
+          <w:bCs/>
+        </w:rPr>
+        <w:t>Novo Colaborador:</w:t>
+      </w:r>
+      <w:r>
+        <w:t xml:space="preserve"> Já temos o esqueleto do POST /</w:t>
+      </w:r>
+      <w:proofErr w:type="spellStart"/>
+      <w:r>
+        <w:t>collaborators</w:t>
+      </w:r>
+      <w:proofErr w:type="spellEnd"/>
+      <w:r>
+        <w:t xml:space="preserve"> da Fase 2. Vamos apenas garantir que a sanitização do CPF (remoção de pontos e traços) esteja implementada com o </w:t>
+      </w:r>
+      <w:proofErr w:type="spellStart"/>
+      <w:r>
+        <w:t>class-transformer</w:t>
+      </w:r>
+      <w:proofErr w:type="spellEnd"/>
+      <w:r>
+        <w:t xml:space="preserve"> de forma elegante.</w:t>
+      </w:r>
+    </w:p>
+    <w:p>
+      <w:pPr>
+        <w:numPr>
+          <w:ilvl w:val="0"/>
+          <w:numId w:val="16"/>
+        </w:numPr>
+      </w:pPr>
+      <w:r>
+        <w:rPr>
+          <w:b/>
+          <w:bCs/>
+        </w:rPr>
+        <w:t>Desativar:</w:t>
+      </w:r>
+      <w:r>
+        <w:t xml:space="preserve"> Um </w:t>
+      </w:r>
+      <w:proofErr w:type="spellStart"/>
+      <w:r>
+        <w:t>endpoint</w:t>
+      </w:r>
+      <w:proofErr w:type="spellEnd"/>
+      <w:r>
+        <w:t xml:space="preserve"> PATCH /</w:t>
+      </w:r>
+      <w:proofErr w:type="spellStart"/>
+      <w:r>
+        <w:t>collaborators</w:t>
+      </w:r>
+      <w:proofErr w:type="spellEnd"/>
+      <w:r>
+        <w:t>/:id/</w:t>
+      </w:r>
+      <w:proofErr w:type="spellStart"/>
+      <w:r>
+        <w:t>deactivate</w:t>
+      </w:r>
+      <w:proofErr w:type="spellEnd"/>
+      <w:r>
+        <w:t xml:space="preserve">. Em vez de dar um DELETE (que apagaria o histórico logístico do funcionário), nós faremos o </w:t>
+      </w:r>
+      <w:r>
+        <w:rPr>
+          <w:i/>
+          <w:iCs/>
+        </w:rPr>
+        <w:t>Soft Delete</w:t>
+      </w:r>
+      <w:r>
+        <w:t>, apenas mudando a coluna ativo para false.</w:t>
+      </w:r>
+    </w:p>
+    <w:p>
+      <w:pPr>
+        <w:numPr>
+          <w:ilvl w:val="0"/>
+          <w:numId w:val="16"/>
+        </w:numPr>
+      </w:pPr>
+      <w:r>
+        <w:rPr>
+          <w:b/>
+          <w:bCs/>
+        </w:rPr>
+        <w:t>Ativar:</w:t>
+      </w:r>
+      <w:r>
+        <w:t xml:space="preserve"> Foi criada uma rota espelho da de desativar para realizar a reativação</w:t>
+      </w:r>
+    </w:p>
+    <w:p>
+      <w:pPr>
+        <w:numPr>
+          <w:ilvl w:val="0"/>
+          <w:numId w:val="16"/>
+        </w:numPr>
+      </w:pPr>
+      <w:r>
+        <w:rPr>
+          <w:b/>
+          <w:bCs/>
+        </w:rPr>
+        <w:lastRenderedPageBreak/>
+        <w:t>Importação CSV:</w:t>
+      </w:r>
+      <w:r>
+        <w:t xml:space="preserve"> Um </w:t>
+      </w:r>
+      <w:proofErr w:type="spellStart"/>
+      <w:r>
+        <w:t>endpoint</w:t>
+      </w:r>
+      <w:proofErr w:type="spellEnd"/>
+      <w:r>
+        <w:t xml:space="preserve"> POST /</w:t>
+      </w:r>
+      <w:proofErr w:type="spellStart"/>
+      <w:r>
+        <w:t>collaborators</w:t>
+      </w:r>
+      <w:proofErr w:type="spellEnd"/>
+      <w:r>
+        <w:t>/</w:t>
+      </w:r>
+      <w:proofErr w:type="spellStart"/>
+      <w:r>
+        <w:t>import</w:t>
+      </w:r>
+      <w:proofErr w:type="spellEnd"/>
+      <w:r>
+        <w:t xml:space="preserve"> preparado para receber um arquivo físico e processar as linhas em lote.</w:t>
+      </w:r>
+    </w:p>
+    <w:p>
+      <w:r>
+        <w:rPr>
+          <w:b/>
+          <w:bCs/>
+        </w:rPr>
+        <w:t xml:space="preserve">2. Gestão de Ativos e Etiquetas (Visão de Infraestrutura e </w:t>
+      </w:r>
+      <w:proofErr w:type="spellStart"/>
+      <w:r>
+        <w:rPr>
+          <w:b/>
+          <w:bCs/>
+        </w:rPr>
+        <w:t>DevOps</w:t>
+      </w:r>
+      <w:proofErr w:type="spellEnd"/>
+      <w:r>
+        <w:rPr>
+          <w:b/>
+          <w:bCs/>
+        </w:rPr>
+        <w:t>):</w:t>
+      </w:r>
+    </w:p>
+    <w:p>
+      <w:pPr>
+        <w:numPr>
+          <w:ilvl w:val="0"/>
+          <w:numId w:val="17"/>
+        </w:numPr>
+      </w:pPr>
+      <w:proofErr w:type="spellStart"/>
+      <w:proofErr w:type="gramStart"/>
+      <w:r>
+        <w:rPr>
+          <w:b/>
+          <w:bCs/>
+        </w:rPr>
+        <w:t>Auto-incremento</w:t>
+      </w:r>
+      <w:proofErr w:type="spellEnd"/>
+      <w:proofErr w:type="gramEnd"/>
+      <w:r>
+        <w:rPr>
+          <w:b/>
+          <w:bCs/>
+        </w:rPr>
+        <w:t xml:space="preserve"> Inteligente:</w:t>
+      </w:r>
+      <w:r>
+        <w:t xml:space="preserve"> No POST /</w:t>
+      </w:r>
+      <w:proofErr w:type="spellStart"/>
+      <w:r>
+        <w:t>assets</w:t>
+      </w:r>
+      <w:proofErr w:type="spellEnd"/>
+      <w:r>
+        <w:t xml:space="preserve">, a API terá que ir ao banco, descobrir qual foi o último </w:t>
+      </w:r>
+      <w:proofErr w:type="spellStart"/>
+      <w:r>
+        <w:t>internalId</w:t>
+      </w:r>
+      <w:proofErr w:type="spellEnd"/>
+      <w:r>
+        <w:t xml:space="preserve"> gerado e somar +1 (</w:t>
+      </w:r>
+      <w:proofErr w:type="spellStart"/>
+      <w:r>
+        <w:t>ex</w:t>
+      </w:r>
+      <w:proofErr w:type="spellEnd"/>
+      <w:r>
+        <w:t>: se o último foi 050, ele gera o 051) antes de salvar.</w:t>
+      </w:r>
+    </w:p>
+    <w:p>
+      <w:pPr>
+        <w:numPr>
+          <w:ilvl w:val="0"/>
+          <w:numId w:val="17"/>
+        </w:numPr>
+      </w:pPr>
+      <w:r>
+        <w:rPr>
+          <w:b/>
+          <w:bCs/>
+        </w:rPr>
+        <w:t>Impressão:</w:t>
+      </w:r>
+      <w:r>
+        <w:t xml:space="preserve"> O seu </w:t>
+      </w:r>
+      <w:proofErr w:type="spellStart"/>
+      <w:r>
+        <w:t>roadmap</w:t>
+      </w:r>
+      <w:proofErr w:type="spellEnd"/>
+      <w:r>
+        <w:t xml:space="preserve"> cita gerar um PDF limpo pelo </w:t>
+      </w:r>
+      <w:proofErr w:type="spellStart"/>
+      <w:r>
+        <w:t>backend</w:t>
+      </w:r>
+      <w:proofErr w:type="spellEnd"/>
+      <w:r>
+        <w:t xml:space="preserve"> para não desperdiçar papel. Essa é uma ótima abordagem clássica. Porém, como você atua diretamente com o parque de impressoras da Santa Cruz, nós temos uma oportunidade de ouro aqui para otimização extrema ("por baixo do capô"): em vez de gerar um arquivo PDF pesado, a nossa API pode cuspir diretamente o código nativo </w:t>
+      </w:r>
+      <w:r>
+        <w:rPr>
+          <w:b/>
+          <w:bCs/>
+        </w:rPr>
+        <w:t>ZPL</w:t>
+      </w:r>
+      <w:r>
+        <w:t xml:space="preserve"> (Zebra </w:t>
+      </w:r>
+      <w:proofErr w:type="spellStart"/>
+      <w:r>
+        <w:t>Programming</w:t>
+      </w:r>
+      <w:proofErr w:type="spellEnd"/>
+      <w:r>
+        <w:t xml:space="preserve"> </w:t>
+      </w:r>
+      <w:proofErr w:type="spellStart"/>
+      <w:r>
+        <w:t>Language</w:t>
+      </w:r>
+      <w:proofErr w:type="spellEnd"/>
+      <w:r>
+        <w:t xml:space="preserve">). Dessa forma, a etiqueta térmica sai com precisão milimétrica e processamento quase zero, comunicando-se perfeitamente com a Zebra ou </w:t>
+      </w:r>
+      <w:proofErr w:type="spellStart"/>
+      <w:r>
+        <w:t>Honeywell</w:t>
+      </w:r>
+      <w:proofErr w:type="spellEnd"/>
+      <w:r>
+        <w:t>. Fica como uma carta na manga para explorarmos!</w:t>
+      </w:r>
+    </w:p>
+    <w:p/>
+    <w:p>
       <w:pPr>
         <w:rPr>
           <w:b/>
@@ -1407,23 +1490,7 @@
           <w:b/>
           <w:sz w:val="24"/>
         </w:rPr>
-        <w:t xml:space="preserve">Fase </w:t>
-      </w:r>
-      <w:proofErr w:type="gramStart"/>
-      <w:r>
-        <w:rPr>
-          <w:b/>
-          <w:sz w:val="24"/>
-        </w:rPr>
-        <w:t>4</w:t>
-      </w:r>
-      <w:proofErr w:type="gramEnd"/>
-      <w:r>
-        <w:rPr>
-          <w:b/>
-          <w:sz w:val="24"/>
-        </w:rPr>
-        <w:t xml:space="preserve">: O Quiosque (Operação Diária </w:t>
+        <w:t xml:space="preserve">Fase 4: O Quiosque (Operação Diária </w:t>
       </w:r>
       <w:proofErr w:type="spellStart"/>
       <w:r>
@@ -1471,37 +1538,12 @@
           <w:numId w:val="10"/>
         </w:numPr>
       </w:pPr>
-      <w:proofErr w:type="gramStart"/>
-      <w:r>
-        <w:rPr>
-          <w:b/>
-          <w:bCs/>
-        </w:rPr>
-        <w:t xml:space="preserve">[ </w:t>
-      </w:r>
-      <w:proofErr w:type="gramEnd"/>
-      <w:r>
-        <w:rPr>
-          <w:b/>
-          <w:bCs/>
-        </w:rPr>
-        <w:t xml:space="preserve">] Setup </w:t>
-      </w:r>
-      <w:proofErr w:type="spellStart"/>
-      <w:r>
-        <w:rPr>
-          <w:b/>
-          <w:bCs/>
-        </w:rPr>
-        <w:t>Vite</w:t>
-      </w:r>
-      <w:proofErr w:type="spellEnd"/>
-      <w:r>
-        <w:rPr>
-          <w:b/>
-          <w:bCs/>
-        </w:rPr>
-        <w:t xml:space="preserve"> + </w:t>
+      <w:r>
+        <w:rPr>
+          <w:b/>
+          <w:bCs/>
+        </w:rPr>
+        <w:t xml:space="preserve">[ ] Setup Vite + </w:t>
       </w:r>
       <w:proofErr w:type="spellStart"/>
       <w:r>
@@ -1542,21 +1584,12 @@
         </w:numPr>
         <w:spacing w:after="160" w:line="278" w:lineRule="auto"/>
       </w:pPr>
-      <w:proofErr w:type="gramStart"/>
-      <w:r>
-        <w:rPr>
-          <w:b/>
-          <w:bCs/>
-        </w:rPr>
-        <w:t xml:space="preserve">[ </w:t>
-      </w:r>
-      <w:proofErr w:type="gramEnd"/>
-      <w:r>
-        <w:rPr>
-          <w:b/>
-          <w:bCs/>
-        </w:rPr>
-        <w:t>] Modo Quiosque:</w:t>
+      <w:r>
+        <w:rPr>
+          <w:b/>
+          <w:bCs/>
+        </w:rPr>
+        <w:t>[ ] Modo Quiosque:</w:t>
       </w:r>
       <w:r>
         <w:t xml:space="preserve"> Layout simplificado, botões grandes, feedback visual imediato (Verde/Vermelho) e sons de erro/sucesso (se houver caixa de som).</w:t>
@@ -1570,37 +1603,28 @@
         </w:numPr>
         <w:spacing w:after="160" w:line="278" w:lineRule="auto"/>
       </w:pPr>
-      <w:proofErr w:type="gramStart"/>
-      <w:r>
-        <w:rPr>
-          <w:b/>
-          <w:bCs/>
-        </w:rPr>
-        <w:t xml:space="preserve">[ </w:t>
-      </w:r>
-      <w:proofErr w:type="gramEnd"/>
-      <w:r>
-        <w:rPr>
-          <w:b/>
-          <w:bCs/>
-        </w:rPr>
-        <w:t xml:space="preserve">] Fluxo de </w:t>
-      </w:r>
-      <w:proofErr w:type="spellStart"/>
-      <w:r>
-        <w:rPr>
-          <w:b/>
-          <w:bCs/>
-        </w:rPr>
-        <w:t>Check</w:t>
-      </w:r>
-      <w:proofErr w:type="spellEnd"/>
-      <w:r>
-        <w:rPr>
-          <w:b/>
-          <w:bCs/>
-        </w:rPr>
-        <w:t>-out (Retirada):</w:t>
+      <w:r>
+        <w:rPr>
+          <w:b/>
+          <w:bCs/>
+        </w:rPr>
+        <w:t xml:space="preserve">[ ] Fluxo de </w:t>
+      </w:r>
+      <w:proofErr w:type="spellStart"/>
+      <w:r>
+        <w:rPr>
+          <w:b/>
+          <w:bCs/>
+        </w:rPr>
+        <w:t>Check-out</w:t>
+      </w:r>
+      <w:proofErr w:type="spellEnd"/>
+      <w:r>
+        <w:rPr>
+          <w:b/>
+          <w:bCs/>
+        </w:rPr>
+        <w:t xml:space="preserve"> (Retirada):</w:t>
       </w:r>
     </w:p>
     <w:p>
@@ -1616,23 +1640,7 @@
           <w:b/>
           <w:bCs/>
         </w:rPr>
-        <w:t xml:space="preserve">Input </w:t>
-      </w:r>
-      <w:proofErr w:type="gramStart"/>
-      <w:r>
-        <w:rPr>
-          <w:b/>
-          <w:bCs/>
-        </w:rPr>
-        <w:t>1</w:t>
-      </w:r>
-      <w:proofErr w:type="gramEnd"/>
-      <w:r>
-        <w:rPr>
-          <w:b/>
-          <w:bCs/>
-        </w:rPr>
-        <w:t>:</w:t>
+        <w:t>Input 1:</w:t>
       </w:r>
       <w:r>
         <w:t xml:space="preserve"> Teclado numérico virtual na tela para digitar o </w:t>
@@ -1664,15 +1672,7 @@
         <w:t>Validação:</w:t>
       </w:r>
       <w:r>
-        <w:t xml:space="preserve"> Busca o CPF. Se não achar ou ativo: false</w:t>
-      </w:r>
-      <w:proofErr w:type="gramStart"/>
-      <w:r>
-        <w:t>, bloqueia</w:t>
-      </w:r>
-      <w:proofErr w:type="gramEnd"/>
-      <w:r>
-        <w:t>.</w:t>
+        <w:t xml:space="preserve"> Busca o CPF. Se não achar ou ativo: false, bloqueia.</w:t>
       </w:r>
     </w:p>
     <w:p>
@@ -1688,23 +1688,7 @@
           <w:b/>
           <w:bCs/>
         </w:rPr>
-        <w:t xml:space="preserve">Input </w:t>
-      </w:r>
-      <w:proofErr w:type="gramStart"/>
-      <w:r>
-        <w:rPr>
-          <w:b/>
-          <w:bCs/>
-        </w:rPr>
-        <w:t>2</w:t>
-      </w:r>
-      <w:proofErr w:type="gramEnd"/>
-      <w:r>
-        <w:rPr>
-          <w:b/>
-          <w:bCs/>
-        </w:rPr>
-        <w:t>:</w:t>
+        <w:t>Input 2:</w:t>
       </w:r>
       <w:r>
         <w:t xml:space="preserve"> Foco auto</w:t>
@@ -1721,22 +1705,12 @@
         </w:numPr>
         <w:spacing w:after="160" w:line="278" w:lineRule="auto"/>
       </w:pPr>
-      <w:proofErr w:type="gramStart"/>
-      <w:r>
-        <w:rPr>
-          <w:b/>
-          <w:bCs/>
-        </w:rPr>
-        <w:lastRenderedPageBreak/>
-        <w:t xml:space="preserve">[ </w:t>
-      </w:r>
-      <w:proofErr w:type="gramEnd"/>
-      <w:r>
-        <w:rPr>
-          <w:b/>
-          <w:bCs/>
-        </w:rPr>
-        <w:t>] Fluxo de Check-in (Devolução):</w:t>
+      <w:r>
+        <w:rPr>
+          <w:b/>
+          <w:bCs/>
+        </w:rPr>
+        <w:t>[ ] Fluxo de Check-in (Devolução):</w:t>
       </w:r>
     </w:p>
     <w:p>
@@ -1766,756 +1740,586 @@
     <w:p/>
     <w:p>
       <w:pPr>
-        <w:rPr>
-          <w:b/>
-          <w:bCs/>
+        <w:pStyle w:val="NormalWeb"/>
+      </w:pPr>
+      <w:r>
+        <w:rPr>
+          <w:b/>
+          <w:bCs/>
+        </w:rPr>
+        <w:t>Fase 5: Regras de Negócio &amp; Monitoramento</w:t>
+      </w:r>
+    </w:p>
+    <w:p>
+      <w:pPr>
+        <w:pStyle w:val="NormalWeb"/>
+      </w:pPr>
+      <w:r>
+        <w:rPr>
+          <w:b/>
+          <w:bCs/>
+        </w:rPr>
+        <w:t xml:space="preserve">[x] Fluxo de </w:t>
+      </w:r>
+      <w:proofErr w:type="spellStart"/>
+      <w:r>
+        <w:rPr>
+          <w:b/>
+          <w:bCs/>
+        </w:rPr>
+        <w:t>Check-out</w:t>
+      </w:r>
+      <w:proofErr w:type="spellEnd"/>
+      <w:r>
+        <w:rPr>
+          <w:b/>
+          <w:bCs/>
+        </w:rPr>
+        <w:t xml:space="preserve"> (Retirada):</w:t>
+      </w:r>
+    </w:p>
+    <w:p>
+      <w:pPr>
+        <w:pStyle w:val="NormalWeb"/>
+        <w:numPr>
+          <w:ilvl w:val="0"/>
+          <w:numId w:val="12"/>
+        </w:numPr>
+      </w:pPr>
+      <w:proofErr w:type="spellStart"/>
+      <w:r>
+        <w:t>Endpoint</w:t>
+      </w:r>
+      <w:proofErr w:type="spellEnd"/>
+      <w:r>
+        <w:t xml:space="preserve"> </w:t>
+      </w:r>
+      <w:r>
+        <w:rPr>
+          <w:rStyle w:val="CdigoHTML"/>
+        </w:rPr>
+        <w:t>POST /</w:t>
+      </w:r>
+      <w:proofErr w:type="spellStart"/>
+      <w:r>
+        <w:rPr>
+          <w:rStyle w:val="CdigoHTML"/>
+        </w:rPr>
+        <w:t>movements</w:t>
+      </w:r>
+      <w:proofErr w:type="spellEnd"/>
+      <w:r>
+        <w:rPr>
+          <w:rStyle w:val="CdigoHTML"/>
+        </w:rPr>
+        <w:t>/checkout</w:t>
+      </w:r>
+      <w:r>
+        <w:t xml:space="preserve"> construído e protegido por autenticação (JWT).</w:t>
+      </w:r>
+    </w:p>
+    <w:p>
+      <w:pPr>
+        <w:pStyle w:val="NormalWeb"/>
+        <w:numPr>
+          <w:ilvl w:val="0"/>
+          <w:numId w:val="12"/>
+        </w:numPr>
+      </w:pPr>
+      <w:r>
+        <w:lastRenderedPageBreak/>
+        <w:t xml:space="preserve">Validação 1 operante: O sistema barra a retirada se o status do ativo for diferente de </w:t>
+      </w:r>
+      <w:r>
+        <w:rPr>
+          <w:rStyle w:val="CdigoHTML"/>
+        </w:rPr>
+        <w:t>AVAILABLE</w:t>
+      </w:r>
+      <w:r>
+        <w:t>.</w:t>
+      </w:r>
+    </w:p>
+    <w:p>
+      <w:pPr>
+        <w:pStyle w:val="NormalWeb"/>
+        <w:numPr>
+          <w:ilvl w:val="0"/>
+          <w:numId w:val="12"/>
+        </w:numPr>
+      </w:pPr>
+      <w:r>
+        <w:t xml:space="preserve">Validação 2 operante: A trava </w:t>
+      </w:r>
+      <w:proofErr w:type="spellStart"/>
+      <w:r>
+        <w:t>anti-acúmulo</w:t>
+      </w:r>
+      <w:proofErr w:type="spellEnd"/>
+      <w:r>
+        <w:t xml:space="preserve"> impede nova retirada se o colaborador possuir registro com </w:t>
+      </w:r>
+      <w:proofErr w:type="spellStart"/>
+      <w:r>
+        <w:rPr>
+          <w:rStyle w:val="CdigoHTML"/>
+        </w:rPr>
+        <w:t>checkInAt</w:t>
+      </w:r>
+      <w:proofErr w:type="spellEnd"/>
+      <w:r>
+        <w:t xml:space="preserve"> nulo.</w:t>
+      </w:r>
+    </w:p>
+    <w:p>
+      <w:pPr>
+        <w:pStyle w:val="NormalWeb"/>
+      </w:pPr>
+      <w:r>
+        <w:rPr>
+          <w:b/>
+          <w:bCs/>
+        </w:rPr>
+        <w:t>[</w:t>
+      </w:r>
+      <w:r>
+        <w:rPr>
+          <w:b/>
+          <w:bCs/>
+        </w:rPr>
+        <w:t>x</w:t>
+      </w:r>
+      <w:r>
+        <w:rPr>
+          <w:b/>
+          <w:bCs/>
+        </w:rPr>
+        <w:t>] Fluxo de Check-in (Devolução) - Próximo alvo:</w:t>
+      </w:r>
+    </w:p>
+    <w:p>
+      <w:pPr>
+        <w:pStyle w:val="NormalWeb"/>
+        <w:numPr>
+          <w:ilvl w:val="0"/>
+          <w:numId w:val="13"/>
+        </w:numPr>
+      </w:pPr>
+      <w:proofErr w:type="spellStart"/>
+      <w:r>
+        <w:t>Endpoint</w:t>
+      </w:r>
+      <w:proofErr w:type="spellEnd"/>
+      <w:r>
+        <w:t xml:space="preserve"> </w:t>
+      </w:r>
+      <w:r>
+        <w:rPr>
+          <w:rStyle w:val="CdigoHTML"/>
+        </w:rPr>
+        <w:t>PATCH /</w:t>
+      </w:r>
+      <w:proofErr w:type="spellStart"/>
+      <w:r>
+        <w:rPr>
+          <w:rStyle w:val="CdigoHTML"/>
+        </w:rPr>
+        <w:t>movements</w:t>
+      </w:r>
+      <w:proofErr w:type="spellEnd"/>
+      <w:r>
+        <w:rPr>
+          <w:rStyle w:val="CdigoHTML"/>
+        </w:rPr>
+        <w:t>/</w:t>
+      </w:r>
+      <w:proofErr w:type="spellStart"/>
+      <w:r>
+        <w:rPr>
+          <w:rStyle w:val="CdigoHTML"/>
+        </w:rPr>
+        <w:t>checkin</w:t>
+      </w:r>
+      <w:proofErr w:type="spellEnd"/>
+      <w:r>
+        <w:t>.</w:t>
+      </w:r>
+    </w:p>
+    <w:p>
+      <w:pPr>
+        <w:pStyle w:val="NormalWeb"/>
+        <w:numPr>
+          <w:ilvl w:val="0"/>
+          <w:numId w:val="13"/>
+        </w:numPr>
+      </w:pPr>
+      <w:r>
+        <w:t>Lógica: Receber o ID do movimento e a condição de retorno (avarias). Alterar status do coletor dinamicamente.</w:t>
+      </w:r>
+    </w:p>
+    <w:p>
+      <w:pPr>
+        <w:pStyle w:val="NormalWeb"/>
+      </w:pPr>
+      <w:r>
+        <w:rPr>
+          <w:b/>
+          <w:bCs/>
+        </w:rPr>
+        <w:t>[</w:t>
+      </w:r>
+      <w:r>
+        <w:rPr>
+          <w:b/>
+          <w:bCs/>
+        </w:rPr>
+        <w:t>x</w:t>
+      </w:r>
+      <w:r>
+        <w:rPr>
+          <w:b/>
+          <w:bCs/>
+        </w:rPr>
+        <w:t>] Lógica de Turnos (</w:t>
+      </w:r>
+      <w:proofErr w:type="spellStart"/>
+      <w:r>
+        <w:rPr>
+          <w:b/>
+          <w:bCs/>
+        </w:rPr>
+        <w:t>Cron</w:t>
+      </w:r>
+      <w:proofErr w:type="spellEnd"/>
+      <w:r>
+        <w:rPr>
+          <w:b/>
+          <w:bCs/>
+        </w:rPr>
+        <w:t xml:space="preserve"> Jobs):</w:t>
+      </w:r>
+    </w:p>
+    <w:p>
+      <w:pPr>
+        <w:pStyle w:val="NormalWeb"/>
+        <w:numPr>
+          <w:ilvl w:val="0"/>
+          <w:numId w:val="14"/>
+        </w:numPr>
+      </w:pPr>
+      <w:r>
+        <w:t xml:space="preserve">Configurar verificações automatizadas de tempo de uso para aplicar o status </w:t>
+      </w:r>
+      <w:r>
+        <w:rPr>
+          <w:rStyle w:val="CdigoHTML"/>
+        </w:rPr>
+        <w:t>OVERDUE</w:t>
+      </w:r>
+      <w:r>
+        <w:t>.</w:t>
+      </w:r>
+    </w:p>
+    <w:p/>
+    <w:p>
+      <w:pPr>
+        <w:rPr>
+          <w:b/>
           <w:sz w:val="24"/>
         </w:rPr>
       </w:pPr>
       <w:r>
         <w:rPr>
           <w:b/>
-          <w:bCs/>
           <w:sz w:val="24"/>
         </w:rPr>
-        <w:t xml:space="preserve">Fase </w:t>
-      </w:r>
-      <w:proofErr w:type="gramStart"/>
-      <w:r>
-        <w:rPr>
-          <w:b/>
-          <w:bCs/>
+        <w:t>Fase 6: Gestão (Painel Administrativo) - [PENDENTE]</w:t>
+      </w:r>
+    </w:p>
+    <w:p>
+      <w:r>
+        <w:t>[ ] Dashboard do Líder: Visão em tempo real de "quem está com o quê" e alertas de atraso.</w:t>
+      </w:r>
+    </w:p>
+    <w:p/>
+    <w:p>
+      <w:r>
+        <w:t>[ ] Gestão de Avarias: Lista de equipamentos em manutenção e fluxo de liberação pós-conserto.</w:t>
+      </w:r>
+    </w:p>
+    <w:p/>
+    <w:p>
+      <w:pPr>
+        <w:rPr>
+          <w:b/>
           <w:sz w:val="24"/>
         </w:rPr>
-        <w:t>5</w:t>
-      </w:r>
-      <w:proofErr w:type="gramEnd"/>
-      <w:r>
-        <w:rPr>
-          <w:b/>
-          <w:bCs/>
+      </w:pPr>
+      <w:r>
+        <w:rPr>
+          <w:b/>
           <w:sz w:val="24"/>
         </w:rPr>
-        <w:t>: Regras de Negócio &amp; Monitoramento</w:t>
-      </w:r>
-    </w:p>
-    <w:p>
-      <w:pPr>
-        <w:rPr>
-          <w:i/>
-          <w:iCs/>
-        </w:rPr>
-      </w:pPr>
-      <w:r>
-        <w:rPr>
-          <w:i/>
-          <w:iCs/>
-        </w:rPr>
-        <w:t xml:space="preserve">Objetivo: </w:t>
-      </w:r>
-      <w:proofErr w:type="gramStart"/>
-      <w:r>
-        <w:rPr>
-          <w:i/>
-          <w:iCs/>
-        </w:rPr>
-        <w:t>Implementar</w:t>
-      </w:r>
-      <w:proofErr w:type="gramEnd"/>
-      <w:r>
-        <w:rPr>
-          <w:i/>
-          <w:iCs/>
-        </w:rPr>
-        <w:t xml:space="preserve"> a lógica que impede fraudes e monitora devoluções.</w:t>
-      </w:r>
-    </w:p>
-    <w:p>
-      <w:pPr>
-        <w:rPr>
-          <w:i/>
-          <w:iCs/>
-        </w:rPr>
-      </w:pPr>
-    </w:p>
-    <w:p>
-      <w:pPr>
-        <w:rPr>
-          <w:i/>
-          <w:iCs/>
-        </w:rPr>
-      </w:pPr>
-      <w:r>
-        <w:rPr>
-          <w:i/>
-          <w:iCs/>
-        </w:rPr>
-        <w:t>[x</w:t>
-      </w:r>
-      <w:r>
-        <w:rPr>
-          <w:i/>
-          <w:iCs/>
-        </w:rPr>
-        <w:t xml:space="preserve">] Fluxo de </w:t>
-      </w:r>
-      <w:proofErr w:type="spellStart"/>
-      <w:r>
-        <w:rPr>
-          <w:i/>
-          <w:iCs/>
-        </w:rPr>
-        <w:t>Check</w:t>
-      </w:r>
-      <w:proofErr w:type="spellEnd"/>
-      <w:r>
-        <w:rPr>
-          <w:i/>
-          <w:iCs/>
-        </w:rPr>
-        <w:t>-out (Retirada):</w:t>
-      </w:r>
-    </w:p>
-    <w:p>
-      <w:pPr>
-        <w:rPr>
-          <w:i/>
-          <w:iCs/>
-        </w:rPr>
-      </w:pPr>
-    </w:p>
-    <w:p>
-      <w:pPr>
-        <w:rPr>
-          <w:i/>
-          <w:iCs/>
-        </w:rPr>
-      </w:pPr>
-      <w:proofErr w:type="spellStart"/>
-      <w:r>
-        <w:rPr>
-          <w:i/>
-          <w:iCs/>
-        </w:rPr>
-        <w:t>Endpoint</w:t>
-      </w:r>
-      <w:proofErr w:type="spellEnd"/>
-      <w:r>
-        <w:rPr>
-          <w:i/>
-          <w:iCs/>
-        </w:rPr>
-        <w:t>: POST /</w:t>
-      </w:r>
-      <w:proofErr w:type="spellStart"/>
-      <w:r>
-        <w:rPr>
-          <w:i/>
-          <w:iCs/>
-        </w:rPr>
-        <w:t>movements</w:t>
-      </w:r>
-      <w:proofErr w:type="spellEnd"/>
-      <w:r>
-        <w:rPr>
-          <w:i/>
-          <w:iCs/>
-        </w:rPr>
-        <w:t>/</w:t>
-      </w:r>
-      <w:proofErr w:type="spellStart"/>
-      <w:r>
-        <w:rPr>
-          <w:i/>
-          <w:iCs/>
-        </w:rPr>
-        <w:t>checkout</w:t>
-      </w:r>
-      <w:proofErr w:type="spellEnd"/>
-    </w:p>
-    <w:p>
-      <w:pPr>
-        <w:rPr>
-          <w:i/>
-          <w:iCs/>
-        </w:rPr>
-      </w:pPr>
-    </w:p>
-    <w:p>
-      <w:pPr>
-        <w:rPr>
-          <w:i/>
-          <w:iCs/>
-        </w:rPr>
-      </w:pPr>
-      <w:r>
-        <w:rPr>
-          <w:i/>
-          <w:iCs/>
-        </w:rPr>
-        <w:t xml:space="preserve">Validação </w:t>
-      </w:r>
-      <w:proofErr w:type="gramStart"/>
-      <w:r>
-        <w:rPr>
-          <w:i/>
-          <w:iCs/>
-        </w:rPr>
-        <w:t>1</w:t>
-      </w:r>
-      <w:proofErr w:type="gramEnd"/>
-      <w:r>
-        <w:rPr>
-          <w:i/>
-          <w:iCs/>
-        </w:rPr>
-        <w:t xml:space="preserve">: O </w:t>
-      </w:r>
-      <w:proofErr w:type="spellStart"/>
-      <w:r>
-        <w:rPr>
-          <w:i/>
-          <w:iCs/>
-        </w:rPr>
-        <w:t>asset</w:t>
-      </w:r>
-      <w:proofErr w:type="spellEnd"/>
-      <w:r>
-        <w:rPr>
-          <w:i/>
-          <w:iCs/>
-        </w:rPr>
-        <w:t xml:space="preserve"> está com status DISPONIVEL? (Garante que não retirem algo em manutenção).</w:t>
-      </w:r>
-    </w:p>
-    <w:p>
-      <w:pPr>
-        <w:rPr>
-          <w:i/>
-          <w:iCs/>
-        </w:rPr>
-      </w:pPr>
-    </w:p>
-    <w:p>
-      <w:pPr>
-        <w:rPr>
-          <w:i/>
-          <w:iCs/>
-        </w:rPr>
-      </w:pPr>
-      <w:r>
-        <w:rPr>
-          <w:i/>
-          <w:iCs/>
-        </w:rPr>
-        <w:t xml:space="preserve">Validação </w:t>
-      </w:r>
-      <w:proofErr w:type="gramStart"/>
-      <w:r>
-        <w:rPr>
-          <w:i/>
-          <w:iCs/>
-        </w:rPr>
-        <w:t>2</w:t>
-      </w:r>
-      <w:proofErr w:type="gramEnd"/>
-      <w:r>
-        <w:rPr>
-          <w:i/>
-          <w:iCs/>
-        </w:rPr>
-        <w:t xml:space="preserve">: O </w:t>
-      </w:r>
-      <w:proofErr w:type="spellStart"/>
-      <w:r>
-        <w:rPr>
-          <w:i/>
-          <w:iCs/>
-        </w:rPr>
-        <w:t>employee</w:t>
-      </w:r>
-      <w:proofErr w:type="spellEnd"/>
-      <w:r>
-        <w:rPr>
-          <w:i/>
-          <w:iCs/>
-        </w:rPr>
-        <w:t xml:space="preserve"> já possui um ativo em aberto (sem devolução)? (Impede acumular coletores).</w:t>
-      </w:r>
-    </w:p>
-    <w:p>
-      <w:pPr>
-        <w:rPr>
-          <w:i/>
-          <w:iCs/>
-        </w:rPr>
-      </w:pPr>
-    </w:p>
-    <w:p>
-      <w:pPr>
-        <w:rPr>
-          <w:i/>
-          <w:iCs/>
-        </w:rPr>
-      </w:pPr>
-      <w:proofErr w:type="gramStart"/>
-      <w:r>
-        <w:rPr>
-          <w:i/>
-          <w:iCs/>
-        </w:rPr>
-        <w:t xml:space="preserve">[ </w:t>
-      </w:r>
-      <w:proofErr w:type="gramEnd"/>
-      <w:r>
-        <w:rPr>
-          <w:i/>
-          <w:iCs/>
-        </w:rPr>
-        <w:t>] Fluxo de Check-in (Devolução):</w:t>
-      </w:r>
-    </w:p>
-    <w:p>
-      <w:pPr>
-        <w:rPr>
-          <w:i/>
-          <w:iCs/>
-        </w:rPr>
-      </w:pPr>
-    </w:p>
-    <w:p>
-      <w:pPr>
-        <w:rPr>
-          <w:i/>
-          <w:iCs/>
-        </w:rPr>
-      </w:pPr>
-      <w:proofErr w:type="spellStart"/>
-      <w:r>
-        <w:rPr>
-          <w:i/>
-          <w:iCs/>
-        </w:rPr>
-        <w:t>Endpoint</w:t>
-      </w:r>
-      <w:proofErr w:type="spellEnd"/>
-      <w:r>
-        <w:rPr>
-          <w:i/>
-          <w:iCs/>
-        </w:rPr>
-        <w:t>: PATCH /</w:t>
-      </w:r>
-      <w:proofErr w:type="spellStart"/>
-      <w:r>
-        <w:rPr>
-          <w:i/>
-          <w:iCs/>
-        </w:rPr>
-        <w:t>movements</w:t>
-      </w:r>
-      <w:proofErr w:type="spellEnd"/>
-      <w:r>
-        <w:rPr>
-          <w:i/>
-          <w:iCs/>
-        </w:rPr>
-        <w:t>/</w:t>
-      </w:r>
-      <w:proofErr w:type="spellStart"/>
-      <w:r>
-        <w:rPr>
-          <w:i/>
-          <w:iCs/>
-        </w:rPr>
-        <w:t>checkin</w:t>
-      </w:r>
-      <w:proofErr w:type="spellEnd"/>
-    </w:p>
-    <w:p>
-      <w:pPr>
-        <w:rPr>
-          <w:i/>
-          <w:iCs/>
-        </w:rPr>
-      </w:pPr>
-    </w:p>
-    <w:p>
-      <w:pPr>
-        <w:rPr>
-          <w:i/>
-          <w:iCs/>
-        </w:rPr>
-      </w:pPr>
-      <w:r>
-        <w:rPr>
-          <w:i/>
-          <w:iCs/>
-        </w:rPr>
-        <w:t xml:space="preserve">Lógica: Recebe o ID do movimento + </w:t>
-      </w:r>
-      <w:proofErr w:type="spellStart"/>
-      <w:proofErr w:type="gramStart"/>
-      <w:r>
-        <w:rPr>
-          <w:i/>
-          <w:iCs/>
-        </w:rPr>
-        <w:t>statusSaude</w:t>
-      </w:r>
-      <w:proofErr w:type="spellEnd"/>
-      <w:proofErr w:type="gramEnd"/>
-      <w:r>
-        <w:rPr>
-          <w:i/>
-          <w:iCs/>
-        </w:rPr>
-        <w:t xml:space="preserve">. Se </w:t>
-      </w:r>
-      <w:proofErr w:type="spellStart"/>
-      <w:proofErr w:type="gramStart"/>
-      <w:r>
-        <w:rPr>
-          <w:i/>
-          <w:iCs/>
-        </w:rPr>
-        <w:t>statusSaude</w:t>
-      </w:r>
-      <w:proofErr w:type="spellEnd"/>
-      <w:proofErr w:type="gramEnd"/>
-      <w:r>
-        <w:rPr>
-          <w:i/>
-          <w:iCs/>
-        </w:rPr>
-        <w:t xml:space="preserve"> !== OK, altera o status do </w:t>
-      </w:r>
-      <w:proofErr w:type="spellStart"/>
-      <w:r>
-        <w:rPr>
-          <w:i/>
-          <w:iCs/>
-        </w:rPr>
-        <w:t>Asset</w:t>
-      </w:r>
-      <w:proofErr w:type="spellEnd"/>
-      <w:r>
-        <w:rPr>
-          <w:i/>
-          <w:iCs/>
-        </w:rPr>
-        <w:t xml:space="preserve"> automaticamente para MAINTENANCE.</w:t>
-      </w:r>
-    </w:p>
-    <w:p>
-      <w:pPr>
-        <w:rPr>
-          <w:i/>
-          <w:iCs/>
-        </w:rPr>
-      </w:pPr>
-    </w:p>
-    <w:p>
-      <w:pPr>
-        <w:rPr>
-          <w:i/>
-          <w:iCs/>
-        </w:rPr>
-      </w:pPr>
-      <w:proofErr w:type="gramStart"/>
-      <w:r>
-        <w:rPr>
-          <w:i/>
-          <w:iCs/>
-        </w:rPr>
-        <w:t xml:space="preserve">[ </w:t>
-      </w:r>
-      <w:proofErr w:type="gramEnd"/>
-      <w:r>
-        <w:rPr>
-          <w:i/>
-          <w:iCs/>
-        </w:rPr>
-        <w:t>] Lógica de Turnos (</w:t>
-      </w:r>
-      <w:proofErr w:type="spellStart"/>
-      <w:r>
-        <w:rPr>
-          <w:i/>
-          <w:iCs/>
-        </w:rPr>
+        <w:t xml:space="preserve">Fase 7: Entrega e </w:t>
+      </w:r>
+      <w:proofErr w:type="spellStart"/>
+      <w:r>
+        <w:rPr>
+          <w:b/>
+          <w:sz w:val="24"/>
+        </w:rPr>
+        <w:t>DevOps</w:t>
+      </w:r>
+      <w:proofErr w:type="spellEnd"/>
+      <w:r>
+        <w:rPr>
+          <w:b/>
+          <w:sz w:val="24"/>
+        </w:rPr>
+        <w:t xml:space="preserve"> (Deployment Local) - [PENDENTE]</w:t>
+      </w:r>
+    </w:p>
+    <w:p>
+      <w:r>
+        <w:t>Objetivo: Preparar a aplicação para rodar de forma autônoma e segura.</w:t>
+      </w:r>
+    </w:p>
+    <w:p/>
+    <w:p>
+      <w:r>
+        <w:t>[ ] Gerenciamento de Processos: Setup do PM2 para garantir que a API e o Front reiniciem automaticamente no Windows.</w:t>
+      </w:r>
+    </w:p>
+    <w:p/>
+    <w:p>
+      <w:r>
+        <w:t xml:space="preserve">[ ] Rotina de Backup: Script </w:t>
+      </w:r>
+      <w:proofErr w:type="spellStart"/>
+      <w:r>
+        <w:t>PowerShell</w:t>
+      </w:r>
+      <w:proofErr w:type="spellEnd"/>
+      <w:r>
+        <w:t xml:space="preserve"> para copiar o </w:t>
+      </w:r>
+      <w:proofErr w:type="spellStart"/>
+      <w:r>
+        <w:t>database.sqlite</w:t>
+      </w:r>
+      <w:proofErr w:type="spellEnd"/>
+      <w:r>
+        <w:t xml:space="preserve"> para um servidor de rede corporativo diariamente.</w:t>
+      </w:r>
+    </w:p>
+    <w:p/>
+    <w:p>
+      <w:r>
+        <w:t>[ ] Teste Físico: Validação das etiquetas nas impressoras e dos leitores USB.</w:t>
+      </w:r>
+    </w:p>
+    <w:p>
+      <w:pPr>
+        <w:spacing w:after="160" w:line="278" w:lineRule="auto"/>
+      </w:pPr>
+      <w:r>
+        <w:rPr>
+          <w:b/>
+          <w:bCs/>
+        </w:rPr>
+        <w:t xml:space="preserve">[ ] (Opcional Futuro) </w:t>
+      </w:r>
+      <w:proofErr w:type="spellStart"/>
+      <w:r>
+        <w:rPr>
+          <w:b/>
+          <w:bCs/>
+        </w:rPr>
+        <w:t>Dockerização</w:t>
+      </w:r>
+      <w:proofErr w:type="spellEnd"/>
+      <w:r>
+        <w:rPr>
+          <w:b/>
+          <w:bCs/>
+        </w:rPr>
+        <w:t>:</w:t>
+      </w:r>
+      <w:r>
+        <w:t xml:space="preserve"> Criar o </w:t>
+      </w:r>
+      <w:proofErr w:type="spellStart"/>
+      <w:r>
+        <w:t>Dockerfile</w:t>
+      </w:r>
+      <w:proofErr w:type="spellEnd"/>
+      <w:r>
+        <w:t xml:space="preserve"> apenas como documentação de como o ambiente foi montado, caso decidamos migrar para containers no futuro.</w:t>
+      </w:r>
+    </w:p>
+    <w:p/>
+    <w:p>
+      <w:pPr>
+        <w:pStyle w:val="Ttulo1"/>
+      </w:pPr>
+      <w:r>
+        <w:lastRenderedPageBreak/>
+        <w:t>Implementações futuras</w:t>
+      </w:r>
+    </w:p>
+    <w:p/>
+    <w:p>
+      <w:pPr>
+        <w:pStyle w:val="PargrafodaLista"/>
+        <w:numPr>
+          <w:ilvl w:val="0"/>
+          <w:numId w:val="15"/>
+        </w:numPr>
+      </w:pPr>
+      <w:r>
+        <w:t xml:space="preserve">Vulnerabilidades </w:t>
+      </w:r>
+      <w:proofErr w:type="spellStart"/>
+      <w:r>
+        <w:t>npm</w:t>
+      </w:r>
+      <w:proofErr w:type="spellEnd"/>
+      <w:r>
+        <w:t xml:space="preserve"> </w:t>
+      </w:r>
+      <w:r>
+        <w:t xml:space="preserve">72 </w:t>
+      </w:r>
+      <w:proofErr w:type="spellStart"/>
+      <w:r>
+        <w:t>vulnerabilities</w:t>
+      </w:r>
+      <w:proofErr w:type="spellEnd"/>
+      <w:r>
+        <w:t xml:space="preserve"> (4 </w:t>
+      </w:r>
+      <w:proofErr w:type="spellStart"/>
+      <w:r>
+        <w:t>low</w:t>
+      </w:r>
+      <w:proofErr w:type="spellEnd"/>
+      <w:r>
+        <w:t xml:space="preserve">, 15 </w:t>
+      </w:r>
+      <w:proofErr w:type="spellStart"/>
+      <w:r>
+        <w:t>moderate</w:t>
+      </w:r>
+      <w:proofErr w:type="spellEnd"/>
+      <w:r>
+        <w:t xml:space="preserve">, 50 high, 3 </w:t>
+      </w:r>
+      <w:proofErr w:type="spellStart"/>
+      <w:r>
+        <w:t>critical</w:t>
+      </w:r>
+      <w:proofErr w:type="spellEnd"/>
+      <w:r>
+        <w:t>)</w:t>
+      </w:r>
+    </w:p>
+    <w:p>
+      <w:pPr>
+        <w:pStyle w:val="PargrafodaLista"/>
+        <w:numPr>
+          <w:ilvl w:val="0"/>
+          <w:numId w:val="15"/>
+        </w:numPr>
+      </w:pPr>
+      <w:r>
+        <w:t xml:space="preserve">Implementar no </w:t>
+      </w:r>
+      <w:proofErr w:type="spellStart"/>
+      <w:r>
+        <w:t>movement.entity.ts</w:t>
+      </w:r>
+      <w:proofErr w:type="spellEnd"/>
+      <w:r>
+        <w:t xml:space="preserve"> outros defeitos como NÂO_LIGA e LENTO</w:t>
+      </w:r>
+      <w:r>
+        <w:t>/Travando</w:t>
+      </w:r>
+    </w:p>
+    <w:p>
+      <w:pPr>
+        <w:pStyle w:val="PargrafodaLista"/>
+        <w:numPr>
+          <w:ilvl w:val="0"/>
+          <w:numId w:val="15"/>
+        </w:numPr>
+      </w:pPr>
+      <w:r>
+        <w:t xml:space="preserve">"Trava de Carência": um </w:t>
+      </w:r>
+      <w:proofErr w:type="spellStart"/>
+      <w:r>
         <w:t>Cron</w:t>
       </w:r>
       <w:proofErr w:type="spellEnd"/>
       <w:r>
-        <w:rPr>
-          <w:i/>
-          <w:iCs/>
-        </w:rPr>
-        <w:t xml:space="preserve"> Jobs):</w:t>
-      </w:r>
-      <w:bookmarkStart w:id="0" w:name="_GoBack"/>
-      <w:bookmarkEnd w:id="0"/>
-    </w:p>
-    <w:p>
-      <w:pPr>
-        <w:rPr>
-          <w:i/>
-          <w:iCs/>
-        </w:rPr>
-      </w:pPr>
-    </w:p>
-    <w:p>
-      <w:pPr>
-        <w:rPr>
-          <w:i/>
-          <w:iCs/>
-        </w:rPr>
-      </w:pPr>
-      <w:r>
-        <w:rPr>
-          <w:i/>
-          <w:iCs/>
-        </w:rPr>
-        <w:t>Configurar janelas de verificação baseadas nos horários de corte.</w:t>
-      </w:r>
-    </w:p>
-    <w:p>
-      <w:pPr>
-        <w:rPr>
-          <w:i/>
-          <w:iCs/>
-        </w:rPr>
-      </w:pPr>
-    </w:p>
-    <w:p>
-      <w:pPr>
-        <w:rPr>
-          <w:i/>
-          <w:iCs/>
-        </w:rPr>
-      </w:pPr>
-      <w:r>
-        <w:rPr>
-          <w:i/>
-          <w:iCs/>
-        </w:rPr>
-        <w:lastRenderedPageBreak/>
-        <w:t>Lógica: Se um coletor foi retirado há mais de X horas e não foi devolvido, muda status para OVERDUE.</w:t>
-      </w:r>
-    </w:p>
-    <w:p/>
-    <w:p>
-      <w:pPr>
-        <w:rPr>
-          <w:b/>
-          <w:sz w:val="24"/>
-        </w:rPr>
-      </w:pPr>
-      <w:r>
-        <w:rPr>
-          <w:b/>
-          <w:sz w:val="24"/>
-        </w:rPr>
-        <w:t xml:space="preserve">Fase </w:t>
-      </w:r>
-      <w:proofErr w:type="gramStart"/>
-      <w:r>
-        <w:rPr>
-          <w:b/>
-          <w:sz w:val="24"/>
-        </w:rPr>
-        <w:t>6</w:t>
-      </w:r>
-      <w:proofErr w:type="gramEnd"/>
-      <w:r>
-        <w:rPr>
-          <w:b/>
-          <w:sz w:val="24"/>
-        </w:rPr>
-        <w:t>: Gestão (Painel Administrativo) - [PENDENTE]</w:t>
-      </w:r>
-    </w:p>
-    <w:p>
-      <w:proofErr w:type="gramStart"/>
-      <w:r>
-        <w:t xml:space="preserve">[ </w:t>
-      </w:r>
-      <w:proofErr w:type="gramEnd"/>
-      <w:r>
-        <w:t xml:space="preserve">] </w:t>
-      </w:r>
-      <w:proofErr w:type="spellStart"/>
-      <w:r>
-        <w:t>Dashboard</w:t>
-      </w:r>
-      <w:proofErr w:type="spellEnd"/>
-      <w:r>
-        <w:t xml:space="preserve"> do Líder: Visão em tempo real de "quem está com o quê" e alertas de atraso.</w:t>
-      </w:r>
-    </w:p>
-    <w:p/>
-    <w:p>
-      <w:proofErr w:type="gramStart"/>
-      <w:r>
-        <w:t xml:space="preserve">[ </w:t>
-      </w:r>
-      <w:proofErr w:type="gramEnd"/>
-      <w:r>
-        <w:t>] Gestão de Avarias: Lista de equipamentos em manutenção e fluxo de liberação pós-conserto.</w:t>
-      </w:r>
-    </w:p>
-    <w:p/>
-    <w:p>
-      <w:pPr>
-        <w:rPr>
-          <w:b/>
-          <w:sz w:val="24"/>
-        </w:rPr>
-      </w:pPr>
-      <w:r>
-        <w:rPr>
-          <w:b/>
-          <w:sz w:val="24"/>
-        </w:rPr>
-        <w:t xml:space="preserve">Fase </w:t>
-      </w:r>
-      <w:proofErr w:type="gramStart"/>
-      <w:r>
-        <w:rPr>
-          <w:b/>
-          <w:sz w:val="24"/>
-        </w:rPr>
-        <w:t>7</w:t>
-      </w:r>
-      <w:proofErr w:type="gramEnd"/>
-      <w:r>
-        <w:rPr>
-          <w:b/>
-          <w:sz w:val="24"/>
-        </w:rPr>
-        <w:t xml:space="preserve">: Entrega e </w:t>
-      </w:r>
-      <w:proofErr w:type="spellStart"/>
-      <w:r>
-        <w:rPr>
-          <w:b/>
-          <w:sz w:val="24"/>
-        </w:rPr>
-        <w:t>DevOps</w:t>
-      </w:r>
-      <w:proofErr w:type="spellEnd"/>
-      <w:r>
-        <w:rPr>
-          <w:b/>
-          <w:sz w:val="24"/>
-        </w:rPr>
-        <w:t xml:space="preserve"> (Deployment Local) - [PENDENTE]</w:t>
-      </w:r>
-    </w:p>
-    <w:p>
-      <w:r>
-        <w:t>Objetivo: Preparar a aplicação para rodar de forma autônoma e segura.</w:t>
-      </w:r>
-    </w:p>
-    <w:p/>
-    <w:p>
-      <w:proofErr w:type="gramStart"/>
-      <w:r>
-        <w:t xml:space="preserve">[ </w:t>
-      </w:r>
-      <w:proofErr w:type="gramEnd"/>
-      <w:r>
-        <w:t>] Gerenciamento de Processos: Setup do PM2 para garantir que a API e o Front reiniciem automaticamente no Windows.</w:t>
-      </w:r>
-    </w:p>
-    <w:p/>
-    <w:p>
-      <w:proofErr w:type="gramStart"/>
-      <w:r>
-        <w:t xml:space="preserve">[ </w:t>
-      </w:r>
-      <w:proofErr w:type="gramEnd"/>
-      <w:r>
-        <w:t xml:space="preserve">] Rotina de Backup: Script </w:t>
-      </w:r>
-      <w:proofErr w:type="spellStart"/>
-      <w:r>
-        <w:t>PowerShell</w:t>
-      </w:r>
-      <w:proofErr w:type="spellEnd"/>
-      <w:r>
-        <w:t xml:space="preserve"> para copiar o </w:t>
-      </w:r>
-      <w:proofErr w:type="spellStart"/>
-      <w:r>
-        <w:t>database.sqlite</w:t>
-      </w:r>
-      <w:proofErr w:type="spellEnd"/>
-      <w:r>
-        <w:t xml:space="preserve"> para um servidor de rede corporativo diariamente.</w:t>
-      </w:r>
-    </w:p>
-    <w:p/>
-    <w:p>
-      <w:proofErr w:type="gramStart"/>
-      <w:r>
-        <w:t xml:space="preserve">[ </w:t>
-      </w:r>
-      <w:proofErr w:type="gramEnd"/>
-      <w:r>
-        <w:t>] Teste Físico: Validação das etiquetas nas impressoras e dos leitores USB.</w:t>
-      </w:r>
-    </w:p>
-    <w:p>
-      <w:pPr>
-        <w:spacing w:after="160" w:line="278" w:lineRule="auto"/>
-      </w:pPr>
-      <w:proofErr w:type="gramStart"/>
-      <w:r>
-        <w:rPr>
-          <w:b/>
-          <w:bCs/>
-        </w:rPr>
-        <w:t xml:space="preserve">[ </w:t>
-      </w:r>
-      <w:proofErr w:type="gramEnd"/>
-      <w:r>
-        <w:rPr>
-          <w:b/>
-          <w:bCs/>
-        </w:rPr>
-        <w:t xml:space="preserve">] (Opcional Futuro) </w:t>
-      </w:r>
-      <w:proofErr w:type="spellStart"/>
-      <w:r>
-        <w:rPr>
-          <w:b/>
-          <w:bCs/>
-        </w:rPr>
-        <w:t>Dockerização</w:t>
-      </w:r>
-      <w:proofErr w:type="spellEnd"/>
-      <w:r>
-        <w:rPr>
-          <w:b/>
-          <w:bCs/>
-        </w:rPr>
-        <w:t>:</w:t>
-      </w:r>
-      <w:r>
-        <w:t xml:space="preserve"> Criar o </w:t>
-      </w:r>
-      <w:proofErr w:type="spellStart"/>
-      <w:r>
-        <w:t>Dockerfile</w:t>
-      </w:r>
-      <w:proofErr w:type="spellEnd"/>
-      <w:r>
-        <w:t xml:space="preserve"> apenas como documentação de como o ambiente foi montado, caso decidamos migrar para containers no futuro.</w:t>
-      </w:r>
-    </w:p>
-    <w:p/>
+        <w:t xml:space="preserve"> </w:t>
+      </w:r>
+      <w:proofErr w:type="spellStart"/>
+      <w:r>
+        <w:t>Job</w:t>
+      </w:r>
+      <w:proofErr w:type="spellEnd"/>
+      <w:r>
+        <w:t xml:space="preserve"> que analisa se um equipamento foi retirado e devolvido com defeito em menos de 5 minutos, gerando um alerta no painel indicando que "o operador do turno anterior quebrou e não avisou".</w:t>
+      </w:r>
+    </w:p>
+    <w:p>
+      <w:pPr>
+        <w:pStyle w:val="PargrafodaLista"/>
+        <w:numPr>
+          <w:ilvl w:val="0"/>
+          <w:numId w:val="15"/>
+        </w:numPr>
+      </w:pPr>
+      <w:r>
+        <w:rPr>
+          <w:b/>
+          <w:bCs/>
+        </w:rPr>
+        <w:t xml:space="preserve">A </w:t>
+      </w:r>
+      <w:proofErr w:type="spellStart"/>
+      <w:r>
+        <w:rPr>
+          <w:b/>
+          <w:bCs/>
+        </w:rPr>
+        <w:t>Cron</w:t>
+      </w:r>
+      <w:proofErr w:type="spellEnd"/>
+      <w:r>
+        <w:rPr>
+          <w:b/>
+          <w:bCs/>
+        </w:rPr>
+        <w:t xml:space="preserve"> de Relatório de Manutenção (Opcional Futura):</w:t>
+      </w:r>
+      <w:r>
+        <w:t xml:space="preserve"> Uma rotina que poderia rodar todos os dias às 06h da manhã, por exemplo, compilando uma lista de todos os coletores que estão com o status MAINTENANCE e enviando um e-mail para </w:t>
+      </w:r>
+      <w:proofErr w:type="spellStart"/>
+      <w:r>
+        <w:t>para</w:t>
+      </w:r>
+      <w:proofErr w:type="spellEnd"/>
+      <w:r>
+        <w:t xml:space="preserve"> a TI</w:t>
+      </w:r>
+      <w:r>
+        <w:t>, ajudando a TI a priorizar os consertos do dia.</w:t>
+      </w:r>
+    </w:p>
     <w:sectPr>
       <w:pgSz w:w="11906" w:h="16838"/>
       <w:pgMar w:top="1417" w:right="1701" w:bottom="1417" w:left="1701" w:header="708" w:footer="708" w:gutter="0"/>
@@ -2527,8 +2331,157 @@
 </file>
 
 <file path=word/numbering.xml><?xml version="1.0" encoding="utf-8"?>
-<w:numbering xmlns:wpc="http://schemas.microsoft.com/office/word/2010/wordprocessingCanvas" xmlns:mc="http://schemas.openxmlformats.org/markup-compatibility/2006" xmlns:o="urn:schemas-microsoft-com:office:office" xmlns:r="http://schemas.openxmlformats.org/officeDocument/2006/relationships" xmlns:m="http://schemas.openxmlformats.org/officeDocument/2006/math" xmlns:v="urn:schemas-microsoft-com:vml" xmlns:wp14="http://schemas.microsoft.com/office/word/2010/wordprocessingDrawing" xmlns:wp="http://schemas.openxmlformats.org/drawingml/2006/wordprocessingDrawing" xmlns:w10="urn:schemas-microsoft-com:office:word" xmlns:w="http://schemas.openxmlformats.org/wordprocessingml/2006/main" xmlns:w14="http://schemas.microsoft.com/office/word/2010/wordml" xmlns:wpg="http://schemas.microsoft.com/office/word/2010/wordprocessingGroup" xmlns:wpi="http://schemas.microsoft.com/office/word/2010/wordprocessingInk" xmlns:wne="http://schemas.microsoft.com/office/word/2006/wordml" xmlns:wps="http://schemas.microsoft.com/office/word/2010/wordprocessingShape" mc:Ignorable="w14 wp14">
-  <w:abstractNum w:abstractNumId="0">
+<w:numbering xmlns:wpc="http://schemas.microsoft.com/office/word/2010/wordprocessingCanvas" xmlns:cx="http://schemas.microsoft.com/office/drawing/2014/chartex" xmlns:cx1="http://schemas.microsoft.com/office/drawing/2015/9/8/chartex" xmlns:cx2="http://schemas.microsoft.com/office/drawing/2015/10/21/chartex" xmlns:cx3="http://schemas.microsoft.com/office/drawing/2016/5/9/chartex" xmlns:cx4="http://schemas.microsoft.com/office/drawing/2016/5/10/chartex" xmlns:cx5="http://schemas.microsoft.com/office/drawing/2016/5/11/chartex" xmlns:cx6="http://schemas.microsoft.com/office/drawing/2016/5/12/chartex" xmlns:cx7="http://schemas.microsoft.com/office/drawing/2016/5/13/chartex" xmlns:cx8="http://schemas.microsoft.com/office/drawing/2016/5/14/chartex" xmlns:mc="http://schemas.openxmlformats.org/markup-compatibility/2006" xmlns:aink="http://schemas.microsoft.com/office/drawing/2016/ink" xmlns:am3d="http://schemas.microsoft.com/office/drawing/2017/model3d" xmlns:o="urn:schemas-microsoft-com:office:office" xmlns:oel="http://schemas.microsoft.com/office/2019/extlst" xmlns:r="http://schemas.openxmlformats.org/officeDocument/2006/relationships" xmlns:m="http://schemas.openxmlformats.org/officeDocument/2006/math" xmlns:v="urn:schemas-microsoft-com:vml" xmlns:wp14="http://schemas.microsoft.com/office/word/2010/wordprocessingDrawing" xmlns:wp="http://schemas.openxmlformats.org/drawingml/2006/wordprocessingDrawing" xmlns:w10="urn:schemas-microsoft-com:office:word" xmlns:w="http://schemas.openxmlformats.org/wordprocessingml/2006/main" xmlns:w14="http://schemas.microsoft.com/office/word/2010/wordml" xmlns:w15="http://schemas.microsoft.com/office/word/2012/wordml" xmlns:w16cex="http://schemas.microsoft.com/office/word/2018/wordml/cex" xmlns:w16cid="http://schemas.microsoft.com/office/word/2016/wordml/cid" xmlns:w16="http://schemas.microsoft.com/office/word/2018/wordml" xmlns:w16du="http://schemas.microsoft.com/office/word/2023/wordml/word16du" xmlns:w16sdtdh="http://schemas.microsoft.com/office/word/2020/wordml/sdtdatahash" xmlns:w16sdtfl="http://schemas.microsoft.com/office/word/2024/wordml/sdtformatlock" xmlns:w16se="http://schemas.microsoft.com/office/word/2015/wordml/symex" xmlns:wpg="http://schemas.microsoft.com/office/word/2010/wordprocessingGroup" xmlns:wpi="http://schemas.microsoft.com/office/word/2010/wordprocessingInk" xmlns:wne="http://schemas.microsoft.com/office/word/2006/wordml" xmlns:wps="http://schemas.microsoft.com/office/word/2010/wordprocessingShape" mc:Ignorable="w14 w15 w16se w16cid w16 w16cex w16sdtdh w16sdtfl w16du wp14">
+  <w:abstractNum w:abstractNumId="0" w15:restartNumberingAfterBreak="0">
+    <w:nsid w:val="06F23009"/>
+    <w:multiLevelType w:val="multilevel"/>
+    <w:tmpl w:val="FDEA9DB0"/>
+    <w:lvl w:ilvl="0">
+      <w:start w:val="1"/>
+      <w:numFmt w:val="bullet"/>
+      <w:lvlText w:val=""/>
+      <w:lvlJc w:val="left"/>
+      <w:pPr>
+        <w:tabs>
+          <w:tab w:val="num" w:pos="720"/>
+        </w:tabs>
+        <w:ind w:left="720" w:hanging="360"/>
+      </w:pPr>
+      <w:rPr>
+        <w:rFonts w:ascii="Symbol" w:hAnsi="Symbol" w:hint="default"/>
+        <w:sz w:val="20"/>
+      </w:rPr>
+    </w:lvl>
+    <w:lvl w:ilvl="1" w:tentative="1">
+      <w:start w:val="1"/>
+      <w:numFmt w:val="bullet"/>
+      <w:lvlText w:val="o"/>
+      <w:lvlJc w:val="left"/>
+      <w:pPr>
+        <w:tabs>
+          <w:tab w:val="num" w:pos="1440"/>
+        </w:tabs>
+        <w:ind w:left="1440" w:hanging="360"/>
+      </w:pPr>
+      <w:rPr>
+        <w:rFonts w:ascii="Courier New" w:hAnsi="Courier New" w:hint="default"/>
+        <w:sz w:val="20"/>
+      </w:rPr>
+    </w:lvl>
+    <w:lvl w:ilvl="2" w:tentative="1">
+      <w:start w:val="1"/>
+      <w:numFmt w:val="bullet"/>
+      <w:lvlText w:val=""/>
+      <w:lvlJc w:val="left"/>
+      <w:pPr>
+        <w:tabs>
+          <w:tab w:val="num" w:pos="2160"/>
+        </w:tabs>
+        <w:ind w:left="2160" w:hanging="360"/>
+      </w:pPr>
+      <w:rPr>
+        <w:rFonts w:ascii="Wingdings" w:hAnsi="Wingdings" w:hint="default"/>
+        <w:sz w:val="20"/>
+      </w:rPr>
+    </w:lvl>
+    <w:lvl w:ilvl="3" w:tentative="1">
+      <w:start w:val="1"/>
+      <w:numFmt w:val="bullet"/>
+      <w:lvlText w:val=""/>
+      <w:lvlJc w:val="left"/>
+      <w:pPr>
+        <w:tabs>
+          <w:tab w:val="num" w:pos="2880"/>
+        </w:tabs>
+        <w:ind w:left="2880" w:hanging="360"/>
+      </w:pPr>
+      <w:rPr>
+        <w:rFonts w:ascii="Wingdings" w:hAnsi="Wingdings" w:hint="default"/>
+        <w:sz w:val="20"/>
+      </w:rPr>
+    </w:lvl>
+    <w:lvl w:ilvl="4" w:tentative="1">
+      <w:start w:val="1"/>
+      <w:numFmt w:val="bullet"/>
+      <w:lvlText w:val=""/>
+      <w:lvlJc w:val="left"/>
+      <w:pPr>
+        <w:tabs>
+          <w:tab w:val="num" w:pos="3600"/>
+        </w:tabs>
+        <w:ind w:left="3600" w:hanging="360"/>
+      </w:pPr>
+      <w:rPr>
+        <w:rFonts w:ascii="Wingdings" w:hAnsi="Wingdings" w:hint="default"/>
+        <w:sz w:val="20"/>
+      </w:rPr>
+    </w:lvl>
+    <w:lvl w:ilvl="5" w:tentative="1">
+      <w:start w:val="1"/>
+      <w:numFmt w:val="bullet"/>
+      <w:lvlText w:val=""/>
+      <w:lvlJc w:val="left"/>
+      <w:pPr>
+        <w:tabs>
+          <w:tab w:val="num" w:pos="4320"/>
+        </w:tabs>
+        <w:ind w:left="4320" w:hanging="360"/>
+      </w:pPr>
+      <w:rPr>
+        <w:rFonts w:ascii="Wingdings" w:hAnsi="Wingdings" w:hint="default"/>
+        <w:sz w:val="20"/>
+      </w:rPr>
+    </w:lvl>
+    <w:lvl w:ilvl="6" w:tentative="1">
+      <w:start w:val="1"/>
+      <w:numFmt w:val="bullet"/>
+      <w:lvlText w:val=""/>
+      <w:lvlJc w:val="left"/>
+      <w:pPr>
+        <w:tabs>
+          <w:tab w:val="num" w:pos="5040"/>
+        </w:tabs>
+        <w:ind w:left="5040" w:hanging="360"/>
+      </w:pPr>
+      <w:rPr>
+        <w:rFonts w:ascii="Wingdings" w:hAnsi="Wingdings" w:hint="default"/>
+        <w:sz w:val="20"/>
+      </w:rPr>
+    </w:lvl>
+    <w:lvl w:ilvl="7" w:tentative="1">
+      <w:start w:val="1"/>
+      <w:numFmt w:val="bullet"/>
+      <w:lvlText w:val=""/>
+      <w:lvlJc w:val="left"/>
+      <w:pPr>
+        <w:tabs>
+          <w:tab w:val="num" w:pos="5760"/>
+        </w:tabs>
+        <w:ind w:left="5760" w:hanging="360"/>
+      </w:pPr>
+      <w:rPr>
+        <w:rFonts w:ascii="Wingdings" w:hAnsi="Wingdings" w:hint="default"/>
+        <w:sz w:val="20"/>
+      </w:rPr>
+    </w:lvl>
+    <w:lvl w:ilvl="8" w:tentative="1">
+      <w:start w:val="1"/>
+      <w:numFmt w:val="bullet"/>
+      <w:lvlText w:val=""/>
+      <w:lvlJc w:val="left"/>
+      <w:pPr>
+        <w:tabs>
+          <w:tab w:val="num" w:pos="6480"/>
+        </w:tabs>
+        <w:ind w:left="6480" w:hanging="360"/>
+      </w:pPr>
+      <w:rPr>
+        <w:rFonts w:ascii="Wingdings" w:hAnsi="Wingdings" w:hint="default"/>
+        <w:sz w:val="20"/>
+      </w:rPr>
+    </w:lvl>
+  </w:abstractNum>
+  <w:abstractNum w:abstractNumId="1" w15:restartNumberingAfterBreak="0">
     <w:nsid w:val="07156A47"/>
     <w:multiLevelType w:val="multilevel"/>
     <w:tmpl w:val="E6167098"/>
@@ -2677,7 +2630,120 @@
       </w:rPr>
     </w:lvl>
   </w:abstractNum>
-  <w:abstractNum w:abstractNumId="1">
+  <w:abstractNum w:abstractNumId="2" w15:restartNumberingAfterBreak="0">
+    <w:nsid w:val="1967322E"/>
+    <w:multiLevelType w:val="hybridMultilevel"/>
+    <w:tmpl w:val="B90A6288"/>
+    <w:lvl w:ilvl="0" w:tplc="04160001">
+      <w:start w:val="1"/>
+      <w:numFmt w:val="bullet"/>
+      <w:lvlText w:val=""/>
+      <w:lvlJc w:val="left"/>
+      <w:pPr>
+        <w:ind w:left="720" w:hanging="360"/>
+      </w:pPr>
+      <w:rPr>
+        <w:rFonts w:ascii="Symbol" w:hAnsi="Symbol" w:hint="default"/>
+      </w:rPr>
+    </w:lvl>
+    <w:lvl w:ilvl="1" w:tplc="04160003" w:tentative="1">
+      <w:start w:val="1"/>
+      <w:numFmt w:val="bullet"/>
+      <w:lvlText w:val="o"/>
+      <w:lvlJc w:val="left"/>
+      <w:pPr>
+        <w:ind w:left="1440" w:hanging="360"/>
+      </w:pPr>
+      <w:rPr>
+        <w:rFonts w:ascii="Courier New" w:hAnsi="Courier New" w:cs="Courier New" w:hint="default"/>
+      </w:rPr>
+    </w:lvl>
+    <w:lvl w:ilvl="2" w:tplc="04160005" w:tentative="1">
+      <w:start w:val="1"/>
+      <w:numFmt w:val="bullet"/>
+      <w:lvlText w:val=""/>
+      <w:lvlJc w:val="left"/>
+      <w:pPr>
+        <w:ind w:left="2160" w:hanging="360"/>
+      </w:pPr>
+      <w:rPr>
+        <w:rFonts w:ascii="Wingdings" w:hAnsi="Wingdings" w:hint="default"/>
+      </w:rPr>
+    </w:lvl>
+    <w:lvl w:ilvl="3" w:tplc="04160001" w:tentative="1">
+      <w:start w:val="1"/>
+      <w:numFmt w:val="bullet"/>
+      <w:lvlText w:val=""/>
+      <w:lvlJc w:val="left"/>
+      <w:pPr>
+        <w:ind w:left="2880" w:hanging="360"/>
+      </w:pPr>
+      <w:rPr>
+        <w:rFonts w:ascii="Symbol" w:hAnsi="Symbol" w:hint="default"/>
+      </w:rPr>
+    </w:lvl>
+    <w:lvl w:ilvl="4" w:tplc="04160003" w:tentative="1">
+      <w:start w:val="1"/>
+      <w:numFmt w:val="bullet"/>
+      <w:lvlText w:val="o"/>
+      <w:lvlJc w:val="left"/>
+      <w:pPr>
+        <w:ind w:left="3600" w:hanging="360"/>
+      </w:pPr>
+      <w:rPr>
+        <w:rFonts w:ascii="Courier New" w:hAnsi="Courier New" w:cs="Courier New" w:hint="default"/>
+      </w:rPr>
+    </w:lvl>
+    <w:lvl w:ilvl="5" w:tplc="04160005" w:tentative="1">
+      <w:start w:val="1"/>
+      <w:numFmt w:val="bullet"/>
+      <w:lvlText w:val=""/>
+      <w:lvlJc w:val="left"/>
+      <w:pPr>
+        <w:ind w:left="4320" w:hanging="360"/>
+      </w:pPr>
+      <w:rPr>
+        <w:rFonts w:ascii="Wingdings" w:hAnsi="Wingdings" w:hint="default"/>
+      </w:rPr>
+    </w:lvl>
+    <w:lvl w:ilvl="6" w:tplc="04160001" w:tentative="1">
+      <w:start w:val="1"/>
+      <w:numFmt w:val="bullet"/>
+      <w:lvlText w:val=""/>
+      <w:lvlJc w:val="left"/>
+      <w:pPr>
+        <w:ind w:left="5040" w:hanging="360"/>
+      </w:pPr>
+      <w:rPr>
+        <w:rFonts w:ascii="Symbol" w:hAnsi="Symbol" w:hint="default"/>
+      </w:rPr>
+    </w:lvl>
+    <w:lvl w:ilvl="7" w:tplc="04160003" w:tentative="1">
+      <w:start w:val="1"/>
+      <w:numFmt w:val="bullet"/>
+      <w:lvlText w:val="o"/>
+      <w:lvlJc w:val="left"/>
+      <w:pPr>
+        <w:ind w:left="5760" w:hanging="360"/>
+      </w:pPr>
+      <w:rPr>
+        <w:rFonts w:ascii="Courier New" w:hAnsi="Courier New" w:cs="Courier New" w:hint="default"/>
+      </w:rPr>
+    </w:lvl>
+    <w:lvl w:ilvl="8" w:tplc="04160005" w:tentative="1">
+      <w:start w:val="1"/>
+      <w:numFmt w:val="bullet"/>
+      <w:lvlText w:val=""/>
+      <w:lvlJc w:val="left"/>
+      <w:pPr>
+        <w:ind w:left="6480" w:hanging="360"/>
+      </w:pPr>
+      <w:rPr>
+        <w:rFonts w:ascii="Wingdings" w:hAnsi="Wingdings" w:hint="default"/>
+      </w:rPr>
+    </w:lvl>
+  </w:abstractNum>
+  <w:abstractNum w:abstractNumId="3" w15:restartNumberingAfterBreak="0">
     <w:nsid w:val="19E76EBE"/>
     <w:multiLevelType w:val="hybridMultilevel"/>
     <w:tmpl w:val="B9E2B066"/>
@@ -2790,7 +2856,7 @@
       </w:rPr>
     </w:lvl>
   </w:abstractNum>
-  <w:abstractNum w:abstractNumId="2">
+  <w:abstractNum w:abstractNumId="4" w15:restartNumberingAfterBreak="0">
     <w:nsid w:val="1B216E12"/>
     <w:multiLevelType w:val="hybridMultilevel"/>
     <w:tmpl w:val="E4FC1ED6"/>
@@ -2903,7 +2969,7 @@
       </w:rPr>
     </w:lvl>
   </w:abstractNum>
-  <w:abstractNum w:abstractNumId="3">
+  <w:abstractNum w:abstractNumId="5" w15:restartNumberingAfterBreak="0">
     <w:nsid w:val="1BC103D1"/>
     <w:multiLevelType w:val="hybridMultilevel"/>
     <w:tmpl w:val="283A8226"/>
@@ -3016,7 +3082,7 @@
       </w:rPr>
     </w:lvl>
   </w:abstractNum>
-  <w:abstractNum w:abstractNumId="4">
+  <w:abstractNum w:abstractNumId="6" w15:restartNumberingAfterBreak="0">
     <w:nsid w:val="22695A4E"/>
     <w:multiLevelType w:val="multilevel"/>
     <w:tmpl w:val="7234CED4"/>
@@ -3165,7 +3231,7 @@
       </w:rPr>
     </w:lvl>
   </w:abstractNum>
-  <w:abstractNum w:abstractNumId="5">
+  <w:abstractNum w:abstractNumId="7" w15:restartNumberingAfterBreak="0">
     <w:nsid w:val="2C3A7161"/>
     <w:multiLevelType w:val="hybridMultilevel"/>
     <w:tmpl w:val="B73AC1C2"/>
@@ -3278,7 +3344,7 @@
       </w:rPr>
     </w:lvl>
   </w:abstractNum>
-  <w:abstractNum w:abstractNumId="6">
+  <w:abstractNum w:abstractNumId="8" w15:restartNumberingAfterBreak="0">
     <w:nsid w:val="2DAC4DF9"/>
     <w:multiLevelType w:val="hybridMultilevel"/>
     <w:tmpl w:val="C868F802"/>
@@ -3391,7 +3457,156 @@
       </w:rPr>
     </w:lvl>
   </w:abstractNum>
-  <w:abstractNum w:abstractNumId="7">
+  <w:abstractNum w:abstractNumId="9" w15:restartNumberingAfterBreak="0">
+    <w:nsid w:val="3AA17F32"/>
+    <w:multiLevelType w:val="multilevel"/>
+    <w:tmpl w:val="07FE0D48"/>
+    <w:lvl w:ilvl="0">
+      <w:start w:val="1"/>
+      <w:numFmt w:val="bullet"/>
+      <w:lvlText w:val=""/>
+      <w:lvlJc w:val="left"/>
+      <w:pPr>
+        <w:tabs>
+          <w:tab w:val="num" w:pos="720"/>
+        </w:tabs>
+        <w:ind w:left="720" w:hanging="360"/>
+      </w:pPr>
+      <w:rPr>
+        <w:rFonts w:ascii="Symbol" w:hAnsi="Symbol" w:hint="default"/>
+        <w:sz w:val="20"/>
+      </w:rPr>
+    </w:lvl>
+    <w:lvl w:ilvl="1" w:tentative="1">
+      <w:start w:val="1"/>
+      <w:numFmt w:val="bullet"/>
+      <w:lvlText w:val="o"/>
+      <w:lvlJc w:val="left"/>
+      <w:pPr>
+        <w:tabs>
+          <w:tab w:val="num" w:pos="1440"/>
+        </w:tabs>
+        <w:ind w:left="1440" w:hanging="360"/>
+      </w:pPr>
+      <w:rPr>
+        <w:rFonts w:ascii="Courier New" w:hAnsi="Courier New" w:hint="default"/>
+        <w:sz w:val="20"/>
+      </w:rPr>
+    </w:lvl>
+    <w:lvl w:ilvl="2" w:tentative="1">
+      <w:start w:val="1"/>
+      <w:numFmt w:val="bullet"/>
+      <w:lvlText w:val=""/>
+      <w:lvlJc w:val="left"/>
+      <w:pPr>
+        <w:tabs>
+          <w:tab w:val="num" w:pos="2160"/>
+        </w:tabs>
+        <w:ind w:left="2160" w:hanging="360"/>
+      </w:pPr>
+      <w:rPr>
+        <w:rFonts w:ascii="Wingdings" w:hAnsi="Wingdings" w:hint="default"/>
+        <w:sz w:val="20"/>
+      </w:rPr>
+    </w:lvl>
+    <w:lvl w:ilvl="3" w:tentative="1">
+      <w:start w:val="1"/>
+      <w:numFmt w:val="bullet"/>
+      <w:lvlText w:val=""/>
+      <w:lvlJc w:val="left"/>
+      <w:pPr>
+        <w:tabs>
+          <w:tab w:val="num" w:pos="2880"/>
+        </w:tabs>
+        <w:ind w:left="2880" w:hanging="360"/>
+      </w:pPr>
+      <w:rPr>
+        <w:rFonts w:ascii="Wingdings" w:hAnsi="Wingdings" w:hint="default"/>
+        <w:sz w:val="20"/>
+      </w:rPr>
+    </w:lvl>
+    <w:lvl w:ilvl="4" w:tentative="1">
+      <w:start w:val="1"/>
+      <w:numFmt w:val="bullet"/>
+      <w:lvlText w:val=""/>
+      <w:lvlJc w:val="left"/>
+      <w:pPr>
+        <w:tabs>
+          <w:tab w:val="num" w:pos="3600"/>
+        </w:tabs>
+        <w:ind w:left="3600" w:hanging="360"/>
+      </w:pPr>
+      <w:rPr>
+        <w:rFonts w:ascii="Wingdings" w:hAnsi="Wingdings" w:hint="default"/>
+        <w:sz w:val="20"/>
+      </w:rPr>
+    </w:lvl>
+    <w:lvl w:ilvl="5" w:tentative="1">
+      <w:start w:val="1"/>
+      <w:numFmt w:val="bullet"/>
+      <w:lvlText w:val=""/>
+      <w:lvlJc w:val="left"/>
+      <w:pPr>
+        <w:tabs>
+          <w:tab w:val="num" w:pos="4320"/>
+        </w:tabs>
+        <w:ind w:left="4320" w:hanging="360"/>
+      </w:pPr>
+      <w:rPr>
+        <w:rFonts w:ascii="Wingdings" w:hAnsi="Wingdings" w:hint="default"/>
+        <w:sz w:val="20"/>
+      </w:rPr>
+    </w:lvl>
+    <w:lvl w:ilvl="6" w:tentative="1">
+      <w:start w:val="1"/>
+      <w:numFmt w:val="bullet"/>
+      <w:lvlText w:val=""/>
+      <w:lvlJc w:val="left"/>
+      <w:pPr>
+        <w:tabs>
+          <w:tab w:val="num" w:pos="5040"/>
+        </w:tabs>
+        <w:ind w:left="5040" w:hanging="360"/>
+      </w:pPr>
+      <w:rPr>
+        <w:rFonts w:ascii="Wingdings" w:hAnsi="Wingdings" w:hint="default"/>
+        <w:sz w:val="20"/>
+      </w:rPr>
+    </w:lvl>
+    <w:lvl w:ilvl="7" w:tentative="1">
+      <w:start w:val="1"/>
+      <w:numFmt w:val="bullet"/>
+      <w:lvlText w:val=""/>
+      <w:lvlJc w:val="left"/>
+      <w:pPr>
+        <w:tabs>
+          <w:tab w:val="num" w:pos="5760"/>
+        </w:tabs>
+        <w:ind w:left="5760" w:hanging="360"/>
+      </w:pPr>
+      <w:rPr>
+        <w:rFonts w:ascii="Wingdings" w:hAnsi="Wingdings" w:hint="default"/>
+        <w:sz w:val="20"/>
+      </w:rPr>
+    </w:lvl>
+    <w:lvl w:ilvl="8" w:tentative="1">
+      <w:start w:val="1"/>
+      <w:numFmt w:val="bullet"/>
+      <w:lvlText w:val=""/>
+      <w:lvlJc w:val="left"/>
+      <w:pPr>
+        <w:tabs>
+          <w:tab w:val="num" w:pos="6480"/>
+        </w:tabs>
+        <w:ind w:left="6480" w:hanging="360"/>
+      </w:pPr>
+      <w:rPr>
+        <w:rFonts w:ascii="Wingdings" w:hAnsi="Wingdings" w:hint="default"/>
+        <w:sz w:val="20"/>
+      </w:rPr>
+    </w:lvl>
+  </w:abstractNum>
+  <w:abstractNum w:abstractNumId="10" w15:restartNumberingAfterBreak="0">
     <w:nsid w:val="4DD23B27"/>
     <w:multiLevelType w:val="multilevel"/>
     <w:tmpl w:val="218A2CD4"/>
@@ -3540,7 +3755,7 @@
       </w:rPr>
     </w:lvl>
   </w:abstractNum>
-  <w:abstractNum w:abstractNumId="8">
+  <w:abstractNum w:abstractNumId="11" w15:restartNumberingAfterBreak="0">
     <w:nsid w:val="54D36A86"/>
     <w:multiLevelType w:val="hybridMultilevel"/>
     <w:tmpl w:val="2FF4E9A8"/>
@@ -3653,7 +3868,305 @@
       </w:rPr>
     </w:lvl>
   </w:abstractNum>
-  <w:abstractNum w:abstractNumId="9">
+  <w:abstractNum w:abstractNumId="12" w15:restartNumberingAfterBreak="0">
+    <w:nsid w:val="558F18B7"/>
+    <w:multiLevelType w:val="multilevel"/>
+    <w:tmpl w:val="D83CF326"/>
+    <w:lvl w:ilvl="0">
+      <w:start w:val="1"/>
+      <w:numFmt w:val="bullet"/>
+      <w:lvlText w:val=""/>
+      <w:lvlJc w:val="left"/>
+      <w:pPr>
+        <w:tabs>
+          <w:tab w:val="num" w:pos="720"/>
+        </w:tabs>
+        <w:ind w:left="720" w:hanging="360"/>
+      </w:pPr>
+      <w:rPr>
+        <w:rFonts w:ascii="Symbol" w:hAnsi="Symbol" w:hint="default"/>
+        <w:sz w:val="20"/>
+      </w:rPr>
+    </w:lvl>
+    <w:lvl w:ilvl="1" w:tentative="1">
+      <w:start w:val="1"/>
+      <w:numFmt w:val="bullet"/>
+      <w:lvlText w:val="o"/>
+      <w:lvlJc w:val="left"/>
+      <w:pPr>
+        <w:tabs>
+          <w:tab w:val="num" w:pos="1440"/>
+        </w:tabs>
+        <w:ind w:left="1440" w:hanging="360"/>
+      </w:pPr>
+      <w:rPr>
+        <w:rFonts w:ascii="Courier New" w:hAnsi="Courier New" w:hint="default"/>
+        <w:sz w:val="20"/>
+      </w:rPr>
+    </w:lvl>
+    <w:lvl w:ilvl="2" w:tentative="1">
+      <w:start w:val="1"/>
+      <w:numFmt w:val="bullet"/>
+      <w:lvlText w:val=""/>
+      <w:lvlJc w:val="left"/>
+      <w:pPr>
+        <w:tabs>
+          <w:tab w:val="num" w:pos="2160"/>
+        </w:tabs>
+        <w:ind w:left="2160" w:hanging="360"/>
+      </w:pPr>
+      <w:rPr>
+        <w:rFonts w:ascii="Wingdings" w:hAnsi="Wingdings" w:hint="default"/>
+        <w:sz w:val="20"/>
+      </w:rPr>
+    </w:lvl>
+    <w:lvl w:ilvl="3" w:tentative="1">
+      <w:start w:val="1"/>
+      <w:numFmt w:val="bullet"/>
+      <w:lvlText w:val=""/>
+      <w:lvlJc w:val="left"/>
+      <w:pPr>
+        <w:tabs>
+          <w:tab w:val="num" w:pos="2880"/>
+        </w:tabs>
+        <w:ind w:left="2880" w:hanging="360"/>
+      </w:pPr>
+      <w:rPr>
+        <w:rFonts w:ascii="Wingdings" w:hAnsi="Wingdings" w:hint="default"/>
+        <w:sz w:val="20"/>
+      </w:rPr>
+    </w:lvl>
+    <w:lvl w:ilvl="4" w:tentative="1">
+      <w:start w:val="1"/>
+      <w:numFmt w:val="bullet"/>
+      <w:lvlText w:val=""/>
+      <w:lvlJc w:val="left"/>
+      <w:pPr>
+        <w:tabs>
+          <w:tab w:val="num" w:pos="3600"/>
+        </w:tabs>
+        <w:ind w:left="3600" w:hanging="360"/>
+      </w:pPr>
+      <w:rPr>
+        <w:rFonts w:ascii="Wingdings" w:hAnsi="Wingdings" w:hint="default"/>
+        <w:sz w:val="20"/>
+      </w:rPr>
+    </w:lvl>
+    <w:lvl w:ilvl="5" w:tentative="1">
+      <w:start w:val="1"/>
+      <w:numFmt w:val="bullet"/>
+      <w:lvlText w:val=""/>
+      <w:lvlJc w:val="left"/>
+      <w:pPr>
+        <w:tabs>
+          <w:tab w:val="num" w:pos="4320"/>
+        </w:tabs>
+        <w:ind w:left="4320" w:hanging="360"/>
+      </w:pPr>
+      <w:rPr>
+        <w:rFonts w:ascii="Wingdings" w:hAnsi="Wingdings" w:hint="default"/>
+        <w:sz w:val="20"/>
+      </w:rPr>
+    </w:lvl>
+    <w:lvl w:ilvl="6" w:tentative="1">
+      <w:start w:val="1"/>
+      <w:numFmt w:val="bullet"/>
+      <w:lvlText w:val=""/>
+      <w:lvlJc w:val="left"/>
+      <w:pPr>
+        <w:tabs>
+          <w:tab w:val="num" w:pos="5040"/>
+        </w:tabs>
+        <w:ind w:left="5040" w:hanging="360"/>
+      </w:pPr>
+      <w:rPr>
+        <w:rFonts w:ascii="Wingdings" w:hAnsi="Wingdings" w:hint="default"/>
+        <w:sz w:val="20"/>
+      </w:rPr>
+    </w:lvl>
+    <w:lvl w:ilvl="7" w:tentative="1">
+      <w:start w:val="1"/>
+      <w:numFmt w:val="bullet"/>
+      <w:lvlText w:val=""/>
+      <w:lvlJc w:val="left"/>
+      <w:pPr>
+        <w:tabs>
+          <w:tab w:val="num" w:pos="5760"/>
+        </w:tabs>
+        <w:ind w:left="5760" w:hanging="360"/>
+      </w:pPr>
+      <w:rPr>
+        <w:rFonts w:ascii="Wingdings" w:hAnsi="Wingdings" w:hint="default"/>
+        <w:sz w:val="20"/>
+      </w:rPr>
+    </w:lvl>
+    <w:lvl w:ilvl="8" w:tentative="1">
+      <w:start w:val="1"/>
+      <w:numFmt w:val="bullet"/>
+      <w:lvlText w:val=""/>
+      <w:lvlJc w:val="left"/>
+      <w:pPr>
+        <w:tabs>
+          <w:tab w:val="num" w:pos="6480"/>
+        </w:tabs>
+        <w:ind w:left="6480" w:hanging="360"/>
+      </w:pPr>
+      <w:rPr>
+        <w:rFonts w:ascii="Wingdings" w:hAnsi="Wingdings" w:hint="default"/>
+        <w:sz w:val="20"/>
+      </w:rPr>
+    </w:lvl>
+  </w:abstractNum>
+  <w:abstractNum w:abstractNumId="13" w15:restartNumberingAfterBreak="0">
+    <w:nsid w:val="6C401F3C"/>
+    <w:multiLevelType w:val="multilevel"/>
+    <w:tmpl w:val="050E6970"/>
+    <w:lvl w:ilvl="0">
+      <w:start w:val="1"/>
+      <w:numFmt w:val="bullet"/>
+      <w:lvlText w:val=""/>
+      <w:lvlJc w:val="left"/>
+      <w:pPr>
+        <w:tabs>
+          <w:tab w:val="num" w:pos="720"/>
+        </w:tabs>
+        <w:ind w:left="720" w:hanging="360"/>
+      </w:pPr>
+      <w:rPr>
+        <w:rFonts w:ascii="Symbol" w:hAnsi="Symbol" w:hint="default"/>
+        <w:sz w:val="20"/>
+      </w:rPr>
+    </w:lvl>
+    <w:lvl w:ilvl="1" w:tentative="1">
+      <w:start w:val="1"/>
+      <w:numFmt w:val="bullet"/>
+      <w:lvlText w:val="o"/>
+      <w:lvlJc w:val="left"/>
+      <w:pPr>
+        <w:tabs>
+          <w:tab w:val="num" w:pos="1440"/>
+        </w:tabs>
+        <w:ind w:left="1440" w:hanging="360"/>
+      </w:pPr>
+      <w:rPr>
+        <w:rFonts w:ascii="Courier New" w:hAnsi="Courier New" w:hint="default"/>
+        <w:sz w:val="20"/>
+      </w:rPr>
+    </w:lvl>
+    <w:lvl w:ilvl="2" w:tentative="1">
+      <w:start w:val="1"/>
+      <w:numFmt w:val="bullet"/>
+      <w:lvlText w:val=""/>
+      <w:lvlJc w:val="left"/>
+      <w:pPr>
+        <w:tabs>
+          <w:tab w:val="num" w:pos="2160"/>
+        </w:tabs>
+        <w:ind w:left="2160" w:hanging="360"/>
+      </w:pPr>
+      <w:rPr>
+        <w:rFonts w:ascii="Wingdings" w:hAnsi="Wingdings" w:hint="default"/>
+        <w:sz w:val="20"/>
+      </w:rPr>
+    </w:lvl>
+    <w:lvl w:ilvl="3" w:tentative="1">
+      <w:start w:val="1"/>
+      <w:numFmt w:val="bullet"/>
+      <w:lvlText w:val=""/>
+      <w:lvlJc w:val="left"/>
+      <w:pPr>
+        <w:tabs>
+          <w:tab w:val="num" w:pos="2880"/>
+        </w:tabs>
+        <w:ind w:left="2880" w:hanging="360"/>
+      </w:pPr>
+      <w:rPr>
+        <w:rFonts w:ascii="Wingdings" w:hAnsi="Wingdings" w:hint="default"/>
+        <w:sz w:val="20"/>
+      </w:rPr>
+    </w:lvl>
+    <w:lvl w:ilvl="4" w:tentative="1">
+      <w:start w:val="1"/>
+      <w:numFmt w:val="bullet"/>
+      <w:lvlText w:val=""/>
+      <w:lvlJc w:val="left"/>
+      <w:pPr>
+        <w:tabs>
+          <w:tab w:val="num" w:pos="3600"/>
+        </w:tabs>
+        <w:ind w:left="3600" w:hanging="360"/>
+      </w:pPr>
+      <w:rPr>
+        <w:rFonts w:ascii="Wingdings" w:hAnsi="Wingdings" w:hint="default"/>
+        <w:sz w:val="20"/>
+      </w:rPr>
+    </w:lvl>
+    <w:lvl w:ilvl="5" w:tentative="1">
+      <w:start w:val="1"/>
+      <w:numFmt w:val="bullet"/>
+      <w:lvlText w:val=""/>
+      <w:lvlJc w:val="left"/>
+      <w:pPr>
+        <w:tabs>
+          <w:tab w:val="num" w:pos="4320"/>
+        </w:tabs>
+        <w:ind w:left="4320" w:hanging="360"/>
+      </w:pPr>
+      <w:rPr>
+        <w:rFonts w:ascii="Wingdings" w:hAnsi="Wingdings" w:hint="default"/>
+        <w:sz w:val="20"/>
+      </w:rPr>
+    </w:lvl>
+    <w:lvl w:ilvl="6" w:tentative="1">
+      <w:start w:val="1"/>
+      <w:numFmt w:val="bullet"/>
+      <w:lvlText w:val=""/>
+      <w:lvlJc w:val="left"/>
+      <w:pPr>
+        <w:tabs>
+          <w:tab w:val="num" w:pos="5040"/>
+        </w:tabs>
+        <w:ind w:left="5040" w:hanging="360"/>
+      </w:pPr>
+      <w:rPr>
+        <w:rFonts w:ascii="Wingdings" w:hAnsi="Wingdings" w:hint="default"/>
+        <w:sz w:val="20"/>
+      </w:rPr>
+    </w:lvl>
+    <w:lvl w:ilvl="7" w:tentative="1">
+      <w:start w:val="1"/>
+      <w:numFmt w:val="bullet"/>
+      <w:lvlText w:val=""/>
+      <w:lvlJc w:val="left"/>
+      <w:pPr>
+        <w:tabs>
+          <w:tab w:val="num" w:pos="5760"/>
+        </w:tabs>
+        <w:ind w:left="5760" w:hanging="360"/>
+      </w:pPr>
+      <w:rPr>
+        <w:rFonts w:ascii="Wingdings" w:hAnsi="Wingdings" w:hint="default"/>
+        <w:sz w:val="20"/>
+      </w:rPr>
+    </w:lvl>
+    <w:lvl w:ilvl="8" w:tentative="1">
+      <w:start w:val="1"/>
+      <w:numFmt w:val="bullet"/>
+      <w:lvlText w:val=""/>
+      <w:lvlJc w:val="left"/>
+      <w:pPr>
+        <w:tabs>
+          <w:tab w:val="num" w:pos="6480"/>
+        </w:tabs>
+        <w:ind w:left="6480" w:hanging="360"/>
+      </w:pPr>
+      <w:rPr>
+        <w:rFonts w:ascii="Wingdings" w:hAnsi="Wingdings" w:hint="default"/>
+        <w:sz w:val="20"/>
+      </w:rPr>
+    </w:lvl>
+  </w:abstractNum>
+  <w:abstractNum w:abstractNumId="14" w15:restartNumberingAfterBreak="0">
     <w:nsid w:val="71B75ADD"/>
     <w:multiLevelType w:val="hybridMultilevel"/>
     <w:tmpl w:val="A4D28528"/>
@@ -3766,7 +4279,156 @@
       </w:rPr>
     </w:lvl>
   </w:abstractNum>
-  <w:abstractNum w:abstractNumId="10">
+  <w:abstractNum w:abstractNumId="15" w15:restartNumberingAfterBreak="0">
+    <w:nsid w:val="771C313C"/>
+    <w:multiLevelType w:val="multilevel"/>
+    <w:tmpl w:val="2E2EF13E"/>
+    <w:lvl w:ilvl="0">
+      <w:start w:val="1"/>
+      <w:numFmt w:val="bullet"/>
+      <w:lvlText w:val=""/>
+      <w:lvlJc w:val="left"/>
+      <w:pPr>
+        <w:tabs>
+          <w:tab w:val="num" w:pos="720"/>
+        </w:tabs>
+        <w:ind w:left="720" w:hanging="360"/>
+      </w:pPr>
+      <w:rPr>
+        <w:rFonts w:ascii="Symbol" w:hAnsi="Symbol" w:hint="default"/>
+        <w:sz w:val="20"/>
+      </w:rPr>
+    </w:lvl>
+    <w:lvl w:ilvl="1" w:tentative="1">
+      <w:start w:val="1"/>
+      <w:numFmt w:val="bullet"/>
+      <w:lvlText w:val="o"/>
+      <w:lvlJc w:val="left"/>
+      <w:pPr>
+        <w:tabs>
+          <w:tab w:val="num" w:pos="1440"/>
+        </w:tabs>
+        <w:ind w:left="1440" w:hanging="360"/>
+      </w:pPr>
+      <w:rPr>
+        <w:rFonts w:ascii="Courier New" w:hAnsi="Courier New" w:hint="default"/>
+        <w:sz w:val="20"/>
+      </w:rPr>
+    </w:lvl>
+    <w:lvl w:ilvl="2" w:tentative="1">
+      <w:start w:val="1"/>
+      <w:numFmt w:val="bullet"/>
+      <w:lvlText w:val=""/>
+      <w:lvlJc w:val="left"/>
+      <w:pPr>
+        <w:tabs>
+          <w:tab w:val="num" w:pos="2160"/>
+        </w:tabs>
+        <w:ind w:left="2160" w:hanging="360"/>
+      </w:pPr>
+      <w:rPr>
+        <w:rFonts w:ascii="Wingdings" w:hAnsi="Wingdings" w:hint="default"/>
+        <w:sz w:val="20"/>
+      </w:rPr>
+    </w:lvl>
+    <w:lvl w:ilvl="3" w:tentative="1">
+      <w:start w:val="1"/>
+      <w:numFmt w:val="bullet"/>
+      <w:lvlText w:val=""/>
+      <w:lvlJc w:val="left"/>
+      <w:pPr>
+        <w:tabs>
+          <w:tab w:val="num" w:pos="2880"/>
+        </w:tabs>
+        <w:ind w:left="2880" w:hanging="360"/>
+      </w:pPr>
+      <w:rPr>
+        <w:rFonts w:ascii="Wingdings" w:hAnsi="Wingdings" w:hint="default"/>
+        <w:sz w:val="20"/>
+      </w:rPr>
+    </w:lvl>
+    <w:lvl w:ilvl="4" w:tentative="1">
+      <w:start w:val="1"/>
+      <w:numFmt w:val="bullet"/>
+      <w:lvlText w:val=""/>
+      <w:lvlJc w:val="left"/>
+      <w:pPr>
+        <w:tabs>
+          <w:tab w:val="num" w:pos="3600"/>
+        </w:tabs>
+        <w:ind w:left="3600" w:hanging="360"/>
+      </w:pPr>
+      <w:rPr>
+        <w:rFonts w:ascii="Wingdings" w:hAnsi="Wingdings" w:hint="default"/>
+        <w:sz w:val="20"/>
+      </w:rPr>
+    </w:lvl>
+    <w:lvl w:ilvl="5" w:tentative="1">
+      <w:start w:val="1"/>
+      <w:numFmt w:val="bullet"/>
+      <w:lvlText w:val=""/>
+      <w:lvlJc w:val="left"/>
+      <w:pPr>
+        <w:tabs>
+          <w:tab w:val="num" w:pos="4320"/>
+        </w:tabs>
+        <w:ind w:left="4320" w:hanging="360"/>
+      </w:pPr>
+      <w:rPr>
+        <w:rFonts w:ascii="Wingdings" w:hAnsi="Wingdings" w:hint="default"/>
+        <w:sz w:val="20"/>
+      </w:rPr>
+    </w:lvl>
+    <w:lvl w:ilvl="6" w:tentative="1">
+      <w:start w:val="1"/>
+      <w:numFmt w:val="bullet"/>
+      <w:lvlText w:val=""/>
+      <w:lvlJc w:val="left"/>
+      <w:pPr>
+        <w:tabs>
+          <w:tab w:val="num" w:pos="5040"/>
+        </w:tabs>
+        <w:ind w:left="5040" w:hanging="360"/>
+      </w:pPr>
+      <w:rPr>
+        <w:rFonts w:ascii="Wingdings" w:hAnsi="Wingdings" w:hint="default"/>
+        <w:sz w:val="20"/>
+      </w:rPr>
+    </w:lvl>
+    <w:lvl w:ilvl="7" w:tentative="1">
+      <w:start w:val="1"/>
+      <w:numFmt w:val="bullet"/>
+      <w:lvlText w:val=""/>
+      <w:lvlJc w:val="left"/>
+      <w:pPr>
+        <w:tabs>
+          <w:tab w:val="num" w:pos="5760"/>
+        </w:tabs>
+        <w:ind w:left="5760" w:hanging="360"/>
+      </w:pPr>
+      <w:rPr>
+        <w:rFonts w:ascii="Wingdings" w:hAnsi="Wingdings" w:hint="default"/>
+        <w:sz w:val="20"/>
+      </w:rPr>
+    </w:lvl>
+    <w:lvl w:ilvl="8" w:tentative="1">
+      <w:start w:val="1"/>
+      <w:numFmt w:val="bullet"/>
+      <w:lvlText w:val=""/>
+      <w:lvlJc w:val="left"/>
+      <w:pPr>
+        <w:tabs>
+          <w:tab w:val="num" w:pos="6480"/>
+        </w:tabs>
+        <w:ind w:left="6480" w:hanging="360"/>
+      </w:pPr>
+      <w:rPr>
+        <w:rFonts w:ascii="Wingdings" w:hAnsi="Wingdings" w:hint="default"/>
+        <w:sz w:val="20"/>
+      </w:rPr>
+    </w:lvl>
+  </w:abstractNum>
+  <w:abstractNum w:abstractNumId="16" w15:restartNumberingAfterBreak="0">
     <w:nsid w:val="7AEE4959"/>
     <w:multiLevelType w:val="multilevel"/>
     <w:tmpl w:val="46C2D0B0"/>
@@ -3915,44 +4577,62 @@
       </w:rPr>
     </w:lvl>
   </w:abstractNum>
-  <w:num w:numId="1">
+  <w:num w:numId="1" w16cid:durableId="681979264">
+    <w:abstractNumId w:val="6"/>
+  </w:num>
+  <w:num w:numId="2" w16cid:durableId="1148396519">
+    <w:abstractNumId w:val="7"/>
+  </w:num>
+  <w:num w:numId="3" w16cid:durableId="1139768597">
+    <w:abstractNumId w:val="3"/>
+  </w:num>
+  <w:num w:numId="4" w16cid:durableId="1891727154">
+    <w:abstractNumId w:val="8"/>
+  </w:num>
+  <w:num w:numId="5" w16cid:durableId="1892686554">
+    <w:abstractNumId w:val="14"/>
+  </w:num>
+  <w:num w:numId="6" w16cid:durableId="278411500">
+    <w:abstractNumId w:val="11"/>
+  </w:num>
+  <w:num w:numId="7" w16cid:durableId="624117494">
+    <w:abstractNumId w:val="16"/>
+  </w:num>
+  <w:num w:numId="8" w16cid:durableId="1037316068">
+    <w:abstractNumId w:val="5"/>
+  </w:num>
+  <w:num w:numId="9" w16cid:durableId="209460107">
+    <w:abstractNumId w:val="1"/>
+  </w:num>
+  <w:num w:numId="10" w16cid:durableId="1133215499">
     <w:abstractNumId w:val="4"/>
   </w:num>
-  <w:num w:numId="2">
-    <w:abstractNumId w:val="5"/>
+  <w:num w:numId="11" w16cid:durableId="2009361531">
+    <w:abstractNumId w:val="10"/>
   </w:num>
-  <w:num w:numId="3">
-    <w:abstractNumId w:val="1"/>
-  </w:num>
-  <w:num w:numId="4">
-    <w:abstractNumId w:val="6"/>
-  </w:num>
-  <w:num w:numId="5">
+  <w:num w:numId="12" w16cid:durableId="1715079687">
     <w:abstractNumId w:val="9"/>
   </w:num>
-  <w:num w:numId="6">
-    <w:abstractNumId w:val="8"/>
+  <w:num w:numId="13" w16cid:durableId="1438866067">
+    <w:abstractNumId w:val="12"/>
   </w:num>
-  <w:num w:numId="7">
-    <w:abstractNumId w:val="10"/>
-  </w:num>
-  <w:num w:numId="8">
-    <w:abstractNumId w:val="3"/>
-  </w:num>
-  <w:num w:numId="9">
+  <w:num w:numId="14" w16cid:durableId="2113237808">
     <w:abstractNumId w:val="0"/>
   </w:num>
-  <w:num w:numId="10">
+  <w:num w:numId="15" w16cid:durableId="761417800">
     <w:abstractNumId w:val="2"/>
   </w:num>
-  <w:num w:numId="11">
-    <w:abstractNumId w:val="7"/>
+  <w:num w:numId="16" w16cid:durableId="724567322">
+    <w:abstractNumId w:val="13"/>
+  </w:num>
+  <w:num w:numId="17" w16cid:durableId="1231622482">
+    <w:abstractNumId w:val="15"/>
   </w:num>
 </w:numbering>
 </file>
 
 <file path=word/styles.xml><?xml version="1.0" encoding="utf-8"?>
-<w:styles xmlns:mc="http://schemas.openxmlformats.org/markup-compatibility/2006" xmlns:r="http://schemas.openxmlformats.org/officeDocument/2006/relationships" xmlns:w="http://schemas.openxmlformats.org/wordprocessingml/2006/main" xmlns:w14="http://schemas.microsoft.com/office/word/2010/wordml" mc:Ignorable="w14">
+<w:styles xmlns:mc="http://schemas.openxmlformats.org/markup-compatibility/2006" xmlns:r="http://schemas.openxmlformats.org/officeDocument/2006/relationships" xmlns:w="http://schemas.openxmlformats.org/wordprocessingml/2006/main" xmlns:w14="http://schemas.microsoft.com/office/word/2010/wordml" xmlns:w15="http://schemas.microsoft.com/office/word/2012/wordml" xmlns:w16cex="http://schemas.microsoft.com/office/word/2018/wordml/cex" xmlns:w16cid="http://schemas.microsoft.com/office/word/2016/wordml/cid" xmlns:w16="http://schemas.microsoft.com/office/word/2018/wordml" xmlns:w16du="http://schemas.microsoft.com/office/word/2023/wordml/word16du" xmlns:w16sdtdh="http://schemas.microsoft.com/office/word/2020/wordml/sdtdatahash" xmlns:w16sdtfl="http://schemas.microsoft.com/office/word/2024/wordml/sdtformatlock" xmlns:w16se="http://schemas.microsoft.com/office/word/2015/wordml/symex" mc:Ignorable="w14 w15 w16se w16cid w16 w16cex w16sdtdh w16sdtfl w16du">
   <w:docDefaults>
     <w:rPrDefault>
       <w:rPr>
@@ -3968,148 +4648,408 @@
       </w:pPr>
     </w:pPrDefault>
   </w:docDefaults>
-  <w:latentStyles w:defLockedState="0" w:defUIPriority="99" w:defSemiHidden="1" w:defUnhideWhenUsed="1" w:defQFormat="0" w:count="267">
-    <w:lsdException w:name="Normal" w:semiHidden="0" w:uiPriority="0" w:unhideWhenUsed="0" w:qFormat="1"/>
-    <w:lsdException w:name="heading 1" w:semiHidden="0" w:uiPriority="9" w:unhideWhenUsed="0" w:qFormat="1"/>
-    <w:lsdException w:name="heading 2" w:uiPriority="9" w:qFormat="1"/>
-    <w:lsdException w:name="heading 3" w:uiPriority="9" w:qFormat="1"/>
-    <w:lsdException w:name="heading 4" w:uiPriority="9" w:qFormat="1"/>
-    <w:lsdException w:name="heading 5" w:uiPriority="9" w:qFormat="1"/>
-    <w:lsdException w:name="heading 6" w:uiPriority="9" w:qFormat="1"/>
-    <w:lsdException w:name="heading 7" w:uiPriority="9" w:qFormat="1"/>
-    <w:lsdException w:name="heading 8" w:uiPriority="9" w:qFormat="1"/>
-    <w:lsdException w:name="heading 9" w:uiPriority="9" w:qFormat="1"/>
-    <w:lsdException w:name="toc 1" w:uiPriority="39"/>
-    <w:lsdException w:name="toc 2" w:uiPriority="39"/>
-    <w:lsdException w:name="toc 3" w:uiPriority="39"/>
-    <w:lsdException w:name="toc 4" w:uiPriority="39"/>
-    <w:lsdException w:name="toc 5" w:uiPriority="39"/>
-    <w:lsdException w:name="toc 6" w:uiPriority="39"/>
-    <w:lsdException w:name="toc 7" w:uiPriority="39"/>
-    <w:lsdException w:name="toc 8" w:uiPriority="39"/>
-    <w:lsdException w:name="toc 9" w:uiPriority="39"/>
-    <w:lsdException w:name="caption" w:uiPriority="35" w:qFormat="1"/>
-    <w:lsdException w:name="Title" w:semiHidden="0" w:uiPriority="10" w:unhideWhenUsed="0" w:qFormat="1"/>
-    <w:lsdException w:name="Default Paragraph Font" w:uiPriority="1"/>
-    <w:lsdException w:name="Subtitle" w:semiHidden="0" w:uiPriority="11" w:unhideWhenUsed="0" w:qFormat="1"/>
-    <w:lsdException w:name="Strong" w:semiHidden="0" w:uiPriority="22" w:unhideWhenUsed="0" w:qFormat="1"/>
-    <w:lsdException w:name="Emphasis" w:semiHidden="0" w:uiPriority="20" w:unhideWhenUsed="0" w:qFormat="1"/>
-    <w:lsdException w:name="Table Grid" w:semiHidden="0" w:uiPriority="59" w:unhideWhenUsed="0"/>
-    <w:lsdException w:name="Placeholder Text" w:unhideWhenUsed="0"/>
-    <w:lsdException w:name="No Spacing" w:semiHidden="0" w:uiPriority="1" w:unhideWhenUsed="0" w:qFormat="1"/>
-    <w:lsdException w:name="Light Shading" w:semiHidden="0" w:uiPriority="60" w:unhideWhenUsed="0"/>
-    <w:lsdException w:name="Light List" w:semiHidden="0" w:uiPriority="61" w:unhideWhenUsed="0"/>
-    <w:lsdException w:name="Light Grid" w:semiHidden="0" w:uiPriority="62" w:unhideWhenUsed="0"/>
-    <w:lsdException w:name="Medium Shading 1" w:semiHidden="0" w:uiPriority="63" w:unhideWhenUsed="0"/>
-    <w:lsdException w:name="Medium Shading 2" w:semiHidden="0" w:uiPriority="64" w:unhideWhenUsed="0"/>
-    <w:lsdException w:name="Medium List 1" w:semiHidden="0" w:uiPriority="65" w:unhideWhenUsed="0"/>
-    <w:lsdException w:name="Medium List 2" w:semiHidden="0" w:uiPriority="66" w:unhideWhenUsed="0"/>
-    <w:lsdException w:name="Medium Grid 1" w:semiHidden="0" w:uiPriority="67" w:unhideWhenUsed="0"/>
-    <w:lsdException w:name="Medium Grid 2" w:semiHidden="0" w:uiPriority="68" w:unhideWhenUsed="0"/>
-    <w:lsdException w:name="Medium Grid 3" w:semiHidden="0" w:uiPriority="69" w:unhideWhenUsed="0"/>
-    <w:lsdException w:name="Dark List" w:semiHidden="0" w:uiPriority="70" w:unhideWhenUsed="0"/>
-    <w:lsdException w:name="Colorful Shading" w:semiHidden="0" w:uiPriority="71" w:unhideWhenUsed="0"/>
-    <w:lsdException w:name="Colorful List" w:semiHidden="0" w:uiPriority="72" w:unhideWhenUsed="0"/>
-    <w:lsdException w:name="Colorful Grid" w:semiHidden="0" w:uiPriority="73" w:unhideWhenUsed="0"/>
-    <w:lsdException w:name="Light Shading Accent 1" w:semiHidden="0" w:uiPriority="60" w:unhideWhenUsed="0"/>
-    <w:lsdException w:name="Light List Accent 1" w:semiHidden="0" w:uiPriority="61" w:unhideWhenUsed="0"/>
-    <w:lsdException w:name="Light Grid Accent 1" w:semiHidden="0" w:uiPriority="62" w:unhideWhenUsed="0"/>
-    <w:lsdException w:name="Medium Shading 1 Accent 1" w:semiHidden="0" w:uiPriority="63" w:unhideWhenUsed="0"/>
-    <w:lsdException w:name="Medium Shading 2 Accent 1" w:semiHidden="0" w:uiPriority="64" w:unhideWhenUsed="0"/>
-    <w:lsdException w:name="Medium List 1 Accent 1" w:semiHidden="0" w:uiPriority="65" w:unhideWhenUsed="0"/>
-    <w:lsdException w:name="Revision" w:unhideWhenUsed="0"/>
-    <w:lsdException w:name="List Paragraph" w:semiHidden="0" w:uiPriority="34" w:unhideWhenUsed="0" w:qFormat="1"/>
-    <w:lsdException w:name="Quote" w:semiHidden="0" w:uiPriority="29" w:unhideWhenUsed="0" w:qFormat="1"/>
-    <w:lsdException w:name="Intense Quote" w:semiHidden="0" w:uiPriority="30" w:unhideWhenUsed="0" w:qFormat="1"/>
-    <w:lsdException w:name="Medium List 2 Accent 1" w:semiHidden="0" w:uiPriority="66" w:unhideWhenUsed="0"/>
-    <w:lsdException w:name="Medium Grid 1 Accent 1" w:semiHidden="0" w:uiPriority="67" w:unhideWhenUsed="0"/>
-    <w:lsdException w:name="Medium Grid 2 Accent 1" w:semiHidden="0" w:uiPriority="68" w:unhideWhenUsed="0"/>
-    <w:lsdException w:name="Medium Grid 3 Accent 1" w:semiHidden="0" w:uiPriority="69" w:unhideWhenUsed="0"/>
-    <w:lsdException w:name="Dark List Accent 1" w:semiHidden="0" w:uiPriority="70" w:unhideWhenUsed="0"/>
-    <w:lsdException w:name="Colorful Shading Accent 1" w:semiHidden="0" w:uiPriority="71" w:unhideWhenUsed="0"/>
-    <w:lsdException w:name="Colorful List Accent 1" w:semiHidden="0" w:uiPriority="72" w:unhideWhenUsed="0"/>
-    <w:lsdException w:name="Colorful Grid Accent 1" w:semiHidden="0" w:uiPriority="73" w:unhideWhenUsed="0"/>
-    <w:lsdException w:name="Light Shading Accent 2" w:semiHidden="0" w:uiPriority="60" w:unhideWhenUsed="0"/>
-    <w:lsdException w:name="Light List Accent 2" w:semiHidden="0" w:uiPriority="61" w:unhideWhenUsed="0"/>
-    <w:lsdException w:name="Light Grid Accent 2" w:semiHidden="0" w:uiPriority="62" w:unhideWhenUsed="0"/>
-    <w:lsdException w:name="Medium Shading 1 Accent 2" w:semiHidden="0" w:uiPriority="63" w:unhideWhenUsed="0"/>
-    <w:lsdException w:name="Medium Shading 2 Accent 2" w:semiHidden="0" w:uiPriority="64" w:unhideWhenUsed="0"/>
-    <w:lsdException w:name="Medium List 1 Accent 2" w:semiHidden="0" w:uiPriority="65" w:unhideWhenUsed="0"/>
-    <w:lsdException w:name="Medium List 2 Accent 2" w:semiHidden="0" w:uiPriority="66" w:unhideWhenUsed="0"/>
-    <w:lsdException w:name="Medium Grid 1 Accent 2" w:semiHidden="0" w:uiPriority="67" w:unhideWhenUsed="0"/>
-    <w:lsdException w:name="Medium Grid 2 Accent 2" w:semiHidden="0" w:uiPriority="68" w:unhideWhenUsed="0"/>
-    <w:lsdException w:name="Medium Grid 3 Accent 2" w:semiHidden="0" w:uiPriority="69" w:unhideWhenUsed="0"/>
-    <w:lsdException w:name="Dark List Accent 2" w:semiHidden="0" w:uiPriority="70" w:unhideWhenUsed="0"/>
-    <w:lsdException w:name="Colorful Shading Accent 2" w:semiHidden="0" w:uiPriority="71" w:unhideWhenUsed="0"/>
-    <w:lsdException w:name="Colorful List Accent 2" w:semiHidden="0" w:uiPriority="72" w:unhideWhenUsed="0"/>
-    <w:lsdException w:name="Colorful Grid Accent 2" w:semiHidden="0" w:uiPriority="73" w:unhideWhenUsed="0"/>
-    <w:lsdException w:name="Light Shading Accent 3" w:semiHidden="0" w:uiPriority="60" w:unhideWhenUsed="0"/>
-    <w:lsdException w:name="Light List Accent 3" w:semiHidden="0" w:uiPriority="61" w:unhideWhenUsed="0"/>
-    <w:lsdException w:name="Light Grid Accent 3" w:semiHidden="0" w:uiPriority="62" w:unhideWhenUsed="0"/>
-    <w:lsdException w:name="Medium Shading 1 Accent 3" w:semiHidden="0" w:uiPriority="63" w:unhideWhenUsed="0"/>
-    <w:lsdException w:name="Medium Shading 2 Accent 3" w:semiHidden="0" w:uiPriority="64" w:unhideWhenUsed="0"/>
-    <w:lsdException w:name="Medium List 1 Accent 3" w:semiHidden="0" w:uiPriority="65" w:unhideWhenUsed="0"/>
-    <w:lsdException w:name="Medium List 2 Accent 3" w:semiHidden="0" w:uiPriority="66" w:unhideWhenUsed="0"/>
-    <w:lsdException w:name="Medium Grid 1 Accent 3" w:semiHidden="0" w:uiPriority="67" w:unhideWhenUsed="0"/>
-    <w:lsdException w:name="Medium Grid 2 Accent 3" w:semiHidden="0" w:uiPriority="68" w:unhideWhenUsed="0"/>
-    <w:lsdException w:name="Medium Grid 3 Accent 3" w:semiHidden="0" w:uiPriority="69" w:unhideWhenUsed="0"/>
-    <w:lsdException w:name="Dark List Accent 3" w:semiHidden="0" w:uiPriority="70" w:unhideWhenUsed="0"/>
-    <w:lsdException w:name="Colorful Shading Accent 3" w:semiHidden="0" w:uiPriority="71" w:unhideWhenUsed="0"/>
-    <w:lsdException w:name="Colorful List Accent 3" w:semiHidden="0" w:uiPriority="72" w:unhideWhenUsed="0"/>
-    <w:lsdException w:name="Colorful Grid Accent 3" w:semiHidden="0" w:uiPriority="73" w:unhideWhenUsed="0"/>
-    <w:lsdException w:name="Light Shading Accent 4" w:semiHidden="0" w:uiPriority="60" w:unhideWhenUsed="0"/>
-    <w:lsdException w:name="Light List Accent 4" w:semiHidden="0" w:uiPriority="61" w:unhideWhenUsed="0"/>
-    <w:lsdException w:name="Light Grid Accent 4" w:semiHidden="0" w:uiPriority="62" w:unhideWhenUsed="0"/>
-    <w:lsdException w:name="Medium Shading 1 Accent 4" w:semiHidden="0" w:uiPriority="63" w:unhideWhenUsed="0"/>
-    <w:lsdException w:name="Medium Shading 2 Accent 4" w:semiHidden="0" w:uiPriority="64" w:unhideWhenUsed="0"/>
-    <w:lsdException w:name="Medium List 1 Accent 4" w:semiHidden="0" w:uiPriority="65" w:unhideWhenUsed="0"/>
-    <w:lsdException w:name="Medium List 2 Accent 4" w:semiHidden="0" w:uiPriority="66" w:unhideWhenUsed="0"/>
-    <w:lsdException w:name="Medium Grid 1 Accent 4" w:semiHidden="0" w:uiPriority="67" w:unhideWhenUsed="0"/>
-    <w:lsdException w:name="Medium Grid 2 Accent 4" w:semiHidden="0" w:uiPriority="68" w:unhideWhenUsed="0"/>
-    <w:lsdException w:name="Medium Grid 3 Accent 4" w:semiHidden="0" w:uiPriority="69" w:unhideWhenUsed="0"/>
-    <w:lsdException w:name="Dark List Accent 4" w:semiHidden="0" w:uiPriority="70" w:unhideWhenUsed="0"/>
-    <w:lsdException w:name="Colorful Shading Accent 4" w:semiHidden="0" w:uiPriority="71" w:unhideWhenUsed="0"/>
-    <w:lsdException w:name="Colorful List Accent 4" w:semiHidden="0" w:uiPriority="72" w:unhideWhenUsed="0"/>
-    <w:lsdException w:name="Colorful Grid Accent 4" w:semiHidden="0" w:uiPriority="73" w:unhideWhenUsed="0"/>
-    <w:lsdException w:name="Light Shading Accent 5" w:semiHidden="0" w:uiPriority="60" w:unhideWhenUsed="0"/>
-    <w:lsdException w:name="Light List Accent 5" w:semiHidden="0" w:uiPriority="61" w:unhideWhenUsed="0"/>
-    <w:lsdException w:name="Light Grid Accent 5" w:semiHidden="0" w:uiPriority="62" w:unhideWhenUsed="0"/>
-    <w:lsdException w:name="Medium Shading 1 Accent 5" w:semiHidden="0" w:uiPriority="63" w:unhideWhenUsed="0"/>
-    <w:lsdException w:name="Medium Shading 2 Accent 5" w:semiHidden="0" w:uiPriority="64" w:unhideWhenUsed="0"/>
-    <w:lsdException w:name="Medium List 1 Accent 5" w:semiHidden="0" w:uiPriority="65" w:unhideWhenUsed="0"/>
-    <w:lsdException w:name="Medium List 2 Accent 5" w:semiHidden="0" w:uiPriority="66" w:unhideWhenUsed="0"/>
-    <w:lsdException w:name="Medium Grid 1 Accent 5" w:semiHidden="0" w:uiPriority="67" w:unhideWhenUsed="0"/>
-    <w:lsdException w:name="Medium Grid 2 Accent 5" w:semiHidden="0" w:uiPriority="68" w:unhideWhenUsed="0"/>
-    <w:lsdException w:name="Medium Grid 3 Accent 5" w:semiHidden="0" w:uiPriority="69" w:unhideWhenUsed="0"/>
-    <w:lsdException w:name="Dark List Accent 5" w:semiHidden="0" w:uiPriority="70" w:unhideWhenUsed="0"/>
-    <w:lsdException w:name="Colorful Shading Accent 5" w:semiHidden="0" w:uiPriority="71" w:unhideWhenUsed="0"/>
-    <w:lsdException w:name="Colorful List Accent 5" w:semiHidden="0" w:uiPriority="72" w:unhideWhenUsed="0"/>
-    <w:lsdException w:name="Colorful Grid Accent 5" w:semiHidden="0" w:uiPriority="73" w:unhideWhenUsed="0"/>
-    <w:lsdException w:name="Light Shading Accent 6" w:semiHidden="0" w:uiPriority="60" w:unhideWhenUsed="0"/>
-    <w:lsdException w:name="Light List Accent 6" w:semiHidden="0" w:uiPriority="61" w:unhideWhenUsed="0"/>
-    <w:lsdException w:name="Light Grid Accent 6" w:semiHidden="0" w:uiPriority="62" w:unhideWhenUsed="0"/>
-    <w:lsdException w:name="Medium Shading 1 Accent 6" w:semiHidden="0" w:uiPriority="63" w:unhideWhenUsed="0"/>
-    <w:lsdException w:name="Medium Shading 2 Accent 6" w:semiHidden="0" w:uiPriority="64" w:unhideWhenUsed="0"/>
-    <w:lsdException w:name="Medium List 1 Accent 6" w:semiHidden="0" w:uiPriority="65" w:unhideWhenUsed="0"/>
-    <w:lsdException w:name="Medium List 2 Accent 6" w:semiHidden="0" w:uiPriority="66" w:unhideWhenUsed="0"/>
-    <w:lsdException w:name="Medium Grid 1 Accent 6" w:semiHidden="0" w:uiPriority="67" w:unhideWhenUsed="0"/>
-    <w:lsdException w:name="Medium Grid 2 Accent 6" w:semiHidden="0" w:uiPriority="68" w:unhideWhenUsed="0"/>
-    <w:lsdException w:name="Medium Grid 3 Accent 6" w:semiHidden="0" w:uiPriority="69" w:unhideWhenUsed="0"/>
-    <w:lsdException w:name="Dark List Accent 6" w:semiHidden="0" w:uiPriority="70" w:unhideWhenUsed="0"/>
-    <w:lsdException w:name="Colorful Shading Accent 6" w:semiHidden="0" w:uiPriority="71" w:unhideWhenUsed="0"/>
-    <w:lsdException w:name="Colorful List Accent 6" w:semiHidden="0" w:uiPriority="72" w:unhideWhenUsed="0"/>
-    <w:lsdException w:name="Colorful Grid Accent 6" w:semiHidden="0" w:uiPriority="73" w:unhideWhenUsed="0"/>
-    <w:lsdException w:name="Subtle Emphasis" w:semiHidden="0" w:uiPriority="19" w:unhideWhenUsed="0" w:qFormat="1"/>
-    <w:lsdException w:name="Intense Emphasis" w:semiHidden="0" w:uiPriority="21" w:unhideWhenUsed="0" w:qFormat="1"/>
-    <w:lsdException w:name="Subtle Reference" w:semiHidden="0" w:uiPriority="31" w:unhideWhenUsed="0" w:qFormat="1"/>
-    <w:lsdException w:name="Intense Reference" w:semiHidden="0" w:uiPriority="32" w:unhideWhenUsed="0" w:qFormat="1"/>
-    <w:lsdException w:name="Book Title" w:semiHidden="0" w:uiPriority="33" w:unhideWhenUsed="0" w:qFormat="1"/>
-    <w:lsdException w:name="Bibliography" w:uiPriority="37"/>
-    <w:lsdException w:name="TOC Heading" w:uiPriority="39" w:qFormat="1"/>
+  <w:latentStyles w:defLockedState="0" w:defUIPriority="99" w:defSemiHidden="0" w:defUnhideWhenUsed="0" w:defQFormat="0" w:count="376">
+    <w:lsdException w:name="Normal" w:uiPriority="0" w:qFormat="1"/>
+    <w:lsdException w:name="heading 1" w:uiPriority="9" w:qFormat="1"/>
+    <w:lsdException w:name="heading 2" w:semiHidden="1" w:uiPriority="9" w:unhideWhenUsed="1" w:qFormat="1"/>
+    <w:lsdException w:name="heading 3" w:semiHidden="1" w:uiPriority="9" w:unhideWhenUsed="1" w:qFormat="1"/>
+    <w:lsdException w:name="heading 4" w:semiHidden="1" w:uiPriority="9" w:unhideWhenUsed="1" w:qFormat="1"/>
+    <w:lsdException w:name="heading 5" w:semiHidden="1" w:uiPriority="9" w:unhideWhenUsed="1" w:qFormat="1"/>
+    <w:lsdException w:name="heading 6" w:semiHidden="1" w:uiPriority="9" w:unhideWhenUsed="1" w:qFormat="1"/>
+    <w:lsdException w:name="heading 7" w:semiHidden="1" w:uiPriority="9" w:unhideWhenUsed="1" w:qFormat="1"/>
+    <w:lsdException w:name="heading 8" w:semiHidden="1" w:uiPriority="9" w:unhideWhenUsed="1" w:qFormat="1"/>
+    <w:lsdException w:name="heading 9" w:semiHidden="1" w:uiPriority="9" w:unhideWhenUsed="1" w:qFormat="1"/>
+    <w:lsdException w:name="index 1" w:semiHidden="1" w:unhideWhenUsed="1"/>
+    <w:lsdException w:name="index 2" w:semiHidden="1" w:unhideWhenUsed="1"/>
+    <w:lsdException w:name="index 3" w:semiHidden="1" w:unhideWhenUsed="1"/>
+    <w:lsdException w:name="index 4" w:semiHidden="1" w:unhideWhenUsed="1"/>
+    <w:lsdException w:name="index 5" w:semiHidden="1" w:unhideWhenUsed="1"/>
+    <w:lsdException w:name="index 6" w:semiHidden="1" w:unhideWhenUsed="1"/>
+    <w:lsdException w:name="index 7" w:semiHidden="1" w:unhideWhenUsed="1"/>
+    <w:lsdException w:name="index 8" w:semiHidden="1" w:unhideWhenUsed="1"/>
+    <w:lsdException w:name="index 9" w:semiHidden="1" w:unhideWhenUsed="1"/>
+    <w:lsdException w:name="toc 1" w:semiHidden="1" w:uiPriority="39" w:unhideWhenUsed="1"/>
+    <w:lsdException w:name="toc 2" w:semiHidden="1" w:uiPriority="39" w:unhideWhenUsed="1"/>
+    <w:lsdException w:name="toc 3" w:semiHidden="1" w:uiPriority="39" w:unhideWhenUsed="1"/>
+    <w:lsdException w:name="toc 4" w:semiHidden="1" w:uiPriority="39" w:unhideWhenUsed="1"/>
+    <w:lsdException w:name="toc 5" w:semiHidden="1" w:uiPriority="39" w:unhideWhenUsed="1"/>
+    <w:lsdException w:name="toc 6" w:semiHidden="1" w:uiPriority="39" w:unhideWhenUsed="1"/>
+    <w:lsdException w:name="toc 7" w:semiHidden="1" w:uiPriority="39" w:unhideWhenUsed="1"/>
+    <w:lsdException w:name="toc 8" w:semiHidden="1" w:uiPriority="39" w:unhideWhenUsed="1"/>
+    <w:lsdException w:name="toc 9" w:semiHidden="1" w:uiPriority="39" w:unhideWhenUsed="1"/>
+    <w:lsdException w:name="Normal Indent" w:semiHidden="1" w:unhideWhenUsed="1"/>
+    <w:lsdException w:name="footnote text" w:semiHidden="1" w:unhideWhenUsed="1"/>
+    <w:lsdException w:name="annotation text" w:semiHidden="1" w:unhideWhenUsed="1"/>
+    <w:lsdException w:name="header" w:semiHidden="1" w:unhideWhenUsed="1"/>
+    <w:lsdException w:name="footer" w:semiHidden="1" w:unhideWhenUsed="1"/>
+    <w:lsdException w:name="index heading" w:semiHidden="1" w:unhideWhenUsed="1"/>
+    <w:lsdException w:name="caption" w:semiHidden="1" w:uiPriority="35" w:unhideWhenUsed="1" w:qFormat="1"/>
+    <w:lsdException w:name="table of figures" w:semiHidden="1" w:unhideWhenUsed="1"/>
+    <w:lsdException w:name="envelope address" w:semiHidden="1" w:unhideWhenUsed="1"/>
+    <w:lsdException w:name="envelope return" w:semiHidden="1" w:unhideWhenUsed="1"/>
+    <w:lsdException w:name="footnote reference" w:semiHidden="1" w:unhideWhenUsed="1"/>
+    <w:lsdException w:name="annotation reference" w:semiHidden="1" w:unhideWhenUsed="1"/>
+    <w:lsdException w:name="line number" w:semiHidden="1" w:unhideWhenUsed="1"/>
+    <w:lsdException w:name="page number" w:semiHidden="1" w:unhideWhenUsed="1"/>
+    <w:lsdException w:name="endnote reference" w:semiHidden="1" w:unhideWhenUsed="1"/>
+    <w:lsdException w:name="endnote text" w:semiHidden="1" w:unhideWhenUsed="1"/>
+    <w:lsdException w:name="table of authorities" w:semiHidden="1" w:unhideWhenUsed="1"/>
+    <w:lsdException w:name="macro" w:semiHidden="1" w:unhideWhenUsed="1"/>
+    <w:lsdException w:name="toa heading" w:semiHidden="1" w:unhideWhenUsed="1"/>
+    <w:lsdException w:name="List" w:semiHidden="1" w:unhideWhenUsed="1"/>
+    <w:lsdException w:name="List Bullet" w:semiHidden="1" w:unhideWhenUsed="1"/>
+    <w:lsdException w:name="List Number" w:semiHidden="1" w:unhideWhenUsed="1"/>
+    <w:lsdException w:name="List 2" w:semiHidden="1" w:unhideWhenUsed="1"/>
+    <w:lsdException w:name="List 3" w:semiHidden="1" w:unhideWhenUsed="1"/>
+    <w:lsdException w:name="List 4" w:semiHidden="1" w:unhideWhenUsed="1"/>
+    <w:lsdException w:name="List 5" w:semiHidden="1" w:unhideWhenUsed="1"/>
+    <w:lsdException w:name="List Bullet 2" w:semiHidden="1" w:unhideWhenUsed="1"/>
+    <w:lsdException w:name="List Bullet 3" w:semiHidden="1" w:unhideWhenUsed="1"/>
+    <w:lsdException w:name="List Bullet 4" w:semiHidden="1" w:unhideWhenUsed="1"/>
+    <w:lsdException w:name="List Bullet 5" w:semiHidden="1" w:unhideWhenUsed="1"/>
+    <w:lsdException w:name="List Number 2" w:semiHidden="1" w:unhideWhenUsed="1"/>
+    <w:lsdException w:name="List Number 3" w:semiHidden="1" w:unhideWhenUsed="1"/>
+    <w:lsdException w:name="List Number 4" w:semiHidden="1" w:unhideWhenUsed="1"/>
+    <w:lsdException w:name="List Number 5" w:semiHidden="1" w:unhideWhenUsed="1"/>
+    <w:lsdException w:name="Title" w:uiPriority="10" w:qFormat="1"/>
+    <w:lsdException w:name="Closing" w:semiHidden="1" w:unhideWhenUsed="1"/>
+    <w:lsdException w:name="Signature" w:semiHidden="1" w:unhideWhenUsed="1"/>
+    <w:lsdException w:name="Default Paragraph Font" w:semiHidden="1" w:uiPriority="1" w:unhideWhenUsed="1"/>
+    <w:lsdException w:name="Body Text" w:semiHidden="1" w:unhideWhenUsed="1"/>
+    <w:lsdException w:name="Body Text Indent" w:semiHidden="1" w:unhideWhenUsed="1"/>
+    <w:lsdException w:name="List Continue" w:semiHidden="1" w:unhideWhenUsed="1"/>
+    <w:lsdException w:name="List Continue 2" w:semiHidden="1" w:unhideWhenUsed="1"/>
+    <w:lsdException w:name="List Continue 3" w:semiHidden="1" w:unhideWhenUsed="1"/>
+    <w:lsdException w:name="List Continue 4" w:semiHidden="1" w:unhideWhenUsed="1"/>
+    <w:lsdException w:name="List Continue 5" w:semiHidden="1" w:unhideWhenUsed="1"/>
+    <w:lsdException w:name="Message Header" w:semiHidden="1" w:unhideWhenUsed="1"/>
+    <w:lsdException w:name="Subtitle" w:uiPriority="11" w:qFormat="1"/>
+    <w:lsdException w:name="Salutation" w:semiHidden="1" w:unhideWhenUsed="1"/>
+    <w:lsdException w:name="Date" w:semiHidden="1" w:unhideWhenUsed="1"/>
+    <w:lsdException w:name="Body Text First Indent" w:semiHidden="1" w:unhideWhenUsed="1"/>
+    <w:lsdException w:name="Body Text First Indent 2" w:semiHidden="1" w:unhideWhenUsed="1"/>
+    <w:lsdException w:name="Note Heading" w:semiHidden="1" w:unhideWhenUsed="1"/>
+    <w:lsdException w:name="Body Text 2" w:semiHidden="1" w:unhideWhenUsed="1"/>
+    <w:lsdException w:name="Body Text 3" w:semiHidden="1" w:unhideWhenUsed="1"/>
+    <w:lsdException w:name="Body Text Indent 2" w:semiHidden="1" w:unhideWhenUsed="1"/>
+    <w:lsdException w:name="Body Text Indent 3" w:semiHidden="1" w:unhideWhenUsed="1"/>
+    <w:lsdException w:name="Block Text" w:semiHidden="1" w:unhideWhenUsed="1"/>
+    <w:lsdException w:name="Hyperlink" w:semiHidden="1" w:unhideWhenUsed="1"/>
+    <w:lsdException w:name="FollowedHyperlink" w:semiHidden="1" w:unhideWhenUsed="1"/>
+    <w:lsdException w:name="Strong" w:uiPriority="22" w:qFormat="1"/>
+    <w:lsdException w:name="Emphasis" w:uiPriority="20" w:qFormat="1"/>
+    <w:lsdException w:name="Document Map" w:semiHidden="1" w:unhideWhenUsed="1"/>
+    <w:lsdException w:name="Plain Text" w:semiHidden="1" w:unhideWhenUsed="1"/>
+    <w:lsdException w:name="E-mail Signature" w:semiHidden="1" w:unhideWhenUsed="1"/>
+    <w:lsdException w:name="HTML Top of Form" w:semiHidden="1" w:unhideWhenUsed="1"/>
+    <w:lsdException w:name="HTML Bottom of Form" w:semiHidden="1" w:unhideWhenUsed="1"/>
+    <w:lsdException w:name="Normal (Web)" w:semiHidden="1" w:unhideWhenUsed="1"/>
+    <w:lsdException w:name="HTML Acronym" w:semiHidden="1" w:unhideWhenUsed="1"/>
+    <w:lsdException w:name="HTML Address" w:semiHidden="1" w:unhideWhenUsed="1"/>
+    <w:lsdException w:name="HTML Cite" w:semiHidden="1" w:unhideWhenUsed="1"/>
+    <w:lsdException w:name="HTML Code" w:semiHidden="1" w:unhideWhenUsed="1"/>
+    <w:lsdException w:name="HTML Definition" w:semiHidden="1" w:unhideWhenUsed="1"/>
+    <w:lsdException w:name="HTML Keyboard" w:semiHidden="1" w:unhideWhenUsed="1"/>
+    <w:lsdException w:name="HTML Preformatted" w:semiHidden="1" w:unhideWhenUsed="1"/>
+    <w:lsdException w:name="HTML Sample" w:semiHidden="1" w:unhideWhenUsed="1"/>
+    <w:lsdException w:name="HTML Typewriter" w:semiHidden="1" w:unhideWhenUsed="1"/>
+    <w:lsdException w:name="HTML Variable" w:semiHidden="1" w:unhideWhenUsed="1"/>
+    <w:lsdException w:name="Normal Table" w:semiHidden="1" w:unhideWhenUsed="1"/>
+    <w:lsdException w:name="annotation subject" w:semiHidden="1" w:unhideWhenUsed="1"/>
+    <w:lsdException w:name="No List" w:semiHidden="1" w:unhideWhenUsed="1"/>
+    <w:lsdException w:name="Outline List 1" w:semiHidden="1" w:unhideWhenUsed="1"/>
+    <w:lsdException w:name="Outline List 2" w:semiHidden="1" w:unhideWhenUsed="1"/>
+    <w:lsdException w:name="Outline List 3" w:semiHidden="1" w:unhideWhenUsed="1"/>
+    <w:lsdException w:name="Table Simple 1" w:semiHidden="1" w:unhideWhenUsed="1"/>
+    <w:lsdException w:name="Table Simple 2" w:semiHidden="1" w:unhideWhenUsed="1"/>
+    <w:lsdException w:name="Table Simple 3" w:semiHidden="1" w:unhideWhenUsed="1"/>
+    <w:lsdException w:name="Table Classic 1" w:semiHidden="1" w:unhideWhenUsed="1"/>
+    <w:lsdException w:name="Table Classic 2" w:semiHidden="1" w:unhideWhenUsed="1"/>
+    <w:lsdException w:name="Table Classic 3" w:semiHidden="1" w:unhideWhenUsed="1"/>
+    <w:lsdException w:name="Table Classic 4" w:semiHidden="1" w:unhideWhenUsed="1"/>
+    <w:lsdException w:name="Table Colorful 1" w:semiHidden="1" w:unhideWhenUsed="1"/>
+    <w:lsdException w:name="Table Colorful 2" w:semiHidden="1" w:unhideWhenUsed="1"/>
+    <w:lsdException w:name="Table Colorful 3" w:semiHidden="1" w:unhideWhenUsed="1"/>
+    <w:lsdException w:name="Table Columns 1" w:semiHidden="1" w:unhideWhenUsed="1"/>
+    <w:lsdException w:name="Table Columns 2" w:semiHidden="1" w:unhideWhenUsed="1"/>
+    <w:lsdException w:name="Table Columns 3" w:semiHidden="1" w:unhideWhenUsed="1"/>
+    <w:lsdException w:name="Table Columns 4" w:semiHidden="1" w:unhideWhenUsed="1"/>
+    <w:lsdException w:name="Table Columns 5" w:semiHidden="1" w:unhideWhenUsed="1"/>
+    <w:lsdException w:name="Table Grid 1" w:semiHidden="1" w:unhideWhenUsed="1"/>
+    <w:lsdException w:name="Table Grid 2" w:semiHidden="1" w:unhideWhenUsed="1"/>
+    <w:lsdException w:name="Table Grid 3" w:semiHidden="1" w:unhideWhenUsed="1"/>
+    <w:lsdException w:name="Table Grid 4" w:semiHidden="1" w:unhideWhenUsed="1"/>
+    <w:lsdException w:name="Table Grid 5" w:semiHidden="1" w:unhideWhenUsed="1"/>
+    <w:lsdException w:name="Table Grid 6" w:semiHidden="1" w:unhideWhenUsed="1"/>
+    <w:lsdException w:name="Table Grid 7" w:semiHidden="1" w:unhideWhenUsed="1"/>
+    <w:lsdException w:name="Table Grid 8" w:semiHidden="1" w:unhideWhenUsed="1"/>
+    <w:lsdException w:name="Table List 1" w:semiHidden="1" w:unhideWhenUsed="1"/>
+    <w:lsdException w:name="Table List 2" w:semiHidden="1" w:unhideWhenUsed="1"/>
+    <w:lsdException w:name="Table List 3" w:semiHidden="1" w:unhideWhenUsed="1"/>
+    <w:lsdException w:name="Table List 4" w:semiHidden="1" w:unhideWhenUsed="1"/>
+    <w:lsdException w:name="Table List 5" w:semiHidden="1" w:unhideWhenUsed="1"/>
+    <w:lsdException w:name="Table List 6" w:semiHidden="1" w:unhideWhenUsed="1"/>
+    <w:lsdException w:name="Table List 7" w:semiHidden="1" w:unhideWhenUsed="1"/>
+    <w:lsdException w:name="Table List 8" w:semiHidden="1" w:unhideWhenUsed="1"/>
+    <w:lsdException w:name="Table 3D effects 1" w:semiHidden="1" w:unhideWhenUsed="1"/>
+    <w:lsdException w:name="Table 3D effects 2" w:semiHidden="1" w:unhideWhenUsed="1"/>
+    <w:lsdException w:name="Table 3D effects 3" w:semiHidden="1" w:unhideWhenUsed="1"/>
+    <w:lsdException w:name="Table Contemporary" w:semiHidden="1" w:unhideWhenUsed="1"/>
+    <w:lsdException w:name="Table Elegant" w:semiHidden="1" w:unhideWhenUsed="1"/>
+    <w:lsdException w:name="Table Professional" w:semiHidden="1" w:unhideWhenUsed="1"/>
+    <w:lsdException w:name="Table Subtle 1" w:semiHidden="1" w:unhideWhenUsed="1"/>
+    <w:lsdException w:name="Table Subtle 2" w:semiHidden="1" w:unhideWhenUsed="1"/>
+    <w:lsdException w:name="Table Web 1" w:semiHidden="1" w:unhideWhenUsed="1"/>
+    <w:lsdException w:name="Table Web 2" w:semiHidden="1" w:unhideWhenUsed="1"/>
+    <w:lsdException w:name="Table Web 3" w:semiHidden="1" w:unhideWhenUsed="1"/>
+    <w:lsdException w:name="Balloon Text" w:semiHidden="1" w:unhideWhenUsed="1"/>
+    <w:lsdException w:name="Table Grid" w:uiPriority="59"/>
+    <w:lsdException w:name="Table Theme" w:semiHidden="1" w:unhideWhenUsed="1"/>
+    <w:lsdException w:name="Placeholder Text" w:semiHidden="1"/>
+    <w:lsdException w:name="No Spacing" w:uiPriority="1" w:qFormat="1"/>
+    <w:lsdException w:name="Light Shading" w:uiPriority="60"/>
+    <w:lsdException w:name="Light List" w:uiPriority="61"/>
+    <w:lsdException w:name="Light Grid" w:uiPriority="62"/>
+    <w:lsdException w:name="Medium Shading 1" w:uiPriority="63"/>
+    <w:lsdException w:name="Medium Shading 2" w:uiPriority="64"/>
+    <w:lsdException w:name="Medium List 1" w:uiPriority="65"/>
+    <w:lsdException w:name="Medium List 2" w:uiPriority="66"/>
+    <w:lsdException w:name="Medium Grid 1" w:uiPriority="67"/>
+    <w:lsdException w:name="Medium Grid 2" w:uiPriority="68"/>
+    <w:lsdException w:name="Medium Grid 3" w:uiPriority="69"/>
+    <w:lsdException w:name="Dark List" w:uiPriority="70"/>
+    <w:lsdException w:name="Colorful Shading" w:uiPriority="71"/>
+    <w:lsdException w:name="Colorful List" w:uiPriority="72"/>
+    <w:lsdException w:name="Colorful Grid" w:uiPriority="73"/>
+    <w:lsdException w:name="Light Shading Accent 1" w:uiPriority="60"/>
+    <w:lsdException w:name="Light List Accent 1" w:uiPriority="61"/>
+    <w:lsdException w:name="Light Grid Accent 1" w:uiPriority="62"/>
+    <w:lsdException w:name="Medium Shading 1 Accent 1" w:uiPriority="63"/>
+    <w:lsdException w:name="Medium Shading 2 Accent 1" w:uiPriority="64"/>
+    <w:lsdException w:name="Medium List 1 Accent 1" w:uiPriority="65"/>
+    <w:lsdException w:name="Revision" w:semiHidden="1"/>
+    <w:lsdException w:name="List Paragraph" w:uiPriority="34" w:qFormat="1"/>
+    <w:lsdException w:name="Quote" w:uiPriority="29" w:qFormat="1"/>
+    <w:lsdException w:name="Intense Quote" w:uiPriority="30" w:qFormat="1"/>
+    <w:lsdException w:name="Medium List 2 Accent 1" w:uiPriority="66"/>
+    <w:lsdException w:name="Medium Grid 1 Accent 1" w:uiPriority="67"/>
+    <w:lsdException w:name="Medium Grid 2 Accent 1" w:uiPriority="68"/>
+    <w:lsdException w:name="Medium Grid 3 Accent 1" w:uiPriority="69"/>
+    <w:lsdException w:name="Dark List Accent 1" w:uiPriority="70"/>
+    <w:lsdException w:name="Colorful Shading Accent 1" w:uiPriority="71"/>
+    <w:lsdException w:name="Colorful List Accent 1" w:uiPriority="72"/>
+    <w:lsdException w:name="Colorful Grid Accent 1" w:uiPriority="73"/>
+    <w:lsdException w:name="Light Shading Accent 2" w:uiPriority="60"/>
+    <w:lsdException w:name="Light List Accent 2" w:uiPriority="61"/>
+    <w:lsdException w:name="Light Grid Accent 2" w:uiPriority="62"/>
+    <w:lsdException w:name="Medium Shading 1 Accent 2" w:uiPriority="63"/>
+    <w:lsdException w:name="Medium Shading 2 Accent 2" w:uiPriority="64"/>
+    <w:lsdException w:name="Medium List 1 Accent 2" w:uiPriority="65"/>
+    <w:lsdException w:name="Medium List 2 Accent 2" w:uiPriority="66"/>
+    <w:lsdException w:name="Medium Grid 1 Accent 2" w:uiPriority="67"/>
+    <w:lsdException w:name="Medium Grid 2 Accent 2" w:uiPriority="68"/>
+    <w:lsdException w:name="Medium Grid 3 Accent 2" w:uiPriority="69"/>
+    <w:lsdException w:name="Dark List Accent 2" w:uiPriority="70"/>
+    <w:lsdException w:name="Colorful Shading Accent 2" w:uiPriority="71"/>
+    <w:lsdException w:name="Colorful List Accent 2" w:uiPriority="72"/>
+    <w:lsdException w:name="Colorful Grid Accent 2" w:uiPriority="73"/>
+    <w:lsdException w:name="Light Shading Accent 3" w:uiPriority="60"/>
+    <w:lsdException w:name="Light List Accent 3" w:uiPriority="61"/>
+    <w:lsdException w:name="Light Grid Accent 3" w:uiPriority="62"/>
+    <w:lsdException w:name="Medium Shading 1 Accent 3" w:uiPriority="63"/>
+    <w:lsdException w:name="Medium Shading 2 Accent 3" w:uiPriority="64"/>
+    <w:lsdException w:name="Medium List 1 Accent 3" w:uiPriority="65"/>
+    <w:lsdException w:name="Medium List 2 Accent 3" w:uiPriority="66"/>
+    <w:lsdException w:name="Medium Grid 1 Accent 3" w:uiPriority="67"/>
+    <w:lsdException w:name="Medium Grid 2 Accent 3" w:uiPriority="68"/>
+    <w:lsdException w:name="Medium Grid 3 Accent 3" w:uiPriority="69"/>
+    <w:lsdException w:name="Dark List Accent 3" w:uiPriority="70"/>
+    <w:lsdException w:name="Colorful Shading Accent 3" w:uiPriority="71"/>
+    <w:lsdException w:name="Colorful List Accent 3" w:uiPriority="72"/>
+    <w:lsdException w:name="Colorful Grid Accent 3" w:uiPriority="73"/>
+    <w:lsdException w:name="Light Shading Accent 4" w:uiPriority="60"/>
+    <w:lsdException w:name="Light List Accent 4" w:uiPriority="61"/>
+    <w:lsdException w:name="Light Grid Accent 4" w:uiPriority="62"/>
+    <w:lsdException w:name="Medium Shading 1 Accent 4" w:uiPriority="63"/>
+    <w:lsdException w:name="Medium Shading 2 Accent 4" w:uiPriority="64"/>
+    <w:lsdException w:name="Medium List 1 Accent 4" w:uiPriority="65"/>
+    <w:lsdException w:name="Medium List 2 Accent 4" w:uiPriority="66"/>
+    <w:lsdException w:name="Medium Grid 1 Accent 4" w:uiPriority="67"/>
+    <w:lsdException w:name="Medium Grid 2 Accent 4" w:uiPriority="68"/>
+    <w:lsdException w:name="Medium Grid 3 Accent 4" w:uiPriority="69"/>
+    <w:lsdException w:name="Dark List Accent 4" w:uiPriority="70"/>
+    <w:lsdException w:name="Colorful Shading Accent 4" w:uiPriority="71"/>
+    <w:lsdException w:name="Colorful List Accent 4" w:uiPriority="72"/>
+    <w:lsdException w:name="Colorful Grid Accent 4" w:uiPriority="73"/>
+    <w:lsdException w:name="Light Shading Accent 5" w:uiPriority="60"/>
+    <w:lsdException w:name="Light List Accent 5" w:uiPriority="61"/>
+    <w:lsdException w:name="Light Grid Accent 5" w:uiPriority="62"/>
+    <w:lsdException w:name="Medium Shading 1 Accent 5" w:uiPriority="63"/>
+    <w:lsdException w:name="Medium Shading 2 Accent 5" w:uiPriority="64"/>
+    <w:lsdException w:name="Medium List 1 Accent 5" w:uiPriority="65"/>
+    <w:lsdException w:name="Medium List 2 Accent 5" w:uiPriority="66"/>
+    <w:lsdException w:name="Medium Grid 1 Accent 5" w:uiPriority="67"/>
+    <w:lsdException w:name="Medium Grid 2 Accent 5" w:uiPriority="68"/>
+    <w:lsdException w:name="Medium Grid 3 Accent 5" w:uiPriority="69"/>
+    <w:lsdException w:name="Dark List Accent 5" w:uiPriority="70"/>
+    <w:lsdException w:name="Colorful Shading Accent 5" w:uiPriority="71"/>
+    <w:lsdException w:name="Colorful List Accent 5" w:uiPriority="72"/>
+    <w:lsdException w:name="Colorful Grid Accent 5" w:uiPriority="73"/>
+    <w:lsdException w:name="Light Shading Accent 6" w:uiPriority="60"/>
+    <w:lsdException w:name="Light List Accent 6" w:uiPriority="61"/>
+    <w:lsdException w:name="Light Grid Accent 6" w:uiPriority="62"/>
+    <w:lsdException w:name="Medium Shading 1 Accent 6" w:uiPriority="63"/>
+    <w:lsdException w:name="Medium Shading 2 Accent 6" w:uiPriority="64"/>
+    <w:lsdException w:name="Medium List 1 Accent 6" w:uiPriority="65"/>
+    <w:lsdException w:name="Medium List 2 Accent 6" w:uiPriority="66"/>
+    <w:lsdException w:name="Medium Grid 1 Accent 6" w:uiPriority="67"/>
+    <w:lsdException w:name="Medium Grid 2 Accent 6" w:uiPriority="68"/>
+    <w:lsdException w:name="Medium Grid 3 Accent 6" w:uiPriority="69"/>
+    <w:lsdException w:name="Dark List Accent 6" w:uiPriority="70"/>
+    <w:lsdException w:name="Colorful Shading Accent 6" w:uiPriority="71"/>
+    <w:lsdException w:name="Colorful List Accent 6" w:uiPriority="72"/>
+    <w:lsdException w:name="Colorful Grid Accent 6" w:uiPriority="73"/>
+    <w:lsdException w:name="Subtle Emphasis" w:uiPriority="19" w:qFormat="1"/>
+    <w:lsdException w:name="Intense Emphasis" w:uiPriority="21" w:qFormat="1"/>
+    <w:lsdException w:name="Subtle Reference" w:uiPriority="31" w:qFormat="1"/>
+    <w:lsdException w:name="Intense Reference" w:uiPriority="32" w:qFormat="1"/>
+    <w:lsdException w:name="Book Title" w:uiPriority="33" w:qFormat="1"/>
+    <w:lsdException w:name="Bibliography" w:semiHidden="1" w:uiPriority="37" w:unhideWhenUsed="1"/>
+    <w:lsdException w:name="TOC Heading" w:semiHidden="1" w:uiPriority="39" w:unhideWhenUsed="1" w:qFormat="1"/>
+    <w:lsdException w:name="Plain Table 1" w:uiPriority="41"/>
+    <w:lsdException w:name="Plain Table 2" w:uiPriority="42"/>
+    <w:lsdException w:name="Plain Table 3" w:uiPriority="43"/>
+    <w:lsdException w:name="Plain Table 4" w:uiPriority="44"/>
+    <w:lsdException w:name="Plain Table 5" w:uiPriority="45"/>
+    <w:lsdException w:name="Grid Table Light" w:uiPriority="40"/>
+    <w:lsdException w:name="Grid Table 1 Light" w:uiPriority="46"/>
+    <w:lsdException w:name="Grid Table 2" w:uiPriority="47"/>
+    <w:lsdException w:name="Grid Table 3" w:uiPriority="48"/>
+    <w:lsdException w:name="Grid Table 4" w:uiPriority="49"/>
+    <w:lsdException w:name="Grid Table 5 Dark" w:uiPriority="50"/>
+    <w:lsdException w:name="Grid Table 6 Colorful" w:uiPriority="51"/>
+    <w:lsdException w:name="Grid Table 7 Colorful" w:uiPriority="52"/>
+    <w:lsdException w:name="Grid Table 1 Light Accent 1" w:uiPriority="46"/>
+    <w:lsdException w:name="Grid Table 2 Accent 1" w:uiPriority="47"/>
+    <w:lsdException w:name="Grid Table 3 Accent 1" w:uiPriority="48"/>
+    <w:lsdException w:name="Grid Table 4 Accent 1" w:uiPriority="49"/>
+    <w:lsdException w:name="Grid Table 5 Dark Accent 1" w:uiPriority="50"/>
+    <w:lsdException w:name="Grid Table 6 Colorful Accent 1" w:uiPriority="51"/>
+    <w:lsdException w:name="Grid Table 7 Colorful Accent 1" w:uiPriority="52"/>
+    <w:lsdException w:name="Grid Table 1 Light Accent 2" w:uiPriority="46"/>
+    <w:lsdException w:name="Grid Table 2 Accent 2" w:uiPriority="47"/>
+    <w:lsdException w:name="Grid Table 3 Accent 2" w:uiPriority="48"/>
+    <w:lsdException w:name="Grid Table 4 Accent 2" w:uiPriority="49"/>
+    <w:lsdException w:name="Grid Table 5 Dark Accent 2" w:uiPriority="50"/>
+    <w:lsdException w:name="Grid Table 6 Colorful Accent 2" w:uiPriority="51"/>
+    <w:lsdException w:name="Grid Table 7 Colorful Accent 2" w:uiPriority="52"/>
+    <w:lsdException w:name="Grid Table 1 Light Accent 3" w:uiPriority="46"/>
+    <w:lsdException w:name="Grid Table 2 Accent 3" w:uiPriority="47"/>
+    <w:lsdException w:name="Grid Table 3 Accent 3" w:uiPriority="48"/>
+    <w:lsdException w:name="Grid Table 4 Accent 3" w:uiPriority="49"/>
+    <w:lsdException w:name="Grid Table 5 Dark Accent 3" w:uiPriority="50"/>
+    <w:lsdException w:name="Grid Table 6 Colorful Accent 3" w:uiPriority="51"/>
+    <w:lsdException w:name="Grid Table 7 Colorful Accent 3" w:uiPriority="52"/>
+    <w:lsdException w:name="Grid Table 1 Light Accent 4" w:uiPriority="46"/>
+    <w:lsdException w:name="Grid Table 2 Accent 4" w:uiPriority="47"/>
+    <w:lsdException w:name="Grid Table 3 Accent 4" w:uiPriority="48"/>
+    <w:lsdException w:name="Grid Table 4 Accent 4" w:uiPriority="49"/>
+    <w:lsdException w:name="Grid Table 5 Dark Accent 4" w:uiPriority="50"/>
+    <w:lsdException w:name="Grid Table 6 Colorful Accent 4" w:uiPriority="51"/>
+    <w:lsdException w:name="Grid Table 7 Colorful Accent 4" w:uiPriority="52"/>
+    <w:lsdException w:name="Grid Table 1 Light Accent 5" w:uiPriority="46"/>
+    <w:lsdException w:name="Grid Table 2 Accent 5" w:uiPriority="47"/>
+    <w:lsdException w:name="Grid Table 3 Accent 5" w:uiPriority="48"/>
+    <w:lsdException w:name="Grid Table 4 Accent 5" w:uiPriority="49"/>
+    <w:lsdException w:name="Grid Table 5 Dark Accent 5" w:uiPriority="50"/>
+    <w:lsdException w:name="Grid Table 6 Colorful Accent 5" w:uiPriority="51"/>
+    <w:lsdException w:name="Grid Table 7 Colorful Accent 5" w:uiPriority="52"/>
+    <w:lsdException w:name="Grid Table 1 Light Accent 6" w:uiPriority="46"/>
+    <w:lsdException w:name="Grid Table 2 Accent 6" w:uiPriority="47"/>
+    <w:lsdException w:name="Grid Table 3 Accent 6" w:uiPriority="48"/>
+    <w:lsdException w:name="Grid Table 4 Accent 6" w:uiPriority="49"/>
+    <w:lsdException w:name="Grid Table 5 Dark Accent 6" w:uiPriority="50"/>
+    <w:lsdException w:name="Grid Table 6 Colorful Accent 6" w:uiPriority="51"/>
+    <w:lsdException w:name="Grid Table 7 Colorful Accent 6" w:uiPriority="52"/>
+    <w:lsdException w:name="List Table 1 Light" w:uiPriority="46"/>
+    <w:lsdException w:name="List Table 2" w:uiPriority="47"/>
+    <w:lsdException w:name="List Table 3" w:uiPriority="48"/>
+    <w:lsdException w:name="List Table 4" w:uiPriority="49"/>
+    <w:lsdException w:name="List Table 5 Dark" w:uiPriority="50"/>
+    <w:lsdException w:name="List Table 6 Colorful" w:uiPriority="51"/>
+    <w:lsdException w:name="List Table 7 Colorful" w:uiPriority="52"/>
+    <w:lsdException w:name="List Table 1 Light Accent 1" w:uiPriority="46"/>
+    <w:lsdException w:name="List Table 2 Accent 1" w:uiPriority="47"/>
+    <w:lsdException w:name="List Table 3 Accent 1" w:uiPriority="48"/>
+    <w:lsdException w:name="List Table 4 Accent 1" w:uiPriority="49"/>
+    <w:lsdException w:name="List Table 5 Dark Accent 1" w:uiPriority="50"/>
+    <w:lsdException w:name="List Table 6 Colorful Accent 1" w:uiPriority="51"/>
+    <w:lsdException w:name="List Table 7 Colorful Accent 1" w:uiPriority="52"/>
+    <w:lsdException w:name="List Table 1 Light Accent 2" w:uiPriority="46"/>
+    <w:lsdException w:name="List Table 2 Accent 2" w:uiPriority="47"/>
+    <w:lsdException w:name="List Table 3 Accent 2" w:uiPriority="48"/>
+    <w:lsdException w:name="List Table 4 Accent 2" w:uiPriority="49"/>
+    <w:lsdException w:name="List Table 5 Dark Accent 2" w:uiPriority="50"/>
+    <w:lsdException w:name="List Table 6 Colorful Accent 2" w:uiPriority="51"/>
+    <w:lsdException w:name="List Table 7 Colorful Accent 2" w:uiPriority="52"/>
+    <w:lsdException w:name="List Table 1 Light Accent 3" w:uiPriority="46"/>
+    <w:lsdException w:name="List Table 2 Accent 3" w:uiPriority="47"/>
+    <w:lsdException w:name="List Table 3 Accent 3" w:uiPriority="48"/>
+    <w:lsdException w:name="List Table 4 Accent 3" w:uiPriority="49"/>
+    <w:lsdException w:name="List Table 5 Dark Accent 3" w:uiPriority="50"/>
+    <w:lsdException w:name="List Table 6 Colorful Accent 3" w:uiPriority="51"/>
+    <w:lsdException w:name="List Table 7 Colorful Accent 3" w:uiPriority="52"/>
+    <w:lsdException w:name="List Table 1 Light Accent 4" w:uiPriority="46"/>
+    <w:lsdException w:name="List Table 2 Accent 4" w:uiPriority="47"/>
+    <w:lsdException w:name="List Table 3 Accent 4" w:uiPriority="48"/>
+    <w:lsdException w:name="List Table 4 Accent 4" w:uiPriority="49"/>
+    <w:lsdException w:name="List Table 5 Dark Accent 4" w:uiPriority="50"/>
+    <w:lsdException w:name="List Table 6 Colorful Accent 4" w:uiPriority="51"/>
+    <w:lsdException w:name="List Table 7 Colorful Accent 4" w:uiPriority="52"/>
+    <w:lsdException w:name="List Table 1 Light Accent 5" w:uiPriority="46"/>
+    <w:lsdException w:name="List Table 2 Accent 5" w:uiPriority="47"/>
+    <w:lsdException w:name="List Table 3 Accent 5" w:uiPriority="48"/>
+    <w:lsdException w:name="List Table 4 Accent 5" w:uiPriority="49"/>
+    <w:lsdException w:name="List Table 5 Dark Accent 5" w:uiPriority="50"/>
+    <w:lsdException w:name="List Table 6 Colorful Accent 5" w:uiPriority="51"/>
+    <w:lsdException w:name="List Table 7 Colorful Accent 5" w:uiPriority="52"/>
+    <w:lsdException w:name="List Table 1 Light Accent 6" w:uiPriority="46"/>
+    <w:lsdException w:name="List Table 2 Accent 6" w:uiPriority="47"/>
+    <w:lsdException w:name="List Table 3 Accent 6" w:uiPriority="48"/>
+    <w:lsdException w:name="List Table 4 Accent 6" w:uiPriority="49"/>
+    <w:lsdException w:name="List Table 5 Dark Accent 6" w:uiPriority="50"/>
+    <w:lsdException w:name="List Table 6 Colorful Accent 6" w:uiPriority="51"/>
+    <w:lsdException w:name="List Table 7 Colorful Accent 6" w:uiPriority="52"/>
+    <w:lsdException w:name="Mention" w:semiHidden="1" w:unhideWhenUsed="1"/>
+    <w:lsdException w:name="Smart Hyperlink" w:semiHidden="1" w:unhideWhenUsed="1"/>
+    <w:lsdException w:name="Hashtag" w:semiHidden="1" w:unhideWhenUsed="1"/>
+    <w:lsdException w:name="Unresolved Mention" w:semiHidden="1" w:unhideWhenUsed="1"/>
+    <w:lsdException w:name="Smart Link" w:semiHidden="1" w:unhideWhenUsed="1"/>
   </w:latentStyles>
   <w:style w:type="paragraph" w:default="1" w:styleId="Normal">
     <w:name w:val="Normal"/>
     <w:qFormat/>
+  </w:style>
+  <w:style w:type="paragraph" w:styleId="Ttulo1">
+    <w:name w:val="heading 1"/>
+    <w:basedOn w:val="Normal"/>
+    <w:next w:val="Normal"/>
+    <w:link w:val="Ttulo1Char"/>
+    <w:uiPriority w:val="9"/>
+    <w:qFormat/>
+    <w:rsid w:val="00A90CC7"/>
+    <w:pPr>
+      <w:keepNext/>
+      <w:keepLines/>
+      <w:spacing w:before="240" w:after="0"/>
+      <w:outlineLvl w:val="0"/>
+    </w:pPr>
+    <w:rPr>
+      <w:rFonts w:asciiTheme="majorHAnsi" w:eastAsiaTheme="majorEastAsia" w:hAnsiTheme="majorHAnsi" w:cstheme="majorBidi"/>
+      <w:color w:val="365F91" w:themeColor="accent1" w:themeShade="BF"/>
+      <w:sz w:val="32"/>
+      <w:szCs w:val="32"/>
+    </w:rPr>
   </w:style>
   <w:style w:type="character" w:default="1" w:styleId="Fontepargpadro">
     <w:name w:val="Default Paragraph Font"/>
@@ -4156,212 +5096,47 @@
       <w14:ligatures w14:val="standardContextual"/>
     </w:rPr>
   </w:style>
-</w:styles>
-</file>
-
-<file path=word/stylesWithEffects.xml><?xml version="1.0" encoding="utf-8"?>
-<w:styles xmlns:wpc="http://schemas.microsoft.com/office/word/2010/wordprocessingCanvas" xmlns:mc="http://schemas.openxmlformats.org/markup-compatibility/2006" xmlns:o="urn:schemas-microsoft-com:office:office" xmlns:r="http://schemas.openxmlformats.org/officeDocument/2006/relationships" xmlns:m="http://schemas.openxmlformats.org/officeDocument/2006/math" xmlns:v="urn:schemas-microsoft-com:vml" xmlns:wp14="http://schemas.microsoft.com/office/word/2010/wordprocessingDrawing" xmlns:wp="http://schemas.openxmlformats.org/drawingml/2006/wordprocessingDrawing" xmlns:w10="urn:schemas-microsoft-com:office:word" xmlns:w="http://schemas.openxmlformats.org/wordprocessingml/2006/main" xmlns:w14="http://schemas.microsoft.com/office/word/2010/wordml" xmlns:wpg="http://schemas.microsoft.com/office/word/2010/wordprocessingGroup" xmlns:wpi="http://schemas.microsoft.com/office/word/2010/wordprocessingInk" xmlns:wne="http://schemas.microsoft.com/office/word/2006/wordml" xmlns:wps="http://schemas.microsoft.com/office/word/2010/wordprocessingShape" mc:Ignorable="w14 wp14">
-  <w:docDefaults>
-    <w:rPrDefault>
-      <w:rPr>
-        <w:rFonts w:asciiTheme="minorHAnsi" w:eastAsiaTheme="minorHAnsi" w:hAnsiTheme="minorHAnsi" w:cstheme="minorBidi"/>
-        <w:sz w:val="22"/>
-        <w:szCs w:val="22"/>
-        <w:lang w:val="pt-BR" w:eastAsia="en-US" w:bidi="ar-SA"/>
-      </w:rPr>
-    </w:rPrDefault>
-    <w:pPrDefault>
-      <w:pPr>
-        <w:spacing w:after="200" w:line="276" w:lineRule="auto"/>
-      </w:pPr>
-    </w:pPrDefault>
-  </w:docDefaults>
-  <w:latentStyles w:defLockedState="0" w:defUIPriority="99" w:defSemiHidden="1" w:defUnhideWhenUsed="1" w:defQFormat="0" w:count="267">
-    <w:lsdException w:name="Normal" w:semiHidden="0" w:uiPriority="0" w:unhideWhenUsed="0" w:qFormat="1"/>
-    <w:lsdException w:name="heading 1" w:semiHidden="0" w:uiPriority="9" w:unhideWhenUsed="0" w:qFormat="1"/>
-    <w:lsdException w:name="heading 2" w:uiPriority="9" w:qFormat="1"/>
-    <w:lsdException w:name="heading 3" w:uiPriority="9" w:qFormat="1"/>
-    <w:lsdException w:name="heading 4" w:uiPriority="9" w:qFormat="1"/>
-    <w:lsdException w:name="heading 5" w:uiPriority="9" w:qFormat="1"/>
-    <w:lsdException w:name="heading 6" w:uiPriority="9" w:qFormat="1"/>
-    <w:lsdException w:name="heading 7" w:uiPriority="9" w:qFormat="1"/>
-    <w:lsdException w:name="heading 8" w:uiPriority="9" w:qFormat="1"/>
-    <w:lsdException w:name="heading 9" w:uiPriority="9" w:qFormat="1"/>
-    <w:lsdException w:name="toc 1" w:uiPriority="39"/>
-    <w:lsdException w:name="toc 2" w:uiPriority="39"/>
-    <w:lsdException w:name="toc 3" w:uiPriority="39"/>
-    <w:lsdException w:name="toc 4" w:uiPriority="39"/>
-    <w:lsdException w:name="toc 5" w:uiPriority="39"/>
-    <w:lsdException w:name="toc 6" w:uiPriority="39"/>
-    <w:lsdException w:name="toc 7" w:uiPriority="39"/>
-    <w:lsdException w:name="toc 8" w:uiPriority="39"/>
-    <w:lsdException w:name="toc 9" w:uiPriority="39"/>
-    <w:lsdException w:name="caption" w:uiPriority="35" w:qFormat="1"/>
-    <w:lsdException w:name="Title" w:semiHidden="0" w:uiPriority="10" w:unhideWhenUsed="0" w:qFormat="1"/>
-    <w:lsdException w:name="Default Paragraph Font" w:uiPriority="1"/>
-    <w:lsdException w:name="Subtitle" w:semiHidden="0" w:uiPriority="11" w:unhideWhenUsed="0" w:qFormat="1"/>
-    <w:lsdException w:name="Strong" w:semiHidden="0" w:uiPriority="22" w:unhideWhenUsed="0" w:qFormat="1"/>
-    <w:lsdException w:name="Emphasis" w:semiHidden="0" w:uiPriority="20" w:unhideWhenUsed="0" w:qFormat="1"/>
-    <w:lsdException w:name="Table Grid" w:semiHidden="0" w:uiPriority="59" w:unhideWhenUsed="0"/>
-    <w:lsdException w:name="Placeholder Text" w:unhideWhenUsed="0"/>
-    <w:lsdException w:name="No Spacing" w:semiHidden="0" w:uiPriority="1" w:unhideWhenUsed="0" w:qFormat="1"/>
-    <w:lsdException w:name="Light Shading" w:semiHidden="0" w:uiPriority="60" w:unhideWhenUsed="0"/>
-    <w:lsdException w:name="Light List" w:semiHidden="0" w:uiPriority="61" w:unhideWhenUsed="0"/>
-    <w:lsdException w:name="Light Grid" w:semiHidden="0" w:uiPriority="62" w:unhideWhenUsed="0"/>
-    <w:lsdException w:name="Medium Shading 1" w:semiHidden="0" w:uiPriority="63" w:unhideWhenUsed="0"/>
-    <w:lsdException w:name="Medium Shading 2" w:semiHidden="0" w:uiPriority="64" w:unhideWhenUsed="0"/>
-    <w:lsdException w:name="Medium List 1" w:semiHidden="0" w:uiPriority="65" w:unhideWhenUsed="0"/>
-    <w:lsdException w:name="Medium List 2" w:semiHidden="0" w:uiPriority="66" w:unhideWhenUsed="0"/>
-    <w:lsdException w:name="Medium Grid 1" w:semiHidden="0" w:uiPriority="67" w:unhideWhenUsed="0"/>
-    <w:lsdException w:name="Medium Grid 2" w:semiHidden="0" w:uiPriority="68" w:unhideWhenUsed="0"/>
-    <w:lsdException w:name="Medium Grid 3" w:semiHidden="0" w:uiPriority="69" w:unhideWhenUsed="0"/>
-    <w:lsdException w:name="Dark List" w:semiHidden="0" w:uiPriority="70" w:unhideWhenUsed="0"/>
-    <w:lsdException w:name="Colorful Shading" w:semiHidden="0" w:uiPriority="71" w:unhideWhenUsed="0"/>
-    <w:lsdException w:name="Colorful List" w:semiHidden="0" w:uiPriority="72" w:unhideWhenUsed="0"/>
-    <w:lsdException w:name="Colorful Grid" w:semiHidden="0" w:uiPriority="73" w:unhideWhenUsed="0"/>
-    <w:lsdException w:name="Light Shading Accent 1" w:semiHidden="0" w:uiPriority="60" w:unhideWhenUsed="0"/>
-    <w:lsdException w:name="Light List Accent 1" w:semiHidden="0" w:uiPriority="61" w:unhideWhenUsed="0"/>
-    <w:lsdException w:name="Light Grid Accent 1" w:semiHidden="0" w:uiPriority="62" w:unhideWhenUsed="0"/>
-    <w:lsdException w:name="Medium Shading 1 Accent 1" w:semiHidden="0" w:uiPriority="63" w:unhideWhenUsed="0"/>
-    <w:lsdException w:name="Medium Shading 2 Accent 1" w:semiHidden="0" w:uiPriority="64" w:unhideWhenUsed="0"/>
-    <w:lsdException w:name="Medium List 1 Accent 1" w:semiHidden="0" w:uiPriority="65" w:unhideWhenUsed="0"/>
-    <w:lsdException w:name="Revision" w:unhideWhenUsed="0"/>
-    <w:lsdException w:name="List Paragraph" w:semiHidden="0" w:uiPriority="34" w:unhideWhenUsed="0" w:qFormat="1"/>
-    <w:lsdException w:name="Quote" w:semiHidden="0" w:uiPriority="29" w:unhideWhenUsed="0" w:qFormat="1"/>
-    <w:lsdException w:name="Intense Quote" w:semiHidden="0" w:uiPriority="30" w:unhideWhenUsed="0" w:qFormat="1"/>
-    <w:lsdException w:name="Medium List 2 Accent 1" w:semiHidden="0" w:uiPriority="66" w:unhideWhenUsed="0"/>
-    <w:lsdException w:name="Medium Grid 1 Accent 1" w:semiHidden="0" w:uiPriority="67" w:unhideWhenUsed="0"/>
-    <w:lsdException w:name="Medium Grid 2 Accent 1" w:semiHidden="0" w:uiPriority="68" w:unhideWhenUsed="0"/>
-    <w:lsdException w:name="Medium Grid 3 Accent 1" w:semiHidden="0" w:uiPriority="69" w:unhideWhenUsed="0"/>
-    <w:lsdException w:name="Dark List Accent 1" w:semiHidden="0" w:uiPriority="70" w:unhideWhenUsed="0"/>
-    <w:lsdException w:name="Colorful Shading Accent 1" w:semiHidden="0" w:uiPriority="71" w:unhideWhenUsed="0"/>
-    <w:lsdException w:name="Colorful List Accent 1" w:semiHidden="0" w:uiPriority="72" w:unhideWhenUsed="0"/>
-    <w:lsdException w:name="Colorful Grid Accent 1" w:semiHidden="0" w:uiPriority="73" w:unhideWhenUsed="0"/>
-    <w:lsdException w:name="Light Shading Accent 2" w:semiHidden="0" w:uiPriority="60" w:unhideWhenUsed="0"/>
-    <w:lsdException w:name="Light List Accent 2" w:semiHidden="0" w:uiPriority="61" w:unhideWhenUsed="0"/>
-    <w:lsdException w:name="Light Grid Accent 2" w:semiHidden="0" w:uiPriority="62" w:unhideWhenUsed="0"/>
-    <w:lsdException w:name="Medium Shading 1 Accent 2" w:semiHidden="0" w:uiPriority="63" w:unhideWhenUsed="0"/>
-    <w:lsdException w:name="Medium Shading 2 Accent 2" w:semiHidden="0" w:uiPriority="64" w:unhideWhenUsed="0"/>
-    <w:lsdException w:name="Medium List 1 Accent 2" w:semiHidden="0" w:uiPriority="65" w:unhideWhenUsed="0"/>
-    <w:lsdException w:name="Medium List 2 Accent 2" w:semiHidden="0" w:uiPriority="66" w:unhideWhenUsed="0"/>
-    <w:lsdException w:name="Medium Grid 1 Accent 2" w:semiHidden="0" w:uiPriority="67" w:unhideWhenUsed="0"/>
-    <w:lsdException w:name="Medium Grid 2 Accent 2" w:semiHidden="0" w:uiPriority="68" w:unhideWhenUsed="0"/>
-    <w:lsdException w:name="Medium Grid 3 Accent 2" w:semiHidden="0" w:uiPriority="69" w:unhideWhenUsed="0"/>
-    <w:lsdException w:name="Dark List Accent 2" w:semiHidden="0" w:uiPriority="70" w:unhideWhenUsed="0"/>
-    <w:lsdException w:name="Colorful Shading Accent 2" w:semiHidden="0" w:uiPriority="71" w:unhideWhenUsed="0"/>
-    <w:lsdException w:name="Colorful List Accent 2" w:semiHidden="0" w:uiPriority="72" w:unhideWhenUsed="0"/>
-    <w:lsdException w:name="Colorful Grid Accent 2" w:semiHidden="0" w:uiPriority="73" w:unhideWhenUsed="0"/>
-    <w:lsdException w:name="Light Shading Accent 3" w:semiHidden="0" w:uiPriority="60" w:unhideWhenUsed="0"/>
-    <w:lsdException w:name="Light List Accent 3" w:semiHidden="0" w:uiPriority="61" w:unhideWhenUsed="0"/>
-    <w:lsdException w:name="Light Grid Accent 3" w:semiHidden="0" w:uiPriority="62" w:unhideWhenUsed="0"/>
-    <w:lsdException w:name="Medium Shading 1 Accent 3" w:semiHidden="0" w:uiPriority="63" w:unhideWhenUsed="0"/>
-    <w:lsdException w:name="Medium Shading 2 Accent 3" w:semiHidden="0" w:uiPriority="64" w:unhideWhenUsed="0"/>
-    <w:lsdException w:name="Medium List 1 Accent 3" w:semiHidden="0" w:uiPriority="65" w:unhideWhenUsed="0"/>
-    <w:lsdException w:name="Medium List 2 Accent 3" w:semiHidden="0" w:uiPriority="66" w:unhideWhenUsed="0"/>
-    <w:lsdException w:name="Medium Grid 1 Accent 3" w:semiHidden="0" w:uiPriority="67" w:unhideWhenUsed="0"/>
-    <w:lsdException w:name="Medium Grid 2 Accent 3" w:semiHidden="0" w:uiPriority="68" w:unhideWhenUsed="0"/>
-    <w:lsdException w:name="Medium Grid 3 Accent 3" w:semiHidden="0" w:uiPriority="69" w:unhideWhenUsed="0"/>
-    <w:lsdException w:name="Dark List Accent 3" w:semiHidden="0" w:uiPriority="70" w:unhideWhenUsed="0"/>
-    <w:lsdException w:name="Colorful Shading Accent 3" w:semiHidden="0" w:uiPriority="71" w:unhideWhenUsed="0"/>
-    <w:lsdException w:name="Colorful List Accent 3" w:semiHidden="0" w:uiPriority="72" w:unhideWhenUsed="0"/>
-    <w:lsdException w:name="Colorful Grid Accent 3" w:semiHidden="0" w:uiPriority="73" w:unhideWhenUsed="0"/>
-    <w:lsdException w:name="Light Shading Accent 4" w:semiHidden="0" w:uiPriority="60" w:unhideWhenUsed="0"/>
-    <w:lsdException w:name="Light List Accent 4" w:semiHidden="0" w:uiPriority="61" w:unhideWhenUsed="0"/>
-    <w:lsdException w:name="Light Grid Accent 4" w:semiHidden="0" w:uiPriority="62" w:unhideWhenUsed="0"/>
-    <w:lsdException w:name="Medium Shading 1 Accent 4" w:semiHidden="0" w:uiPriority="63" w:unhideWhenUsed="0"/>
-    <w:lsdException w:name="Medium Shading 2 Accent 4" w:semiHidden="0" w:uiPriority="64" w:unhideWhenUsed="0"/>
-    <w:lsdException w:name="Medium List 1 Accent 4" w:semiHidden="0" w:uiPriority="65" w:unhideWhenUsed="0"/>
-    <w:lsdException w:name="Medium List 2 Accent 4" w:semiHidden="0" w:uiPriority="66" w:unhideWhenUsed="0"/>
-    <w:lsdException w:name="Medium Grid 1 Accent 4" w:semiHidden="0" w:uiPriority="67" w:unhideWhenUsed="0"/>
-    <w:lsdException w:name="Medium Grid 2 Accent 4" w:semiHidden="0" w:uiPriority="68" w:unhideWhenUsed="0"/>
-    <w:lsdException w:name="Medium Grid 3 Accent 4" w:semiHidden="0" w:uiPriority="69" w:unhideWhenUsed="0"/>
-    <w:lsdException w:name="Dark List Accent 4" w:semiHidden="0" w:uiPriority="70" w:unhideWhenUsed="0"/>
-    <w:lsdException w:name="Colorful Shading Accent 4" w:semiHidden="0" w:uiPriority="71" w:unhideWhenUsed="0"/>
-    <w:lsdException w:name="Colorful List Accent 4" w:semiHidden="0" w:uiPriority="72" w:unhideWhenUsed="0"/>
-    <w:lsdException w:name="Colorful Grid Accent 4" w:semiHidden="0" w:uiPriority="73" w:unhideWhenUsed="0"/>
-    <w:lsdException w:name="Light Shading Accent 5" w:semiHidden="0" w:uiPriority="60" w:unhideWhenUsed="0"/>
-    <w:lsdException w:name="Light List Accent 5" w:semiHidden="0" w:uiPriority="61" w:unhideWhenUsed="0"/>
-    <w:lsdException w:name="Light Grid Accent 5" w:semiHidden="0" w:uiPriority="62" w:unhideWhenUsed="0"/>
-    <w:lsdException w:name="Medium Shading 1 Accent 5" w:semiHidden="0" w:uiPriority="63" w:unhideWhenUsed="0"/>
-    <w:lsdException w:name="Medium Shading 2 Accent 5" w:semiHidden="0" w:uiPriority="64" w:unhideWhenUsed="0"/>
-    <w:lsdException w:name="Medium List 1 Accent 5" w:semiHidden="0" w:uiPriority="65" w:unhideWhenUsed="0"/>
-    <w:lsdException w:name="Medium List 2 Accent 5" w:semiHidden="0" w:uiPriority="66" w:unhideWhenUsed="0"/>
-    <w:lsdException w:name="Medium Grid 1 Accent 5" w:semiHidden="0" w:uiPriority="67" w:unhideWhenUsed="0"/>
-    <w:lsdException w:name="Medium Grid 2 Accent 5" w:semiHidden="0" w:uiPriority="68" w:unhideWhenUsed="0"/>
-    <w:lsdException w:name="Medium Grid 3 Accent 5" w:semiHidden="0" w:uiPriority="69" w:unhideWhenUsed="0"/>
-    <w:lsdException w:name="Dark List Accent 5" w:semiHidden="0" w:uiPriority="70" w:unhideWhenUsed="0"/>
-    <w:lsdException w:name="Colorful Shading Accent 5" w:semiHidden="0" w:uiPriority="71" w:unhideWhenUsed="0"/>
-    <w:lsdException w:name="Colorful List Accent 5" w:semiHidden="0" w:uiPriority="72" w:unhideWhenUsed="0"/>
-    <w:lsdException w:name="Colorful Grid Accent 5" w:semiHidden="0" w:uiPriority="73" w:unhideWhenUsed="0"/>
-    <w:lsdException w:name="Light Shading Accent 6" w:semiHidden="0" w:uiPriority="60" w:unhideWhenUsed="0"/>
-    <w:lsdException w:name="Light List Accent 6" w:semiHidden="0" w:uiPriority="61" w:unhideWhenUsed="0"/>
-    <w:lsdException w:name="Light Grid Accent 6" w:semiHidden="0" w:uiPriority="62" w:unhideWhenUsed="0"/>
-    <w:lsdException w:name="Medium Shading 1 Accent 6" w:semiHidden="0" w:uiPriority="63" w:unhideWhenUsed="0"/>
-    <w:lsdException w:name="Medium Shading 2 Accent 6" w:semiHidden="0" w:uiPriority="64" w:unhideWhenUsed="0"/>
-    <w:lsdException w:name="Medium List 1 Accent 6" w:semiHidden="0" w:uiPriority="65" w:unhideWhenUsed="0"/>
-    <w:lsdException w:name="Medium List 2 Accent 6" w:semiHidden="0" w:uiPriority="66" w:unhideWhenUsed="0"/>
-    <w:lsdException w:name="Medium Grid 1 Accent 6" w:semiHidden="0" w:uiPriority="67" w:unhideWhenUsed="0"/>
-    <w:lsdException w:name="Medium Grid 2 Accent 6" w:semiHidden="0" w:uiPriority="68" w:unhideWhenUsed="0"/>
-    <w:lsdException w:name="Medium Grid 3 Accent 6" w:semiHidden="0" w:uiPriority="69" w:unhideWhenUsed="0"/>
-    <w:lsdException w:name="Dark List Accent 6" w:semiHidden="0" w:uiPriority="70" w:unhideWhenUsed="0"/>
-    <w:lsdException w:name="Colorful Shading Accent 6" w:semiHidden="0" w:uiPriority="71" w:unhideWhenUsed="0"/>
-    <w:lsdException w:name="Colorful List Accent 6" w:semiHidden="0" w:uiPriority="72" w:unhideWhenUsed="0"/>
-    <w:lsdException w:name="Colorful Grid Accent 6" w:semiHidden="0" w:uiPriority="73" w:unhideWhenUsed="0"/>
-    <w:lsdException w:name="Subtle Emphasis" w:semiHidden="0" w:uiPriority="19" w:unhideWhenUsed="0" w:qFormat="1"/>
-    <w:lsdException w:name="Intense Emphasis" w:semiHidden="0" w:uiPriority="21" w:unhideWhenUsed="0" w:qFormat="1"/>
-    <w:lsdException w:name="Subtle Reference" w:semiHidden="0" w:uiPriority="31" w:unhideWhenUsed="0" w:qFormat="1"/>
-    <w:lsdException w:name="Intense Reference" w:semiHidden="0" w:uiPriority="32" w:unhideWhenUsed="0" w:qFormat="1"/>
-    <w:lsdException w:name="Book Title" w:semiHidden="0" w:uiPriority="33" w:unhideWhenUsed="0" w:qFormat="1"/>
-    <w:lsdException w:name="Bibliography" w:uiPriority="37"/>
-    <w:lsdException w:name="TOC Heading" w:uiPriority="39" w:qFormat="1"/>
-  </w:latentStyles>
-  <w:style w:type="paragraph" w:default="1" w:styleId="Normal">
-    <w:name w:val="Normal"/>
-    <w:qFormat/>
-  </w:style>
-  <w:style w:type="character" w:default="1" w:styleId="Fontepargpadro">
-    <w:name w:val="Default Paragraph Font"/>
-    <w:uiPriority w:val="1"/>
-    <w:semiHidden/>
-    <w:unhideWhenUsed/>
-  </w:style>
-  <w:style w:type="table" w:default="1" w:styleId="Tabelanormal">
-    <w:name w:val="Normal Table"/>
+  <w:style w:type="paragraph" w:styleId="NormalWeb">
+    <w:name w:val="Normal (Web)"/>
+    <w:basedOn w:val="Normal"/>
     <w:uiPriority w:val="99"/>
     <w:semiHidden/>
     <w:unhideWhenUsed/>
-    <w:tblPr>
-      <w:tblInd w:w="0" w:type="dxa"/>
-      <w:tblCellMar>
-        <w:top w:w="0" w:type="dxa"/>
-        <w:left w:w="108" w:type="dxa"/>
-        <w:bottom w:w="0" w:type="dxa"/>
-        <w:right w:w="108" w:type="dxa"/>
-      </w:tblCellMar>
-    </w:tblPr>
+    <w:rsid w:val="004C61BF"/>
+    <w:pPr>
+      <w:spacing w:before="100" w:beforeAutospacing="1" w:after="100" w:afterAutospacing="1" w:line="240" w:lineRule="auto"/>
+    </w:pPr>
+    <w:rPr>
+      <w:rFonts w:ascii="Times New Roman" w:eastAsia="Times New Roman" w:hAnsi="Times New Roman" w:cs="Times New Roman"/>
+      <w:sz w:val="24"/>
+      <w:szCs w:val="24"/>
+      <w:lang w:eastAsia="pt-BR"/>
+    </w:rPr>
   </w:style>
-  <w:style w:type="numbering" w:default="1" w:styleId="Semlista">
-    <w:name w:val="No List"/>
+  <w:style w:type="character" w:styleId="CdigoHTML">
+    <w:name w:val="HTML Code"/>
+    <w:basedOn w:val="Fontepargpadro"/>
     <w:uiPriority w:val="99"/>
     <w:semiHidden/>
     <w:unhideWhenUsed/>
+    <w:rsid w:val="004C61BF"/>
+    <w:rPr>
+      <w:rFonts w:ascii="Courier New" w:eastAsia="Times New Roman" w:hAnsi="Courier New" w:cs="Courier New"/>
+      <w:sz w:val="20"/>
+      <w:szCs w:val="20"/>
+    </w:rPr>
   </w:style>
-  <w:style w:type="paragraph" w:styleId="PargrafodaLista">
-    <w:name w:val="List Paragraph"/>
-    <w:basedOn w:val="Normal"/>
-    <w:uiPriority w:val="34"/>
-    <w:qFormat/>
-    <w:rsid w:val="00FF63D0"/>
-    <w:pPr>
-      <w:spacing w:after="160" w:line="278" w:lineRule="auto"/>
-      <w:ind w:left="720"/>
-      <w:contextualSpacing/>
-    </w:pPr>
+  <w:style w:type="character" w:customStyle="1" w:styleId="Ttulo1Char">
+    <w:name w:val="Título 1 Char"/>
+    <w:basedOn w:val="Fontepargpadro"/>
+    <w:link w:val="Ttulo1"/>
+    <w:uiPriority w:val="9"/>
+    <w:rsid w:val="00A90CC7"/>
     <w:rPr>
-      <w:kern w:val="2"/>
-      <w:sz w:val="24"/>
-      <w:szCs w:val="24"/>
-      <w14:ligatures w14:val="standardContextual"/>
+      <w:rFonts w:asciiTheme="majorHAnsi" w:eastAsiaTheme="majorEastAsia" w:hAnsiTheme="majorHAnsi" w:cstheme="majorBidi"/>
+      <w:color w:val="365F91" w:themeColor="accent1" w:themeShade="BF"/>
+      <w:sz w:val="32"/>
+      <w:szCs w:val="32"/>
     </w:rPr>
   </w:style>
 </w:styles>

--- a/DOCs/Roteiro de desenvolvimento ver 5.0.docx
+++ b/DOCs/Roteiro de desenvolvimento ver 5.0.docx
@@ -8,54 +8,17 @@
           <w:b/>
         </w:rPr>
       </w:pPr>
-      <w:proofErr w:type="spellStart"/>
       <w:r>
         <w:rPr>
           <w:b/>
         </w:rPr>
-        <w:t>Roadmap</w:t>
-      </w:r>
-      <w:proofErr w:type="spellEnd"/>
-      <w:r>
-        <w:rPr>
-          <w:b/>
-        </w:rPr>
-        <w:t xml:space="preserve"> Técnico v5.0: GSC-</w:t>
-      </w:r>
-      <w:proofErr w:type="spellStart"/>
-      <w:r>
-        <w:rPr>
-          <w:b/>
-        </w:rPr>
-        <w:t>AssetGuard</w:t>
-      </w:r>
-      <w:proofErr w:type="spellEnd"/>
-    </w:p>
-    <w:p>
-      <w:r>
-        <w:t xml:space="preserve">Status: Revisado e Alinhado | Foco: Gestão Completa (Operação + Backoffice) | Stack: </w:t>
-      </w:r>
-      <w:proofErr w:type="spellStart"/>
-      <w:r>
-        <w:t>NestJS</w:t>
-      </w:r>
-      <w:proofErr w:type="spellEnd"/>
-      <w:r>
-        <w:t xml:space="preserve"> + </w:t>
-      </w:r>
-      <w:proofErr w:type="spellStart"/>
-      <w:r>
-        <w:t>React</w:t>
-      </w:r>
-      <w:proofErr w:type="spellEnd"/>
-      <w:r>
-        <w:t xml:space="preserve"> + </w:t>
-      </w:r>
-      <w:proofErr w:type="spellStart"/>
-      <w:r>
-        <w:t>SQLite</w:t>
-      </w:r>
-      <w:proofErr w:type="spellEnd"/>
+        <w:t>Roadmap Técnico v5.0: GSC-AssetGuard</w:t>
+      </w:r>
+    </w:p>
+    <w:p>
+      <w:r>
+        <w:t>Status: Revisado e Alinhado | Foco: Gestão Completa (Operação + Backoffice) | Stack: NestJS + React + SQLite</w:t>
+      </w:r>
     </w:p>
     <w:p/>
     <w:p>
@@ -70,172 +33,401 @@
           <w:b/>
           <w:sz w:val="24"/>
         </w:rPr>
-        <w:t>Fase 1: Fundação &amp; Segurança (</w:t>
-      </w:r>
-      <w:proofErr w:type="spellStart"/>
-      <w:r>
+        <w:t>Fase 1: Fundação &amp; Segurança (Identity &amp; Access) - [CONCLUÍDO]</w:t>
+      </w:r>
+    </w:p>
+    <w:p>
+      <w:r>
+        <w:t xml:space="preserve">Objetivo: </w:t>
+      </w:r>
+      <w:r>
+        <w:t>Preparar</w:t>
+      </w:r>
+      <w:r>
+        <w:t xml:space="preserve"> o terreno para múltiplos perfis de usuário e blindar a API.</w:t>
+      </w:r>
+    </w:p>
+    <w:p>
+      <w:pPr>
+        <w:rPr>
+          <w:u w:val="single"/>
+        </w:rPr>
+      </w:pPr>
+    </w:p>
+    <w:p>
+      <w:r>
+        <w:t>[x] Setup Node.js + NestJS + SQLite configurado.</w:t>
+      </w:r>
+    </w:p>
+    <w:p/>
+    <w:p>
+      <w:r>
+        <w:t>[x] Inicialização do NestJS (projeto api-assetguard criado).</w:t>
+      </w:r>
+    </w:p>
+    <w:p/>
+    <w:p>
+      <w:r>
+        <w:t>[x] Configuração do Banco de Dados (SQLite com TypeORM rodando em disco local).</w:t>
+      </w:r>
+    </w:p>
+    <w:p/>
+    <w:p>
+      <w:r>
+        <w:t>[x] Módulo de Autenticação (Auth) implementado com JWT e validação de hash (bcrypt).</w:t>
+      </w:r>
+    </w:p>
+    <w:p/>
+    <w:p>
+      <w:r>
+        <w:t>[x] Proteção de rotas via Guards configurada no NestJS.</w:t>
+      </w:r>
+    </w:p>
+    <w:p/>
+    <w:p>
+      <w:r>
+        <w:t>[x] Tabela User (Administradores) criada e operante (Injeção de usuário admin via script Python realizada).</w:t>
+      </w:r>
+    </w:p>
+    <w:p/>
+    <w:p>
+      <w:pPr>
         <w:rPr>
           <w:b/>
           <w:sz w:val="24"/>
         </w:rPr>
-        <w:t>Identity</w:t>
-      </w:r>
-      <w:proofErr w:type="spellEnd"/>
+      </w:pPr>
       <w:r>
         <w:rPr>
           <w:b/>
           <w:sz w:val="24"/>
         </w:rPr>
-        <w:t xml:space="preserve"> &amp; Access) - [CONCLUÍDO]</w:t>
-      </w:r>
-    </w:p>
-    <w:p>
-      <w:r>
-        <w:t xml:space="preserve">Objetivo: </w:t>
-      </w:r>
-      <w:r>
-        <w:t>Preparar</w:t>
-      </w:r>
-      <w:r>
-        <w:t xml:space="preserve"> o terreno para múltiplos perfis de usuário e blindar a API.</w:t>
-      </w:r>
-    </w:p>
-    <w:p>
-      <w:pPr>
-        <w:rPr>
-          <w:u w:val="single"/>
-        </w:rPr>
-      </w:pPr>
-    </w:p>
-    <w:p>
-      <w:r>
-        <w:t xml:space="preserve">[x] Setup Node.js + </w:t>
-      </w:r>
-      <w:proofErr w:type="spellStart"/>
-      <w:r>
-        <w:t>NestJS</w:t>
-      </w:r>
-      <w:proofErr w:type="spellEnd"/>
-      <w:r>
-        <w:t xml:space="preserve"> + </w:t>
-      </w:r>
-      <w:proofErr w:type="spellStart"/>
-      <w:r>
-        <w:t>SQLite</w:t>
-      </w:r>
-      <w:proofErr w:type="spellEnd"/>
-      <w:r>
-        <w:t xml:space="preserve"> configurado.</w:t>
+        <w:t>Fase 2: Modelagem de Dados Adaptada - [EM ANDAMENTO]</w:t>
+      </w:r>
+    </w:p>
+    <w:p>
+      <w:r>
+        <w:t>Objetivo: Refletir a realidade física da operação logística no banco de dados.</w:t>
       </w:r>
     </w:p>
     <w:p/>
     <w:p>
       <w:r>
-        <w:t xml:space="preserve">[x] Inicialização do </w:t>
-      </w:r>
-      <w:proofErr w:type="spellStart"/>
-      <w:r>
-        <w:t>NestJS</w:t>
-      </w:r>
-      <w:proofErr w:type="spellEnd"/>
-      <w:r>
-        <w:t xml:space="preserve"> (projeto api-</w:t>
-      </w:r>
-      <w:proofErr w:type="spellStart"/>
-      <w:r>
-        <w:t>assetguard</w:t>
-      </w:r>
-      <w:proofErr w:type="spellEnd"/>
-      <w:r>
-        <w:t xml:space="preserve"> criado).</w:t>
+        <w:t>[x] Entidade Asset (Ativo/Coletor) concluída:</w:t>
       </w:r>
     </w:p>
     <w:p/>
     <w:p>
       <w:r>
-        <w:t>[x] Configuração do Banco de Dados (</w:t>
-      </w:r>
-      <w:proofErr w:type="spellStart"/>
-      <w:r>
-        <w:t>SQLite</w:t>
-      </w:r>
-      <w:proofErr w:type="spellEnd"/>
-      <w:r>
-        <w:t xml:space="preserve"> com </w:t>
-      </w:r>
-      <w:proofErr w:type="spellStart"/>
-      <w:r>
-        <w:t>TypeORM</w:t>
-      </w:r>
-      <w:proofErr w:type="spellEnd"/>
-      <w:r>
-        <w:t xml:space="preserve"> rodando em disco local).</w:t>
+        <w:t>Campos implementados: id (UUID), internalId (Unique), serialNumber (Unique), model e status (AVAILABLE, IN_USE, MAINTENANCE, OVERDUE).</w:t>
       </w:r>
     </w:p>
     <w:p/>
     <w:p>
       <w:r>
-        <w:t>[x] Módulo de Autenticação (</w:t>
-      </w:r>
-      <w:proofErr w:type="spellStart"/>
-      <w:r>
-        <w:t>Auth</w:t>
-      </w:r>
-      <w:proofErr w:type="spellEnd"/>
-      <w:r>
-        <w:t xml:space="preserve">) implementado com JWT e validação de </w:t>
-      </w:r>
-      <w:proofErr w:type="spellStart"/>
-      <w:r>
-        <w:t>hash</w:t>
-      </w:r>
-      <w:proofErr w:type="spellEnd"/>
-      <w:r>
-        <w:t xml:space="preserve"> (</w:t>
-      </w:r>
-      <w:proofErr w:type="spellStart"/>
-      <w:r>
-        <w:t>bcrypt</w:t>
-      </w:r>
-      <w:proofErr w:type="spellEnd"/>
-      <w:r>
-        <w:t>).</w:t>
+        <w:lastRenderedPageBreak/>
+        <w:t>Rotas POST (cadastro), GET (listagem) e PATCH (atualização de status) protegidas por JWT e testadas.</w:t>
       </w:r>
     </w:p>
     <w:p/>
     <w:p>
-      <w:r>
-        <w:t xml:space="preserve">[x] Proteção de rotas via </w:t>
-      </w:r>
-      <w:proofErr w:type="spellStart"/>
-      <w:r>
-        <w:t>Guards</w:t>
-      </w:r>
-      <w:proofErr w:type="spellEnd"/>
-      <w:r>
-        <w:t xml:space="preserve"> configurada no </w:t>
-      </w:r>
-      <w:proofErr w:type="spellStart"/>
-      <w:r>
-        <w:t>NestJS</w:t>
-      </w:r>
-      <w:proofErr w:type="spellEnd"/>
-      <w:r>
-        <w:t>.</w:t>
+      <w:pPr>
+        <w:numPr>
+          <w:ilvl w:val="0"/>
+          <w:numId w:val="1"/>
+        </w:numPr>
+        <w:spacing w:after="160" w:line="278" w:lineRule="auto"/>
+      </w:pPr>
+      <w:r>
+        <w:rPr>
+          <w:b/>
+          <w:bCs/>
+        </w:rPr>
+        <w:t>[x</w:t>
+      </w:r>
+      <w:r>
+        <w:rPr>
+          <w:b/>
+          <w:bCs/>
+        </w:rPr>
+        <w:t xml:space="preserve">] </w:t>
+      </w:r>
+      <w:r>
+        <w:rPr>
+          <w:b/>
+          <w:bCs/>
+        </w:rPr>
+        <w:t xml:space="preserve">Entidade Collaborator </w:t>
+      </w:r>
+      <w:r>
+        <w:rPr>
+          <w:b/>
+          <w:bCs/>
+        </w:rPr>
+        <w:t>:</w:t>
+      </w:r>
+    </w:p>
+    <w:p>
+      <w:pPr>
+        <w:numPr>
+          <w:ilvl w:val="1"/>
+          <w:numId w:val="1"/>
+        </w:numPr>
+        <w:spacing w:after="160" w:line="278" w:lineRule="auto"/>
+      </w:pPr>
+      <w:r>
+        <w:t>Campos: id, nome, cpf (Unique, indexado), turno, ativo (boolean - para demissões lógicas).</w:t>
+      </w:r>
+    </w:p>
+    <w:p>
+      <w:pPr>
+        <w:numPr>
+          <w:ilvl w:val="1"/>
+          <w:numId w:val="1"/>
+        </w:numPr>
+        <w:spacing w:after="160" w:line="278" w:lineRule="auto"/>
+      </w:pPr>
+      <w:r>
+        <w:rPr>
+          <w:i/>
+          <w:iCs/>
+        </w:rPr>
+        <w:t>Nota:</w:t>
+      </w:r>
+      <w:r>
+        <w:t xml:space="preserve"> Não deletamos funcionários do banco para não perder o histórico de quem usou o quê. Apenas marcamos ativo: false.</w:t>
+      </w:r>
+    </w:p>
+    <w:p>
+      <w:pPr>
+        <w:numPr>
+          <w:ilvl w:val="1"/>
+          <w:numId w:val="1"/>
+        </w:numPr>
+        <w:spacing w:after="160" w:line="278" w:lineRule="auto"/>
+      </w:pPr>
+      <w:r>
+        <w:rPr>
+          <w:iCs/>
+        </w:rPr>
+        <w:t>Sanitização de CPF(Fase 2/4)</w:t>
+      </w:r>
+      <w:r>
+        <w:rPr>
+          <w:iCs/>
+        </w:rPr>
+        <w:t>:</w:t>
+      </w:r>
+    </w:p>
+    <w:p>
+      <w:pPr>
+        <w:pStyle w:val="PargrafodaLista"/>
+        <w:numPr>
+          <w:ilvl w:val="0"/>
+          <w:numId w:val="2"/>
+        </w:numPr>
+      </w:pPr>
+      <w:r>
+        <w:t>Segurança: No banco de dados, salvaremos apenas os números (ex: 12345678900) e não a string formatada (123.456.789-00). Isso evita erros de busca se alguém digitar um ponto no lugar errado. Faremos essa limpeza no Controller antes de salvar.</w:t>
       </w:r>
     </w:p>
     <w:p/>
     <w:p>
-      <w:r>
-        <w:t xml:space="preserve">[x] Tabela </w:t>
-      </w:r>
-      <w:proofErr w:type="spellStart"/>
-      <w:r>
-        <w:t>User</w:t>
-      </w:r>
-      <w:proofErr w:type="spellEnd"/>
-      <w:r>
-        <w:t xml:space="preserve"> (Administradores) criada e operante (Injeção de usuário admin via script Python realizada).</w:t>
+      <w:pPr>
+        <w:numPr>
+          <w:ilvl w:val="0"/>
+          <w:numId w:val="1"/>
+        </w:numPr>
+        <w:spacing w:after="160" w:line="278" w:lineRule="auto"/>
+      </w:pPr>
+      <w:r>
+        <w:rPr>
+          <w:b/>
+          <w:bCs/>
+        </w:rPr>
+        <w:t>[x</w:t>
+      </w:r>
+      <w:r>
+        <w:rPr>
+          <w:b/>
+          <w:bCs/>
+        </w:rPr>
+        <w:t>] Entidade Movement:</w:t>
+      </w:r>
+      <w:r>
+        <w:t xml:space="preserve"> </w:t>
+      </w:r>
+      <w:r>
+        <w:t>Aqui deve ser implementada uma trava de duplicidade de ativo e uma trava de duplicidade de usuário. No TypeORM (NestJS), a classe Movement terá a seguinte estrutura:</w:t>
+      </w:r>
+    </w:p>
+    <w:p>
+      <w:pPr>
+        <w:pStyle w:val="PargrafodaLista"/>
+        <w:numPr>
+          <w:ilvl w:val="0"/>
+          <w:numId w:val="3"/>
+        </w:numPr>
+      </w:pPr>
+      <w:r>
+        <w:t>id (UUID ou Integer): Identificador único da transação.</w:t>
+      </w:r>
+    </w:p>
+    <w:p>
+      <w:pPr>
+        <w:pStyle w:val="PargrafodaLista"/>
+        <w:numPr>
+          <w:ilvl w:val="0"/>
+          <w:numId w:val="3"/>
+        </w:numPr>
+      </w:pPr>
+      <w:r>
+        <w:t>collaboratorId (Foreign Key): Vínculo com a tabela Collaborator.</w:t>
+      </w:r>
+    </w:p>
+    <w:p>
+      <w:pPr>
+        <w:pStyle w:val="PargrafodaLista"/>
+        <w:numPr>
+          <w:ilvl w:val="0"/>
+          <w:numId w:val="4"/>
+        </w:numPr>
+      </w:pPr>
+      <w:r>
+        <w:t>Mudança v3.0: Agora aponta para o ID do colaborador que foi validado via CPF.</w:t>
+      </w:r>
+    </w:p>
+    <w:p>
+      <w:pPr>
+        <w:pStyle w:val="PargrafodaLista"/>
+        <w:numPr>
+          <w:ilvl w:val="0"/>
+          <w:numId w:val="5"/>
+        </w:numPr>
+      </w:pPr>
+      <w:r>
+        <w:t>assetId (Foreign Key): Vínculo com a tabela Asset.</w:t>
+      </w:r>
+    </w:p>
+    <w:p>
+      <w:pPr>
+        <w:pStyle w:val="PargrafodaLista"/>
+        <w:numPr>
+          <w:ilvl w:val="0"/>
+          <w:numId w:val="4"/>
+        </w:numPr>
+      </w:pPr>
+      <w:r>
+        <w:t>Mudança v3.0: Aponta para o ID do ativo (que possui o internalId que geramos na etiqueta).</w:t>
+      </w:r>
+    </w:p>
+    <w:p>
+      <w:pPr>
+        <w:pStyle w:val="PargrafodaLista"/>
+        <w:numPr>
+          <w:ilvl w:val="0"/>
+          <w:numId w:val="5"/>
+        </w:numPr>
+      </w:pPr>
+      <w:r>
+        <w:t>checkOutAt (DateTime): Data e hora exata da retirada.</w:t>
+      </w:r>
+    </w:p>
+    <w:p>
+      <w:pPr>
+        <w:pStyle w:val="PargrafodaLista"/>
+        <w:numPr>
+          <w:ilvl w:val="0"/>
+          <w:numId w:val="4"/>
+        </w:numPr>
+      </w:pPr>
+      <w:r>
+        <w:t>Padrão: Preenchimento automático (NOW) no momento da criação.</w:t>
+      </w:r>
+    </w:p>
+    <w:p>
+      <w:pPr>
+        <w:pStyle w:val="PargrafodaLista"/>
+        <w:numPr>
+          <w:ilvl w:val="0"/>
+          <w:numId w:val="5"/>
+        </w:numPr>
+      </w:pPr>
+      <w:r>
+        <w:t>checkInAt (DateTime, Nullable): Data e hora da devolução.</w:t>
+      </w:r>
+    </w:p>
+    <w:p>
+      <w:pPr>
+        <w:pStyle w:val="PargrafodaLista"/>
+        <w:numPr>
+          <w:ilvl w:val="0"/>
+          <w:numId w:val="4"/>
+        </w:numPr>
+      </w:pPr>
+      <w:r>
+        <w:t>Lógica: Se este campo for NULL, significa que o ativo ainda está com o colaborador (Empréstimo em aberto).</w:t>
+      </w:r>
+    </w:p>
+    <w:p>
+      <w:pPr>
+        <w:pStyle w:val="PargrafodaLista"/>
+        <w:numPr>
+          <w:ilvl w:val="0"/>
+          <w:numId w:val="5"/>
+        </w:numPr>
+      </w:pPr>
+      <w:r>
+        <w:t>returnCondition (Enum): Estado físico na devolução.</w:t>
+      </w:r>
+    </w:p>
+    <w:p>
+      <w:pPr>
+        <w:pStyle w:val="PargrafodaLista"/>
+        <w:numPr>
+          <w:ilvl w:val="0"/>
+          <w:numId w:val="4"/>
+        </w:numPr>
+      </w:pPr>
+      <w:r>
+        <w:t>Valores: OK, DEFEITO_TELA, DEFEITO_BATERIA, DEFEITO_LEITOR, DEFEITO_TOUCH, DEFEITO_TECLADO.</w:t>
+      </w:r>
+    </w:p>
+    <w:p>
+      <w:pPr>
+        <w:pStyle w:val="PargrafodaLista"/>
+        <w:numPr>
+          <w:ilvl w:val="0"/>
+          <w:numId w:val="4"/>
+        </w:numPr>
+      </w:pPr>
+      <w:r>
+        <w:t>Padrão: NULL na criação (checkout), preenchido apenas no update (checkin).</w:t>
+      </w:r>
+    </w:p>
+    <w:p>
+      <w:pPr>
+        <w:pStyle w:val="PargrafodaLista"/>
+        <w:numPr>
+          <w:ilvl w:val="0"/>
+          <w:numId w:val="5"/>
+        </w:numPr>
+      </w:pPr>
+      <w:r>
+        <w:t>observation (Text, Opcional): Campo livre para anotações automáticas ou manuais.</w:t>
+      </w:r>
+    </w:p>
+    <w:p>
+      <w:pPr>
+        <w:pStyle w:val="PargrafodaLista"/>
+        <w:numPr>
+          <w:ilvl w:val="0"/>
+          <w:numId w:val="6"/>
+        </w:numPr>
+      </w:pPr>
+      <w:r>
+        <w:lastRenderedPageBreak/>
+        <w:t>Ex: "Devolvido com atraso de 2 horas" ou "Botão lateral travando".</w:t>
       </w:r>
     </w:p>
     <w:p/>
@@ -251,63 +443,19 @@
           <w:b/>
           <w:sz w:val="24"/>
         </w:rPr>
-        <w:t>Fase 2: Modelagem de Dados Adaptada - [EM ANDAMENTO]</w:t>
-      </w:r>
-    </w:p>
-    <w:p>
-      <w:r>
-        <w:t>Objetivo: Refletir a realidade física da operação logística no banco de dados.</w:t>
-      </w:r>
-    </w:p>
-    <w:p/>
-    <w:p>
-      <w:r>
-        <w:t xml:space="preserve">[x] Entidade </w:t>
-      </w:r>
-      <w:proofErr w:type="spellStart"/>
-      <w:r>
-        <w:t>Asset</w:t>
-      </w:r>
-      <w:proofErr w:type="spellEnd"/>
-      <w:r>
-        <w:t xml:space="preserve"> (Ativo/Coletor) concluída:</w:t>
-      </w:r>
-    </w:p>
-    <w:p/>
-    <w:p>
-      <w:r>
-        <w:t xml:space="preserve">Campos implementados: id (UUID), </w:t>
-      </w:r>
-      <w:proofErr w:type="spellStart"/>
-      <w:r>
-        <w:t>internalId</w:t>
-      </w:r>
-      <w:proofErr w:type="spellEnd"/>
-      <w:r>
-        <w:t xml:space="preserve"> (Unique), </w:t>
-      </w:r>
-      <w:proofErr w:type="spellStart"/>
-      <w:r>
-        <w:t>serialNumber</w:t>
-      </w:r>
-      <w:proofErr w:type="spellEnd"/>
-      <w:r>
-        <w:t xml:space="preserve"> (Unique), model e status (AVAILABLE, IN_USE, MAINTENANCE, OVERDUE).</w:t>
-      </w:r>
-    </w:p>
-    <w:p/>
-    <w:p>
-      <w:r>
-        <w:lastRenderedPageBreak/>
-        <w:t>Rotas POST (cadastro), GET (listagem) e PATCH (atualização de status) protegidas por JWT e testadas.</w:t>
-      </w:r>
-    </w:p>
-    <w:p/>
-    <w:p>
-      <w:pPr>
-        <w:numPr>
-          <w:ilvl w:val="0"/>
-          <w:numId w:val="1"/>
+        <w:t>Fase 3: Backoffice (Gestão de Cadastros) - [PENDENTE]</w:t>
+      </w:r>
+    </w:p>
+    <w:p>
+      <w:r>
+        <w:t>Objetivo: Permitir que a TI e Líderes alimentem o sistema (CRUD).</w:t>
+      </w:r>
+    </w:p>
+    <w:p>
+      <w:pPr>
+        <w:numPr>
+          <w:ilvl w:val="0"/>
+          <w:numId w:val="7"/>
         </w:numPr>
         <w:spacing w:after="160" w:line="278" w:lineRule="auto"/>
       </w:pPr>
@@ -316,112 +464,177 @@
           <w:b/>
           <w:bCs/>
         </w:rPr>
-        <w:t>[x</w:t>
+        <w:t>[</w:t>
       </w:r>
       <w:r>
         <w:rPr>
           <w:b/>
           <w:bCs/>
         </w:rPr>
-        <w:t xml:space="preserve">] </w:t>
+        <w:t>x</w:t>
       </w:r>
       <w:r>
         <w:rPr>
           <w:b/>
           <w:bCs/>
         </w:rPr>
-        <w:t xml:space="preserve">Entidade </w:t>
-      </w:r>
-      <w:proofErr w:type="spellStart"/>
+        <w:t>] Gestão de Colaboradores:</w:t>
+      </w:r>
+    </w:p>
+    <w:p>
+      <w:pPr>
+        <w:numPr>
+          <w:ilvl w:val="1"/>
+          <w:numId w:val="7"/>
+        </w:numPr>
+        <w:spacing w:after="160" w:line="278" w:lineRule="auto"/>
+      </w:pPr>
+      <w:r>
+        <w:t>Tela de Listagem (com busca por nome/CPF).</w:t>
+      </w:r>
+    </w:p>
+    <w:p>
+      <w:pPr>
+        <w:numPr>
+          <w:ilvl w:val="1"/>
+          <w:numId w:val="7"/>
+        </w:numPr>
+        <w:spacing w:after="160" w:line="278" w:lineRule="auto"/>
+      </w:pPr>
+      <w:r>
+        <w:t>Botão "Novo Colaborador" (Formulário).</w:t>
+      </w:r>
+    </w:p>
+    <w:p>
+      <w:pPr>
+        <w:numPr>
+          <w:ilvl w:val="1"/>
+          <w:numId w:val="7"/>
+        </w:numPr>
+        <w:spacing w:after="160" w:line="278" w:lineRule="auto"/>
+      </w:pPr>
+      <w:r>
+        <w:t>Botão "Desativar" (Para demissões).</w:t>
+      </w:r>
+    </w:p>
+    <w:p>
+      <w:pPr>
+        <w:numPr>
+          <w:ilvl w:val="1"/>
+          <w:numId w:val="7"/>
+        </w:numPr>
+        <w:spacing w:after="160" w:line="278" w:lineRule="auto"/>
+      </w:pPr>
+      <w:r>
+        <w:rPr>
+          <w:i/>
+          <w:iCs/>
+        </w:rPr>
+        <w:t>Extra:</w:t>
+      </w:r>
+      <w:r>
+        <w:t xml:space="preserve"> Importação CSV (Para carga inicial em massa).</w:t>
+      </w:r>
+    </w:p>
+    <w:p>
+      <w:pPr>
+        <w:numPr>
+          <w:ilvl w:val="0"/>
+          <w:numId w:val="7"/>
+        </w:numPr>
+        <w:spacing w:after="160" w:line="278" w:lineRule="auto"/>
+      </w:pPr>
       <w:r>
         <w:rPr>
           <w:b/>
           <w:bCs/>
         </w:rPr>
-        <w:t>Collaborator</w:t>
-      </w:r>
-      <w:proofErr w:type="spellEnd"/>
+        <w:t>[</w:t>
+      </w:r>
       <w:r>
         <w:rPr>
           <w:b/>
           <w:bCs/>
         </w:rPr>
-        <w:t xml:space="preserve"> </w:t>
+        <w:t>x</w:t>
       </w:r>
       <w:r>
         <w:rPr>
           <w:b/>
           <w:bCs/>
         </w:rPr>
+        <w:t>] Gestão de Ativos (Inventário):</w:t>
+      </w:r>
+    </w:p>
+    <w:p>
+      <w:pPr>
+        <w:numPr>
+          <w:ilvl w:val="1"/>
+          <w:numId w:val="7"/>
+        </w:numPr>
+        <w:spacing w:after="160" w:line="278" w:lineRule="auto"/>
+      </w:pPr>
+      <w:r>
+        <w:t>Tela de Cadastro: TI insere o serialNumber e Modelo.</w:t>
+      </w:r>
+    </w:p>
+    <w:p>
+      <w:pPr>
+        <w:pStyle w:val="PargrafodaLista"/>
+        <w:numPr>
+          <w:ilvl w:val="0"/>
+          <w:numId w:val="7"/>
+        </w:numPr>
+      </w:pPr>
+      <w:r>
+        <w:rPr>
+          <w:b/>
+          <w:bCs/>
+        </w:rPr>
+        <w:t xml:space="preserve">[ ] </w:t>
+      </w:r>
+      <w:r>
+        <w:rPr>
+          <w:b/>
+          <w:bCs/>
+        </w:rPr>
+        <w:t>Gerador de Etiquetas</w:t>
+      </w:r>
+      <w:r>
+        <w:rPr>
+          <w:b/>
+          <w:bCs/>
+        </w:rPr>
+        <w:t xml:space="preserve"> [PENDENTE]</w:t>
+      </w:r>
+      <w:r>
+        <w:rPr>
+          <w:b/>
+          <w:bCs/>
+        </w:rPr>
         <w:t>:</w:t>
       </w:r>
-    </w:p>
-    <w:p>
-      <w:pPr>
-        <w:numPr>
-          <w:ilvl w:val="1"/>
-          <w:numId w:val="1"/>
-        </w:numPr>
-        <w:spacing w:after="160" w:line="278" w:lineRule="auto"/>
-      </w:pPr>
-      <w:r>
-        <w:t xml:space="preserve">Campos: id, nome, </w:t>
-      </w:r>
-      <w:proofErr w:type="spellStart"/>
-      <w:r>
-        <w:t>cpf</w:t>
-      </w:r>
-      <w:proofErr w:type="spellEnd"/>
-      <w:r>
-        <w:t xml:space="preserve"> (Unique, indexado), turno, ativo (</w:t>
-      </w:r>
-      <w:proofErr w:type="spellStart"/>
-      <w:r>
-        <w:t>boolean</w:t>
-      </w:r>
-      <w:proofErr w:type="spellEnd"/>
-      <w:r>
-        <w:t xml:space="preserve"> - para demissões lógicas).</w:t>
-      </w:r>
-    </w:p>
-    <w:p>
-      <w:pPr>
-        <w:numPr>
-          <w:ilvl w:val="1"/>
-          <w:numId w:val="1"/>
-        </w:numPr>
-        <w:spacing w:after="160" w:line="278" w:lineRule="auto"/>
+      <w:r>
+        <w:t xml:space="preserve"> O sistema gera automaticamente o próximo internalId (Ex: 050) e cria um QR Code ou Código de Barras na tela para a TI imprimir na impressora térmica e colar no coletor.</w:t>
+      </w:r>
+    </w:p>
+    <w:p>
+      <w:pPr>
+        <w:pStyle w:val="PargrafodaLista"/>
+        <w:numPr>
+          <w:ilvl w:val="0"/>
+          <w:numId w:val="6"/>
+        </w:numPr>
       </w:pPr>
       <w:r>
         <w:rPr>
           <w:i/>
           <w:iCs/>
         </w:rPr>
-        <w:t>Nota:</w:t>
-      </w:r>
-      <w:r>
-        <w:t xml:space="preserve"> Não deletamos funcionários do banco para não perder o histórico de quem usou o quê. Apenas marcamos ativo: false.</w:t>
-      </w:r>
-    </w:p>
-    <w:p>
-      <w:pPr>
-        <w:numPr>
-          <w:ilvl w:val="1"/>
-          <w:numId w:val="1"/>
-        </w:numPr>
-        <w:spacing w:after="160" w:line="278" w:lineRule="auto"/>
-      </w:pPr>
-      <w:r>
-        <w:rPr>
-          <w:iCs/>
-        </w:rPr>
-        <w:t>Sanitização de CPF(Fase 2/4)</w:t>
-      </w:r>
-      <w:r>
-        <w:rPr>
-          <w:iCs/>
-        </w:rPr>
-        <w:t>:</w:t>
+        <w:t>Obs:</w:t>
+      </w:r>
+      <w:r>
+        <w:t xml:space="preserve"> Isso resolve o problema da falta de patrimônio físico.</w:t>
       </w:r>
     </w:p>
     <w:p>
@@ -429,373 +642,862 @@
         <w:pStyle w:val="PargrafodaLista"/>
         <w:numPr>
           <w:ilvl w:val="0"/>
-          <w:numId w:val="2"/>
-        </w:numPr>
-      </w:pPr>
-      <w:r>
-        <w:t>Segurança: No banco de dados, salvaremos apenas os números (</w:t>
-      </w:r>
-      <w:proofErr w:type="spellStart"/>
-      <w:r>
-        <w:t>ex</w:t>
-      </w:r>
-      <w:proofErr w:type="spellEnd"/>
-      <w:r>
-        <w:t xml:space="preserve">: 12345678900) e não a </w:t>
-      </w:r>
-      <w:proofErr w:type="spellStart"/>
-      <w:r>
-        <w:t>string</w:t>
-      </w:r>
-      <w:proofErr w:type="spellEnd"/>
-      <w:r>
-        <w:t xml:space="preserve"> formatada (123.456.789-00). Isso evita erros de busca se alguém digitar um ponto no lugar errado. Faremos essa limpeza no </w:t>
-      </w:r>
-      <w:proofErr w:type="spellStart"/>
-      <w:r>
-        <w:t>Controller</w:t>
-      </w:r>
-      <w:proofErr w:type="spellEnd"/>
-      <w:r>
-        <w:t xml:space="preserve"> antes de salvar.</w:t>
-      </w:r>
-    </w:p>
-    <w:p/>
-    <w:p>
-      <w:pPr>
-        <w:numPr>
-          <w:ilvl w:val="0"/>
-          <w:numId w:val="1"/>
-        </w:numPr>
-        <w:spacing w:after="160" w:line="278" w:lineRule="auto"/>
-      </w:pPr>
+          <w:numId w:val="6"/>
+        </w:numPr>
+      </w:pPr>
+      <w:r>
+        <w:t>A Estratégia de Impressão (Fase 3):</w:t>
+      </w:r>
+    </w:p>
+    <w:p>
+      <w:pPr>
+        <w:pStyle w:val="PargrafodaLista"/>
+        <w:numPr>
+          <w:ilvl w:val="0"/>
+          <w:numId w:val="8"/>
+        </w:numPr>
+      </w:pPr>
+      <w:r>
+        <w:t>O Desafio: Navegadores (React) tendem a adicionar cabeçalhos e rodapés automáticos na impressão, o que destrói o layout de etiquetas pequenas (térmicas).</w:t>
+      </w:r>
+    </w:p>
+    <w:p>
+      <w:r>
+        <w:t>A Solução: Quando chegarmos na Fase 3, focaremos em gerar um PDF limpo pelo Backend (NestJS) ou usar CSS específico (@media print) para garantir que a etiqueta saia perfeita na Zebra/Honeywell sem desperdiçar papel.</w:t>
+      </w:r>
+    </w:p>
+    <w:p>
       <w:r>
         <w:rPr>
           <w:b/>
           <w:bCs/>
         </w:rPr>
-        <w:t>[x</w:t>
-      </w:r>
+        <w:t>1. Gestão de Colaboradores (O alvo imediato):</w:t>
+      </w:r>
+    </w:p>
+    <w:p>
+      <w:pPr>
+        <w:numPr>
+          <w:ilvl w:val="0"/>
+          <w:numId w:val="16"/>
+        </w:numPr>
+      </w:pPr>
       <w:r>
         <w:rPr>
           <w:b/>
           <w:bCs/>
         </w:rPr>
-        <w:t>] Entidade Movement:</w:t>
-      </w:r>
-      <w:r>
-        <w:t xml:space="preserve"> </w:t>
-      </w:r>
-      <w:r>
-        <w:t xml:space="preserve">Aqui deve ser implementada uma trava de duplicidade de ativo e uma trava de duplicidade de usuário. No </w:t>
-      </w:r>
-      <w:proofErr w:type="spellStart"/>
-      <w:r>
-        <w:t>TypeORM</w:t>
-      </w:r>
-      <w:proofErr w:type="spellEnd"/>
-      <w:r>
-        <w:t xml:space="preserve"> (</w:t>
-      </w:r>
-      <w:proofErr w:type="spellStart"/>
-      <w:r>
-        <w:t>NestJS</w:t>
-      </w:r>
-      <w:proofErr w:type="spellEnd"/>
-      <w:r>
-        <w:t>), a classe Movement terá a seguinte estrutura:</w:t>
-      </w:r>
-    </w:p>
-    <w:p>
-      <w:pPr>
-        <w:pStyle w:val="PargrafodaLista"/>
-        <w:numPr>
-          <w:ilvl w:val="0"/>
-          <w:numId w:val="3"/>
-        </w:numPr>
-      </w:pPr>
-      <w:r>
-        <w:t xml:space="preserve">id (UUID ou </w:t>
-      </w:r>
-      <w:proofErr w:type="spellStart"/>
-      <w:r>
-        <w:t>Integer</w:t>
-      </w:r>
-      <w:proofErr w:type="spellEnd"/>
-      <w:r>
-        <w:t>): Identificador único da transação.</w:t>
-      </w:r>
-    </w:p>
-    <w:p>
-      <w:pPr>
-        <w:pStyle w:val="PargrafodaLista"/>
-        <w:numPr>
-          <w:ilvl w:val="0"/>
-          <w:numId w:val="3"/>
-        </w:numPr>
-      </w:pPr>
-      <w:proofErr w:type="spellStart"/>
-      <w:r>
-        <w:t>collaboratorId</w:t>
-      </w:r>
-      <w:proofErr w:type="spellEnd"/>
-      <w:r>
-        <w:t xml:space="preserve"> (</w:t>
-      </w:r>
-      <w:proofErr w:type="spellStart"/>
-      <w:r>
-        <w:t>Foreign</w:t>
-      </w:r>
-      <w:proofErr w:type="spellEnd"/>
-      <w:r>
-        <w:t xml:space="preserve"> Key): Vínculo com a tabela </w:t>
-      </w:r>
-      <w:proofErr w:type="spellStart"/>
-      <w:r>
-        <w:t>Collaborator</w:t>
-      </w:r>
-      <w:proofErr w:type="spellEnd"/>
+        <w:t>Listagem e Busca:</w:t>
+      </w:r>
+      <w:r>
+        <w:t xml:space="preserve"> Um endpoint GET /collaborators que aceite parâmetros na URL (ex: ?search=joao ou ?search=12345678900) para filtrar no banco.</w:t>
+      </w:r>
+    </w:p>
+    <w:p>
+      <w:pPr>
+        <w:numPr>
+          <w:ilvl w:val="0"/>
+          <w:numId w:val="16"/>
+        </w:numPr>
+      </w:pPr>
+      <w:r>
+        <w:rPr>
+          <w:b/>
+          <w:bCs/>
+        </w:rPr>
+        <w:t>Novo Colaborador:</w:t>
+      </w:r>
+      <w:r>
+        <w:t xml:space="preserve"> Já temos o esqueleto do POST /collaborators da Fase 2. Vamos apenas garantir que a sanitização do CPF (remoção de pontos e traços) esteja implementada com o class-transformer de forma elegante.</w:t>
+      </w:r>
+    </w:p>
+    <w:p>
+      <w:pPr>
+        <w:numPr>
+          <w:ilvl w:val="0"/>
+          <w:numId w:val="16"/>
+        </w:numPr>
+      </w:pPr>
+      <w:r>
+        <w:rPr>
+          <w:b/>
+          <w:bCs/>
+        </w:rPr>
+        <w:t>Desativar:</w:t>
+      </w:r>
+      <w:r>
+        <w:t xml:space="preserve"> Um endpoint PATCH /collaborators/:id/deactivate. Em vez de dar um DELETE (que apagaria o histórico logístico do funcionário), nós faremos o </w:t>
+      </w:r>
+      <w:r>
+        <w:rPr>
+          <w:i/>
+          <w:iCs/>
+        </w:rPr>
+        <w:t>Soft Delete</w:t>
+      </w:r>
+      <w:r>
+        <w:t>, apenas mudando a coluna ativo para false.</w:t>
+      </w:r>
+    </w:p>
+    <w:p>
+      <w:pPr>
+        <w:numPr>
+          <w:ilvl w:val="0"/>
+          <w:numId w:val="16"/>
+        </w:numPr>
+      </w:pPr>
+      <w:r>
+        <w:rPr>
+          <w:b/>
+          <w:bCs/>
+        </w:rPr>
+        <w:t>Ativar:</w:t>
+      </w:r>
+      <w:r>
+        <w:t xml:space="preserve"> Foi criada uma rota espelho da de desativar para realizar a reativação</w:t>
+      </w:r>
+    </w:p>
+    <w:p>
+      <w:pPr>
+        <w:numPr>
+          <w:ilvl w:val="0"/>
+          <w:numId w:val="16"/>
+        </w:numPr>
+      </w:pPr>
+      <w:r>
+        <w:rPr>
+          <w:b/>
+          <w:bCs/>
+        </w:rPr>
+        <w:lastRenderedPageBreak/>
+        <w:t>Importação CSV:</w:t>
+      </w:r>
+      <w:r>
+        <w:t xml:space="preserve"> Um endpoint POST /collaborators/import preparado para receber um arquivo físico e processar as linhas em lote.</w:t>
+      </w:r>
+    </w:p>
+    <w:p>
+      <w:r>
+        <w:rPr>
+          <w:b/>
+          <w:bCs/>
+        </w:rPr>
+        <w:t>2. Gestão de Ativos e Etiquetas (Visão de Infraestrutura e DevOps):</w:t>
+      </w:r>
+    </w:p>
+    <w:p>
+      <w:pPr>
+        <w:numPr>
+          <w:ilvl w:val="0"/>
+          <w:numId w:val="17"/>
+        </w:numPr>
+      </w:pPr>
+      <w:r>
+        <w:rPr>
+          <w:b/>
+          <w:bCs/>
+        </w:rPr>
+        <w:t>Auto-incremento Inteligente:</w:t>
+      </w:r>
+      <w:r>
+        <w:t xml:space="preserve"> No POST /assets, a API terá que ir ao banco, descobrir qual foi o último internalId gerado e somar +1 (ex: se o último foi 050, ele gera o 051) antes de salvar.</w:t>
+      </w:r>
+    </w:p>
+    <w:p>
+      <w:pPr>
+        <w:numPr>
+          <w:ilvl w:val="0"/>
+          <w:numId w:val="17"/>
+        </w:numPr>
+      </w:pPr>
+      <w:r>
+        <w:rPr>
+          <w:b/>
+          <w:bCs/>
+        </w:rPr>
+        <w:t>Impressão:</w:t>
+      </w:r>
+      <w:r>
+        <w:t xml:space="preserve"> O seu roadmap cita gerar um PDF limpo pelo backend para não desperdiçar papel. Essa é uma ótima abordagem clássica. Porém, como você atua diretamente com o parque de impressoras da Santa Cruz, nós temos uma oportunidade de ouro aqui para otimização extrema ("por baixo do capô"): em vez de gerar um arquivo PDF pesado, a nossa API pode cuspir diretamente o código nativo </w:t>
+      </w:r>
+      <w:r>
+        <w:rPr>
+          <w:b/>
+          <w:bCs/>
+        </w:rPr>
+        <w:t>ZPL</w:t>
+      </w:r>
+      <w:r>
+        <w:t xml:space="preserve"> (Zebra Programming Language). Dessa forma, a etiqueta térmica sai com precisão milimétrica e processamento quase zero, comunicando-se perfeitamente com a Zebra ou Honeywell. Fica como uma carta na manga para explorarmos!</w:t>
+      </w:r>
+    </w:p>
+    <w:p/>
+    <w:p>
+      <w:pPr>
+        <w:pStyle w:val="Ttulo3"/>
+      </w:pPr>
+      <w:r>
+        <w:t>Fase 4: O Quiosque (Operação Diária Frontend React)</w:t>
+      </w:r>
+    </w:p>
+    <w:p>
+      <w:pPr>
+        <w:pStyle w:val="NormalWeb"/>
+      </w:pPr>
+      <w:r>
+        <w:rPr>
+          <w:b/>
+          <w:bCs/>
+        </w:rPr>
+        <w:t>Objetivo:</w:t>
+      </w:r>
+      <w:r>
+        <w:t xml:space="preserve"> Interface de alta visibilidade para o Chão de Fábrica, otimizada para uso híbrido (Teclado Físico + Mouse + Scanner USB).</w:t>
+      </w:r>
+    </w:p>
+    <w:p>
+      <w:pPr>
+        <w:pStyle w:val="NormalWeb"/>
+      </w:pPr>
+      <w:r>
+        <w:rPr>
+          <w:b/>
+          <w:bCs/>
+        </w:rPr>
+        <w:t>4.1. Fundação e Infraestrutura do Frontend</w:t>
+      </w:r>
+    </w:p>
+    <w:p>
+      <w:pPr>
+        <w:pStyle w:val="NormalWeb"/>
+        <w:numPr>
+          <w:ilvl w:val="0"/>
+          <w:numId w:val="18"/>
+        </w:numPr>
+      </w:pPr>
+      <w:r>
+        <w:t>[x] Setup Vite + React (projeto web-assetguard criado).</w:t>
+      </w:r>
+    </w:p>
+    <w:p>
+      <w:pPr>
+        <w:pStyle w:val="NormalWeb"/>
+        <w:numPr>
+          <w:ilvl w:val="0"/>
+          <w:numId w:val="18"/>
+        </w:numPr>
+      </w:pPr>
+      <w:r>
+        <w:t>[x] Configuração da Ponte HTTP (Axios + interceptor JWT).</w:t>
+      </w:r>
+    </w:p>
+    <w:p>
+      <w:pPr>
+        <w:pStyle w:val="NormalWeb"/>
+        <w:numPr>
+          <w:ilvl w:val="0"/>
+          <w:numId w:val="18"/>
+        </w:numPr>
+      </w:pPr>
+      <w:r>
+        <w:t>[</w:t>
+      </w:r>
+      <w:r>
+        <w:t>x</w:t>
+      </w:r>
+      <w:r>
+        <w:t xml:space="preserve">] Roteamento Base (React Router DOM): Criar as cascas das páginas </w:t>
+      </w:r>
+      <w:r>
+        <w:rPr>
+          <w:rStyle w:val="CdigoHTML"/>
+        </w:rPr>
+        <w:t>Home</w:t>
+      </w:r>
+      <w:r>
+        <w:t xml:space="preserve">, </w:t>
+      </w:r>
+      <w:r>
+        <w:rPr>
+          <w:rStyle w:val="CdigoHTML"/>
+        </w:rPr>
+        <w:t>Checkout</w:t>
+      </w:r>
+      <w:r>
+        <w:t xml:space="preserve"> e </w:t>
+      </w:r>
+      <w:r>
+        <w:rPr>
+          <w:rStyle w:val="CdigoHTML"/>
+        </w:rPr>
+        <w:t>Checkin</w:t>
+      </w:r>
       <w:r>
         <w:t>.</w:t>
       </w:r>
     </w:p>
     <w:p>
       <w:pPr>
-        <w:pStyle w:val="PargrafodaLista"/>
-        <w:numPr>
-          <w:ilvl w:val="0"/>
-          <w:numId w:val="4"/>
-        </w:numPr>
-      </w:pPr>
-      <w:r>
-        <w:t>Mudança v3.0: Agora aponta para o ID do colaborador que foi validado via CPF.</w:t>
-      </w:r>
-    </w:p>
-    <w:p>
-      <w:pPr>
-        <w:pStyle w:val="PargrafodaLista"/>
-        <w:numPr>
-          <w:ilvl w:val="0"/>
-          <w:numId w:val="5"/>
-        </w:numPr>
-      </w:pPr>
-      <w:proofErr w:type="spellStart"/>
-      <w:r>
-        <w:t>assetId</w:t>
-      </w:r>
-      <w:proofErr w:type="spellEnd"/>
-      <w:r>
-        <w:t xml:space="preserve"> (</w:t>
-      </w:r>
-      <w:proofErr w:type="spellStart"/>
-      <w:r>
-        <w:t>Foreign</w:t>
-      </w:r>
-      <w:proofErr w:type="spellEnd"/>
-      <w:r>
-        <w:t xml:space="preserve"> Key): Vínculo com a tabela </w:t>
-      </w:r>
-      <w:proofErr w:type="spellStart"/>
-      <w:r>
-        <w:t>Asset</w:t>
-      </w:r>
-      <w:proofErr w:type="spellEnd"/>
+        <w:pStyle w:val="NormalWeb"/>
+        <w:numPr>
+          <w:ilvl w:val="0"/>
+          <w:numId w:val="18"/>
+        </w:numPr>
+      </w:pPr>
+      <w:r>
+        <w:t>[ ] Gerenciamento de Estado Global: Armazenar temporariamente os dados da operação em andamento (ex: guardar o CPF lido no passo 1 para usar na requisição final do passo 2).</w:t>
+      </w:r>
+    </w:p>
+    <w:p>
+      <w:pPr>
+        <w:pStyle w:val="NormalWeb"/>
+      </w:pPr>
+      <w:r>
+        <w:rPr>
+          <w:b/>
+          <w:bCs/>
+        </w:rPr>
+        <w:t>4.2. UI/UX Base (Interface do Quiosque)</w:t>
+      </w:r>
+    </w:p>
+    <w:p>
+      <w:pPr>
+        <w:pStyle w:val="NormalWeb"/>
+        <w:numPr>
+          <w:ilvl w:val="0"/>
+          <w:numId w:val="19"/>
+        </w:numPr>
+      </w:pPr>
+      <w:r>
+        <w:t>[ ] Componente: Botões Padronizados (Tamanho grande e alto contraste, fáceis de clicar rapidamente com o mouse).</w:t>
+      </w:r>
+    </w:p>
+    <w:p>
+      <w:pPr>
+        <w:pStyle w:val="NormalWeb"/>
+        <w:numPr>
+          <w:ilvl w:val="0"/>
+          <w:numId w:val="19"/>
+        </w:numPr>
+      </w:pPr>
+      <w:r>
+        <w:t xml:space="preserve">[ ] Componente: Input de Texto Otimizado (Com </w:t>
+      </w:r>
+      <w:r>
+        <w:rPr>
+          <w:rStyle w:val="CdigoHTML"/>
+        </w:rPr>
+        <w:t>autoFocus</w:t>
+      </w:r>
+      <w:r>
+        <w:t xml:space="preserve"> inteligente, máscara visual para CPF e captura da tecla </w:t>
+      </w:r>
+      <w:r>
+        <w:rPr>
+          <w:rStyle w:val="CdigoHTML"/>
+        </w:rPr>
+        <w:t>Enter</w:t>
+      </w:r>
+      <w:r>
+        <w:t xml:space="preserve"> para envio automático do formulário).</w:t>
+      </w:r>
+    </w:p>
+    <w:p>
+      <w:pPr>
+        <w:pStyle w:val="NormalWeb"/>
+        <w:numPr>
+          <w:ilvl w:val="0"/>
+          <w:numId w:val="19"/>
+        </w:numPr>
+      </w:pPr>
+      <w:r>
+        <w:t>[ ] Tela Inicial (Home): Dois botões centrais: "RETIRAR EQUIPAMENTO" (Azul/Verde) e "DEVOLVER EQUIPAMENTO" (Laranja/Amarelo).</w:t>
+      </w:r>
+    </w:p>
+    <w:p>
+      <w:pPr>
+        <w:pStyle w:val="NormalWeb"/>
+        <w:numPr>
+          <w:ilvl w:val="0"/>
+          <w:numId w:val="19"/>
+        </w:numPr>
+      </w:pPr>
+      <w:r>
+        <w:t xml:space="preserve">[ ] Engine de Áudio: Pré-carregar arquivos </w:t>
+      </w:r>
+      <w:r>
+        <w:rPr>
+          <w:rStyle w:val="CdigoHTML"/>
+        </w:rPr>
+        <w:t>.mp3</w:t>
+      </w:r>
+      <w:r>
+        <w:t xml:space="preserve"> ou </w:t>
+      </w:r>
+      <w:r>
+        <w:rPr>
+          <w:rStyle w:val="CdigoHTML"/>
+        </w:rPr>
+        <w:t>.wav</w:t>
+      </w:r>
+      <w:r>
+        <w:t xml:space="preserve"> para feedback sonoro (Bip de Sucesso e Som de Erro), evitando que o operador precise focar 100% na tela do monitor durante a leitura.</w:t>
+      </w:r>
+    </w:p>
+    <w:p>
+      <w:pPr>
+        <w:pStyle w:val="NormalWeb"/>
+        <w:numPr>
+          <w:ilvl w:val="0"/>
+          <w:numId w:val="19"/>
+        </w:numPr>
+      </w:pPr>
+      <w:r>
+        <w:lastRenderedPageBreak/>
+        <w:t>[ ] Timeout de Inatividade (Auto-Reset): Cronômetro invisível. Se a tela ficar parada no meio de um processo por 45 segundos, cancela a operação e volta para a Home.</w:t>
+      </w:r>
+    </w:p>
+    <w:p>
+      <w:pPr>
+        <w:pStyle w:val="NormalWeb"/>
+      </w:pPr>
+      <w:r>
+        <w:rPr>
+          <w:b/>
+          <w:bCs/>
+        </w:rPr>
+        <w:t>4.3. Fluxo de Check-out (Retirada de Ativos)</w:t>
+      </w:r>
+    </w:p>
+    <w:p>
+      <w:pPr>
+        <w:pStyle w:val="NormalWeb"/>
+        <w:numPr>
+          <w:ilvl w:val="0"/>
+          <w:numId w:val="20"/>
+        </w:numPr>
+      </w:pPr>
+      <w:r>
+        <w:t>[ ] Passo 1: Identificação do Colaborador: Exibir campo de texto centralizado aguardando a digitação do CPF no teclado físico.</w:t>
+      </w:r>
+    </w:p>
+    <w:p>
+      <w:pPr>
+        <w:pStyle w:val="NormalWeb"/>
+        <w:numPr>
+          <w:ilvl w:val="0"/>
+          <w:numId w:val="20"/>
+        </w:numPr>
+      </w:pPr>
+      <w:r>
+        <w:t xml:space="preserve">[ ] Passo 2: Interação com a API (Validação de CPF): Disparar busca ao backend no </w:t>
+      </w:r>
+      <w:r>
+        <w:rPr>
+          <w:rStyle w:val="CdigoHTML"/>
+        </w:rPr>
+        <w:t>Enter</w:t>
+      </w:r>
       <w:r>
         <w:t>.</w:t>
       </w:r>
     </w:p>
     <w:p>
       <w:pPr>
-        <w:pStyle w:val="PargrafodaLista"/>
-        <w:numPr>
-          <w:ilvl w:val="0"/>
-          <w:numId w:val="4"/>
-        </w:numPr>
-      </w:pPr>
-      <w:r>
-        <w:t xml:space="preserve">Mudança v3.0: Aponta para o ID do ativo (que possui o </w:t>
-      </w:r>
-      <w:proofErr w:type="spellStart"/>
-      <w:r>
-        <w:t>internalId</w:t>
-      </w:r>
-      <w:proofErr w:type="spellEnd"/>
-      <w:r>
-        <w:t xml:space="preserve"> que geramos na etiqueta).</w:t>
-      </w:r>
-    </w:p>
-    <w:p>
-      <w:pPr>
-        <w:pStyle w:val="PargrafodaLista"/>
-        <w:numPr>
-          <w:ilvl w:val="0"/>
-          <w:numId w:val="5"/>
-        </w:numPr>
-      </w:pPr>
-      <w:proofErr w:type="spellStart"/>
-      <w:r>
-        <w:t>checkOutAt</w:t>
-      </w:r>
-      <w:proofErr w:type="spellEnd"/>
-      <w:r>
-        <w:t xml:space="preserve"> (</w:t>
-      </w:r>
-      <w:proofErr w:type="spellStart"/>
-      <w:r>
-        <w:t>DateTime</w:t>
-      </w:r>
-      <w:proofErr w:type="spellEnd"/>
-      <w:r>
-        <w:t>): Data e hora exata da retirada.</w:t>
-      </w:r>
-    </w:p>
-    <w:p>
-      <w:pPr>
-        <w:pStyle w:val="PargrafodaLista"/>
-        <w:numPr>
-          <w:ilvl w:val="0"/>
-          <w:numId w:val="4"/>
-        </w:numPr>
-      </w:pPr>
-      <w:r>
-        <w:t>Padrão: Preenchimento automático (NOW) no momento da criação.</w:t>
-      </w:r>
-    </w:p>
-    <w:p>
-      <w:pPr>
-        <w:pStyle w:val="PargrafodaLista"/>
-        <w:numPr>
-          <w:ilvl w:val="0"/>
-          <w:numId w:val="5"/>
-        </w:numPr>
-      </w:pPr>
-      <w:proofErr w:type="spellStart"/>
-      <w:r>
+        <w:pStyle w:val="NormalWeb"/>
+        <w:numPr>
+          <w:ilvl w:val="1"/>
+          <w:numId w:val="20"/>
+        </w:numPr>
+      </w:pPr>
+      <w:r>
+        <w:rPr>
+          <w:i/>
+          <w:iCs/>
+        </w:rPr>
+        <w:t>Regra Visual:</w:t>
+      </w:r>
+      <w:r>
+        <w:t xml:space="preserve"> Se </w:t>
+      </w:r>
+      <w:r>
+        <w:rPr>
+          <w:rStyle w:val="CdigoHTML"/>
+        </w:rPr>
+        <w:t>ativo: false</w:t>
+      </w:r>
+      <w:r>
+        <w:t xml:space="preserve"> ou já possuir ativo, exibir Modal Vermelho (Bloqueio) + Som de Erro + Retorno à Home.</w:t>
+      </w:r>
+    </w:p>
+    <w:p>
+      <w:pPr>
+        <w:pStyle w:val="NormalWeb"/>
+        <w:numPr>
+          <w:ilvl w:val="0"/>
+          <w:numId w:val="20"/>
+        </w:numPr>
+      </w:pPr>
+      <w:r>
+        <w:t>[ ] Passo 3: Identificação do Ativo: Tela exibe "Bipe o seu coletor". Foco automático cravado no campo de texto para receber o input rápido do leitor Zebra/Honeywell.</w:t>
+      </w:r>
+    </w:p>
+    <w:p>
+      <w:pPr>
+        <w:pStyle w:val="NormalWeb"/>
+        <w:numPr>
+          <w:ilvl w:val="0"/>
+          <w:numId w:val="20"/>
+        </w:numPr>
+      </w:pPr>
+      <w:r>
+        <w:t xml:space="preserve">[ ] Passo 4: Submissão (POST </w:t>
+      </w:r>
+      <w:r>
+        <w:rPr>
+          <w:rStyle w:val="CdigoHTML"/>
+        </w:rPr>
+        <w:t>/movements/checkout</w:t>
+      </w:r>
+      <w:r>
+        <w:t>): Enviar dados. Em caso de sucesso, exibir Modal Verde (Liberação) + Som de Sucesso + Retorno à Home.</w:t>
+      </w:r>
+    </w:p>
+    <w:p>
+      <w:pPr>
+        <w:pStyle w:val="NormalWeb"/>
+      </w:pPr>
+      <w:r>
+        <w:rPr>
+          <w:b/>
+          <w:bCs/>
+        </w:rPr>
+        <w:t>4.4. Fluxo de Check-in (Devolução de Ativos)</w:t>
+      </w:r>
+    </w:p>
+    <w:p>
+      <w:pPr>
+        <w:pStyle w:val="NormalWeb"/>
+        <w:numPr>
+          <w:ilvl w:val="0"/>
+          <w:numId w:val="21"/>
+        </w:numPr>
+      </w:pPr>
+      <w:r>
+        <w:t>[ ] Passo 1: Identificação do Ativo: Tela de Leitura inicial com foco automático para o leitor.</w:t>
+      </w:r>
+    </w:p>
+    <w:p>
+      <w:pPr>
+        <w:pStyle w:val="NormalWeb"/>
+        <w:numPr>
+          <w:ilvl w:val="0"/>
+          <w:numId w:val="21"/>
+        </w:numPr>
+      </w:pPr>
+      <w:r>
+        <w:t>[ ] Passo 2: Busca de Pendência: Validar na API se o ativo lido possui empréstimo.</w:t>
+      </w:r>
+    </w:p>
+    <w:p>
+      <w:pPr>
+        <w:pStyle w:val="NormalWeb"/>
+        <w:numPr>
+          <w:ilvl w:val="0"/>
+          <w:numId w:val="21"/>
+        </w:numPr>
+      </w:pPr>
+      <w:r>
+        <w:t>[ ] Passo 3: Questionário de Saúde (Mouse-friendly):</w:t>
+      </w:r>
+    </w:p>
+    <w:p>
+      <w:pPr>
+        <w:pStyle w:val="NormalWeb"/>
+        <w:numPr>
+          <w:ilvl w:val="1"/>
+          <w:numId w:val="21"/>
+        </w:numPr>
+      </w:pPr>
+      <w:r>
+        <w:t xml:space="preserve">Exibir botões grandes na tela mapeados com o Enum </w:t>
+      </w:r>
+      <w:r>
+        <w:rPr>
+          <w:rStyle w:val="CdigoHTML"/>
+        </w:rPr>
+        <w:t>returnCondition</w:t>
+      </w:r>
+      <w:r>
+        <w:t>: "Funcionando 100%", "Defeito na Tela", "Bateria não segura carga", "Gatilho/Leitor Ruim". O operador usa o mouse para clicar na opção.</w:t>
+      </w:r>
+    </w:p>
+    <w:p>
+      <w:pPr>
+        <w:pStyle w:val="NormalWeb"/>
+        <w:numPr>
+          <w:ilvl w:val="0"/>
+          <w:numId w:val="21"/>
+        </w:numPr>
+      </w:pPr>
+      <w:r>
+        <w:t xml:space="preserve">[ ] Passo 4: Submissão (PATCH </w:t>
+      </w:r>
+      <w:r>
+        <w:rPr>
+          <w:rStyle w:val="CdigoHTML"/>
+        </w:rPr>
+        <w:t>/movements/checkin</w:t>
+      </w:r>
+      <w:r>
+        <w:t>): Finalizar devolução.</w:t>
+      </w:r>
+    </w:p>
+    <w:p>
+      <w:pPr>
+        <w:pStyle w:val="NormalWeb"/>
+        <w:numPr>
+          <w:ilvl w:val="1"/>
+          <w:numId w:val="21"/>
+        </w:numPr>
+      </w:pPr>
+      <w:r>
+        <w:rPr>
+          <w:i/>
+          <w:iCs/>
+        </w:rPr>
+        <w:t>Regra Visual:</w:t>
+      </w:r>
+      <w:r>
+        <w:t xml:space="preserve"> Notificação diferenciada se houver avaria, instruindo a separação do equipamento para a TI.</w:t>
+      </w:r>
+    </w:p>
+    <w:p>
+      <w:pPr>
+        <w:pStyle w:val="NormalWeb"/>
+      </w:pPr>
+      <w:r>
+        <w:rPr>
+          <w:b/>
+          <w:bCs/>
+        </w:rPr>
+        <w:t>4.5. Bloqueio de Navegador (Apenas Documentação/Infra)</w:t>
+      </w:r>
+    </w:p>
+    <w:p>
+      <w:pPr>
+        <w:pStyle w:val="NormalWeb"/>
+        <w:numPr>
+          <w:ilvl w:val="0"/>
+          <w:numId w:val="22"/>
+        </w:numPr>
+      </w:pPr>
+      <w:r>
+        <w:t xml:space="preserve">[ ] Documentar configuração do atalho do Windows para abrir o navegador em modo Kiosk nativo (ex: </w:t>
+      </w:r>
+      <w:r>
+        <w:rPr>
+          <w:rStyle w:val="CdigoHTML"/>
+        </w:rPr>
+        <w:t>chrome.exe --kiosk</w:t>
+      </w:r>
+      <w:r>
+        <w:t>), removendo barra de endereços e botão de fechar.</w:t>
+      </w:r>
+    </w:p>
+    <w:p/>
+    <w:p>
+      <w:pPr>
+        <w:pStyle w:val="NormalWeb"/>
+      </w:pPr>
+      <w:r>
+        <w:rPr>
+          <w:b/>
+          <w:bCs/>
+        </w:rPr>
+        <w:t>Fase 5: Regras de Negócio &amp; Monitoramento</w:t>
+      </w:r>
+    </w:p>
+    <w:p>
+      <w:pPr>
+        <w:pStyle w:val="NormalWeb"/>
+      </w:pPr>
+      <w:r>
+        <w:rPr>
+          <w:b/>
+          <w:bCs/>
+        </w:rPr>
+        <w:t>[x] Fluxo de Check-out (Retirada):</w:t>
+      </w:r>
+    </w:p>
+    <w:p>
+      <w:pPr>
+        <w:pStyle w:val="NormalWeb"/>
+        <w:numPr>
+          <w:ilvl w:val="0"/>
+          <w:numId w:val="12"/>
+        </w:numPr>
+      </w:pPr>
+      <w:r>
+        <w:t xml:space="preserve">Endpoint </w:t>
+      </w:r>
+      <w:r>
+        <w:rPr>
+          <w:rStyle w:val="CdigoHTML"/>
+        </w:rPr>
+        <w:t>POST /movements/checkout</w:t>
+      </w:r>
+      <w:r>
+        <w:t xml:space="preserve"> construído e protegido por autenticação (JWT).</w:t>
+      </w:r>
+    </w:p>
+    <w:p>
+      <w:pPr>
+        <w:pStyle w:val="NormalWeb"/>
+        <w:numPr>
+          <w:ilvl w:val="0"/>
+          <w:numId w:val="12"/>
+        </w:numPr>
+      </w:pPr>
+      <w:r>
+        <w:t xml:space="preserve">Validação 1 operante: O sistema barra a retirada se o status do ativo for diferente de </w:t>
+      </w:r>
+      <w:r>
+        <w:rPr>
+          <w:rStyle w:val="CdigoHTML"/>
+        </w:rPr>
+        <w:t>AVAILABLE</w:t>
+      </w:r>
+      <w:r>
+        <w:t>.</w:t>
+      </w:r>
+    </w:p>
+    <w:p>
+      <w:pPr>
+        <w:pStyle w:val="NormalWeb"/>
+        <w:numPr>
+          <w:ilvl w:val="0"/>
+          <w:numId w:val="12"/>
+        </w:numPr>
+      </w:pPr>
+      <w:r>
+        <w:lastRenderedPageBreak/>
+        <w:t xml:space="preserve">Validação 2 operante: A trava anti-acúmulo impede nova retirada se o colaborador possuir registro com </w:t>
+      </w:r>
+      <w:r>
+        <w:rPr>
+          <w:rStyle w:val="CdigoHTML"/>
+        </w:rPr>
         <w:t>checkInAt</w:t>
       </w:r>
-      <w:proofErr w:type="spellEnd"/>
-      <w:r>
-        <w:t xml:space="preserve"> (</w:t>
-      </w:r>
-      <w:proofErr w:type="spellStart"/>
-      <w:r>
-        <w:t>DateTime</w:t>
-      </w:r>
-      <w:proofErr w:type="spellEnd"/>
-      <w:r>
-        <w:t xml:space="preserve">, </w:t>
-      </w:r>
-      <w:proofErr w:type="spellStart"/>
-      <w:r>
-        <w:t>Nullable</w:t>
-      </w:r>
-      <w:proofErr w:type="spellEnd"/>
-      <w:r>
-        <w:t>): Data e hora da devolução.</w:t>
-      </w:r>
-    </w:p>
-    <w:p>
-      <w:pPr>
-        <w:pStyle w:val="PargrafodaLista"/>
-        <w:numPr>
-          <w:ilvl w:val="0"/>
-          <w:numId w:val="4"/>
-        </w:numPr>
-      </w:pPr>
-      <w:r>
-        <w:t>Lógica: Se este campo for NULL, significa que o ativo ainda está com o colaborador (Empréstimo em aberto).</w:t>
-      </w:r>
-    </w:p>
-    <w:p>
-      <w:pPr>
-        <w:pStyle w:val="PargrafodaLista"/>
-        <w:numPr>
-          <w:ilvl w:val="0"/>
-          <w:numId w:val="5"/>
-        </w:numPr>
-      </w:pPr>
-      <w:proofErr w:type="spellStart"/>
-      <w:r>
-        <w:t>returnCondition</w:t>
-      </w:r>
-      <w:proofErr w:type="spellEnd"/>
-      <w:r>
-        <w:t xml:space="preserve"> (Enum): Estado físico na devolução.</w:t>
-      </w:r>
-    </w:p>
-    <w:p>
-      <w:pPr>
-        <w:pStyle w:val="PargrafodaLista"/>
-        <w:numPr>
-          <w:ilvl w:val="0"/>
-          <w:numId w:val="4"/>
-        </w:numPr>
-      </w:pPr>
-      <w:r>
-        <w:t>Valores: OK, DEFEITO_TELA, DEFEITO_BATERIA, DEFEITO_LEITOR, DEFEITO_TOUCH, DEFEITO_TECLADO.</w:t>
-      </w:r>
-    </w:p>
-    <w:p>
-      <w:pPr>
-        <w:pStyle w:val="PargrafodaLista"/>
-        <w:numPr>
-          <w:ilvl w:val="0"/>
-          <w:numId w:val="4"/>
-        </w:numPr>
-      </w:pPr>
-      <w:r>
-        <w:t>Padrão: NULL na criação (checkout), preenchido apenas no update (</w:t>
-      </w:r>
-      <w:proofErr w:type="spellStart"/>
-      <w:r>
-        <w:t>checkin</w:t>
-      </w:r>
-      <w:proofErr w:type="spellEnd"/>
-      <w:r>
-        <w:t>).</w:t>
-      </w:r>
-    </w:p>
-    <w:p>
-      <w:pPr>
-        <w:pStyle w:val="PargrafodaLista"/>
-        <w:numPr>
-          <w:ilvl w:val="0"/>
-          <w:numId w:val="5"/>
-        </w:numPr>
-      </w:pPr>
-      <w:proofErr w:type="spellStart"/>
-      <w:r>
-        <w:t>observation</w:t>
-      </w:r>
-      <w:proofErr w:type="spellEnd"/>
-      <w:r>
-        <w:t xml:space="preserve"> (</w:t>
-      </w:r>
-      <w:proofErr w:type="spellStart"/>
-      <w:r>
-        <w:t>Text</w:t>
-      </w:r>
-      <w:proofErr w:type="spellEnd"/>
-      <w:r>
-        <w:t>, Opcional): Campo livre para anotações automáticas ou manuais.</w:t>
-      </w:r>
-    </w:p>
-    <w:p>
-      <w:pPr>
-        <w:pStyle w:val="PargrafodaLista"/>
-        <w:numPr>
-          <w:ilvl w:val="0"/>
-          <w:numId w:val="6"/>
-        </w:numPr>
-      </w:pPr>
-      <w:proofErr w:type="spellStart"/>
-      <w:r>
-        <w:lastRenderedPageBreak/>
-        <w:t>Ex</w:t>
-      </w:r>
-      <w:proofErr w:type="spellEnd"/>
-      <w:r>
-        <w:t>: "Devolvido com atraso de 2 horas" ou "Botão lateral travando".</w:t>
+      <w:r>
+        <w:t xml:space="preserve"> nulo.</w:t>
+      </w:r>
+    </w:p>
+    <w:p>
+      <w:pPr>
+        <w:pStyle w:val="NormalWeb"/>
+      </w:pPr>
+      <w:r>
+        <w:rPr>
+          <w:b/>
+          <w:bCs/>
+        </w:rPr>
+        <w:t>[</w:t>
+      </w:r>
+      <w:r>
+        <w:rPr>
+          <w:b/>
+          <w:bCs/>
+        </w:rPr>
+        <w:t>x</w:t>
+      </w:r>
+      <w:r>
+        <w:rPr>
+          <w:b/>
+          <w:bCs/>
+        </w:rPr>
+        <w:t>] Fluxo de Check-in (Devolução) - Próximo alvo:</w:t>
+      </w:r>
+    </w:p>
+    <w:p>
+      <w:pPr>
+        <w:pStyle w:val="NormalWeb"/>
+        <w:numPr>
+          <w:ilvl w:val="0"/>
+          <w:numId w:val="13"/>
+        </w:numPr>
+      </w:pPr>
+      <w:r>
+        <w:t xml:space="preserve">Endpoint </w:t>
+      </w:r>
+      <w:r>
+        <w:rPr>
+          <w:rStyle w:val="CdigoHTML"/>
+        </w:rPr>
+        <w:t>PATCH /movements/checkin</w:t>
+      </w:r>
+      <w:r>
+        <w:t>.</w:t>
+      </w:r>
+    </w:p>
+    <w:p>
+      <w:pPr>
+        <w:pStyle w:val="NormalWeb"/>
+        <w:numPr>
+          <w:ilvl w:val="0"/>
+          <w:numId w:val="13"/>
+        </w:numPr>
+      </w:pPr>
+      <w:r>
+        <w:t>Lógica: Receber o ID do movimento e a condição de retorno (avarias). Alterar status do coletor dinamicamente.</w:t>
+      </w:r>
+    </w:p>
+    <w:p>
+      <w:pPr>
+        <w:pStyle w:val="NormalWeb"/>
+      </w:pPr>
+      <w:r>
+        <w:rPr>
+          <w:b/>
+          <w:bCs/>
+        </w:rPr>
+        <w:t>[</w:t>
+      </w:r>
+      <w:r>
+        <w:rPr>
+          <w:b/>
+          <w:bCs/>
+        </w:rPr>
+        <w:t>x</w:t>
+      </w:r>
+      <w:r>
+        <w:rPr>
+          <w:b/>
+          <w:bCs/>
+        </w:rPr>
+        <w:t>] Lógica de Turnos (Cron Jobs):</w:t>
+      </w:r>
+    </w:p>
+    <w:p>
+      <w:pPr>
+        <w:pStyle w:val="NormalWeb"/>
+        <w:numPr>
+          <w:ilvl w:val="0"/>
+          <w:numId w:val="14"/>
+        </w:numPr>
+      </w:pPr>
+      <w:r>
+        <w:t xml:space="preserve">Configurar verificações automatizadas de tempo de uso para aplicar o status </w:t>
+      </w:r>
+      <w:r>
+        <w:rPr>
+          <w:rStyle w:val="CdigoHTML"/>
+        </w:rPr>
+        <w:t>OVERDUE</w:t>
+      </w:r>
+      <w:r>
+        <w:t>.</w:t>
       </w:r>
     </w:p>
     <w:p/>
@@ -811,20 +1513,61 @@
           <w:b/>
           <w:sz w:val="24"/>
         </w:rPr>
-        <w:t>Fase 3: Backoffice (Gestão de Cadastros) - [PENDENTE]</w:t>
-      </w:r>
-    </w:p>
-    <w:p>
-      <w:r>
-        <w:t>Objetivo: Permitir que a TI e Líderes alimentem o sistema (CRUD).</w:t>
-      </w:r>
-    </w:p>
-    <w:p>
-      <w:pPr>
-        <w:numPr>
-          <w:ilvl w:val="0"/>
-          <w:numId w:val="7"/>
-        </w:numPr>
+        <w:t>Fase 6: Gestão (Painel Administrativo) - [PENDENTE]</w:t>
+      </w:r>
+    </w:p>
+    <w:p>
+      <w:r>
+        <w:t>[ ] Dashboard do Líder: Visão em tempo real de "quem está com o quê" e alertas de atraso.</w:t>
+      </w:r>
+    </w:p>
+    <w:p/>
+    <w:p>
+      <w:r>
+        <w:t>[ ] Gestão de Avarias: Lista de equipamentos em manutenção e fluxo de liberação pós-conserto.</w:t>
+      </w:r>
+    </w:p>
+    <w:p/>
+    <w:p>
+      <w:pPr>
+        <w:rPr>
+          <w:b/>
+          <w:sz w:val="24"/>
+        </w:rPr>
+      </w:pPr>
+      <w:r>
+        <w:rPr>
+          <w:b/>
+          <w:sz w:val="24"/>
+        </w:rPr>
+        <w:t>Fase 7: Entrega e DevOps (Deployment Local) - [PENDENTE]</w:t>
+      </w:r>
+    </w:p>
+    <w:p>
+      <w:r>
+        <w:t>Objetivo: Preparar a aplicação para rodar de forma autônoma e segura.</w:t>
+      </w:r>
+    </w:p>
+    <w:p/>
+    <w:p>
+      <w:r>
+        <w:t>[ ] Gerenciamento de Processos: Setup do PM2 para garantir que a API e o Front reiniciem automaticamente no Windows.</w:t>
+      </w:r>
+    </w:p>
+    <w:p/>
+    <w:p>
+      <w:r>
+        <w:t>[ ] Rotina de Backup: Script PowerShell para copiar o database.sqlite para um servidor de rede corporativo diariamente.</w:t>
+      </w:r>
+    </w:p>
+    <w:p/>
+    <w:p>
+      <w:r>
+        <w:t>[ ] Teste Físico: Validação das etiquetas nas impressoras e dos leitores USB.</w:t>
+      </w:r>
+    </w:p>
+    <w:p>
+      <w:pPr>
         <w:spacing w:after="160" w:line="278" w:lineRule="auto"/>
       </w:pPr>
       <w:r>
@@ -832,1489 +1575,91 @@
           <w:b/>
           <w:bCs/>
         </w:rPr>
-        <w:t>[</w:t>
-      </w:r>
+        <w:t>[ ] (Opcional Futuro) Dockerização:</w:t>
+      </w:r>
+      <w:r>
+        <w:t xml:space="preserve"> Criar o Dockerfile apenas como documentação de como o ambiente foi montado, caso decidamos migrar para containers no futuro.</w:t>
+      </w:r>
+    </w:p>
+    <w:p/>
+    <w:p>
+      <w:pPr>
+        <w:pStyle w:val="Ttulo1"/>
+      </w:pPr>
+      <w:r>
+        <w:lastRenderedPageBreak/>
+        <w:t>Implementações futuras</w:t>
+      </w:r>
+    </w:p>
+    <w:p/>
+    <w:p>
+      <w:pPr>
+        <w:pStyle w:val="PargrafodaLista"/>
+        <w:numPr>
+          <w:ilvl w:val="0"/>
+          <w:numId w:val="15"/>
+        </w:numPr>
+      </w:pPr>
+      <w:r>
+        <w:t xml:space="preserve">Vulnerabilidades npm </w:t>
+      </w:r>
+      <w:r>
+        <w:t>72 vulnerabilities (4 low, 15 moderate, 50 high, 3 critical)</w:t>
+      </w:r>
+    </w:p>
+    <w:p>
+      <w:pPr>
+        <w:pStyle w:val="PargrafodaLista"/>
+        <w:numPr>
+          <w:ilvl w:val="0"/>
+          <w:numId w:val="15"/>
+        </w:numPr>
+      </w:pPr>
+      <w:r>
+        <w:t xml:space="preserve">Implementar no </w:t>
+      </w:r>
+      <w:r>
+        <w:t>movement.entity.ts</w:t>
+      </w:r>
+      <w:r>
+        <w:t xml:space="preserve"> outros defeitos como NÂO_LIGA e LENTO</w:t>
+      </w:r>
+      <w:r>
+        <w:t>/Travando</w:t>
+      </w:r>
+    </w:p>
+    <w:p>
+      <w:pPr>
+        <w:pStyle w:val="PargrafodaLista"/>
+        <w:numPr>
+          <w:ilvl w:val="0"/>
+          <w:numId w:val="15"/>
+        </w:numPr>
+      </w:pPr>
+      <w:r>
+        <w:t>"Trava de Carência": um Cron Job que analisa se um equipamento foi retirado e devolvido com defeito em menos de 5 minutos, gerando um alerta no painel indicando que "o operador do turno anterior quebrou e não avisou".</w:t>
+      </w:r>
+    </w:p>
+    <w:p>
+      <w:pPr>
+        <w:pStyle w:val="PargrafodaLista"/>
+        <w:numPr>
+          <w:ilvl w:val="0"/>
+          <w:numId w:val="15"/>
+        </w:numPr>
+      </w:pPr>
       <w:r>
         <w:rPr>
           <w:b/>
           <w:bCs/>
         </w:rPr>
-        <w:t>x</w:t>
-      </w:r>
-      <w:r>
-        <w:rPr>
-          <w:b/>
-          <w:bCs/>
-        </w:rPr>
-        <w:t>] Gestão de Colaboradores:</w:t>
-      </w:r>
-    </w:p>
-    <w:p>
-      <w:pPr>
-        <w:numPr>
-          <w:ilvl w:val="1"/>
-          <w:numId w:val="7"/>
-        </w:numPr>
-        <w:spacing w:after="160" w:line="278" w:lineRule="auto"/>
-      </w:pPr>
-      <w:r>
-        <w:t>Tela de Listagem (com busca por nome/CPF).</w:t>
-      </w:r>
-    </w:p>
-    <w:p>
-      <w:pPr>
-        <w:numPr>
-          <w:ilvl w:val="1"/>
-          <w:numId w:val="7"/>
-        </w:numPr>
-        <w:spacing w:after="160" w:line="278" w:lineRule="auto"/>
-      </w:pPr>
-      <w:r>
-        <w:t>Botão "Novo Colaborador" (Formulário).</w:t>
-      </w:r>
-    </w:p>
-    <w:p>
-      <w:pPr>
-        <w:numPr>
-          <w:ilvl w:val="1"/>
-          <w:numId w:val="7"/>
-        </w:numPr>
-        <w:spacing w:after="160" w:line="278" w:lineRule="auto"/>
-      </w:pPr>
-      <w:r>
-        <w:t>Botão "Desativar" (Para demissões).</w:t>
-      </w:r>
-    </w:p>
-    <w:p>
-      <w:pPr>
-        <w:numPr>
-          <w:ilvl w:val="1"/>
-          <w:numId w:val="7"/>
-        </w:numPr>
-        <w:spacing w:after="160" w:line="278" w:lineRule="auto"/>
-      </w:pPr>
-      <w:r>
-        <w:rPr>
-          <w:i/>
-          <w:iCs/>
-        </w:rPr>
-        <w:t>Extra:</w:t>
-      </w:r>
-      <w:r>
-        <w:t xml:space="preserve"> Importação CSV (Para carga inicial em massa).</w:t>
-      </w:r>
-    </w:p>
-    <w:p>
-      <w:pPr>
-        <w:numPr>
-          <w:ilvl w:val="0"/>
-          <w:numId w:val="7"/>
-        </w:numPr>
-        <w:spacing w:after="160" w:line="278" w:lineRule="auto"/>
-      </w:pPr>
-      <w:r>
-        <w:rPr>
-          <w:b/>
-          <w:bCs/>
-        </w:rPr>
-        <w:t>[</w:t>
-      </w:r>
-      <w:r>
-        <w:rPr>
-          <w:b/>
-          <w:bCs/>
-        </w:rPr>
-        <w:t>x</w:t>
-      </w:r>
-      <w:r>
-        <w:rPr>
-          <w:b/>
-          <w:bCs/>
-        </w:rPr>
-        <w:t>] Gestão de Ativos (Inventário):</w:t>
-      </w:r>
-    </w:p>
-    <w:p>
-      <w:pPr>
-        <w:numPr>
-          <w:ilvl w:val="1"/>
-          <w:numId w:val="7"/>
-        </w:numPr>
-        <w:spacing w:after="160" w:line="278" w:lineRule="auto"/>
-      </w:pPr>
-      <w:r>
-        <w:t xml:space="preserve">Tela de Cadastro: TI insere o </w:t>
-      </w:r>
-      <w:proofErr w:type="spellStart"/>
-      <w:r>
-        <w:t>serialNumber</w:t>
-      </w:r>
-      <w:proofErr w:type="spellEnd"/>
-      <w:r>
-        <w:t xml:space="preserve"> </w:t>
-      </w:r>
-      <w:proofErr w:type="gramStart"/>
-      <w:r>
-        <w:t>e Modelo</w:t>
-      </w:r>
-      <w:proofErr w:type="gramEnd"/>
-      <w:r>
-        <w:t>.</w:t>
-      </w:r>
-    </w:p>
-    <w:p>
-      <w:pPr>
-        <w:pStyle w:val="PargrafodaLista"/>
-        <w:numPr>
-          <w:ilvl w:val="0"/>
-          <w:numId w:val="7"/>
-        </w:numPr>
-      </w:pPr>
-      <w:r>
-        <w:rPr>
-          <w:b/>
-          <w:bCs/>
-        </w:rPr>
-        <w:t xml:space="preserve">[ ] </w:t>
-      </w:r>
-      <w:r>
-        <w:rPr>
-          <w:b/>
-          <w:bCs/>
-        </w:rPr>
-        <w:t>Gerador de Etiquetas:</w:t>
-      </w:r>
-      <w:r>
-        <w:t xml:space="preserve"> O sistema gera automaticamente o próximo </w:t>
-      </w:r>
-      <w:proofErr w:type="spellStart"/>
-      <w:r>
-        <w:t>internalId</w:t>
-      </w:r>
-      <w:proofErr w:type="spellEnd"/>
-      <w:r>
-        <w:t xml:space="preserve"> (</w:t>
-      </w:r>
-      <w:proofErr w:type="spellStart"/>
-      <w:r>
-        <w:t>Ex</w:t>
-      </w:r>
-      <w:proofErr w:type="spellEnd"/>
-      <w:r>
-        <w:t xml:space="preserve">: 050) e cria um QR </w:t>
-      </w:r>
-      <w:proofErr w:type="spellStart"/>
-      <w:r>
-        <w:t>Code</w:t>
-      </w:r>
-      <w:proofErr w:type="spellEnd"/>
-      <w:r>
-        <w:t xml:space="preserve"> ou Código de Barras na tela para a TI imprimir na impressora térmica e colar no coletor.</w:t>
-      </w:r>
-    </w:p>
-    <w:p>
-      <w:pPr>
-        <w:pStyle w:val="PargrafodaLista"/>
-        <w:numPr>
-          <w:ilvl w:val="0"/>
-          <w:numId w:val="6"/>
-        </w:numPr>
-      </w:pPr>
-      <w:proofErr w:type="spellStart"/>
-      <w:r>
-        <w:rPr>
-          <w:i/>
-          <w:iCs/>
-        </w:rPr>
-        <w:t>Obs</w:t>
-      </w:r>
-      <w:proofErr w:type="spellEnd"/>
-      <w:r>
-        <w:rPr>
-          <w:i/>
-          <w:iCs/>
-        </w:rPr>
-        <w:t>:</w:t>
-      </w:r>
-      <w:r>
-        <w:t xml:space="preserve"> Isso resolve o problema da falta de patrimônio físico.</w:t>
-      </w:r>
-    </w:p>
-    <w:p>
-      <w:pPr>
-        <w:pStyle w:val="PargrafodaLista"/>
-        <w:numPr>
-          <w:ilvl w:val="0"/>
-          <w:numId w:val="6"/>
-        </w:numPr>
-      </w:pPr>
-      <w:r>
-        <w:t>A Estratégia de Impressão (Fase 3):</w:t>
-      </w:r>
-    </w:p>
-    <w:p>
-      <w:pPr>
-        <w:pStyle w:val="PargrafodaLista"/>
-        <w:numPr>
-          <w:ilvl w:val="0"/>
-          <w:numId w:val="8"/>
-        </w:numPr>
-      </w:pPr>
-      <w:r>
-        <w:t>O Desafio: Navegadores (</w:t>
-      </w:r>
-      <w:proofErr w:type="spellStart"/>
-      <w:r>
-        <w:t>React</w:t>
-      </w:r>
-      <w:proofErr w:type="spellEnd"/>
-      <w:r>
-        <w:t>) tendem a adicionar cabeçalhos e rodapés automáticos na impressão, o que destrói o layout de etiquetas pequenas (térmicas).</w:t>
-      </w:r>
-    </w:p>
-    <w:p>
-      <w:r>
-        <w:t xml:space="preserve">A Solução: Quando chegarmos na Fase 3, focaremos em gerar um PDF limpo pelo </w:t>
-      </w:r>
-      <w:proofErr w:type="spellStart"/>
-      <w:r>
-        <w:t>Backend</w:t>
-      </w:r>
-      <w:proofErr w:type="spellEnd"/>
-      <w:r>
-        <w:t xml:space="preserve"> (</w:t>
-      </w:r>
-      <w:proofErr w:type="spellStart"/>
-      <w:r>
-        <w:t>NestJS</w:t>
-      </w:r>
-      <w:proofErr w:type="spellEnd"/>
-      <w:r>
-        <w:t>) ou usar CSS específico (@</w:t>
-      </w:r>
-      <w:proofErr w:type="gramStart"/>
-      <w:r>
-        <w:t>media</w:t>
-      </w:r>
-      <w:proofErr w:type="gramEnd"/>
-      <w:r>
-        <w:t xml:space="preserve"> print) para garantir que a etiqueta saia perfeita na Zebra/</w:t>
-      </w:r>
-      <w:proofErr w:type="spellStart"/>
-      <w:r>
-        <w:t>Honeywell</w:t>
-      </w:r>
-      <w:proofErr w:type="spellEnd"/>
-      <w:r>
-        <w:t xml:space="preserve"> sem desperdiçar papel.</w:t>
-      </w:r>
-    </w:p>
-    <w:p>
-      <w:r>
-        <w:rPr>
-          <w:b/>
-          <w:bCs/>
-        </w:rPr>
-        <w:t>1. Gestão de Colaboradores (O alvo imediato):</w:t>
-      </w:r>
-    </w:p>
-    <w:p>
-      <w:pPr>
-        <w:numPr>
-          <w:ilvl w:val="0"/>
-          <w:numId w:val="16"/>
-        </w:numPr>
-      </w:pPr>
-      <w:r>
-        <w:rPr>
-          <w:b/>
-          <w:bCs/>
-        </w:rPr>
-        <w:t>Listagem e Busca:</w:t>
-      </w:r>
-      <w:r>
-        <w:t xml:space="preserve"> Um </w:t>
-      </w:r>
-      <w:proofErr w:type="spellStart"/>
-      <w:r>
-        <w:t>endpoint</w:t>
-      </w:r>
-      <w:proofErr w:type="spellEnd"/>
-      <w:r>
-        <w:t xml:space="preserve"> GET /</w:t>
-      </w:r>
-      <w:proofErr w:type="spellStart"/>
-      <w:r>
-        <w:t>collaborators</w:t>
-      </w:r>
-      <w:proofErr w:type="spellEnd"/>
-      <w:r>
-        <w:t xml:space="preserve"> que aceite parâmetros na URL (</w:t>
-      </w:r>
-      <w:proofErr w:type="spellStart"/>
-      <w:r>
-        <w:t>ex</w:t>
-      </w:r>
-      <w:proofErr w:type="spellEnd"/>
-      <w:r>
-        <w:t>: ?</w:t>
-      </w:r>
-      <w:proofErr w:type="spellStart"/>
-      <w:r>
-        <w:t>search</w:t>
-      </w:r>
-      <w:proofErr w:type="spellEnd"/>
-      <w:r>
-        <w:t>=</w:t>
-      </w:r>
-      <w:proofErr w:type="spellStart"/>
-      <w:r>
-        <w:t>joao</w:t>
-      </w:r>
-      <w:proofErr w:type="spellEnd"/>
-      <w:r>
-        <w:t xml:space="preserve"> ou ?</w:t>
-      </w:r>
-      <w:proofErr w:type="spellStart"/>
-      <w:r>
-        <w:t>search</w:t>
-      </w:r>
-      <w:proofErr w:type="spellEnd"/>
-      <w:r>
-        <w:t>=12345678900) para filtrar no banco.</w:t>
-      </w:r>
-    </w:p>
-    <w:p>
-      <w:pPr>
-        <w:numPr>
-          <w:ilvl w:val="0"/>
-          <w:numId w:val="16"/>
-        </w:numPr>
-      </w:pPr>
-      <w:r>
-        <w:rPr>
-          <w:b/>
-          <w:bCs/>
-        </w:rPr>
-        <w:t>Novo Colaborador:</w:t>
-      </w:r>
-      <w:r>
-        <w:t xml:space="preserve"> Já temos o esqueleto do POST /</w:t>
-      </w:r>
-      <w:proofErr w:type="spellStart"/>
-      <w:r>
-        <w:t>collaborators</w:t>
-      </w:r>
-      <w:proofErr w:type="spellEnd"/>
-      <w:r>
-        <w:t xml:space="preserve"> da Fase 2. Vamos apenas garantir que a sanitização do CPF (remoção de pontos e traços) esteja implementada com o </w:t>
-      </w:r>
-      <w:proofErr w:type="spellStart"/>
-      <w:r>
-        <w:t>class-transformer</w:t>
-      </w:r>
-      <w:proofErr w:type="spellEnd"/>
-      <w:r>
-        <w:t xml:space="preserve"> de forma elegante.</w:t>
-      </w:r>
-    </w:p>
-    <w:p>
-      <w:pPr>
-        <w:numPr>
-          <w:ilvl w:val="0"/>
-          <w:numId w:val="16"/>
-        </w:numPr>
-      </w:pPr>
-      <w:r>
-        <w:rPr>
-          <w:b/>
-          <w:bCs/>
-        </w:rPr>
-        <w:t>Desativar:</w:t>
-      </w:r>
-      <w:r>
-        <w:t xml:space="preserve"> Um </w:t>
-      </w:r>
-      <w:proofErr w:type="spellStart"/>
-      <w:r>
-        <w:t>endpoint</w:t>
-      </w:r>
-      <w:proofErr w:type="spellEnd"/>
-      <w:r>
-        <w:t xml:space="preserve"> PATCH /</w:t>
-      </w:r>
-      <w:proofErr w:type="spellStart"/>
-      <w:r>
-        <w:t>collaborators</w:t>
-      </w:r>
-      <w:proofErr w:type="spellEnd"/>
-      <w:r>
-        <w:t>/:id/</w:t>
-      </w:r>
-      <w:proofErr w:type="spellStart"/>
-      <w:r>
-        <w:t>deactivate</w:t>
-      </w:r>
-      <w:proofErr w:type="spellEnd"/>
-      <w:r>
-        <w:t xml:space="preserve">. Em vez de dar um DELETE (que apagaria o histórico logístico do funcionário), nós faremos o </w:t>
-      </w:r>
-      <w:r>
-        <w:rPr>
-          <w:i/>
-          <w:iCs/>
-        </w:rPr>
-        <w:t>Soft Delete</w:t>
-      </w:r>
-      <w:r>
-        <w:t>, apenas mudando a coluna ativo para false.</w:t>
-      </w:r>
-    </w:p>
-    <w:p>
-      <w:pPr>
-        <w:numPr>
-          <w:ilvl w:val="0"/>
-          <w:numId w:val="16"/>
-        </w:numPr>
-      </w:pPr>
-      <w:r>
-        <w:rPr>
-          <w:b/>
-          <w:bCs/>
-        </w:rPr>
-        <w:t>Ativar:</w:t>
-      </w:r>
-      <w:r>
-        <w:t xml:space="preserve"> Foi criada uma rota espelho da de desativar para realizar a reativação</w:t>
-      </w:r>
-    </w:p>
-    <w:p>
-      <w:pPr>
-        <w:numPr>
-          <w:ilvl w:val="0"/>
-          <w:numId w:val="16"/>
-        </w:numPr>
-      </w:pPr>
-      <w:r>
-        <w:rPr>
-          <w:b/>
-          <w:bCs/>
-        </w:rPr>
-        <w:lastRenderedPageBreak/>
-        <w:t>Importação CSV:</w:t>
-      </w:r>
-      <w:r>
-        <w:t xml:space="preserve"> Um </w:t>
-      </w:r>
-      <w:proofErr w:type="spellStart"/>
-      <w:r>
-        <w:t>endpoint</w:t>
-      </w:r>
-      <w:proofErr w:type="spellEnd"/>
-      <w:r>
-        <w:t xml:space="preserve"> POST /</w:t>
-      </w:r>
-      <w:proofErr w:type="spellStart"/>
-      <w:r>
-        <w:t>collaborators</w:t>
-      </w:r>
-      <w:proofErr w:type="spellEnd"/>
-      <w:r>
-        <w:t>/</w:t>
-      </w:r>
-      <w:proofErr w:type="spellStart"/>
-      <w:r>
-        <w:t>import</w:t>
-      </w:r>
-      <w:proofErr w:type="spellEnd"/>
-      <w:r>
-        <w:t xml:space="preserve"> preparado para receber um arquivo físico e processar as linhas em lote.</w:t>
-      </w:r>
-    </w:p>
-    <w:p>
-      <w:r>
-        <w:rPr>
-          <w:b/>
-          <w:bCs/>
-        </w:rPr>
-        <w:t xml:space="preserve">2. Gestão de Ativos e Etiquetas (Visão de Infraestrutura e </w:t>
-      </w:r>
-      <w:proofErr w:type="spellStart"/>
-      <w:r>
-        <w:rPr>
-          <w:b/>
-          <w:bCs/>
-        </w:rPr>
-        <w:t>DevOps</w:t>
-      </w:r>
-      <w:proofErr w:type="spellEnd"/>
-      <w:r>
-        <w:rPr>
-          <w:b/>
-          <w:bCs/>
-        </w:rPr>
-        <w:t>):</w:t>
-      </w:r>
-    </w:p>
-    <w:p>
-      <w:pPr>
-        <w:numPr>
-          <w:ilvl w:val="0"/>
-          <w:numId w:val="17"/>
-        </w:numPr>
-      </w:pPr>
-      <w:proofErr w:type="spellStart"/>
-      <w:proofErr w:type="gramStart"/>
-      <w:r>
-        <w:rPr>
-          <w:b/>
-          <w:bCs/>
-        </w:rPr>
-        <w:t>Auto-incremento</w:t>
-      </w:r>
-      <w:proofErr w:type="spellEnd"/>
-      <w:proofErr w:type="gramEnd"/>
-      <w:r>
-        <w:rPr>
-          <w:b/>
-          <w:bCs/>
-        </w:rPr>
-        <w:t xml:space="preserve"> Inteligente:</w:t>
-      </w:r>
-      <w:r>
-        <w:t xml:space="preserve"> No POST /</w:t>
-      </w:r>
-      <w:proofErr w:type="spellStart"/>
-      <w:r>
-        <w:t>assets</w:t>
-      </w:r>
-      <w:proofErr w:type="spellEnd"/>
-      <w:r>
-        <w:t xml:space="preserve">, a API terá que ir ao banco, descobrir qual foi o último </w:t>
-      </w:r>
-      <w:proofErr w:type="spellStart"/>
-      <w:r>
-        <w:t>internalId</w:t>
-      </w:r>
-      <w:proofErr w:type="spellEnd"/>
-      <w:r>
-        <w:t xml:space="preserve"> gerado e somar +1 (</w:t>
-      </w:r>
-      <w:proofErr w:type="spellStart"/>
-      <w:r>
-        <w:t>ex</w:t>
-      </w:r>
-      <w:proofErr w:type="spellEnd"/>
-      <w:r>
-        <w:t>: se o último foi 050, ele gera o 051) antes de salvar.</w:t>
-      </w:r>
-    </w:p>
-    <w:p>
-      <w:pPr>
-        <w:numPr>
-          <w:ilvl w:val="0"/>
-          <w:numId w:val="17"/>
-        </w:numPr>
-      </w:pPr>
-      <w:r>
-        <w:rPr>
-          <w:b/>
-          <w:bCs/>
-        </w:rPr>
-        <w:t>Impressão:</w:t>
-      </w:r>
-      <w:r>
-        <w:t xml:space="preserve"> O seu </w:t>
-      </w:r>
-      <w:proofErr w:type="spellStart"/>
-      <w:r>
-        <w:t>roadmap</w:t>
-      </w:r>
-      <w:proofErr w:type="spellEnd"/>
-      <w:r>
-        <w:t xml:space="preserve"> cita gerar um PDF limpo pelo </w:t>
-      </w:r>
-      <w:proofErr w:type="spellStart"/>
-      <w:r>
-        <w:t>backend</w:t>
-      </w:r>
-      <w:proofErr w:type="spellEnd"/>
-      <w:r>
-        <w:t xml:space="preserve"> para não desperdiçar papel. Essa é uma ótima abordagem clássica. Porém, como você atua diretamente com o parque de impressoras da Santa Cruz, nós temos uma oportunidade de ouro aqui para otimização extrema ("por baixo do capô"): em vez de gerar um arquivo PDF pesado, a nossa API pode cuspir diretamente o código nativo </w:t>
-      </w:r>
-      <w:r>
-        <w:rPr>
-          <w:b/>
-          <w:bCs/>
-        </w:rPr>
-        <w:t>ZPL</w:t>
-      </w:r>
-      <w:r>
-        <w:t xml:space="preserve"> (Zebra </w:t>
-      </w:r>
-      <w:proofErr w:type="spellStart"/>
-      <w:r>
-        <w:t>Programming</w:t>
-      </w:r>
-      <w:proofErr w:type="spellEnd"/>
-      <w:r>
-        <w:t xml:space="preserve"> </w:t>
-      </w:r>
-      <w:proofErr w:type="spellStart"/>
-      <w:r>
-        <w:t>Language</w:t>
-      </w:r>
-      <w:proofErr w:type="spellEnd"/>
-      <w:r>
-        <w:t xml:space="preserve">). Dessa forma, a etiqueta térmica sai com precisão milimétrica e processamento quase zero, comunicando-se perfeitamente com a Zebra ou </w:t>
-      </w:r>
-      <w:proofErr w:type="spellStart"/>
-      <w:r>
-        <w:t>Honeywell</w:t>
-      </w:r>
-      <w:proofErr w:type="spellEnd"/>
-      <w:r>
-        <w:t>. Fica como uma carta na manga para explorarmos!</w:t>
-      </w:r>
-    </w:p>
-    <w:p/>
-    <w:p>
-      <w:pPr>
-        <w:rPr>
-          <w:b/>
-          <w:sz w:val="24"/>
-        </w:rPr>
-      </w:pPr>
-      <w:r>
-        <w:rPr>
-          <w:b/>
-          <w:sz w:val="24"/>
-        </w:rPr>
-        <w:t xml:space="preserve">Fase 4: O Quiosque (Operação Diária </w:t>
-      </w:r>
-      <w:proofErr w:type="spellStart"/>
-      <w:r>
-        <w:rPr>
-          <w:b/>
-          <w:sz w:val="24"/>
-        </w:rPr>
-        <w:t>Frontend</w:t>
-      </w:r>
-      <w:proofErr w:type="spellEnd"/>
-      <w:r>
-        <w:rPr>
-          <w:b/>
-          <w:sz w:val="24"/>
-        </w:rPr>
-        <w:t xml:space="preserve"> </w:t>
-      </w:r>
-      <w:proofErr w:type="spellStart"/>
-      <w:r>
-        <w:rPr>
-          <w:b/>
-          <w:sz w:val="24"/>
-        </w:rPr>
-        <w:t>React</w:t>
-      </w:r>
-      <w:proofErr w:type="spellEnd"/>
-      <w:r>
-        <w:rPr>
-          <w:b/>
-          <w:sz w:val="24"/>
-        </w:rPr>
-        <w:t>) - [PENDENTE]</w:t>
-      </w:r>
-    </w:p>
-    <w:p>
-      <w:r>
-        <w:t>Objetivo: Interface simplificada para o Chão de Fábrica.</w:t>
-      </w:r>
-    </w:p>
-    <w:p>
-      <w:pPr>
-        <w:pStyle w:val="PargrafodaLista"/>
-        <w:numPr>
-          <w:ilvl w:val="0"/>
-          <w:numId w:val="10"/>
-        </w:numPr>
-      </w:pPr>
-      <w:r>
-        <w:rPr>
-          <w:b/>
-          <w:bCs/>
-        </w:rPr>
-        <w:t xml:space="preserve">[ ] Setup Vite + </w:t>
-      </w:r>
-      <w:proofErr w:type="spellStart"/>
-      <w:r>
-        <w:rPr>
-          <w:b/>
-          <w:bCs/>
-        </w:rPr>
-        <w:t>React</w:t>
-      </w:r>
-      <w:proofErr w:type="spellEnd"/>
-      <w:r>
-        <w:rPr>
-          <w:b/>
-          <w:bCs/>
-        </w:rPr>
-        <w:t>:</w:t>
-      </w:r>
-      <w:r>
-        <w:t xml:space="preserve"> </w:t>
-      </w:r>
-      <w:r>
-        <w:t>(projeto web-</w:t>
-      </w:r>
-      <w:proofErr w:type="spellStart"/>
-      <w:r>
-        <w:t>assetguard</w:t>
-      </w:r>
-      <w:proofErr w:type="spellEnd"/>
-      <w:r>
-        <w:t>).</w:t>
-      </w:r>
-    </w:p>
-    <w:p>
-      <w:pPr>
-        <w:numPr>
-          <w:ilvl w:val="0"/>
-          <w:numId w:val="10"/>
-        </w:numPr>
-        <w:spacing w:after="160" w:line="278" w:lineRule="auto"/>
-      </w:pPr>
-      <w:r>
-        <w:rPr>
-          <w:b/>
-          <w:bCs/>
-        </w:rPr>
-        <w:t>[ ] Modo Quiosque:</w:t>
-      </w:r>
-      <w:r>
-        <w:t xml:space="preserve"> Layout simplificado, botões grandes, feedback visual imediato (Verde/Vermelho) e sons de erro/sucesso (se houver caixa de som).</w:t>
-      </w:r>
-    </w:p>
-    <w:p>
-      <w:pPr>
-        <w:numPr>
-          <w:ilvl w:val="0"/>
-          <w:numId w:val="9"/>
-        </w:numPr>
-        <w:spacing w:after="160" w:line="278" w:lineRule="auto"/>
-      </w:pPr>
-      <w:r>
-        <w:rPr>
-          <w:b/>
-          <w:bCs/>
-        </w:rPr>
-        <w:t xml:space="preserve">[ ] Fluxo de </w:t>
-      </w:r>
-      <w:proofErr w:type="spellStart"/>
-      <w:r>
-        <w:rPr>
-          <w:b/>
-          <w:bCs/>
-        </w:rPr>
-        <w:t>Check-out</w:t>
-      </w:r>
-      <w:proofErr w:type="spellEnd"/>
-      <w:r>
-        <w:rPr>
-          <w:b/>
-          <w:bCs/>
-        </w:rPr>
-        <w:t xml:space="preserve"> (Retirada):</w:t>
-      </w:r>
-    </w:p>
-    <w:p>
-      <w:pPr>
-        <w:numPr>
-          <w:ilvl w:val="1"/>
-          <w:numId w:val="9"/>
-        </w:numPr>
-        <w:spacing w:after="160" w:line="278" w:lineRule="auto"/>
-      </w:pPr>
-      <w:r>
-        <w:rPr>
-          <w:b/>
-          <w:bCs/>
-        </w:rPr>
-        <w:t>Input 1:</w:t>
-      </w:r>
-      <w:r>
-        <w:t xml:space="preserve"> Teclado numérico virtual na tela para digitar o </w:t>
-      </w:r>
-      <w:r>
-        <w:rPr>
-          <w:b/>
-          <w:bCs/>
-        </w:rPr>
-        <w:t>CPF</w:t>
-      </w:r>
-      <w:r>
-        <w:t>.</w:t>
-      </w:r>
-    </w:p>
-    <w:p>
-      <w:pPr>
-        <w:pStyle w:val="PargrafodaLista"/>
-        <w:numPr>
-          <w:ilvl w:val="0"/>
-          <w:numId w:val="6"/>
-        </w:numPr>
-      </w:pPr>
-      <w:r>
-        <w:rPr>
-          <w:i/>
-          <w:iCs/>
-        </w:rPr>
-        <w:t>Validação:</w:t>
-      </w:r>
-      <w:r>
-        <w:t xml:space="preserve"> Busca o CPF. Se não achar ou ativo: false, bloqueia.</w:t>
-      </w:r>
-    </w:p>
-    <w:p>
-      <w:pPr>
-        <w:numPr>
-          <w:ilvl w:val="1"/>
-          <w:numId w:val="9"/>
-        </w:numPr>
-        <w:spacing w:after="160" w:line="278" w:lineRule="auto"/>
-      </w:pPr>
-      <w:r>
-        <w:rPr>
-          <w:b/>
-          <w:bCs/>
-        </w:rPr>
-        <w:t>Input 2:</w:t>
-      </w:r>
-      <w:r>
-        <w:t xml:space="preserve"> Foco auto</w:t>
-      </w:r>
-      <w:r>
-        <w:t>mático para leitura da etiqueta</w:t>
-      </w:r>
-    </w:p>
-    <w:p>
-      <w:pPr>
-        <w:numPr>
-          <w:ilvl w:val="0"/>
-          <w:numId w:val="9"/>
-        </w:numPr>
-        <w:spacing w:after="160" w:line="278" w:lineRule="auto"/>
-      </w:pPr>
-      <w:r>
-        <w:rPr>
-          <w:b/>
-          <w:bCs/>
-        </w:rPr>
-        <w:t>[ ] Fluxo de Check-in (Devolução):</w:t>
-      </w:r>
-    </w:p>
-    <w:p>
-      <w:pPr>
-        <w:numPr>
-          <w:ilvl w:val="1"/>
-          <w:numId w:val="9"/>
-        </w:numPr>
-        <w:spacing w:after="160" w:line="278" w:lineRule="auto"/>
-      </w:pPr>
-      <w:r>
-        <w:t>Leitura da etiqueta do coletor.</w:t>
-      </w:r>
-    </w:p>
-    <w:p>
-      <w:pPr>
-        <w:numPr>
-          <w:ilvl w:val="1"/>
-          <w:numId w:val="9"/>
-        </w:numPr>
-        <w:spacing w:after="160" w:line="278" w:lineRule="auto"/>
-      </w:pPr>
-      <w:r>
-        <w:t>Questionário de Saúde ("Está funcionando?").</w:t>
-      </w:r>
-    </w:p>
-    <w:p/>
-    <w:p>
-      <w:pPr>
-        <w:pStyle w:val="NormalWeb"/>
-      </w:pPr>
-      <w:r>
-        <w:rPr>
-          <w:b/>
-          <w:bCs/>
-        </w:rPr>
-        <w:t>Fase 5: Regras de Negócio &amp; Monitoramento</w:t>
-      </w:r>
-    </w:p>
-    <w:p>
-      <w:pPr>
-        <w:pStyle w:val="NormalWeb"/>
-      </w:pPr>
-      <w:r>
-        <w:rPr>
-          <w:b/>
-          <w:bCs/>
-        </w:rPr>
-        <w:t xml:space="preserve">[x] Fluxo de </w:t>
-      </w:r>
-      <w:proofErr w:type="spellStart"/>
-      <w:r>
-        <w:rPr>
-          <w:b/>
-          <w:bCs/>
-        </w:rPr>
-        <w:t>Check-out</w:t>
-      </w:r>
-      <w:proofErr w:type="spellEnd"/>
-      <w:r>
-        <w:rPr>
-          <w:b/>
-          <w:bCs/>
-        </w:rPr>
-        <w:t xml:space="preserve"> (Retirada):</w:t>
-      </w:r>
-    </w:p>
-    <w:p>
-      <w:pPr>
-        <w:pStyle w:val="NormalWeb"/>
-        <w:numPr>
-          <w:ilvl w:val="0"/>
-          <w:numId w:val="12"/>
-        </w:numPr>
-      </w:pPr>
-      <w:proofErr w:type="spellStart"/>
-      <w:r>
-        <w:t>Endpoint</w:t>
-      </w:r>
-      <w:proofErr w:type="spellEnd"/>
-      <w:r>
-        <w:t xml:space="preserve"> </w:t>
-      </w:r>
-      <w:r>
-        <w:rPr>
-          <w:rStyle w:val="CdigoHTML"/>
-        </w:rPr>
-        <w:t>POST /</w:t>
-      </w:r>
-      <w:proofErr w:type="spellStart"/>
-      <w:r>
-        <w:rPr>
-          <w:rStyle w:val="CdigoHTML"/>
-        </w:rPr>
-        <w:t>movements</w:t>
-      </w:r>
-      <w:proofErr w:type="spellEnd"/>
-      <w:r>
-        <w:rPr>
-          <w:rStyle w:val="CdigoHTML"/>
-        </w:rPr>
-        <w:t>/checkout</w:t>
-      </w:r>
-      <w:r>
-        <w:t xml:space="preserve"> construído e protegido por autenticação (JWT).</w:t>
-      </w:r>
-    </w:p>
-    <w:p>
-      <w:pPr>
-        <w:pStyle w:val="NormalWeb"/>
-        <w:numPr>
-          <w:ilvl w:val="0"/>
-          <w:numId w:val="12"/>
-        </w:numPr>
-      </w:pPr>
-      <w:r>
-        <w:lastRenderedPageBreak/>
-        <w:t xml:space="preserve">Validação 1 operante: O sistema barra a retirada se o status do ativo for diferente de </w:t>
-      </w:r>
-      <w:r>
-        <w:rPr>
-          <w:rStyle w:val="CdigoHTML"/>
-        </w:rPr>
-        <w:t>AVAILABLE</w:t>
-      </w:r>
-      <w:r>
-        <w:t>.</w:t>
-      </w:r>
-    </w:p>
-    <w:p>
-      <w:pPr>
-        <w:pStyle w:val="NormalWeb"/>
-        <w:numPr>
-          <w:ilvl w:val="0"/>
-          <w:numId w:val="12"/>
-        </w:numPr>
-      </w:pPr>
-      <w:r>
-        <w:t xml:space="preserve">Validação 2 operante: A trava </w:t>
-      </w:r>
-      <w:proofErr w:type="spellStart"/>
-      <w:r>
-        <w:t>anti-acúmulo</w:t>
-      </w:r>
-      <w:proofErr w:type="spellEnd"/>
-      <w:r>
-        <w:t xml:space="preserve"> impede nova retirada se o colaborador possuir registro com </w:t>
-      </w:r>
-      <w:proofErr w:type="spellStart"/>
-      <w:r>
-        <w:rPr>
-          <w:rStyle w:val="CdigoHTML"/>
-        </w:rPr>
-        <w:t>checkInAt</w:t>
-      </w:r>
-      <w:proofErr w:type="spellEnd"/>
-      <w:r>
-        <w:t xml:space="preserve"> nulo.</w:t>
-      </w:r>
-    </w:p>
-    <w:p>
-      <w:pPr>
-        <w:pStyle w:val="NormalWeb"/>
-      </w:pPr>
-      <w:r>
-        <w:rPr>
-          <w:b/>
-          <w:bCs/>
-        </w:rPr>
-        <w:t>[</w:t>
-      </w:r>
-      <w:r>
-        <w:rPr>
-          <w:b/>
-          <w:bCs/>
-        </w:rPr>
-        <w:t>x</w:t>
-      </w:r>
-      <w:r>
-        <w:rPr>
-          <w:b/>
-          <w:bCs/>
-        </w:rPr>
-        <w:t>] Fluxo de Check-in (Devolução) - Próximo alvo:</w:t>
-      </w:r>
-    </w:p>
-    <w:p>
-      <w:pPr>
-        <w:pStyle w:val="NormalWeb"/>
-        <w:numPr>
-          <w:ilvl w:val="0"/>
-          <w:numId w:val="13"/>
-        </w:numPr>
-      </w:pPr>
-      <w:proofErr w:type="spellStart"/>
-      <w:r>
-        <w:t>Endpoint</w:t>
-      </w:r>
-      <w:proofErr w:type="spellEnd"/>
-      <w:r>
-        <w:t xml:space="preserve"> </w:t>
-      </w:r>
-      <w:r>
-        <w:rPr>
-          <w:rStyle w:val="CdigoHTML"/>
-        </w:rPr>
-        <w:t>PATCH /</w:t>
-      </w:r>
-      <w:proofErr w:type="spellStart"/>
-      <w:r>
-        <w:rPr>
-          <w:rStyle w:val="CdigoHTML"/>
-        </w:rPr>
-        <w:t>movements</w:t>
-      </w:r>
-      <w:proofErr w:type="spellEnd"/>
-      <w:r>
-        <w:rPr>
-          <w:rStyle w:val="CdigoHTML"/>
-        </w:rPr>
-        <w:t>/</w:t>
-      </w:r>
-      <w:proofErr w:type="spellStart"/>
-      <w:r>
-        <w:rPr>
-          <w:rStyle w:val="CdigoHTML"/>
-        </w:rPr>
-        <w:t>checkin</w:t>
-      </w:r>
-      <w:proofErr w:type="spellEnd"/>
-      <w:r>
-        <w:t>.</w:t>
-      </w:r>
-    </w:p>
-    <w:p>
-      <w:pPr>
-        <w:pStyle w:val="NormalWeb"/>
-        <w:numPr>
-          <w:ilvl w:val="0"/>
-          <w:numId w:val="13"/>
-        </w:numPr>
-      </w:pPr>
-      <w:r>
-        <w:t>Lógica: Receber o ID do movimento e a condição de retorno (avarias). Alterar status do coletor dinamicamente.</w:t>
-      </w:r>
-    </w:p>
-    <w:p>
-      <w:pPr>
-        <w:pStyle w:val="NormalWeb"/>
-      </w:pPr>
-      <w:r>
-        <w:rPr>
-          <w:b/>
-          <w:bCs/>
-        </w:rPr>
-        <w:t>[</w:t>
-      </w:r>
-      <w:r>
-        <w:rPr>
-          <w:b/>
-          <w:bCs/>
-        </w:rPr>
-        <w:t>x</w:t>
-      </w:r>
-      <w:r>
-        <w:rPr>
-          <w:b/>
-          <w:bCs/>
-        </w:rPr>
-        <w:t>] Lógica de Turnos (</w:t>
-      </w:r>
-      <w:proofErr w:type="spellStart"/>
-      <w:r>
-        <w:rPr>
-          <w:b/>
-          <w:bCs/>
-        </w:rPr>
-        <w:t>Cron</w:t>
-      </w:r>
-      <w:proofErr w:type="spellEnd"/>
-      <w:r>
-        <w:rPr>
-          <w:b/>
-          <w:bCs/>
-        </w:rPr>
-        <w:t xml:space="preserve"> Jobs):</w:t>
-      </w:r>
-    </w:p>
-    <w:p>
-      <w:pPr>
-        <w:pStyle w:val="NormalWeb"/>
-        <w:numPr>
-          <w:ilvl w:val="0"/>
-          <w:numId w:val="14"/>
-        </w:numPr>
-      </w:pPr>
-      <w:r>
-        <w:t xml:space="preserve">Configurar verificações automatizadas de tempo de uso para aplicar o status </w:t>
-      </w:r>
-      <w:r>
-        <w:rPr>
-          <w:rStyle w:val="CdigoHTML"/>
-        </w:rPr>
-        <w:t>OVERDUE</w:t>
-      </w:r>
-      <w:r>
-        <w:t>.</w:t>
-      </w:r>
-    </w:p>
-    <w:p/>
-    <w:p>
-      <w:pPr>
-        <w:rPr>
-          <w:b/>
-          <w:sz w:val="24"/>
-        </w:rPr>
-      </w:pPr>
-      <w:r>
-        <w:rPr>
-          <w:b/>
-          <w:sz w:val="24"/>
-        </w:rPr>
-        <w:t>Fase 6: Gestão (Painel Administrativo) - [PENDENTE]</w:t>
-      </w:r>
-    </w:p>
-    <w:p>
-      <w:r>
-        <w:t>[ ] Dashboard do Líder: Visão em tempo real de "quem está com o quê" e alertas de atraso.</w:t>
-      </w:r>
-    </w:p>
-    <w:p/>
-    <w:p>
-      <w:r>
-        <w:t>[ ] Gestão de Avarias: Lista de equipamentos em manutenção e fluxo de liberação pós-conserto.</w:t>
-      </w:r>
-    </w:p>
-    <w:p/>
-    <w:p>
-      <w:pPr>
-        <w:rPr>
-          <w:b/>
-          <w:sz w:val="24"/>
-        </w:rPr>
-      </w:pPr>
-      <w:r>
-        <w:rPr>
-          <w:b/>
-          <w:sz w:val="24"/>
-        </w:rPr>
-        <w:t xml:space="preserve">Fase 7: Entrega e </w:t>
-      </w:r>
-      <w:proofErr w:type="spellStart"/>
-      <w:r>
-        <w:rPr>
-          <w:b/>
-          <w:sz w:val="24"/>
-        </w:rPr>
-        <w:t>DevOps</w:t>
-      </w:r>
-      <w:proofErr w:type="spellEnd"/>
-      <w:r>
-        <w:rPr>
-          <w:b/>
-          <w:sz w:val="24"/>
-        </w:rPr>
-        <w:t xml:space="preserve"> (Deployment Local) - [PENDENTE]</w:t>
-      </w:r>
-    </w:p>
-    <w:p>
-      <w:r>
-        <w:t>Objetivo: Preparar a aplicação para rodar de forma autônoma e segura.</w:t>
-      </w:r>
-    </w:p>
-    <w:p/>
-    <w:p>
-      <w:r>
-        <w:t>[ ] Gerenciamento de Processos: Setup do PM2 para garantir que a API e o Front reiniciem automaticamente no Windows.</w:t>
-      </w:r>
-    </w:p>
-    <w:p/>
-    <w:p>
-      <w:r>
-        <w:t xml:space="preserve">[ ] Rotina de Backup: Script </w:t>
-      </w:r>
-      <w:proofErr w:type="spellStart"/>
-      <w:r>
-        <w:t>PowerShell</w:t>
-      </w:r>
-      <w:proofErr w:type="spellEnd"/>
-      <w:r>
-        <w:t xml:space="preserve"> para copiar o </w:t>
-      </w:r>
-      <w:proofErr w:type="spellStart"/>
-      <w:r>
-        <w:t>database.sqlite</w:t>
-      </w:r>
-      <w:proofErr w:type="spellEnd"/>
-      <w:r>
-        <w:t xml:space="preserve"> para um servidor de rede corporativo diariamente.</w:t>
-      </w:r>
-    </w:p>
-    <w:p/>
-    <w:p>
-      <w:r>
-        <w:t>[ ] Teste Físico: Validação das etiquetas nas impressoras e dos leitores USB.</w:t>
-      </w:r>
-    </w:p>
-    <w:p>
-      <w:pPr>
-        <w:spacing w:after="160" w:line="278" w:lineRule="auto"/>
-      </w:pPr>
-      <w:r>
-        <w:rPr>
-          <w:b/>
-          <w:bCs/>
-        </w:rPr>
-        <w:t xml:space="preserve">[ ] (Opcional Futuro) </w:t>
-      </w:r>
-      <w:proofErr w:type="spellStart"/>
-      <w:r>
-        <w:rPr>
-          <w:b/>
-          <w:bCs/>
-        </w:rPr>
-        <w:t>Dockerização</w:t>
-      </w:r>
-      <w:proofErr w:type="spellEnd"/>
-      <w:r>
-        <w:rPr>
-          <w:b/>
-          <w:bCs/>
-        </w:rPr>
-        <w:t>:</w:t>
-      </w:r>
-      <w:r>
-        <w:t xml:space="preserve"> Criar o </w:t>
-      </w:r>
-      <w:proofErr w:type="spellStart"/>
-      <w:r>
-        <w:t>Dockerfile</w:t>
-      </w:r>
-      <w:proofErr w:type="spellEnd"/>
-      <w:r>
-        <w:t xml:space="preserve"> apenas como documentação de como o ambiente foi montado, caso decidamos migrar para containers no futuro.</w:t>
-      </w:r>
-    </w:p>
-    <w:p/>
-    <w:p>
-      <w:pPr>
-        <w:pStyle w:val="Ttulo1"/>
-      </w:pPr>
-      <w:r>
-        <w:lastRenderedPageBreak/>
-        <w:t>Implementações futuras</w:t>
-      </w:r>
-    </w:p>
-    <w:p/>
-    <w:p>
-      <w:pPr>
-        <w:pStyle w:val="PargrafodaLista"/>
-        <w:numPr>
-          <w:ilvl w:val="0"/>
-          <w:numId w:val="15"/>
-        </w:numPr>
-      </w:pPr>
-      <w:r>
-        <w:t xml:space="preserve">Vulnerabilidades </w:t>
-      </w:r>
-      <w:proofErr w:type="spellStart"/>
-      <w:r>
-        <w:t>npm</w:t>
-      </w:r>
-      <w:proofErr w:type="spellEnd"/>
-      <w:r>
-        <w:t xml:space="preserve"> </w:t>
-      </w:r>
-      <w:r>
-        <w:t xml:space="preserve">72 </w:t>
-      </w:r>
-      <w:proofErr w:type="spellStart"/>
-      <w:r>
-        <w:t>vulnerabilities</w:t>
-      </w:r>
-      <w:proofErr w:type="spellEnd"/>
-      <w:r>
-        <w:t xml:space="preserve"> (4 </w:t>
-      </w:r>
-      <w:proofErr w:type="spellStart"/>
-      <w:r>
-        <w:t>low</w:t>
-      </w:r>
-      <w:proofErr w:type="spellEnd"/>
-      <w:r>
-        <w:t xml:space="preserve">, 15 </w:t>
-      </w:r>
-      <w:proofErr w:type="spellStart"/>
-      <w:r>
-        <w:t>moderate</w:t>
-      </w:r>
-      <w:proofErr w:type="spellEnd"/>
-      <w:r>
-        <w:t xml:space="preserve">, 50 high, 3 </w:t>
-      </w:r>
-      <w:proofErr w:type="spellStart"/>
-      <w:r>
-        <w:t>critical</w:t>
-      </w:r>
-      <w:proofErr w:type="spellEnd"/>
-      <w:r>
-        <w:t>)</w:t>
-      </w:r>
-    </w:p>
-    <w:p>
-      <w:pPr>
-        <w:pStyle w:val="PargrafodaLista"/>
-        <w:numPr>
-          <w:ilvl w:val="0"/>
-          <w:numId w:val="15"/>
-        </w:numPr>
-      </w:pPr>
-      <w:r>
-        <w:t xml:space="preserve">Implementar no </w:t>
-      </w:r>
-      <w:proofErr w:type="spellStart"/>
-      <w:r>
-        <w:t>movement.entity.ts</w:t>
-      </w:r>
-      <w:proofErr w:type="spellEnd"/>
-      <w:r>
-        <w:t xml:space="preserve"> outros defeitos como NÂO_LIGA e LENTO</w:t>
-      </w:r>
-      <w:r>
-        <w:t>/Travando</w:t>
-      </w:r>
-    </w:p>
-    <w:p>
-      <w:pPr>
-        <w:pStyle w:val="PargrafodaLista"/>
-        <w:numPr>
-          <w:ilvl w:val="0"/>
-          <w:numId w:val="15"/>
-        </w:numPr>
-      </w:pPr>
-      <w:r>
-        <w:t xml:space="preserve">"Trava de Carência": um </w:t>
-      </w:r>
-      <w:proofErr w:type="spellStart"/>
-      <w:r>
-        <w:t>Cron</w:t>
-      </w:r>
-      <w:proofErr w:type="spellEnd"/>
-      <w:r>
-        <w:t xml:space="preserve"> </w:t>
-      </w:r>
-      <w:proofErr w:type="spellStart"/>
-      <w:r>
-        <w:t>Job</w:t>
-      </w:r>
-      <w:proofErr w:type="spellEnd"/>
-      <w:r>
-        <w:t xml:space="preserve"> que analisa se um equipamento foi retirado e devolvido com defeito em menos de 5 minutos, gerando um alerta no painel indicando que "o operador do turno anterior quebrou e não avisou".</w:t>
-      </w:r>
-    </w:p>
-    <w:p>
-      <w:pPr>
-        <w:pStyle w:val="PargrafodaLista"/>
-        <w:numPr>
-          <w:ilvl w:val="0"/>
-          <w:numId w:val="15"/>
-        </w:numPr>
-      </w:pPr>
-      <w:r>
-        <w:rPr>
-          <w:b/>
-          <w:bCs/>
-        </w:rPr>
-        <w:t xml:space="preserve">A </w:t>
-      </w:r>
-      <w:proofErr w:type="spellStart"/>
-      <w:r>
-        <w:rPr>
-          <w:b/>
-          <w:bCs/>
-        </w:rPr>
-        <w:t>Cron</w:t>
-      </w:r>
-      <w:proofErr w:type="spellEnd"/>
-      <w:r>
-        <w:rPr>
-          <w:b/>
-          <w:bCs/>
-        </w:rPr>
-        <w:t xml:space="preserve"> de Relatório de Manutenção (Opcional Futura):</w:t>
+        <w:t>A Cron de Relatório de Manutenção (Opcional Futura):</w:t>
       </w:r>
       <w:r>
         <w:t xml:space="preserve"> Uma rotina que poderia rodar todos os dias às 06h da manhã, por exemplo, compilando uma lista de todos os coletores que estão com o status MAINTENANCE e enviando um e-mail para </w:t>
       </w:r>
-      <w:proofErr w:type="spellStart"/>
-      <w:r>
-        <w:t>para</w:t>
-      </w:r>
-      <w:proofErr w:type="spellEnd"/>
-      <w:r>
-        <w:t xml:space="preserve"> a TI</w:t>
+      <w:r>
+        <w:t>para a TI</w:t>
       </w:r>
       <w:r>
         <w:t>, ajudando a TI a priorizar os consertos do dia.</w:t>
@@ -2631,6 +1976,155 @@
     </w:lvl>
   </w:abstractNum>
   <w:abstractNum w:abstractNumId="2" w15:restartNumberingAfterBreak="0">
+    <w:nsid w:val="159E781D"/>
+    <w:multiLevelType w:val="multilevel"/>
+    <w:tmpl w:val="A0B0168A"/>
+    <w:lvl w:ilvl="0">
+      <w:start w:val="1"/>
+      <w:numFmt w:val="bullet"/>
+      <w:lvlText w:val=""/>
+      <w:lvlJc w:val="left"/>
+      <w:pPr>
+        <w:tabs>
+          <w:tab w:val="num" w:pos="720"/>
+        </w:tabs>
+        <w:ind w:left="720" w:hanging="360"/>
+      </w:pPr>
+      <w:rPr>
+        <w:rFonts w:ascii="Symbol" w:hAnsi="Symbol" w:hint="default"/>
+        <w:sz w:val="20"/>
+      </w:rPr>
+    </w:lvl>
+    <w:lvl w:ilvl="1" w:tentative="1">
+      <w:start w:val="1"/>
+      <w:numFmt w:val="bullet"/>
+      <w:lvlText w:val="o"/>
+      <w:lvlJc w:val="left"/>
+      <w:pPr>
+        <w:tabs>
+          <w:tab w:val="num" w:pos="1440"/>
+        </w:tabs>
+        <w:ind w:left="1440" w:hanging="360"/>
+      </w:pPr>
+      <w:rPr>
+        <w:rFonts w:ascii="Courier New" w:hAnsi="Courier New" w:hint="default"/>
+        <w:sz w:val="20"/>
+      </w:rPr>
+    </w:lvl>
+    <w:lvl w:ilvl="2" w:tentative="1">
+      <w:start w:val="1"/>
+      <w:numFmt w:val="bullet"/>
+      <w:lvlText w:val=""/>
+      <w:lvlJc w:val="left"/>
+      <w:pPr>
+        <w:tabs>
+          <w:tab w:val="num" w:pos="2160"/>
+        </w:tabs>
+        <w:ind w:left="2160" w:hanging="360"/>
+      </w:pPr>
+      <w:rPr>
+        <w:rFonts w:ascii="Wingdings" w:hAnsi="Wingdings" w:hint="default"/>
+        <w:sz w:val="20"/>
+      </w:rPr>
+    </w:lvl>
+    <w:lvl w:ilvl="3" w:tentative="1">
+      <w:start w:val="1"/>
+      <w:numFmt w:val="bullet"/>
+      <w:lvlText w:val=""/>
+      <w:lvlJc w:val="left"/>
+      <w:pPr>
+        <w:tabs>
+          <w:tab w:val="num" w:pos="2880"/>
+        </w:tabs>
+        <w:ind w:left="2880" w:hanging="360"/>
+      </w:pPr>
+      <w:rPr>
+        <w:rFonts w:ascii="Wingdings" w:hAnsi="Wingdings" w:hint="default"/>
+        <w:sz w:val="20"/>
+      </w:rPr>
+    </w:lvl>
+    <w:lvl w:ilvl="4" w:tentative="1">
+      <w:start w:val="1"/>
+      <w:numFmt w:val="bullet"/>
+      <w:lvlText w:val=""/>
+      <w:lvlJc w:val="left"/>
+      <w:pPr>
+        <w:tabs>
+          <w:tab w:val="num" w:pos="3600"/>
+        </w:tabs>
+        <w:ind w:left="3600" w:hanging="360"/>
+      </w:pPr>
+      <w:rPr>
+        <w:rFonts w:ascii="Wingdings" w:hAnsi="Wingdings" w:hint="default"/>
+        <w:sz w:val="20"/>
+      </w:rPr>
+    </w:lvl>
+    <w:lvl w:ilvl="5" w:tentative="1">
+      <w:start w:val="1"/>
+      <w:numFmt w:val="bullet"/>
+      <w:lvlText w:val=""/>
+      <w:lvlJc w:val="left"/>
+      <w:pPr>
+        <w:tabs>
+          <w:tab w:val="num" w:pos="4320"/>
+        </w:tabs>
+        <w:ind w:left="4320" w:hanging="360"/>
+      </w:pPr>
+      <w:rPr>
+        <w:rFonts w:ascii="Wingdings" w:hAnsi="Wingdings" w:hint="default"/>
+        <w:sz w:val="20"/>
+      </w:rPr>
+    </w:lvl>
+    <w:lvl w:ilvl="6" w:tentative="1">
+      <w:start w:val="1"/>
+      <w:numFmt w:val="bullet"/>
+      <w:lvlText w:val=""/>
+      <w:lvlJc w:val="left"/>
+      <w:pPr>
+        <w:tabs>
+          <w:tab w:val="num" w:pos="5040"/>
+        </w:tabs>
+        <w:ind w:left="5040" w:hanging="360"/>
+      </w:pPr>
+      <w:rPr>
+        <w:rFonts w:ascii="Wingdings" w:hAnsi="Wingdings" w:hint="default"/>
+        <w:sz w:val="20"/>
+      </w:rPr>
+    </w:lvl>
+    <w:lvl w:ilvl="7" w:tentative="1">
+      <w:start w:val="1"/>
+      <w:numFmt w:val="bullet"/>
+      <w:lvlText w:val=""/>
+      <w:lvlJc w:val="left"/>
+      <w:pPr>
+        <w:tabs>
+          <w:tab w:val="num" w:pos="5760"/>
+        </w:tabs>
+        <w:ind w:left="5760" w:hanging="360"/>
+      </w:pPr>
+      <w:rPr>
+        <w:rFonts w:ascii="Wingdings" w:hAnsi="Wingdings" w:hint="default"/>
+        <w:sz w:val="20"/>
+      </w:rPr>
+    </w:lvl>
+    <w:lvl w:ilvl="8" w:tentative="1">
+      <w:start w:val="1"/>
+      <w:numFmt w:val="bullet"/>
+      <w:lvlText w:val=""/>
+      <w:lvlJc w:val="left"/>
+      <w:pPr>
+        <w:tabs>
+          <w:tab w:val="num" w:pos="6480"/>
+        </w:tabs>
+        <w:ind w:left="6480" w:hanging="360"/>
+      </w:pPr>
+      <w:rPr>
+        <w:rFonts w:ascii="Wingdings" w:hAnsi="Wingdings" w:hint="default"/>
+        <w:sz w:val="20"/>
+      </w:rPr>
+    </w:lvl>
+  </w:abstractNum>
+  <w:abstractNum w:abstractNumId="3" w15:restartNumberingAfterBreak="0">
     <w:nsid w:val="1967322E"/>
     <w:multiLevelType w:val="hybridMultilevel"/>
     <w:tmpl w:val="B90A6288"/>
@@ -2743,7 +2237,7 @@
       </w:rPr>
     </w:lvl>
   </w:abstractNum>
-  <w:abstractNum w:abstractNumId="3" w15:restartNumberingAfterBreak="0">
+  <w:abstractNum w:abstractNumId="4" w15:restartNumberingAfterBreak="0">
     <w:nsid w:val="19E76EBE"/>
     <w:multiLevelType w:val="hybridMultilevel"/>
     <w:tmpl w:val="B9E2B066"/>
@@ -2856,7 +2350,7 @@
       </w:rPr>
     </w:lvl>
   </w:abstractNum>
-  <w:abstractNum w:abstractNumId="4" w15:restartNumberingAfterBreak="0">
+  <w:abstractNum w:abstractNumId="5" w15:restartNumberingAfterBreak="0">
     <w:nsid w:val="1B216E12"/>
     <w:multiLevelType w:val="hybridMultilevel"/>
     <w:tmpl w:val="E4FC1ED6"/>
@@ -2969,7 +2463,7 @@
       </w:rPr>
     </w:lvl>
   </w:abstractNum>
-  <w:abstractNum w:abstractNumId="5" w15:restartNumberingAfterBreak="0">
+  <w:abstractNum w:abstractNumId="6" w15:restartNumberingAfterBreak="0">
     <w:nsid w:val="1BC103D1"/>
     <w:multiLevelType w:val="hybridMultilevel"/>
     <w:tmpl w:val="283A8226"/>
@@ -3082,7 +2576,7 @@
       </w:rPr>
     </w:lvl>
   </w:abstractNum>
-  <w:abstractNum w:abstractNumId="6" w15:restartNumberingAfterBreak="0">
+  <w:abstractNum w:abstractNumId="7" w15:restartNumberingAfterBreak="0">
     <w:nsid w:val="22695A4E"/>
     <w:multiLevelType w:val="multilevel"/>
     <w:tmpl w:val="7234CED4"/>
@@ -3231,7 +2725,7 @@
       </w:rPr>
     </w:lvl>
   </w:abstractNum>
-  <w:abstractNum w:abstractNumId="7" w15:restartNumberingAfterBreak="0">
+  <w:abstractNum w:abstractNumId="8" w15:restartNumberingAfterBreak="0">
     <w:nsid w:val="2C3A7161"/>
     <w:multiLevelType w:val="hybridMultilevel"/>
     <w:tmpl w:val="B73AC1C2"/>
@@ -3344,7 +2838,156 @@
       </w:rPr>
     </w:lvl>
   </w:abstractNum>
-  <w:abstractNum w:abstractNumId="8" w15:restartNumberingAfterBreak="0">
+  <w:abstractNum w:abstractNumId="9" w15:restartNumberingAfterBreak="0">
+    <w:nsid w:val="2D863604"/>
+    <w:multiLevelType w:val="multilevel"/>
+    <w:tmpl w:val="D1648AE2"/>
+    <w:lvl w:ilvl="0">
+      <w:start w:val="1"/>
+      <w:numFmt w:val="bullet"/>
+      <w:lvlText w:val=""/>
+      <w:lvlJc w:val="left"/>
+      <w:pPr>
+        <w:tabs>
+          <w:tab w:val="num" w:pos="720"/>
+        </w:tabs>
+        <w:ind w:left="720" w:hanging="360"/>
+      </w:pPr>
+      <w:rPr>
+        <w:rFonts w:ascii="Symbol" w:hAnsi="Symbol" w:hint="default"/>
+        <w:sz w:val="20"/>
+      </w:rPr>
+    </w:lvl>
+    <w:lvl w:ilvl="1">
+      <w:start w:val="1"/>
+      <w:numFmt w:val="bullet"/>
+      <w:lvlText w:val="o"/>
+      <w:lvlJc w:val="left"/>
+      <w:pPr>
+        <w:tabs>
+          <w:tab w:val="num" w:pos="1440"/>
+        </w:tabs>
+        <w:ind w:left="1440" w:hanging="360"/>
+      </w:pPr>
+      <w:rPr>
+        <w:rFonts w:ascii="Courier New" w:hAnsi="Courier New" w:hint="default"/>
+        <w:sz w:val="20"/>
+      </w:rPr>
+    </w:lvl>
+    <w:lvl w:ilvl="2" w:tentative="1">
+      <w:start w:val="1"/>
+      <w:numFmt w:val="bullet"/>
+      <w:lvlText w:val=""/>
+      <w:lvlJc w:val="left"/>
+      <w:pPr>
+        <w:tabs>
+          <w:tab w:val="num" w:pos="2160"/>
+        </w:tabs>
+        <w:ind w:left="2160" w:hanging="360"/>
+      </w:pPr>
+      <w:rPr>
+        <w:rFonts w:ascii="Wingdings" w:hAnsi="Wingdings" w:hint="default"/>
+        <w:sz w:val="20"/>
+      </w:rPr>
+    </w:lvl>
+    <w:lvl w:ilvl="3" w:tentative="1">
+      <w:start w:val="1"/>
+      <w:numFmt w:val="bullet"/>
+      <w:lvlText w:val=""/>
+      <w:lvlJc w:val="left"/>
+      <w:pPr>
+        <w:tabs>
+          <w:tab w:val="num" w:pos="2880"/>
+        </w:tabs>
+        <w:ind w:left="2880" w:hanging="360"/>
+      </w:pPr>
+      <w:rPr>
+        <w:rFonts w:ascii="Wingdings" w:hAnsi="Wingdings" w:hint="default"/>
+        <w:sz w:val="20"/>
+      </w:rPr>
+    </w:lvl>
+    <w:lvl w:ilvl="4" w:tentative="1">
+      <w:start w:val="1"/>
+      <w:numFmt w:val="bullet"/>
+      <w:lvlText w:val=""/>
+      <w:lvlJc w:val="left"/>
+      <w:pPr>
+        <w:tabs>
+          <w:tab w:val="num" w:pos="3600"/>
+        </w:tabs>
+        <w:ind w:left="3600" w:hanging="360"/>
+      </w:pPr>
+      <w:rPr>
+        <w:rFonts w:ascii="Wingdings" w:hAnsi="Wingdings" w:hint="default"/>
+        <w:sz w:val="20"/>
+      </w:rPr>
+    </w:lvl>
+    <w:lvl w:ilvl="5" w:tentative="1">
+      <w:start w:val="1"/>
+      <w:numFmt w:val="bullet"/>
+      <w:lvlText w:val=""/>
+      <w:lvlJc w:val="left"/>
+      <w:pPr>
+        <w:tabs>
+          <w:tab w:val="num" w:pos="4320"/>
+        </w:tabs>
+        <w:ind w:left="4320" w:hanging="360"/>
+      </w:pPr>
+      <w:rPr>
+        <w:rFonts w:ascii="Wingdings" w:hAnsi="Wingdings" w:hint="default"/>
+        <w:sz w:val="20"/>
+      </w:rPr>
+    </w:lvl>
+    <w:lvl w:ilvl="6" w:tentative="1">
+      <w:start w:val="1"/>
+      <w:numFmt w:val="bullet"/>
+      <w:lvlText w:val=""/>
+      <w:lvlJc w:val="left"/>
+      <w:pPr>
+        <w:tabs>
+          <w:tab w:val="num" w:pos="5040"/>
+        </w:tabs>
+        <w:ind w:left="5040" w:hanging="360"/>
+      </w:pPr>
+      <w:rPr>
+        <w:rFonts w:ascii="Wingdings" w:hAnsi="Wingdings" w:hint="default"/>
+        <w:sz w:val="20"/>
+      </w:rPr>
+    </w:lvl>
+    <w:lvl w:ilvl="7" w:tentative="1">
+      <w:start w:val="1"/>
+      <w:numFmt w:val="bullet"/>
+      <w:lvlText w:val=""/>
+      <w:lvlJc w:val="left"/>
+      <w:pPr>
+        <w:tabs>
+          <w:tab w:val="num" w:pos="5760"/>
+        </w:tabs>
+        <w:ind w:left="5760" w:hanging="360"/>
+      </w:pPr>
+      <w:rPr>
+        <w:rFonts w:ascii="Wingdings" w:hAnsi="Wingdings" w:hint="default"/>
+        <w:sz w:val="20"/>
+      </w:rPr>
+    </w:lvl>
+    <w:lvl w:ilvl="8" w:tentative="1">
+      <w:start w:val="1"/>
+      <w:numFmt w:val="bullet"/>
+      <w:lvlText w:val=""/>
+      <w:lvlJc w:val="left"/>
+      <w:pPr>
+        <w:tabs>
+          <w:tab w:val="num" w:pos="6480"/>
+        </w:tabs>
+        <w:ind w:left="6480" w:hanging="360"/>
+      </w:pPr>
+      <w:rPr>
+        <w:rFonts w:ascii="Wingdings" w:hAnsi="Wingdings" w:hint="default"/>
+        <w:sz w:val="20"/>
+      </w:rPr>
+    </w:lvl>
+  </w:abstractNum>
+  <w:abstractNum w:abstractNumId="10" w15:restartNumberingAfterBreak="0">
     <w:nsid w:val="2DAC4DF9"/>
     <w:multiLevelType w:val="hybridMultilevel"/>
     <w:tmpl w:val="C868F802"/>
@@ -3457,7 +3100,7 @@
       </w:rPr>
     </w:lvl>
   </w:abstractNum>
-  <w:abstractNum w:abstractNumId="9" w15:restartNumberingAfterBreak="0">
+  <w:abstractNum w:abstractNumId="11" w15:restartNumberingAfterBreak="0">
     <w:nsid w:val="3AA17F32"/>
     <w:multiLevelType w:val="multilevel"/>
     <w:tmpl w:val="07FE0D48"/>
@@ -3606,7 +3249,7 @@
       </w:rPr>
     </w:lvl>
   </w:abstractNum>
-  <w:abstractNum w:abstractNumId="10" w15:restartNumberingAfterBreak="0">
+  <w:abstractNum w:abstractNumId="12" w15:restartNumberingAfterBreak="0">
     <w:nsid w:val="4DD23B27"/>
     <w:multiLevelType w:val="multilevel"/>
     <w:tmpl w:val="218A2CD4"/>
@@ -3755,7 +3398,7 @@
       </w:rPr>
     </w:lvl>
   </w:abstractNum>
-  <w:abstractNum w:abstractNumId="11" w15:restartNumberingAfterBreak="0">
+  <w:abstractNum w:abstractNumId="13" w15:restartNumberingAfterBreak="0">
     <w:nsid w:val="54D36A86"/>
     <w:multiLevelType w:val="hybridMultilevel"/>
     <w:tmpl w:val="2FF4E9A8"/>
@@ -3868,7 +3511,7 @@
       </w:rPr>
     </w:lvl>
   </w:abstractNum>
-  <w:abstractNum w:abstractNumId="12" w15:restartNumberingAfterBreak="0">
+  <w:abstractNum w:abstractNumId="14" w15:restartNumberingAfterBreak="0">
     <w:nsid w:val="558F18B7"/>
     <w:multiLevelType w:val="multilevel"/>
     <w:tmpl w:val="D83CF326"/>
@@ -4017,7 +3660,454 @@
       </w:rPr>
     </w:lvl>
   </w:abstractNum>
-  <w:abstractNum w:abstractNumId="13" w15:restartNumberingAfterBreak="0">
+  <w:abstractNum w:abstractNumId="15" w15:restartNumberingAfterBreak="0">
+    <w:nsid w:val="58C261E3"/>
+    <w:multiLevelType w:val="multilevel"/>
+    <w:tmpl w:val="06541134"/>
+    <w:lvl w:ilvl="0">
+      <w:start w:val="1"/>
+      <w:numFmt w:val="bullet"/>
+      <w:lvlText w:val=""/>
+      <w:lvlJc w:val="left"/>
+      <w:pPr>
+        <w:tabs>
+          <w:tab w:val="num" w:pos="720"/>
+        </w:tabs>
+        <w:ind w:left="720" w:hanging="360"/>
+      </w:pPr>
+      <w:rPr>
+        <w:rFonts w:ascii="Symbol" w:hAnsi="Symbol" w:hint="default"/>
+        <w:sz w:val="20"/>
+      </w:rPr>
+    </w:lvl>
+    <w:lvl w:ilvl="1" w:tentative="1">
+      <w:start w:val="1"/>
+      <w:numFmt w:val="bullet"/>
+      <w:lvlText w:val="o"/>
+      <w:lvlJc w:val="left"/>
+      <w:pPr>
+        <w:tabs>
+          <w:tab w:val="num" w:pos="1440"/>
+        </w:tabs>
+        <w:ind w:left="1440" w:hanging="360"/>
+      </w:pPr>
+      <w:rPr>
+        <w:rFonts w:ascii="Courier New" w:hAnsi="Courier New" w:hint="default"/>
+        <w:sz w:val="20"/>
+      </w:rPr>
+    </w:lvl>
+    <w:lvl w:ilvl="2" w:tentative="1">
+      <w:start w:val="1"/>
+      <w:numFmt w:val="bullet"/>
+      <w:lvlText w:val=""/>
+      <w:lvlJc w:val="left"/>
+      <w:pPr>
+        <w:tabs>
+          <w:tab w:val="num" w:pos="2160"/>
+        </w:tabs>
+        <w:ind w:left="2160" w:hanging="360"/>
+      </w:pPr>
+      <w:rPr>
+        <w:rFonts w:ascii="Wingdings" w:hAnsi="Wingdings" w:hint="default"/>
+        <w:sz w:val="20"/>
+      </w:rPr>
+    </w:lvl>
+    <w:lvl w:ilvl="3" w:tentative="1">
+      <w:start w:val="1"/>
+      <w:numFmt w:val="bullet"/>
+      <w:lvlText w:val=""/>
+      <w:lvlJc w:val="left"/>
+      <w:pPr>
+        <w:tabs>
+          <w:tab w:val="num" w:pos="2880"/>
+        </w:tabs>
+        <w:ind w:left="2880" w:hanging="360"/>
+      </w:pPr>
+      <w:rPr>
+        <w:rFonts w:ascii="Wingdings" w:hAnsi="Wingdings" w:hint="default"/>
+        <w:sz w:val="20"/>
+      </w:rPr>
+    </w:lvl>
+    <w:lvl w:ilvl="4" w:tentative="1">
+      <w:start w:val="1"/>
+      <w:numFmt w:val="bullet"/>
+      <w:lvlText w:val=""/>
+      <w:lvlJc w:val="left"/>
+      <w:pPr>
+        <w:tabs>
+          <w:tab w:val="num" w:pos="3600"/>
+        </w:tabs>
+        <w:ind w:left="3600" w:hanging="360"/>
+      </w:pPr>
+      <w:rPr>
+        <w:rFonts w:ascii="Wingdings" w:hAnsi="Wingdings" w:hint="default"/>
+        <w:sz w:val="20"/>
+      </w:rPr>
+    </w:lvl>
+    <w:lvl w:ilvl="5" w:tentative="1">
+      <w:start w:val="1"/>
+      <w:numFmt w:val="bullet"/>
+      <w:lvlText w:val=""/>
+      <w:lvlJc w:val="left"/>
+      <w:pPr>
+        <w:tabs>
+          <w:tab w:val="num" w:pos="4320"/>
+        </w:tabs>
+        <w:ind w:left="4320" w:hanging="360"/>
+      </w:pPr>
+      <w:rPr>
+        <w:rFonts w:ascii="Wingdings" w:hAnsi="Wingdings" w:hint="default"/>
+        <w:sz w:val="20"/>
+      </w:rPr>
+    </w:lvl>
+    <w:lvl w:ilvl="6" w:tentative="1">
+      <w:start w:val="1"/>
+      <w:numFmt w:val="bullet"/>
+      <w:lvlText w:val=""/>
+      <w:lvlJc w:val="left"/>
+      <w:pPr>
+        <w:tabs>
+          <w:tab w:val="num" w:pos="5040"/>
+        </w:tabs>
+        <w:ind w:left="5040" w:hanging="360"/>
+      </w:pPr>
+      <w:rPr>
+        <w:rFonts w:ascii="Wingdings" w:hAnsi="Wingdings" w:hint="default"/>
+        <w:sz w:val="20"/>
+      </w:rPr>
+    </w:lvl>
+    <w:lvl w:ilvl="7" w:tentative="1">
+      <w:start w:val="1"/>
+      <w:numFmt w:val="bullet"/>
+      <w:lvlText w:val=""/>
+      <w:lvlJc w:val="left"/>
+      <w:pPr>
+        <w:tabs>
+          <w:tab w:val="num" w:pos="5760"/>
+        </w:tabs>
+        <w:ind w:left="5760" w:hanging="360"/>
+      </w:pPr>
+      <w:rPr>
+        <w:rFonts w:ascii="Wingdings" w:hAnsi="Wingdings" w:hint="default"/>
+        <w:sz w:val="20"/>
+      </w:rPr>
+    </w:lvl>
+    <w:lvl w:ilvl="8" w:tentative="1">
+      <w:start w:val="1"/>
+      <w:numFmt w:val="bullet"/>
+      <w:lvlText w:val=""/>
+      <w:lvlJc w:val="left"/>
+      <w:pPr>
+        <w:tabs>
+          <w:tab w:val="num" w:pos="6480"/>
+        </w:tabs>
+        <w:ind w:left="6480" w:hanging="360"/>
+      </w:pPr>
+      <w:rPr>
+        <w:rFonts w:ascii="Wingdings" w:hAnsi="Wingdings" w:hint="default"/>
+        <w:sz w:val="20"/>
+      </w:rPr>
+    </w:lvl>
+  </w:abstractNum>
+  <w:abstractNum w:abstractNumId="16" w15:restartNumberingAfterBreak="0">
+    <w:nsid w:val="5A066D5E"/>
+    <w:multiLevelType w:val="multilevel"/>
+    <w:tmpl w:val="04DA82EE"/>
+    <w:lvl w:ilvl="0">
+      <w:start w:val="1"/>
+      <w:numFmt w:val="bullet"/>
+      <w:lvlText w:val=""/>
+      <w:lvlJc w:val="left"/>
+      <w:pPr>
+        <w:tabs>
+          <w:tab w:val="num" w:pos="720"/>
+        </w:tabs>
+        <w:ind w:left="720" w:hanging="360"/>
+      </w:pPr>
+      <w:rPr>
+        <w:rFonts w:ascii="Symbol" w:hAnsi="Symbol" w:hint="default"/>
+        <w:sz w:val="20"/>
+      </w:rPr>
+    </w:lvl>
+    <w:lvl w:ilvl="1" w:tentative="1">
+      <w:start w:val="1"/>
+      <w:numFmt w:val="bullet"/>
+      <w:lvlText w:val="o"/>
+      <w:lvlJc w:val="left"/>
+      <w:pPr>
+        <w:tabs>
+          <w:tab w:val="num" w:pos="1440"/>
+        </w:tabs>
+        <w:ind w:left="1440" w:hanging="360"/>
+      </w:pPr>
+      <w:rPr>
+        <w:rFonts w:ascii="Courier New" w:hAnsi="Courier New" w:hint="default"/>
+        <w:sz w:val="20"/>
+      </w:rPr>
+    </w:lvl>
+    <w:lvl w:ilvl="2" w:tentative="1">
+      <w:start w:val="1"/>
+      <w:numFmt w:val="bullet"/>
+      <w:lvlText w:val=""/>
+      <w:lvlJc w:val="left"/>
+      <w:pPr>
+        <w:tabs>
+          <w:tab w:val="num" w:pos="2160"/>
+        </w:tabs>
+        <w:ind w:left="2160" w:hanging="360"/>
+      </w:pPr>
+      <w:rPr>
+        <w:rFonts w:ascii="Wingdings" w:hAnsi="Wingdings" w:hint="default"/>
+        <w:sz w:val="20"/>
+      </w:rPr>
+    </w:lvl>
+    <w:lvl w:ilvl="3" w:tentative="1">
+      <w:start w:val="1"/>
+      <w:numFmt w:val="bullet"/>
+      <w:lvlText w:val=""/>
+      <w:lvlJc w:val="left"/>
+      <w:pPr>
+        <w:tabs>
+          <w:tab w:val="num" w:pos="2880"/>
+        </w:tabs>
+        <w:ind w:left="2880" w:hanging="360"/>
+      </w:pPr>
+      <w:rPr>
+        <w:rFonts w:ascii="Wingdings" w:hAnsi="Wingdings" w:hint="default"/>
+        <w:sz w:val="20"/>
+      </w:rPr>
+    </w:lvl>
+    <w:lvl w:ilvl="4" w:tentative="1">
+      <w:start w:val="1"/>
+      <w:numFmt w:val="bullet"/>
+      <w:lvlText w:val=""/>
+      <w:lvlJc w:val="left"/>
+      <w:pPr>
+        <w:tabs>
+          <w:tab w:val="num" w:pos="3600"/>
+        </w:tabs>
+        <w:ind w:left="3600" w:hanging="360"/>
+      </w:pPr>
+      <w:rPr>
+        <w:rFonts w:ascii="Wingdings" w:hAnsi="Wingdings" w:hint="default"/>
+        <w:sz w:val="20"/>
+      </w:rPr>
+    </w:lvl>
+    <w:lvl w:ilvl="5" w:tentative="1">
+      <w:start w:val="1"/>
+      <w:numFmt w:val="bullet"/>
+      <w:lvlText w:val=""/>
+      <w:lvlJc w:val="left"/>
+      <w:pPr>
+        <w:tabs>
+          <w:tab w:val="num" w:pos="4320"/>
+        </w:tabs>
+        <w:ind w:left="4320" w:hanging="360"/>
+      </w:pPr>
+      <w:rPr>
+        <w:rFonts w:ascii="Wingdings" w:hAnsi="Wingdings" w:hint="default"/>
+        <w:sz w:val="20"/>
+      </w:rPr>
+    </w:lvl>
+    <w:lvl w:ilvl="6" w:tentative="1">
+      <w:start w:val="1"/>
+      <w:numFmt w:val="bullet"/>
+      <w:lvlText w:val=""/>
+      <w:lvlJc w:val="left"/>
+      <w:pPr>
+        <w:tabs>
+          <w:tab w:val="num" w:pos="5040"/>
+        </w:tabs>
+        <w:ind w:left="5040" w:hanging="360"/>
+      </w:pPr>
+      <w:rPr>
+        <w:rFonts w:ascii="Wingdings" w:hAnsi="Wingdings" w:hint="default"/>
+        <w:sz w:val="20"/>
+      </w:rPr>
+    </w:lvl>
+    <w:lvl w:ilvl="7" w:tentative="1">
+      <w:start w:val="1"/>
+      <w:numFmt w:val="bullet"/>
+      <w:lvlText w:val=""/>
+      <w:lvlJc w:val="left"/>
+      <w:pPr>
+        <w:tabs>
+          <w:tab w:val="num" w:pos="5760"/>
+        </w:tabs>
+        <w:ind w:left="5760" w:hanging="360"/>
+      </w:pPr>
+      <w:rPr>
+        <w:rFonts w:ascii="Wingdings" w:hAnsi="Wingdings" w:hint="default"/>
+        <w:sz w:val="20"/>
+      </w:rPr>
+    </w:lvl>
+    <w:lvl w:ilvl="8" w:tentative="1">
+      <w:start w:val="1"/>
+      <w:numFmt w:val="bullet"/>
+      <w:lvlText w:val=""/>
+      <w:lvlJc w:val="left"/>
+      <w:pPr>
+        <w:tabs>
+          <w:tab w:val="num" w:pos="6480"/>
+        </w:tabs>
+        <w:ind w:left="6480" w:hanging="360"/>
+      </w:pPr>
+      <w:rPr>
+        <w:rFonts w:ascii="Wingdings" w:hAnsi="Wingdings" w:hint="default"/>
+        <w:sz w:val="20"/>
+      </w:rPr>
+    </w:lvl>
+  </w:abstractNum>
+  <w:abstractNum w:abstractNumId="17" w15:restartNumberingAfterBreak="0">
+    <w:nsid w:val="5A1A6B34"/>
+    <w:multiLevelType w:val="multilevel"/>
+    <w:tmpl w:val="1364529E"/>
+    <w:lvl w:ilvl="0">
+      <w:start w:val="1"/>
+      <w:numFmt w:val="bullet"/>
+      <w:lvlText w:val=""/>
+      <w:lvlJc w:val="left"/>
+      <w:pPr>
+        <w:tabs>
+          <w:tab w:val="num" w:pos="720"/>
+        </w:tabs>
+        <w:ind w:left="720" w:hanging="360"/>
+      </w:pPr>
+      <w:rPr>
+        <w:rFonts w:ascii="Symbol" w:hAnsi="Symbol" w:hint="default"/>
+        <w:sz w:val="20"/>
+      </w:rPr>
+    </w:lvl>
+    <w:lvl w:ilvl="1">
+      <w:start w:val="1"/>
+      <w:numFmt w:val="bullet"/>
+      <w:lvlText w:val="o"/>
+      <w:lvlJc w:val="left"/>
+      <w:pPr>
+        <w:tabs>
+          <w:tab w:val="num" w:pos="1440"/>
+        </w:tabs>
+        <w:ind w:left="1440" w:hanging="360"/>
+      </w:pPr>
+      <w:rPr>
+        <w:rFonts w:ascii="Courier New" w:hAnsi="Courier New" w:hint="default"/>
+        <w:sz w:val="20"/>
+      </w:rPr>
+    </w:lvl>
+    <w:lvl w:ilvl="2" w:tentative="1">
+      <w:start w:val="1"/>
+      <w:numFmt w:val="bullet"/>
+      <w:lvlText w:val=""/>
+      <w:lvlJc w:val="left"/>
+      <w:pPr>
+        <w:tabs>
+          <w:tab w:val="num" w:pos="2160"/>
+        </w:tabs>
+        <w:ind w:left="2160" w:hanging="360"/>
+      </w:pPr>
+      <w:rPr>
+        <w:rFonts w:ascii="Wingdings" w:hAnsi="Wingdings" w:hint="default"/>
+        <w:sz w:val="20"/>
+      </w:rPr>
+    </w:lvl>
+    <w:lvl w:ilvl="3" w:tentative="1">
+      <w:start w:val="1"/>
+      <w:numFmt w:val="bullet"/>
+      <w:lvlText w:val=""/>
+      <w:lvlJc w:val="left"/>
+      <w:pPr>
+        <w:tabs>
+          <w:tab w:val="num" w:pos="2880"/>
+        </w:tabs>
+        <w:ind w:left="2880" w:hanging="360"/>
+      </w:pPr>
+      <w:rPr>
+        <w:rFonts w:ascii="Wingdings" w:hAnsi="Wingdings" w:hint="default"/>
+        <w:sz w:val="20"/>
+      </w:rPr>
+    </w:lvl>
+    <w:lvl w:ilvl="4" w:tentative="1">
+      <w:start w:val="1"/>
+      <w:numFmt w:val="bullet"/>
+      <w:lvlText w:val=""/>
+      <w:lvlJc w:val="left"/>
+      <w:pPr>
+        <w:tabs>
+          <w:tab w:val="num" w:pos="3600"/>
+        </w:tabs>
+        <w:ind w:left="3600" w:hanging="360"/>
+      </w:pPr>
+      <w:rPr>
+        <w:rFonts w:ascii="Wingdings" w:hAnsi="Wingdings" w:hint="default"/>
+        <w:sz w:val="20"/>
+      </w:rPr>
+    </w:lvl>
+    <w:lvl w:ilvl="5" w:tentative="1">
+      <w:start w:val="1"/>
+      <w:numFmt w:val="bullet"/>
+      <w:lvlText w:val=""/>
+      <w:lvlJc w:val="left"/>
+      <w:pPr>
+        <w:tabs>
+          <w:tab w:val="num" w:pos="4320"/>
+        </w:tabs>
+        <w:ind w:left="4320" w:hanging="360"/>
+      </w:pPr>
+      <w:rPr>
+        <w:rFonts w:ascii="Wingdings" w:hAnsi="Wingdings" w:hint="default"/>
+        <w:sz w:val="20"/>
+      </w:rPr>
+    </w:lvl>
+    <w:lvl w:ilvl="6" w:tentative="1">
+      <w:start w:val="1"/>
+      <w:numFmt w:val="bullet"/>
+      <w:lvlText w:val=""/>
+      <w:lvlJc w:val="left"/>
+      <w:pPr>
+        <w:tabs>
+          <w:tab w:val="num" w:pos="5040"/>
+        </w:tabs>
+        <w:ind w:left="5040" w:hanging="360"/>
+      </w:pPr>
+      <w:rPr>
+        <w:rFonts w:ascii="Wingdings" w:hAnsi="Wingdings" w:hint="default"/>
+        <w:sz w:val="20"/>
+      </w:rPr>
+    </w:lvl>
+    <w:lvl w:ilvl="7" w:tentative="1">
+      <w:start w:val="1"/>
+      <w:numFmt w:val="bullet"/>
+      <w:lvlText w:val=""/>
+      <w:lvlJc w:val="left"/>
+      <w:pPr>
+        <w:tabs>
+          <w:tab w:val="num" w:pos="5760"/>
+        </w:tabs>
+        <w:ind w:left="5760" w:hanging="360"/>
+      </w:pPr>
+      <w:rPr>
+        <w:rFonts w:ascii="Wingdings" w:hAnsi="Wingdings" w:hint="default"/>
+        <w:sz w:val="20"/>
+      </w:rPr>
+    </w:lvl>
+    <w:lvl w:ilvl="8" w:tentative="1">
+      <w:start w:val="1"/>
+      <w:numFmt w:val="bullet"/>
+      <w:lvlText w:val=""/>
+      <w:lvlJc w:val="left"/>
+      <w:pPr>
+        <w:tabs>
+          <w:tab w:val="num" w:pos="6480"/>
+        </w:tabs>
+        <w:ind w:left="6480" w:hanging="360"/>
+      </w:pPr>
+      <w:rPr>
+        <w:rFonts w:ascii="Wingdings" w:hAnsi="Wingdings" w:hint="default"/>
+        <w:sz w:val="20"/>
+      </w:rPr>
+    </w:lvl>
+  </w:abstractNum>
+  <w:abstractNum w:abstractNumId="18" w15:restartNumberingAfterBreak="0">
     <w:nsid w:val="6C401F3C"/>
     <w:multiLevelType w:val="multilevel"/>
     <w:tmpl w:val="050E6970"/>
@@ -4166,7 +4256,7 @@
       </w:rPr>
     </w:lvl>
   </w:abstractNum>
-  <w:abstractNum w:abstractNumId="14" w15:restartNumberingAfterBreak="0">
+  <w:abstractNum w:abstractNumId="19" w15:restartNumberingAfterBreak="0">
     <w:nsid w:val="71B75ADD"/>
     <w:multiLevelType w:val="hybridMultilevel"/>
     <w:tmpl w:val="A4D28528"/>
@@ -4279,7 +4369,7 @@
       </w:rPr>
     </w:lvl>
   </w:abstractNum>
-  <w:abstractNum w:abstractNumId="15" w15:restartNumberingAfterBreak="0">
+  <w:abstractNum w:abstractNumId="20" w15:restartNumberingAfterBreak="0">
     <w:nsid w:val="771C313C"/>
     <w:multiLevelType w:val="multilevel"/>
     <w:tmpl w:val="2E2EF13E"/>
@@ -4428,7 +4518,7 @@
       </w:rPr>
     </w:lvl>
   </w:abstractNum>
-  <w:abstractNum w:abstractNumId="16" w15:restartNumberingAfterBreak="0">
+  <w:abstractNum w:abstractNumId="21" w15:restartNumberingAfterBreak="0">
     <w:nsid w:val="7AEE4959"/>
     <w:multiLevelType w:val="multilevel"/>
     <w:tmpl w:val="46C2D0B0"/>
@@ -4578,54 +4668,69 @@
     </w:lvl>
   </w:abstractNum>
   <w:num w:numId="1" w16cid:durableId="681979264">
-    <w:abstractNumId w:val="6"/>
+    <w:abstractNumId w:val="7"/>
   </w:num>
   <w:num w:numId="2" w16cid:durableId="1148396519">
-    <w:abstractNumId w:val="7"/>
+    <w:abstractNumId w:val="8"/>
   </w:num>
   <w:num w:numId="3" w16cid:durableId="1139768597">
-    <w:abstractNumId w:val="3"/>
+    <w:abstractNumId w:val="4"/>
   </w:num>
   <w:num w:numId="4" w16cid:durableId="1891727154">
-    <w:abstractNumId w:val="8"/>
+    <w:abstractNumId w:val="10"/>
   </w:num>
   <w:num w:numId="5" w16cid:durableId="1892686554">
-    <w:abstractNumId w:val="14"/>
+    <w:abstractNumId w:val="19"/>
   </w:num>
   <w:num w:numId="6" w16cid:durableId="278411500">
-    <w:abstractNumId w:val="11"/>
+    <w:abstractNumId w:val="13"/>
   </w:num>
   <w:num w:numId="7" w16cid:durableId="624117494">
-    <w:abstractNumId w:val="16"/>
+    <w:abstractNumId w:val="21"/>
   </w:num>
   <w:num w:numId="8" w16cid:durableId="1037316068">
-    <w:abstractNumId w:val="5"/>
+    <w:abstractNumId w:val="6"/>
   </w:num>
   <w:num w:numId="9" w16cid:durableId="209460107">
     <w:abstractNumId w:val="1"/>
   </w:num>
   <w:num w:numId="10" w16cid:durableId="1133215499">
-    <w:abstractNumId w:val="4"/>
+    <w:abstractNumId w:val="5"/>
   </w:num>
   <w:num w:numId="11" w16cid:durableId="2009361531">
-    <w:abstractNumId w:val="10"/>
+    <w:abstractNumId w:val="12"/>
   </w:num>
   <w:num w:numId="12" w16cid:durableId="1715079687">
-    <w:abstractNumId w:val="9"/>
+    <w:abstractNumId w:val="11"/>
   </w:num>
   <w:num w:numId="13" w16cid:durableId="1438866067">
-    <w:abstractNumId w:val="12"/>
+    <w:abstractNumId w:val="14"/>
   </w:num>
   <w:num w:numId="14" w16cid:durableId="2113237808">
     <w:abstractNumId w:val="0"/>
   </w:num>
   <w:num w:numId="15" w16cid:durableId="761417800">
+    <w:abstractNumId w:val="3"/>
+  </w:num>
+  <w:num w:numId="16" w16cid:durableId="724567322">
+    <w:abstractNumId w:val="18"/>
+  </w:num>
+  <w:num w:numId="17" w16cid:durableId="1231622482">
+    <w:abstractNumId w:val="20"/>
+  </w:num>
+  <w:num w:numId="18" w16cid:durableId="696005628">
+    <w:abstractNumId w:val="16"/>
+  </w:num>
+  <w:num w:numId="19" w16cid:durableId="215435005">
     <w:abstractNumId w:val="2"/>
   </w:num>
-  <w:num w:numId="16" w16cid:durableId="724567322">
-    <w:abstractNumId w:val="13"/>
+  <w:num w:numId="20" w16cid:durableId="899484807">
+    <w:abstractNumId w:val="9"/>
   </w:num>
-  <w:num w:numId="17" w16cid:durableId="1231622482">
+  <w:num w:numId="21" w16cid:durableId="85613252">
+    <w:abstractNumId w:val="17"/>
+  </w:num>
+  <w:num w:numId="22" w16cid:durableId="535194879">
     <w:abstractNumId w:val="15"/>
   </w:num>
 </w:numbering>
@@ -5051,6 +5156,29 @@
       <w:szCs w:val="32"/>
     </w:rPr>
   </w:style>
+  <w:style w:type="paragraph" w:styleId="Ttulo3">
+    <w:name w:val="heading 3"/>
+    <w:basedOn w:val="Normal"/>
+    <w:next w:val="Normal"/>
+    <w:link w:val="Ttulo3Char"/>
+    <w:uiPriority w:val="9"/>
+    <w:semiHidden/>
+    <w:unhideWhenUsed/>
+    <w:qFormat/>
+    <w:rsid w:val="00294423"/>
+    <w:pPr>
+      <w:keepNext/>
+      <w:keepLines/>
+      <w:spacing w:before="40" w:after="0"/>
+      <w:outlineLvl w:val="2"/>
+    </w:pPr>
+    <w:rPr>
+      <w:rFonts w:asciiTheme="majorHAnsi" w:eastAsiaTheme="majorEastAsia" w:hAnsiTheme="majorHAnsi" w:cstheme="majorBidi"/>
+      <w:color w:val="243F60" w:themeColor="accent1" w:themeShade="7F"/>
+      <w:sz w:val="24"/>
+      <w:szCs w:val="24"/>
+    </w:rPr>
+  </w:style>
   <w:style w:type="character" w:default="1" w:styleId="Fontepargpadro">
     <w:name w:val="Default Paragraph Font"/>
     <w:uiPriority w:val="1"/>
@@ -5137,6 +5265,20 @@
       <w:color w:val="365F91" w:themeColor="accent1" w:themeShade="BF"/>
       <w:sz w:val="32"/>
       <w:szCs w:val="32"/>
+    </w:rPr>
+  </w:style>
+  <w:style w:type="character" w:customStyle="1" w:styleId="Ttulo3Char">
+    <w:name w:val="Título 3 Char"/>
+    <w:basedOn w:val="Fontepargpadro"/>
+    <w:link w:val="Ttulo3"/>
+    <w:uiPriority w:val="9"/>
+    <w:semiHidden/>
+    <w:rsid w:val="00294423"/>
+    <w:rPr>
+      <w:rFonts w:asciiTheme="majorHAnsi" w:eastAsiaTheme="majorEastAsia" w:hAnsiTheme="majorHAnsi" w:cstheme="majorBidi"/>
+      <w:color w:val="243F60" w:themeColor="accent1" w:themeShade="7F"/>
+      <w:sz w:val="24"/>
+      <w:szCs w:val="24"/>
     </w:rPr>
   </w:style>
 </w:styles>
